--- a/WIP/2. Chemie Klausur 25.02.2026.docx
+++ b/WIP/2. Chemie Klausur 25.02.2026.docx
@@ -448,7 +448,7 @@
                     </pic:cNvPicPr>
                   </pic:nvPicPr>
                   <pic:blipFill>
-                    <a:blip r:embed="rId4" cstate="print">
+                    <a:blip r:embed="rId5" cstate="print">
                       <a:extLst>
                         <a:ext uri="{28A0092B-C50C-407E-A947-70E740481C1C}">
                           <a14:useLocalDpi xmlns:a14="http://schemas.microsoft.com/office/drawing/2010/main" val="0"/>
@@ -1416,7 +1416,7 @@
                           <pic:cNvPicPr/>
                         </pic:nvPicPr>
                         <pic:blipFill>
-                          <a:blip r:embed="rId5"/>
+                          <a:blip r:embed="rId6"/>
                           <a:stretch>
                             <a:fillRect/>
                           </a:stretch>
@@ -1506,7 +1506,7 @@
                           <pic:cNvPicPr/>
                         </pic:nvPicPr>
                         <pic:blipFill>
-                          <a:blip r:embed="rId6"/>
+                          <a:blip r:embed="rId7"/>
                           <a:stretch>
                             <a:fillRect/>
                           </a:stretch>
@@ -1585,7 +1585,7 @@
                           <pic:cNvPicPr/>
                         </pic:nvPicPr>
                         <pic:blipFill>
-                          <a:blip r:embed="rId7"/>
+                          <a:blip r:embed="rId8"/>
                           <a:stretch>
                             <a:fillRect/>
                           </a:stretch>
@@ -2123,6 +2123,9 @@
         </w:rPr>
         <w:t>Vorteile und Nachteile der Verwendung von Kunststoffen</w:t>
       </w:r>
+      <w:r>
+        <w:t xml:space="preserve"> </w:t>
+      </w:r>
     </w:p>
     <w:tbl>
       <w:tblPr>
@@ -2193,19 +2196,18 @@
           </w:tcPr>
           <w:p>
             <w:pPr>
-              <w:jc w:val="center"/>
-              <w:rPr>
-                <w:rFonts w:ascii="Roboto" w:hAnsi="Roboto"/>
-                <w:sz w:val="32"/>
-                <w:szCs w:val="32"/>
+              <w:rPr>
+                <w:rFonts w:ascii="Roboto" w:hAnsi="Roboto"/>
+                <w:sz w:val="28"/>
+                <w:szCs w:val="28"/>
                 <w:lang w:val="de-DE"/>
               </w:rPr>
             </w:pPr>
             <w:r>
               <w:rPr>
                 <w:rFonts w:ascii="Roboto" w:hAnsi="Roboto"/>
-                <w:sz w:val="32"/>
-                <w:szCs w:val="32"/>
+                <w:sz w:val="28"/>
+                <w:szCs w:val="28"/>
                 <w:lang w:val="de-DE"/>
               </w:rPr>
               <w:t>Niedriges spezifisches Gewicht</w:t>
@@ -2218,19 +2220,18 @@
           </w:tcPr>
           <w:p>
             <w:pPr>
-              <w:jc w:val="center"/>
-              <w:rPr>
-                <w:rFonts w:ascii="Roboto" w:hAnsi="Roboto"/>
-                <w:sz w:val="32"/>
-                <w:szCs w:val="32"/>
+              <w:rPr>
+                <w:rFonts w:ascii="Roboto" w:hAnsi="Roboto"/>
+                <w:sz w:val="28"/>
+                <w:szCs w:val="28"/>
                 <w:lang w:val="de-DE"/>
               </w:rPr>
             </w:pPr>
             <w:r>
               <w:rPr>
                 <w:rFonts w:ascii="Roboto" w:hAnsi="Roboto"/>
-                <w:sz w:val="32"/>
-                <w:szCs w:val="32"/>
+                <w:sz w:val="28"/>
+                <w:szCs w:val="28"/>
                 <w:lang w:val="de-DE"/>
               </w:rPr>
               <w:t>Meist nur geringe mechanische Festigkeit</w:t>
@@ -2245,19 +2246,18 @@
           </w:tcPr>
           <w:p>
             <w:pPr>
-              <w:jc w:val="center"/>
-              <w:rPr>
-                <w:rFonts w:ascii="Roboto" w:hAnsi="Roboto"/>
-                <w:sz w:val="32"/>
-                <w:szCs w:val="32"/>
+              <w:rPr>
+                <w:rFonts w:ascii="Roboto" w:hAnsi="Roboto"/>
+                <w:sz w:val="28"/>
+                <w:szCs w:val="28"/>
                 <w:lang w:val="de-DE"/>
               </w:rPr>
             </w:pPr>
             <w:r>
               <w:rPr>
                 <w:rFonts w:ascii="Roboto" w:hAnsi="Roboto"/>
-                <w:sz w:val="32"/>
-                <w:szCs w:val="32"/>
+                <w:sz w:val="28"/>
+                <w:szCs w:val="28"/>
                 <w:lang w:val="de-DE"/>
               </w:rPr>
               <w:t>Hohe Beständigkeit gegen Korrosion und Verrottung</w:t>
@@ -2270,19 +2270,18 @@
           </w:tcPr>
           <w:p>
             <w:pPr>
-              <w:jc w:val="center"/>
-              <w:rPr>
-                <w:rFonts w:ascii="Roboto" w:hAnsi="Roboto"/>
-                <w:sz w:val="32"/>
-                <w:szCs w:val="32"/>
+              <w:rPr>
+                <w:rFonts w:ascii="Roboto" w:hAnsi="Roboto"/>
+                <w:sz w:val="28"/>
+                <w:szCs w:val="28"/>
                 <w:lang w:val="de-DE"/>
               </w:rPr>
             </w:pPr>
             <w:r>
               <w:rPr>
                 <w:rFonts w:ascii="Roboto" w:hAnsi="Roboto"/>
-                <w:sz w:val="32"/>
-                <w:szCs w:val="32"/>
+                <w:sz w:val="28"/>
+                <w:szCs w:val="28"/>
                 <w:lang w:val="de-DE"/>
               </w:rPr>
               <w:t>Meist nur geringe Formbeständigkeit in der Wärme und Wärmestandfestigkeit</w:t>
@@ -2297,19 +2296,18 @@
           </w:tcPr>
           <w:p>
             <w:pPr>
-              <w:jc w:val="center"/>
-              <w:rPr>
-                <w:rFonts w:ascii="Roboto" w:hAnsi="Roboto"/>
-                <w:sz w:val="32"/>
-                <w:szCs w:val="32"/>
+              <w:rPr>
+                <w:rFonts w:ascii="Roboto" w:hAnsi="Roboto"/>
+                <w:sz w:val="28"/>
+                <w:szCs w:val="28"/>
                 <w:lang w:val="de-DE"/>
               </w:rPr>
             </w:pPr>
             <w:r>
               <w:rPr>
                 <w:rFonts w:ascii="Roboto" w:hAnsi="Roboto"/>
-                <w:sz w:val="32"/>
-                <w:szCs w:val="32"/>
+                <w:sz w:val="28"/>
+                <w:szCs w:val="28"/>
                 <w:lang w:val="de-DE"/>
               </w:rPr>
               <w:t>Hohe elektrische Isolierfähigkeit, Wärmeschutzwirkung und Dämmwirkung gegen Schall</w:t>
@@ -2322,19 +2320,18 @@
           </w:tcPr>
           <w:p>
             <w:pPr>
-              <w:jc w:val="center"/>
-              <w:rPr>
-                <w:rFonts w:ascii="Roboto" w:hAnsi="Roboto"/>
-                <w:sz w:val="32"/>
-                <w:szCs w:val="32"/>
+              <w:rPr>
+                <w:rFonts w:ascii="Roboto" w:hAnsi="Roboto"/>
+                <w:sz w:val="28"/>
+                <w:szCs w:val="28"/>
                 <w:lang w:val="de-DE"/>
               </w:rPr>
             </w:pPr>
             <w:r>
               <w:rPr>
                 <w:rFonts w:ascii="Roboto" w:hAnsi="Roboto"/>
-                <w:sz w:val="32"/>
-                <w:szCs w:val="32"/>
+                <w:sz w:val="28"/>
+                <w:szCs w:val="28"/>
                 <w:lang w:val="de-DE"/>
               </w:rPr>
               <w:t>Anfälligkeit gegen Alterung, d. h.: Beeinträchtigung der physikalischen Eigenschaften unter Einwirkung von Licht und Wärme</w:t>
@@ -2349,19 +2346,18 @@
           </w:tcPr>
           <w:p>
             <w:pPr>
-              <w:jc w:val="center"/>
-              <w:rPr>
-                <w:rFonts w:ascii="Roboto" w:hAnsi="Roboto"/>
-                <w:sz w:val="32"/>
-                <w:szCs w:val="32"/>
+              <w:rPr>
+                <w:rFonts w:ascii="Roboto" w:hAnsi="Roboto"/>
+                <w:sz w:val="28"/>
+                <w:szCs w:val="28"/>
                 <w:lang w:val="de-DE"/>
               </w:rPr>
             </w:pPr>
             <w:r>
               <w:rPr>
                 <w:rFonts w:ascii="Roboto" w:hAnsi="Roboto"/>
-                <w:sz w:val="32"/>
-                <w:szCs w:val="32"/>
+                <w:sz w:val="28"/>
+                <w:szCs w:val="28"/>
                 <w:lang w:val="de-DE"/>
               </w:rPr>
               <w:t>Leichte Formgebung und wirtschaftliche Verarbeitbarkeit, deshalb idealer Werkstoff für die Massenfertigung</w:t>
@@ -2374,19 +2370,18 @@
           </w:tcPr>
           <w:p>
             <w:pPr>
-              <w:jc w:val="center"/>
-              <w:rPr>
-                <w:rFonts w:ascii="Roboto" w:hAnsi="Roboto"/>
-                <w:sz w:val="32"/>
-                <w:szCs w:val="32"/>
+              <w:rPr>
+                <w:rFonts w:ascii="Roboto" w:hAnsi="Roboto"/>
+                <w:sz w:val="28"/>
+                <w:szCs w:val="28"/>
                 <w:lang w:val="de-DE"/>
               </w:rPr>
             </w:pPr>
             <w:r>
               <w:rPr>
                 <w:rFonts w:ascii="Roboto" w:hAnsi="Roboto"/>
-                <w:sz w:val="32"/>
-                <w:szCs w:val="32"/>
+                <w:sz w:val="28"/>
+                <w:szCs w:val="28"/>
                 <w:lang w:val="de-DE"/>
               </w:rPr>
               <w:t>Wegen ihrer organischen Natur sind meisten Kunststoffe brennbar</w:t>
@@ -2401,19 +2396,18 @@
           </w:tcPr>
           <w:p>
             <w:pPr>
-              <w:jc w:val="center"/>
-              <w:rPr>
-                <w:rFonts w:ascii="Roboto" w:hAnsi="Roboto"/>
-                <w:sz w:val="32"/>
-                <w:szCs w:val="32"/>
+              <w:rPr>
+                <w:rFonts w:ascii="Roboto" w:hAnsi="Roboto"/>
+                <w:sz w:val="28"/>
+                <w:szCs w:val="28"/>
                 <w:lang w:val="de-DE"/>
               </w:rPr>
             </w:pPr>
             <w:r>
               <w:rPr>
                 <w:rFonts w:ascii="Roboto" w:hAnsi="Roboto"/>
-                <w:sz w:val="32"/>
-                <w:szCs w:val="32"/>
+                <w:sz w:val="28"/>
+                <w:szCs w:val="28"/>
                 <w:lang w:val="de-DE"/>
               </w:rPr>
               <w:t xml:space="preserve">Farbfreudigkeit; in vielen leuchtenden Farben in der Masse </w:t>
@@ -2422,8 +2416,8 @@
             <w:r>
               <w:rPr>
                 <w:rFonts w:ascii="Roboto" w:hAnsi="Roboto"/>
-                <w:sz w:val="32"/>
-                <w:szCs w:val="32"/>
+                <w:sz w:val="28"/>
+                <w:szCs w:val="28"/>
                 <w:lang w:val="de-DE"/>
               </w:rPr>
               <w:t>einfärbbar</w:t>
@@ -2432,8 +2426,8 @@
             <w:r>
               <w:rPr>
                 <w:rFonts w:ascii="Roboto" w:hAnsi="Roboto"/>
-                <w:sz w:val="32"/>
-                <w:szCs w:val="32"/>
+                <w:sz w:val="28"/>
+                <w:szCs w:val="28"/>
                 <w:lang w:val="de-DE"/>
               </w:rPr>
               <w:t xml:space="preserve">, bedruck- und </w:t>
@@ -2442,8 +2436,8 @@
             <w:r>
               <w:rPr>
                 <w:rFonts w:ascii="Roboto" w:hAnsi="Roboto"/>
-                <w:sz w:val="32"/>
-                <w:szCs w:val="32"/>
+                <w:sz w:val="28"/>
+                <w:szCs w:val="28"/>
                 <w:lang w:val="de-DE"/>
               </w:rPr>
               <w:t>metallisierbar</w:t>
@@ -2452,21 +2446,11 @@
             <w:r>
               <w:rPr>
                 <w:rFonts w:ascii="Roboto" w:hAnsi="Roboto"/>
-                <w:sz w:val="32"/>
-                <w:szCs w:val="32"/>
-                <w:lang w:val="de-DE"/>
-              </w:rPr>
-              <w:t xml:space="preserve"> breites </w:t>
-            </w:r>
-            <w:r>
-              <w:rPr>
-                <w:rFonts w:ascii="Roboto" w:hAnsi="Roboto"/>
-                <w:sz w:val="32"/>
-                <w:szCs w:val="32"/>
-                <w:lang w:val="de-DE"/>
-              </w:rPr>
-              <w:lastRenderedPageBreak/>
-              <w:t>Angebot preiswerter Rohstoffe</w:t>
+                <w:sz w:val="28"/>
+                <w:szCs w:val="28"/>
+                <w:lang w:val="de-DE"/>
+              </w:rPr>
+              <w:t xml:space="preserve"> breites Angebot preiswerter Rohstoffe</w:t>
             </w:r>
           </w:p>
         </w:tc>
@@ -2476,22 +2460,20 @@
           </w:tcPr>
           <w:p>
             <w:pPr>
-              <w:jc w:val="center"/>
-              <w:rPr>
-                <w:rFonts w:ascii="Roboto" w:hAnsi="Roboto"/>
-                <w:sz w:val="32"/>
-                <w:szCs w:val="32"/>
+              <w:rPr>
+                <w:rFonts w:ascii="Roboto" w:hAnsi="Roboto"/>
+                <w:sz w:val="28"/>
+                <w:szCs w:val="28"/>
                 <w:lang w:val="de-DE"/>
               </w:rPr>
             </w:pPr>
             <w:r>
               <w:rPr>
                 <w:rFonts w:ascii="Roboto" w:hAnsi="Roboto"/>
-                <w:sz w:val="32"/>
-                <w:szCs w:val="32"/>
-                <w:lang w:val="de-DE"/>
-              </w:rPr>
-              <w:lastRenderedPageBreak/>
+                <w:sz w:val="28"/>
+                <w:szCs w:val="28"/>
+                <w:lang w:val="de-DE"/>
+              </w:rPr>
               <w:t>Schwierig auszubessern, Reparatur lohnt sich nur selten</w:t>
             </w:r>
           </w:p>
@@ -2514,6 +2496,1384 @@
         <w:jc w:val="center"/>
         <w:rPr>
           <w:rFonts w:ascii="Roboto" w:hAnsi="Roboto"/>
+          <w:color w:val="806000" w:themeColor="accent4" w:themeShade="80"/>
+          <w:sz w:val="36"/>
+          <w:szCs w:val="36"/>
+          <w:lang w:val="de-DE"/>
+        </w:rPr>
+      </w:pPr>
+    </w:p>
+    <w:p>
+      <w:pPr>
+        <w:jc w:val="center"/>
+        <w:rPr>
+          <w:rFonts w:ascii="Roboto" w:hAnsi="Roboto"/>
+          <w:color w:val="806000" w:themeColor="accent4" w:themeShade="80"/>
+          <w:sz w:val="36"/>
+          <w:szCs w:val="36"/>
+          <w:lang w:val="de-DE"/>
+        </w:rPr>
+      </w:pPr>
+    </w:p>
+    <w:p>
+      <w:pPr>
+        <w:jc w:val="center"/>
+        <w:rPr>
+          <w:rFonts w:ascii="Roboto" w:hAnsi="Roboto"/>
+          <w:color w:val="806000" w:themeColor="accent4" w:themeShade="80"/>
+          <w:sz w:val="36"/>
+          <w:szCs w:val="36"/>
+          <w:lang w:val="de-DE"/>
+        </w:rPr>
+      </w:pPr>
+      <w:r>
+        <w:rPr>
+          <w:rFonts w:ascii="Roboto" w:hAnsi="Roboto"/>
+          <w:color w:val="806000" w:themeColor="accent4" w:themeShade="80"/>
+          <w:sz w:val="36"/>
+          <w:szCs w:val="36"/>
+          <w:lang w:val="de-DE"/>
+        </w:rPr>
+        <w:lastRenderedPageBreak/>
+        <w:t>Aufbau</w:t>
+      </w:r>
+      <w:r>
+        <w:rPr>
+          <w:rFonts w:ascii="Roboto" w:hAnsi="Roboto"/>
+          <w:color w:val="806000" w:themeColor="accent4" w:themeShade="80"/>
+          <w:sz w:val="36"/>
+          <w:szCs w:val="36"/>
+          <w:lang w:val="de-DE"/>
+        </w:rPr>
+        <w:t xml:space="preserve"> der Polymerketten</w:t>
+      </w:r>
+    </w:p>
+    <w:p>
+      <w:pPr>
+        <w:jc w:val="center"/>
+        <w:rPr>
+          <w:rFonts w:ascii="Roboto" w:hAnsi="Roboto"/>
+          <w:sz w:val="32"/>
+          <w:szCs w:val="32"/>
+          <w:lang w:val="de-DE"/>
+        </w:rPr>
+      </w:pPr>
+      <w:r>
+        <w:rPr>
+          <w:rFonts w:ascii="Roboto" w:hAnsi="Roboto"/>
+          <w:b/>
+          <w:bCs/>
+          <w:sz w:val="32"/>
+          <w:szCs w:val="32"/>
+          <w:lang w:val="de-DE"/>
+        </w:rPr>
+        <w:t>Homopolymere</w:t>
+      </w:r>
+      <w:r>
+        <w:rPr>
+          <w:rFonts w:ascii="Roboto" w:hAnsi="Roboto"/>
+          <w:sz w:val="32"/>
+          <w:szCs w:val="32"/>
+          <w:lang w:val="de-DE"/>
+        </w:rPr>
+        <w:t xml:space="preserve"> sind aus nur einem </w:t>
+      </w:r>
+      <w:r>
+        <w:rPr>
+          <w:rFonts w:ascii="Roboto" w:hAnsi="Roboto"/>
+          <w:b/>
+          <w:bCs/>
+          <w:color w:val="ED7D31" w:themeColor="accent2"/>
+          <w:sz w:val="32"/>
+          <w:szCs w:val="32"/>
+          <w:lang w:val="de-DE"/>
+        </w:rPr>
+        <w:t>einzigem Monomer</w:t>
+      </w:r>
+      <w:r>
+        <w:rPr>
+          <w:rFonts w:ascii="Roboto" w:hAnsi="Roboto"/>
+          <w:color w:val="ED7D31" w:themeColor="accent2"/>
+          <w:sz w:val="32"/>
+          <w:szCs w:val="32"/>
+          <w:lang w:val="de-DE"/>
+        </w:rPr>
+        <w:t xml:space="preserve"> </w:t>
+      </w:r>
+      <w:r>
+        <w:rPr>
+          <w:rFonts w:ascii="Roboto" w:hAnsi="Roboto"/>
+          <w:sz w:val="32"/>
+          <w:szCs w:val="32"/>
+          <w:lang w:val="de-DE"/>
+        </w:rPr>
+        <w:t>aufgebaut.</w:t>
+      </w:r>
+    </w:p>
+    <w:p>
+      <w:pPr>
+        <w:jc w:val="center"/>
+        <w:rPr>
+          <w:rFonts w:ascii="Roboto" w:hAnsi="Roboto"/>
+          <w:sz w:val="32"/>
+          <w:szCs w:val="32"/>
+          <w:lang w:val="de-DE"/>
+        </w:rPr>
+      </w:pPr>
+      <w:r>
+        <w:rPr>
+          <w:rFonts w:ascii="Roboto" w:hAnsi="Roboto"/>
+          <w:noProof/>
+          <w:sz w:val="32"/>
+          <w:szCs w:val="32"/>
+          <w:lang w:val="de-DE"/>
+        </w:rPr>
+        <w:drawing>
+          <wp:inline distT="0" distB="0" distL="0" distR="0" wp14:anchorId="3179D251" wp14:editId="4E9D69DD">
+            <wp:extent cx="5756910" cy="600075"/>
+            <wp:effectExtent l="76200" t="76200" r="129540" b="142875"/>
+            <wp:docPr id="2141879638" name="Resim 1"/>
+            <wp:cNvGraphicFramePr>
+              <a:graphicFrameLocks xmlns:a="http://schemas.openxmlformats.org/drawingml/2006/main" noChangeAspect="1"/>
+            </wp:cNvGraphicFramePr>
+            <a:graphic xmlns:a="http://schemas.openxmlformats.org/drawingml/2006/main">
+              <a:graphicData uri="http://schemas.openxmlformats.org/drawingml/2006/picture">
+                <pic:pic xmlns:pic="http://schemas.openxmlformats.org/drawingml/2006/picture">
+                  <pic:nvPicPr>
+                    <pic:cNvPr id="0" name="Picture 8"/>
+                    <pic:cNvPicPr>
+                      <a:picLocks noChangeAspect="1" noChangeArrowheads="1"/>
+                    </pic:cNvPicPr>
+                  </pic:nvPicPr>
+                  <pic:blipFill>
+                    <a:blip r:embed="rId9">
+                      <a:extLst>
+                        <a:ext uri="{28A0092B-C50C-407E-A947-70E740481C1C}">
+                          <a14:useLocalDpi xmlns:a14="http://schemas.microsoft.com/office/drawing/2010/main" val="0"/>
+                        </a:ext>
+                      </a:extLst>
+                    </a:blip>
+                    <a:srcRect/>
+                    <a:stretch>
+                      <a:fillRect/>
+                    </a:stretch>
+                  </pic:blipFill>
+                  <pic:spPr bwMode="auto">
+                    <a:xfrm>
+                      <a:off x="0" y="0"/>
+                      <a:ext cx="5756910" cy="600075"/>
+                    </a:xfrm>
+                    <a:prstGeom prst="rect">
+                      <a:avLst/>
+                    </a:prstGeom>
+                    <a:ln w="38100" cap="sq">
+                      <a:solidFill>
+                        <a:srgbClr val="000000"/>
+                      </a:solidFill>
+                      <a:prstDash val="solid"/>
+                      <a:miter lim="800000"/>
+                    </a:ln>
+                    <a:effectLst>
+                      <a:outerShdw blurRad="50800" dist="38100" dir="2700000" algn="tl" rotWithShape="0">
+                        <a:srgbClr val="000000">
+                          <a:alpha val="43000"/>
+                        </a:srgbClr>
+                      </a:outerShdw>
+                    </a:effectLst>
+                  </pic:spPr>
+                </pic:pic>
+              </a:graphicData>
+            </a:graphic>
+          </wp:inline>
+        </w:drawing>
+      </w:r>
+    </w:p>
+    <w:p>
+      <w:pPr>
+        <w:jc w:val="center"/>
+        <w:rPr>
+          <w:rFonts w:ascii="Roboto" w:hAnsi="Roboto"/>
+          <w:sz w:val="32"/>
+          <w:szCs w:val="32"/>
+          <w:lang w:val="de-DE"/>
+        </w:rPr>
+      </w:pPr>
+    </w:p>
+    <w:p>
+      <w:pPr>
+        <w:jc w:val="center"/>
+        <w:rPr>
+          <w:rFonts w:ascii="Roboto" w:hAnsi="Roboto"/>
+          <w:b/>
+          <w:bCs/>
+          <w:sz w:val="32"/>
+          <w:szCs w:val="32"/>
+          <w:lang w:val="de-DE"/>
+        </w:rPr>
+      </w:pPr>
+      <w:r>
+        <w:rPr>
+          <w:rFonts w:ascii="Roboto" w:hAnsi="Roboto"/>
+          <w:sz w:val="32"/>
+          <w:szCs w:val="32"/>
+          <w:lang w:val="de-DE"/>
+        </w:rPr>
+        <w:t xml:space="preserve">Wird das Polymer hingegen aus zwei oder mehr Monomeren aufgebaut spricht man von einem </w:t>
+      </w:r>
+      <w:r>
+        <w:rPr>
+          <w:rFonts w:ascii="Roboto" w:hAnsi="Roboto"/>
+          <w:b/>
+          <w:bCs/>
+          <w:sz w:val="32"/>
+          <w:szCs w:val="32"/>
+          <w:lang w:val="de-DE"/>
+        </w:rPr>
+        <w:t>Copolymer</w:t>
+      </w:r>
+      <w:r>
+        <w:rPr>
+          <w:rFonts w:ascii="Roboto" w:hAnsi="Roboto"/>
+          <w:b/>
+          <w:bCs/>
+          <w:sz w:val="32"/>
+          <w:szCs w:val="32"/>
+          <w:lang w:val="de-DE"/>
+        </w:rPr>
+        <w:t>:</w:t>
+      </w:r>
+    </w:p>
+    <w:p>
+      <w:pPr>
+        <w:rPr>
+          <w:rFonts w:ascii="Roboto" w:hAnsi="Roboto"/>
+          <w:sz w:val="32"/>
+          <w:szCs w:val="32"/>
+          <w:lang w:val="de-DE"/>
+        </w:rPr>
+      </w:pPr>
+      <w:r>
+        <w:rPr>
+          <w:rFonts w:ascii="Roboto" w:hAnsi="Roboto"/>
+          <w:b/>
+          <w:bCs/>
+          <w:sz w:val="32"/>
+          <w:szCs w:val="32"/>
+          <w:lang w:val="de-DE"/>
+        </w:rPr>
+        <w:sym w:font="Wingdings" w:char="F0E0"/>
+      </w:r>
+      <w:r>
+        <w:rPr>
+          <w:rFonts w:ascii="Roboto" w:hAnsi="Roboto"/>
+          <w:b/>
+          <w:bCs/>
+          <w:sz w:val="32"/>
+          <w:szCs w:val="32"/>
+          <w:lang w:val="de-DE"/>
+        </w:rPr>
+        <w:t xml:space="preserve"> </w:t>
+      </w:r>
+      <w:r>
+        <w:rPr>
+          <w:rFonts w:ascii="Roboto" w:hAnsi="Roboto"/>
+          <w:sz w:val="32"/>
+          <w:szCs w:val="32"/>
+          <w:lang w:val="de-DE"/>
+        </w:rPr>
+        <w:t xml:space="preserve">Bei einem </w:t>
+      </w:r>
+      <w:r>
+        <w:rPr>
+          <w:rFonts w:ascii="Roboto" w:hAnsi="Roboto"/>
+          <w:b/>
+          <w:bCs/>
+          <w:color w:val="ED7D31" w:themeColor="accent2"/>
+          <w:sz w:val="32"/>
+          <w:szCs w:val="32"/>
+          <w:lang w:val="de-DE"/>
+        </w:rPr>
+        <w:t>s</w:t>
+      </w:r>
+      <w:r>
+        <w:rPr>
+          <w:rFonts w:ascii="Roboto" w:hAnsi="Roboto"/>
+          <w:b/>
+          <w:bCs/>
+          <w:color w:val="00B0F0"/>
+          <w:sz w:val="32"/>
+          <w:szCs w:val="32"/>
+          <w:lang w:val="de-DE"/>
+        </w:rPr>
+        <w:t>t</w:t>
+      </w:r>
+      <w:r>
+        <w:rPr>
+          <w:rFonts w:ascii="Roboto" w:hAnsi="Roboto"/>
+          <w:b/>
+          <w:bCs/>
+          <w:color w:val="ED7D31" w:themeColor="accent2"/>
+          <w:sz w:val="32"/>
+          <w:szCs w:val="32"/>
+          <w:lang w:val="de-DE"/>
+        </w:rPr>
+        <w:t>ati</w:t>
+      </w:r>
+      <w:r>
+        <w:rPr>
+          <w:rFonts w:ascii="Roboto" w:hAnsi="Roboto"/>
+          <w:b/>
+          <w:bCs/>
+          <w:color w:val="00B0F0"/>
+          <w:sz w:val="32"/>
+          <w:szCs w:val="32"/>
+          <w:lang w:val="de-DE"/>
+        </w:rPr>
+        <w:t>sc</w:t>
+      </w:r>
+      <w:r>
+        <w:rPr>
+          <w:rFonts w:ascii="Roboto" w:hAnsi="Roboto"/>
+          <w:b/>
+          <w:bCs/>
+          <w:color w:val="ED7D31" w:themeColor="accent2"/>
+          <w:sz w:val="32"/>
+          <w:szCs w:val="32"/>
+          <w:lang w:val="de-DE"/>
+        </w:rPr>
+        <w:t>h</w:t>
+      </w:r>
+      <w:r>
+        <w:rPr>
+          <w:rFonts w:ascii="Roboto" w:hAnsi="Roboto"/>
+          <w:b/>
+          <w:bCs/>
+          <w:color w:val="00B0F0"/>
+          <w:sz w:val="32"/>
+          <w:szCs w:val="32"/>
+          <w:lang w:val="de-DE"/>
+        </w:rPr>
+        <w:t>en</w:t>
+      </w:r>
+      <w:r>
+        <w:rPr>
+          <w:rFonts w:ascii="Roboto" w:hAnsi="Roboto"/>
+          <w:sz w:val="32"/>
+          <w:szCs w:val="32"/>
+          <w:lang w:val="de-DE"/>
+        </w:rPr>
+        <w:t xml:space="preserve"> </w:t>
+      </w:r>
+      <w:r>
+        <w:rPr>
+          <w:rFonts w:ascii="Roboto" w:hAnsi="Roboto"/>
+          <w:b/>
+          <w:bCs/>
+          <w:sz w:val="32"/>
+          <w:szCs w:val="32"/>
+          <w:lang w:val="de-DE"/>
+        </w:rPr>
+        <w:t>Copolymer</w:t>
+      </w:r>
+      <w:r>
+        <w:rPr>
+          <w:rFonts w:ascii="Roboto" w:hAnsi="Roboto"/>
+          <w:sz w:val="32"/>
+          <w:szCs w:val="32"/>
+          <w:lang w:val="de-DE"/>
+        </w:rPr>
+        <w:t xml:space="preserve"> aus </w:t>
+      </w:r>
+      <w:r>
+        <w:rPr>
+          <w:rFonts w:ascii="Roboto" w:hAnsi="Roboto"/>
+          <w:b/>
+          <w:bCs/>
+          <w:color w:val="ED7D31" w:themeColor="accent2"/>
+          <w:sz w:val="32"/>
+          <w:szCs w:val="32"/>
+          <w:lang w:val="de-DE"/>
+          <w14:textOutline w14:w="9525" w14:cap="rnd" w14:cmpd="sng" w14:algn="ctr">
+            <w14:solidFill>
+              <w14:srgbClr w14:val="00B0F0"/>
+            </w14:solidFill>
+            <w14:prstDash w14:val="solid"/>
+            <w14:bevel/>
+          </w14:textOutline>
+        </w:rPr>
+        <w:t>zwei</w:t>
+      </w:r>
+      <w:r>
+        <w:rPr>
+          <w:rFonts w:ascii="Roboto" w:hAnsi="Roboto"/>
+          <w:color w:val="ED7D31" w:themeColor="accent2"/>
+          <w:sz w:val="32"/>
+          <w:szCs w:val="32"/>
+          <w:lang w:val="de-DE"/>
+          <w14:textOutline w14:w="9525" w14:cap="rnd" w14:cmpd="sng" w14:algn="ctr">
+            <w14:solidFill>
+              <w14:srgbClr w14:val="00B0F0"/>
+            </w14:solidFill>
+            <w14:prstDash w14:val="solid"/>
+            <w14:bevel/>
+          </w14:textOutline>
+        </w:rPr>
+        <w:t xml:space="preserve"> </w:t>
+      </w:r>
+      <w:r>
+        <w:rPr>
+          <w:rFonts w:ascii="Roboto" w:hAnsi="Roboto"/>
+          <w:b/>
+          <w:bCs/>
+          <w:color w:val="ED7D31" w:themeColor="accent2"/>
+          <w:sz w:val="32"/>
+          <w:szCs w:val="32"/>
+          <w:lang w:val="de-DE"/>
+          <w14:textOutline w14:w="9525" w14:cap="rnd" w14:cmpd="sng" w14:algn="ctr">
+            <w14:solidFill>
+              <w14:srgbClr w14:val="00B0F0"/>
+            </w14:solidFill>
+            <w14:prstDash w14:val="solid"/>
+            <w14:bevel/>
+          </w14:textOutline>
+        </w:rPr>
+        <w:t>Monomeren</w:t>
+      </w:r>
+      <w:r>
+        <w:rPr>
+          <w:rFonts w:ascii="Roboto" w:hAnsi="Roboto"/>
+          <w:color w:val="ED7D31" w:themeColor="accent2"/>
+          <w:sz w:val="32"/>
+          <w:szCs w:val="32"/>
+          <w:lang w:val="de-DE"/>
+          <w14:textOutline w14:w="9525" w14:cap="rnd" w14:cmpd="sng" w14:algn="ctr">
+            <w14:solidFill>
+              <w14:srgbClr w14:val="00B0F0"/>
+            </w14:solidFill>
+            <w14:prstDash w14:val="solid"/>
+            <w14:bevel/>
+          </w14:textOutline>
+        </w:rPr>
+        <w:t xml:space="preserve"> </w:t>
+      </w:r>
+      <w:r>
+        <w:rPr>
+          <w:rFonts w:ascii="Roboto" w:hAnsi="Roboto"/>
+          <w:sz w:val="32"/>
+          <w:szCs w:val="32"/>
+          <w:lang w:val="de-DE"/>
+        </w:rPr>
+        <w:t>ist die Rei</w:t>
+      </w:r>
+      <w:r>
+        <w:rPr>
+          <w:rFonts w:ascii="Roboto" w:hAnsi="Roboto"/>
+          <w:sz w:val="32"/>
+          <w:szCs w:val="32"/>
+          <w:lang w:val="de-DE"/>
+        </w:rPr>
+        <w:t>h</w:t>
+      </w:r>
+      <w:r>
+        <w:rPr>
+          <w:rFonts w:ascii="Roboto" w:hAnsi="Roboto"/>
+          <w:sz w:val="32"/>
+          <w:szCs w:val="32"/>
+          <w:lang w:val="de-DE"/>
+        </w:rPr>
+        <w:t>enfolge der verknüpften Monomere rein zufällig:</w:t>
+      </w:r>
+    </w:p>
+    <w:p>
+      <w:pPr>
+        <w:rPr>
+          <w:rFonts w:ascii="Roboto" w:hAnsi="Roboto"/>
+          <w:sz w:val="32"/>
+          <w:szCs w:val="32"/>
+          <w:lang w:val="de-DE"/>
+        </w:rPr>
+      </w:pPr>
+      <w:r>
+        <w:rPr>
+          <w:rFonts w:ascii="Roboto" w:hAnsi="Roboto"/>
+          <w:sz w:val="32"/>
+          <w:szCs w:val="32"/>
+          <w:lang w:val="de-DE"/>
+        </w:rPr>
+        <w:drawing>
+          <wp:inline distT="0" distB="0" distL="0" distR="0" wp14:anchorId="0390C7DC" wp14:editId="15C23A04">
+            <wp:extent cx="5760720" cy="646430"/>
+            <wp:effectExtent l="76200" t="76200" r="125730" b="134620"/>
+            <wp:docPr id="1958085729" name="Resim 1"/>
+            <wp:cNvGraphicFramePr>
+              <a:graphicFrameLocks xmlns:a="http://schemas.openxmlformats.org/drawingml/2006/main" noChangeAspect="1"/>
+            </wp:cNvGraphicFramePr>
+            <a:graphic xmlns:a="http://schemas.openxmlformats.org/drawingml/2006/main">
+              <a:graphicData uri="http://schemas.openxmlformats.org/drawingml/2006/picture">
+                <pic:pic xmlns:pic="http://schemas.openxmlformats.org/drawingml/2006/picture">
+                  <pic:nvPicPr>
+                    <pic:cNvPr id="1958085729" name=""/>
+                    <pic:cNvPicPr/>
+                  </pic:nvPicPr>
+                  <pic:blipFill>
+                    <a:blip r:embed="rId10"/>
+                    <a:stretch>
+                      <a:fillRect/>
+                    </a:stretch>
+                  </pic:blipFill>
+                  <pic:spPr>
+                    <a:xfrm>
+                      <a:off x="0" y="0"/>
+                      <a:ext cx="5760720" cy="646430"/>
+                    </a:xfrm>
+                    <a:prstGeom prst="rect">
+                      <a:avLst/>
+                    </a:prstGeom>
+                    <a:ln w="38100" cap="sq">
+                      <a:solidFill>
+                        <a:srgbClr val="000000"/>
+                      </a:solidFill>
+                      <a:prstDash val="solid"/>
+                      <a:miter lim="800000"/>
+                    </a:ln>
+                    <a:effectLst>
+                      <a:outerShdw blurRad="50800" dist="38100" dir="2700000" algn="tl" rotWithShape="0">
+                        <a:srgbClr val="000000">
+                          <a:alpha val="43000"/>
+                        </a:srgbClr>
+                      </a:outerShdw>
+                    </a:effectLst>
+                  </pic:spPr>
+                </pic:pic>
+              </a:graphicData>
+            </a:graphic>
+          </wp:inline>
+        </w:drawing>
+      </w:r>
+    </w:p>
+    <w:p>
+      <w:pPr>
+        <w:rPr>
+          <w:rFonts w:ascii="Roboto" w:hAnsi="Roboto"/>
+          <w:sz w:val="32"/>
+          <w:szCs w:val="32"/>
+          <w:lang w:val="de-DE"/>
+        </w:rPr>
+      </w:pPr>
+    </w:p>
+    <w:p>
+      <w:pPr>
+        <w:rPr>
+          <w:rFonts w:ascii="Roboto" w:hAnsi="Roboto"/>
+          <w:sz w:val="32"/>
+          <w:szCs w:val="32"/>
+          <w:lang w:val="de-DE"/>
+        </w:rPr>
+      </w:pPr>
+      <w:r>
+        <w:rPr>
+          <w:rFonts w:ascii="Roboto" w:hAnsi="Roboto"/>
+          <w:sz w:val="32"/>
+          <w:szCs w:val="32"/>
+          <w:lang w:val="de-DE"/>
+        </w:rPr>
+        <w:sym w:font="Wingdings" w:char="F0E0"/>
+      </w:r>
+      <w:r>
+        <w:rPr>
+          <w:rFonts w:ascii="Roboto" w:hAnsi="Roboto"/>
+          <w:sz w:val="32"/>
+          <w:szCs w:val="32"/>
+          <w:lang w:val="de-DE"/>
+        </w:rPr>
+        <w:t xml:space="preserve">Bei einem </w:t>
+      </w:r>
+      <w:r>
+        <w:rPr>
+          <w:rFonts w:ascii="Roboto" w:hAnsi="Roboto"/>
+          <w:b/>
+          <w:bCs/>
+          <w:color w:val="ED7D31" w:themeColor="accent2"/>
+          <w:sz w:val="32"/>
+          <w:szCs w:val="32"/>
+          <w:lang w:val="de-DE"/>
+        </w:rPr>
+        <w:t>a</w:t>
+      </w:r>
+      <w:r>
+        <w:rPr>
+          <w:rFonts w:ascii="Roboto" w:hAnsi="Roboto"/>
+          <w:b/>
+          <w:bCs/>
+          <w:color w:val="00B0F0"/>
+          <w:sz w:val="32"/>
+          <w:szCs w:val="32"/>
+          <w:lang w:val="de-DE"/>
+        </w:rPr>
+        <w:t>l</w:t>
+      </w:r>
+      <w:r>
+        <w:rPr>
+          <w:rFonts w:ascii="Roboto" w:hAnsi="Roboto"/>
+          <w:b/>
+          <w:bCs/>
+          <w:color w:val="ED7D31" w:themeColor="accent2"/>
+          <w:sz w:val="32"/>
+          <w:szCs w:val="32"/>
+          <w:lang w:val="de-DE"/>
+        </w:rPr>
+        <w:t>t</w:t>
+      </w:r>
+      <w:r>
+        <w:rPr>
+          <w:rFonts w:ascii="Roboto" w:hAnsi="Roboto"/>
+          <w:b/>
+          <w:bCs/>
+          <w:color w:val="00B0F0"/>
+          <w:sz w:val="32"/>
+          <w:szCs w:val="32"/>
+          <w:lang w:val="de-DE"/>
+        </w:rPr>
+        <w:t>e</w:t>
+      </w:r>
+      <w:r>
+        <w:rPr>
+          <w:rFonts w:ascii="Roboto" w:hAnsi="Roboto"/>
+          <w:b/>
+          <w:bCs/>
+          <w:color w:val="ED7D31" w:themeColor="accent2"/>
+          <w:sz w:val="32"/>
+          <w:szCs w:val="32"/>
+          <w:lang w:val="de-DE"/>
+        </w:rPr>
+        <w:t>r</w:t>
+      </w:r>
+      <w:r>
+        <w:rPr>
+          <w:rFonts w:ascii="Roboto" w:hAnsi="Roboto"/>
+          <w:b/>
+          <w:bCs/>
+          <w:color w:val="00B0F0"/>
+          <w:sz w:val="32"/>
+          <w:szCs w:val="32"/>
+          <w:lang w:val="de-DE"/>
+        </w:rPr>
+        <w:t>n</w:t>
+      </w:r>
+      <w:r>
+        <w:rPr>
+          <w:rFonts w:ascii="Roboto" w:hAnsi="Roboto"/>
+          <w:b/>
+          <w:bCs/>
+          <w:color w:val="ED7D31" w:themeColor="accent2"/>
+          <w:sz w:val="32"/>
+          <w:szCs w:val="32"/>
+          <w:lang w:val="de-DE"/>
+        </w:rPr>
+        <w:t>i</w:t>
+      </w:r>
+      <w:r>
+        <w:rPr>
+          <w:rFonts w:ascii="Roboto" w:hAnsi="Roboto"/>
+          <w:b/>
+          <w:bCs/>
+          <w:color w:val="00B0F0"/>
+          <w:sz w:val="32"/>
+          <w:szCs w:val="32"/>
+          <w:lang w:val="de-DE"/>
+        </w:rPr>
+        <w:t>e</w:t>
+      </w:r>
+      <w:r>
+        <w:rPr>
+          <w:rFonts w:ascii="Roboto" w:hAnsi="Roboto"/>
+          <w:b/>
+          <w:bCs/>
+          <w:color w:val="ED7D31" w:themeColor="accent2"/>
+          <w:sz w:val="32"/>
+          <w:szCs w:val="32"/>
+          <w:lang w:val="de-DE"/>
+        </w:rPr>
+        <w:t>r</w:t>
+      </w:r>
+      <w:r>
+        <w:rPr>
+          <w:rFonts w:ascii="Roboto" w:hAnsi="Roboto"/>
+          <w:b/>
+          <w:bCs/>
+          <w:color w:val="00B0F0"/>
+          <w:sz w:val="32"/>
+          <w:szCs w:val="32"/>
+          <w:lang w:val="de-DE"/>
+        </w:rPr>
+        <w:t>e</w:t>
+      </w:r>
+      <w:r>
+        <w:rPr>
+          <w:rFonts w:ascii="Roboto" w:hAnsi="Roboto"/>
+          <w:b/>
+          <w:bCs/>
+          <w:color w:val="ED7D31" w:themeColor="accent2"/>
+          <w:sz w:val="32"/>
+          <w:szCs w:val="32"/>
+          <w:lang w:val="de-DE"/>
+        </w:rPr>
+        <w:t>n</w:t>
+      </w:r>
+      <w:r>
+        <w:rPr>
+          <w:rFonts w:ascii="Roboto" w:hAnsi="Roboto"/>
+          <w:b/>
+          <w:bCs/>
+          <w:color w:val="00B0F0"/>
+          <w:sz w:val="32"/>
+          <w:szCs w:val="32"/>
+          <w:lang w:val="de-DE"/>
+        </w:rPr>
+        <w:t>d</w:t>
+      </w:r>
+      <w:r>
+        <w:rPr>
+          <w:rFonts w:ascii="Roboto" w:hAnsi="Roboto"/>
+          <w:b/>
+          <w:bCs/>
+          <w:color w:val="ED7D31" w:themeColor="accent2"/>
+          <w:sz w:val="32"/>
+          <w:szCs w:val="32"/>
+          <w:lang w:val="de-DE"/>
+        </w:rPr>
+        <w:t>e</w:t>
+      </w:r>
+      <w:r>
+        <w:rPr>
+          <w:rFonts w:ascii="Roboto" w:hAnsi="Roboto"/>
+          <w:b/>
+          <w:bCs/>
+          <w:color w:val="00B0F0"/>
+          <w:sz w:val="32"/>
+          <w:szCs w:val="32"/>
+          <w:lang w:val="de-DE"/>
+        </w:rPr>
+        <w:t>n</w:t>
+      </w:r>
+      <w:r>
+        <w:rPr>
+          <w:rFonts w:ascii="Roboto" w:hAnsi="Roboto"/>
+          <w:sz w:val="32"/>
+          <w:szCs w:val="32"/>
+          <w:lang w:val="de-DE"/>
+        </w:rPr>
+        <w:t xml:space="preserve"> </w:t>
+      </w:r>
+      <w:r>
+        <w:rPr>
+          <w:rFonts w:ascii="Roboto" w:hAnsi="Roboto"/>
+          <w:b/>
+          <w:bCs/>
+          <w:sz w:val="32"/>
+          <w:szCs w:val="32"/>
+          <w:lang w:val="de-DE"/>
+        </w:rPr>
+        <w:t>Copolymer</w:t>
+      </w:r>
+      <w:r>
+        <w:rPr>
+          <w:rFonts w:ascii="Roboto" w:hAnsi="Roboto"/>
+          <w:sz w:val="32"/>
+          <w:szCs w:val="32"/>
+          <w:lang w:val="de-DE"/>
+        </w:rPr>
+        <w:t xml:space="preserve"> aus </w:t>
+      </w:r>
+      <w:r>
+        <w:rPr>
+          <w:rFonts w:ascii="Roboto" w:hAnsi="Roboto"/>
+          <w:b/>
+          <w:bCs/>
+          <w:color w:val="ED7D31" w:themeColor="accent2"/>
+          <w:sz w:val="32"/>
+          <w:szCs w:val="32"/>
+          <w:lang w:val="de-DE"/>
+          <w14:textOutline w14:w="9525" w14:cap="rnd" w14:cmpd="sng" w14:algn="ctr">
+            <w14:solidFill>
+              <w14:srgbClr w14:val="00B0F0"/>
+            </w14:solidFill>
+            <w14:prstDash w14:val="solid"/>
+            <w14:bevel/>
+          </w14:textOutline>
+        </w:rPr>
+        <w:t>zwei Monomeren</w:t>
+      </w:r>
+      <w:r>
+        <w:rPr>
+          <w:rFonts w:ascii="Roboto" w:hAnsi="Roboto"/>
+          <w:color w:val="ED7D31" w:themeColor="accent2"/>
+          <w:sz w:val="32"/>
+          <w:szCs w:val="32"/>
+          <w:lang w:val="de-DE"/>
+          <w14:textOutline w14:w="9525" w14:cap="rnd" w14:cmpd="sng" w14:algn="ctr">
+            <w14:solidFill>
+              <w14:srgbClr w14:val="00B0F0"/>
+            </w14:solidFill>
+            <w14:prstDash w14:val="solid"/>
+            <w14:bevel/>
+          </w14:textOutline>
+        </w:rPr>
+        <w:t xml:space="preserve"> </w:t>
+      </w:r>
+      <w:r>
+        <w:rPr>
+          <w:rFonts w:ascii="Roboto" w:hAnsi="Roboto"/>
+          <w:sz w:val="32"/>
+          <w:szCs w:val="32"/>
+          <w:lang w:val="de-DE"/>
+        </w:rPr>
+        <w:t xml:space="preserve">wechseln sich die </w:t>
+      </w:r>
+      <w:r>
+        <w:rPr>
+          <w:rFonts w:ascii="Roboto" w:hAnsi="Roboto"/>
+          <w:b/>
+          <w:bCs/>
+          <w:sz w:val="32"/>
+          <w:szCs w:val="32"/>
+          <w:lang w:val="de-DE"/>
+        </w:rPr>
+        <w:t>Monomere</w:t>
+      </w:r>
+      <w:r>
+        <w:rPr>
+          <w:rFonts w:ascii="Roboto" w:hAnsi="Roboto"/>
+          <w:sz w:val="32"/>
+          <w:szCs w:val="32"/>
+          <w:lang w:val="de-DE"/>
+        </w:rPr>
+        <w:t xml:space="preserve"> </w:t>
+      </w:r>
+      <w:r>
+        <w:rPr>
+          <w:rFonts w:ascii="Roboto" w:hAnsi="Roboto"/>
+          <w:b/>
+          <w:bCs/>
+          <w:color w:val="ED7D31" w:themeColor="accent2"/>
+          <w:sz w:val="32"/>
+          <w:szCs w:val="32"/>
+          <w:lang w:val="de-DE"/>
+        </w:rPr>
+        <w:t>A</w:t>
+      </w:r>
+      <w:r>
+        <w:rPr>
+          <w:rFonts w:ascii="Roboto" w:hAnsi="Roboto"/>
+          <w:sz w:val="32"/>
+          <w:szCs w:val="32"/>
+          <w:lang w:val="de-DE"/>
+        </w:rPr>
+        <w:t xml:space="preserve"> und </w:t>
+      </w:r>
+      <w:r>
+        <w:rPr>
+          <w:rFonts w:ascii="Roboto" w:hAnsi="Roboto"/>
+          <w:b/>
+          <w:bCs/>
+          <w:color w:val="00B0F0"/>
+          <w:sz w:val="32"/>
+          <w:szCs w:val="32"/>
+          <w:lang w:val="de-DE"/>
+        </w:rPr>
+        <w:t>B</w:t>
+      </w:r>
+      <w:r>
+        <w:rPr>
+          <w:rFonts w:ascii="Roboto" w:hAnsi="Roboto"/>
+          <w:sz w:val="32"/>
+          <w:szCs w:val="32"/>
+          <w:lang w:val="de-DE"/>
+        </w:rPr>
+        <w:t xml:space="preserve"> in der Reihenfolge ständig ab:</w:t>
+      </w:r>
+    </w:p>
+    <w:p>
+      <w:pPr>
+        <w:rPr>
+          <w:rFonts w:ascii="Roboto" w:hAnsi="Roboto"/>
+          <w:sz w:val="32"/>
+          <w:szCs w:val="32"/>
+          <w:lang w:val="de-DE"/>
+        </w:rPr>
+      </w:pPr>
+      <w:r>
+        <w:rPr>
+          <w:rFonts w:ascii="Roboto" w:hAnsi="Roboto"/>
+          <w:sz w:val="32"/>
+          <w:szCs w:val="32"/>
+          <w:lang w:val="de-DE"/>
+        </w:rPr>
+        <w:drawing>
+          <wp:inline distT="0" distB="0" distL="0" distR="0" wp14:anchorId="5D3CD6E5" wp14:editId="275F907D">
+            <wp:extent cx="5760720" cy="622935"/>
+            <wp:effectExtent l="76200" t="76200" r="125730" b="139065"/>
+            <wp:docPr id="541708126" name="Resim 1"/>
+            <wp:cNvGraphicFramePr>
+              <a:graphicFrameLocks xmlns:a="http://schemas.openxmlformats.org/drawingml/2006/main" noChangeAspect="1"/>
+            </wp:cNvGraphicFramePr>
+            <a:graphic xmlns:a="http://schemas.openxmlformats.org/drawingml/2006/main">
+              <a:graphicData uri="http://schemas.openxmlformats.org/drawingml/2006/picture">
+                <pic:pic xmlns:pic="http://schemas.openxmlformats.org/drawingml/2006/picture">
+                  <pic:nvPicPr>
+                    <pic:cNvPr id="541708126" name=""/>
+                    <pic:cNvPicPr/>
+                  </pic:nvPicPr>
+                  <pic:blipFill>
+                    <a:blip r:embed="rId11"/>
+                    <a:stretch>
+                      <a:fillRect/>
+                    </a:stretch>
+                  </pic:blipFill>
+                  <pic:spPr>
+                    <a:xfrm>
+                      <a:off x="0" y="0"/>
+                      <a:ext cx="5760720" cy="622935"/>
+                    </a:xfrm>
+                    <a:prstGeom prst="rect">
+                      <a:avLst/>
+                    </a:prstGeom>
+                    <a:ln w="38100" cap="sq">
+                      <a:solidFill>
+                        <a:srgbClr val="000000"/>
+                      </a:solidFill>
+                      <a:prstDash val="solid"/>
+                      <a:miter lim="800000"/>
+                    </a:ln>
+                    <a:effectLst>
+                      <a:outerShdw blurRad="50800" dist="38100" dir="2700000" algn="tl" rotWithShape="0">
+                        <a:srgbClr val="000000">
+                          <a:alpha val="43000"/>
+                        </a:srgbClr>
+                      </a:outerShdw>
+                    </a:effectLst>
+                  </pic:spPr>
+                </pic:pic>
+              </a:graphicData>
+            </a:graphic>
+          </wp:inline>
+        </w:drawing>
+      </w:r>
+    </w:p>
+    <w:p>
+      <w:pPr>
+        <w:rPr>
+          <w:rFonts w:ascii="Roboto" w:hAnsi="Roboto"/>
+          <w:sz w:val="32"/>
+          <w:szCs w:val="32"/>
+          <w:lang w:val="de-DE"/>
+        </w:rPr>
+      </w:pPr>
+    </w:p>
+    <w:p>
+      <w:pPr>
+        <w:rPr>
+          <w:rFonts w:ascii="Roboto" w:hAnsi="Roboto"/>
+          <w:sz w:val="32"/>
+          <w:szCs w:val="32"/>
+          <w:lang w:val="de-DE"/>
+        </w:rPr>
+      </w:pPr>
+      <w:r>
+        <w:rPr>
+          <w:rFonts w:ascii="Roboto" w:hAnsi="Roboto"/>
+          <w:sz w:val="32"/>
+          <w:szCs w:val="32"/>
+          <w:lang w:val="de-DE"/>
+        </w:rPr>
+        <w:sym w:font="Wingdings" w:char="F0E0"/>
+      </w:r>
+      <w:r>
+        <w:rPr>
+          <w:rFonts w:ascii="Roboto" w:hAnsi="Roboto"/>
+          <w:sz w:val="32"/>
+          <w:szCs w:val="32"/>
+          <w:lang w:val="de-DE"/>
+        </w:rPr>
+        <w:t xml:space="preserve"> In </w:t>
+      </w:r>
+      <w:r>
+        <w:rPr>
+          <w:rFonts w:ascii="Roboto" w:hAnsi="Roboto"/>
+          <w:b/>
+          <w:bCs/>
+          <w:color w:val="ED7D31" w:themeColor="accent2"/>
+          <w:sz w:val="32"/>
+          <w:szCs w:val="32"/>
+          <w:lang w:val="de-DE"/>
+        </w:rPr>
+        <w:t>Block</w:t>
+      </w:r>
+      <w:r>
+        <w:rPr>
+          <w:rFonts w:ascii="Roboto" w:hAnsi="Roboto"/>
+          <w:b/>
+          <w:bCs/>
+          <w:color w:val="00B0F0"/>
+          <w:sz w:val="32"/>
+          <w:szCs w:val="32"/>
+          <w:lang w:val="de-DE"/>
+        </w:rPr>
+        <w:t>polymeren</w:t>
+      </w:r>
+      <w:r>
+        <w:rPr>
+          <w:rFonts w:ascii="Roboto" w:hAnsi="Roboto"/>
+          <w:sz w:val="32"/>
+          <w:szCs w:val="32"/>
+          <w:lang w:val="de-DE"/>
+        </w:rPr>
+        <w:t xml:space="preserve"> aus zwei Monomeren sind die </w:t>
+      </w:r>
+      <w:r>
+        <w:rPr>
+          <w:rFonts w:ascii="Roboto" w:hAnsi="Roboto"/>
+          <w:b/>
+          <w:bCs/>
+          <w:color w:val="ED7D31" w:themeColor="accent2"/>
+          <w:sz w:val="32"/>
+          <w:szCs w:val="32"/>
+          <w:lang w:val="de-DE"/>
+          <w14:textOutline w14:w="9525" w14:cap="rnd" w14:cmpd="sng" w14:algn="ctr">
+            <w14:solidFill>
+              <w14:srgbClr w14:val="00B0F0"/>
+            </w14:solidFill>
+            <w14:prstDash w14:val="solid"/>
+            <w14:bevel/>
+          </w14:textOutline>
+        </w:rPr>
+        <w:t>einheitlichen</w:t>
+      </w:r>
+      <w:r>
+        <w:rPr>
+          <w:rFonts w:ascii="Roboto" w:hAnsi="Roboto"/>
+          <w:color w:val="ED7D31" w:themeColor="accent2"/>
+          <w:sz w:val="32"/>
+          <w:szCs w:val="32"/>
+          <w:lang w:val="de-DE"/>
+          <w14:textOutline w14:w="9525" w14:cap="rnd" w14:cmpd="sng" w14:algn="ctr">
+            <w14:solidFill>
+              <w14:srgbClr w14:val="00B0F0"/>
+            </w14:solidFill>
+            <w14:prstDash w14:val="solid"/>
+            <w14:bevel/>
+          </w14:textOutline>
+        </w:rPr>
+        <w:t xml:space="preserve"> </w:t>
+      </w:r>
+      <w:r>
+        <w:rPr>
+          <w:rFonts w:ascii="Roboto" w:hAnsi="Roboto"/>
+          <w:b/>
+          <w:bCs/>
+          <w:color w:val="ED7D31" w:themeColor="accent2"/>
+          <w:sz w:val="32"/>
+          <w:szCs w:val="32"/>
+          <w:lang w:val="de-DE"/>
+          <w14:textOutline w14:w="9525" w14:cap="rnd" w14:cmpd="sng" w14:algn="ctr">
+            <w14:solidFill>
+              <w14:srgbClr w14:val="00B0F0"/>
+            </w14:solidFill>
+            <w14:prstDash w14:val="solid"/>
+            <w14:bevel/>
+          </w14:textOutline>
+        </w:rPr>
+        <w:t>Monomere</w:t>
+      </w:r>
+      <w:r>
+        <w:rPr>
+          <w:rFonts w:ascii="Roboto" w:hAnsi="Roboto"/>
+          <w:color w:val="ED7D31" w:themeColor="accent2"/>
+          <w:sz w:val="32"/>
+          <w:szCs w:val="32"/>
+          <w:lang w:val="de-DE"/>
+          <w14:textOutline w14:w="9525" w14:cap="rnd" w14:cmpd="sng" w14:algn="ctr">
+            <w14:solidFill>
+              <w14:srgbClr w14:val="00B0F0"/>
+            </w14:solidFill>
+            <w14:prstDash w14:val="solid"/>
+            <w14:bevel/>
+          </w14:textOutline>
+        </w:rPr>
+        <w:t xml:space="preserve"> </w:t>
+      </w:r>
+      <w:r>
+        <w:rPr>
+          <w:rFonts w:ascii="Roboto" w:hAnsi="Roboto"/>
+          <w:b/>
+          <w:bCs/>
+          <w:sz w:val="32"/>
+          <w:szCs w:val="32"/>
+          <w:lang w:val="de-DE"/>
+        </w:rPr>
+        <w:t>blockweise</w:t>
+      </w:r>
+      <w:r>
+        <w:rPr>
+          <w:rFonts w:ascii="Roboto" w:hAnsi="Roboto"/>
+          <w:sz w:val="32"/>
+          <w:szCs w:val="32"/>
+          <w:lang w:val="de-DE"/>
+        </w:rPr>
+        <w:t xml:space="preserve"> </w:t>
+      </w:r>
+      <w:r>
+        <w:rPr>
+          <w:rFonts w:ascii="Roboto" w:hAnsi="Roboto"/>
+          <w:b/>
+          <w:bCs/>
+          <w:sz w:val="32"/>
+          <w:szCs w:val="32"/>
+          <w:lang w:val="de-DE"/>
+        </w:rPr>
+        <w:t>zusammengefasst</w:t>
+      </w:r>
+      <w:r>
+        <w:rPr>
+          <w:rFonts w:ascii="Roboto" w:hAnsi="Roboto"/>
+          <w:sz w:val="32"/>
+          <w:szCs w:val="32"/>
+          <w:lang w:val="de-DE"/>
+        </w:rPr>
+        <w:t xml:space="preserve"> und wechseln einander ab:</w:t>
+      </w:r>
+    </w:p>
+    <w:p>
+      <w:pPr>
+        <w:rPr>
+          <w:rFonts w:ascii="Roboto" w:hAnsi="Roboto"/>
+          <w:sz w:val="32"/>
+          <w:szCs w:val="32"/>
+          <w:lang w:val="de-DE"/>
+        </w:rPr>
+      </w:pPr>
+      <w:r>
+        <w:rPr>
+          <w:rFonts w:ascii="Roboto" w:hAnsi="Roboto"/>
+          <w:sz w:val="32"/>
+          <w:szCs w:val="32"/>
+          <w:lang w:val="de-DE"/>
+        </w:rPr>
+        <w:drawing>
+          <wp:inline distT="0" distB="0" distL="0" distR="0" wp14:anchorId="1D82159C" wp14:editId="0C843FBF">
+            <wp:extent cx="5760720" cy="605790"/>
+            <wp:effectExtent l="76200" t="76200" r="125730" b="137160"/>
+            <wp:docPr id="66498340" name="Resim 1"/>
+            <wp:cNvGraphicFramePr>
+              <a:graphicFrameLocks xmlns:a="http://schemas.openxmlformats.org/drawingml/2006/main" noChangeAspect="1"/>
+            </wp:cNvGraphicFramePr>
+            <a:graphic xmlns:a="http://schemas.openxmlformats.org/drawingml/2006/main">
+              <a:graphicData uri="http://schemas.openxmlformats.org/drawingml/2006/picture">
+                <pic:pic xmlns:pic="http://schemas.openxmlformats.org/drawingml/2006/picture">
+                  <pic:nvPicPr>
+                    <pic:cNvPr id="66498340" name=""/>
+                    <pic:cNvPicPr/>
+                  </pic:nvPicPr>
+                  <pic:blipFill>
+                    <a:blip r:embed="rId12"/>
+                    <a:stretch>
+                      <a:fillRect/>
+                    </a:stretch>
+                  </pic:blipFill>
+                  <pic:spPr>
+                    <a:xfrm>
+                      <a:off x="0" y="0"/>
+                      <a:ext cx="5760720" cy="605790"/>
+                    </a:xfrm>
+                    <a:prstGeom prst="rect">
+                      <a:avLst/>
+                    </a:prstGeom>
+                    <a:ln w="38100" cap="sq">
+                      <a:solidFill>
+                        <a:srgbClr val="000000"/>
+                      </a:solidFill>
+                      <a:prstDash val="solid"/>
+                      <a:miter lim="800000"/>
+                    </a:ln>
+                    <a:effectLst>
+                      <a:outerShdw blurRad="50800" dist="38100" dir="2700000" algn="tl" rotWithShape="0">
+                        <a:srgbClr val="000000">
+                          <a:alpha val="43000"/>
+                        </a:srgbClr>
+                      </a:outerShdw>
+                    </a:effectLst>
+                  </pic:spPr>
+                </pic:pic>
+              </a:graphicData>
+            </a:graphic>
+          </wp:inline>
+        </w:drawing>
+      </w:r>
+    </w:p>
+    <w:p>
+      <w:pPr>
+        <w:rPr>
+          <w:rFonts w:ascii="Roboto" w:hAnsi="Roboto"/>
+          <w:sz w:val="32"/>
+          <w:szCs w:val="32"/>
+          <w:lang w:val="de-DE"/>
+        </w:rPr>
+      </w:pPr>
+      <w:r>
+        <w:rPr>
+          <w:rFonts w:ascii="Roboto" w:hAnsi="Roboto"/>
+          <w:sz w:val="32"/>
+          <w:szCs w:val="32"/>
+          <w:lang w:val="de-DE"/>
+        </w:rPr>
+        <w:lastRenderedPageBreak/>
+        <w:sym w:font="Wingdings" w:char="F0E0"/>
+      </w:r>
+      <w:r>
+        <w:rPr>
+          <w:rFonts w:ascii="Roboto" w:hAnsi="Roboto"/>
+          <w:sz w:val="32"/>
+          <w:szCs w:val="32"/>
+          <w:lang w:val="de-DE"/>
+        </w:rPr>
+        <w:t xml:space="preserve"> </w:t>
+      </w:r>
+      <w:r>
+        <w:rPr>
+          <w:rFonts w:ascii="Roboto" w:hAnsi="Roboto"/>
+          <w:b/>
+          <w:bCs/>
+          <w:color w:val="ED7D31" w:themeColor="accent2"/>
+          <w:sz w:val="32"/>
+          <w:szCs w:val="32"/>
+          <w:lang w:val="de-DE"/>
+          <w14:glow w14:rad="228600">
+            <w14:schemeClr w14:val="accent5">
+              <w14:alpha w14:val="60000"/>
+              <w14:satMod w14:val="175000"/>
+            </w14:schemeClr>
+          </w14:glow>
+          <w14:shadow w14:blurRad="50800" w14:dist="50800" w14:dir="5400000" w14:sx="0" w14:sy="0" w14:kx="0" w14:ky="0" w14:algn="ctr">
+            <w14:srgbClr w14:val="000000"/>
+          </w14:shadow>
+          <w14:props3d w14:extrusionH="0" w14:contourW="0" w14:prstMaterial="warmMatte">
+            <w14:bevelB w14:w="38100" w14:h="38100" w14:prst="relaxedInset"/>
+          </w14:props3d>
+        </w:rPr>
+        <w:t>Pfropfcopolymere</w:t>
+      </w:r>
+      <w:r>
+        <w:rPr>
+          <w:rFonts w:ascii="Roboto" w:hAnsi="Roboto"/>
+          <w:sz w:val="32"/>
+          <w:szCs w:val="32"/>
+          <w:lang w:val="de-DE"/>
+        </w:rPr>
+        <w:t xml:space="preserve"> sind Kunststoffe bei denen Blöcke eines Monomers auf das Gerüst eines anderen Monomers </w:t>
+      </w:r>
+      <w:r>
+        <w:rPr>
+          <w:rFonts w:ascii="Roboto" w:hAnsi="Roboto"/>
+          <w:sz w:val="32"/>
+          <w:szCs w:val="32"/>
+          <w:lang w:val="de-DE"/>
+        </w:rPr>
+        <w:t>aufgepfropft</w:t>
+      </w:r>
+      <w:r>
+        <w:rPr>
+          <w:rFonts w:ascii="Roboto" w:hAnsi="Roboto"/>
+          <w:sz w:val="32"/>
+          <w:szCs w:val="32"/>
+          <w:lang w:val="de-DE"/>
+        </w:rPr>
+        <w:t xml:space="preserve"> sind.</w:t>
+      </w:r>
+    </w:p>
+    <w:p>
+      <w:pPr>
+        <w:jc w:val="center"/>
+        <w:rPr>
+          <w:rFonts w:ascii="Roboto" w:hAnsi="Roboto"/>
+          <w:sz w:val="32"/>
+          <w:szCs w:val="32"/>
+          <w:lang w:val="de-DE"/>
+        </w:rPr>
+      </w:pPr>
+      <w:r>
+        <w:rPr>
+          <w:rFonts w:ascii="Roboto" w:hAnsi="Roboto"/>
+          <w:sz w:val="32"/>
+          <w:szCs w:val="32"/>
+          <w:lang w:val="de-DE"/>
+        </w:rPr>
+        <w:drawing>
+          <wp:inline distT="0" distB="0" distL="0" distR="0" wp14:anchorId="45D3368E" wp14:editId="11AF9CBB">
+            <wp:extent cx="5760720" cy="1621155"/>
+            <wp:effectExtent l="76200" t="76200" r="125730" b="131445"/>
+            <wp:docPr id="1816429829" name="Resim 1"/>
+            <wp:cNvGraphicFramePr>
+              <a:graphicFrameLocks xmlns:a="http://schemas.openxmlformats.org/drawingml/2006/main" noChangeAspect="1"/>
+            </wp:cNvGraphicFramePr>
+            <a:graphic xmlns:a="http://schemas.openxmlformats.org/drawingml/2006/main">
+              <a:graphicData uri="http://schemas.openxmlformats.org/drawingml/2006/picture">
+                <pic:pic xmlns:pic="http://schemas.openxmlformats.org/drawingml/2006/picture">
+                  <pic:nvPicPr>
+                    <pic:cNvPr id="1816429829" name=""/>
+                    <pic:cNvPicPr/>
+                  </pic:nvPicPr>
+                  <pic:blipFill>
+                    <a:blip r:embed="rId13"/>
+                    <a:stretch>
+                      <a:fillRect/>
+                    </a:stretch>
+                  </pic:blipFill>
+                  <pic:spPr>
+                    <a:xfrm>
+                      <a:off x="0" y="0"/>
+                      <a:ext cx="5760720" cy="1621155"/>
+                    </a:xfrm>
+                    <a:prstGeom prst="rect">
+                      <a:avLst/>
+                    </a:prstGeom>
+                    <a:ln w="38100" cap="sq">
+                      <a:solidFill>
+                        <a:srgbClr val="000000"/>
+                      </a:solidFill>
+                      <a:prstDash val="solid"/>
+                      <a:miter lim="800000"/>
+                    </a:ln>
+                    <a:effectLst>
+                      <a:outerShdw blurRad="50800" dist="38100" dir="2700000" algn="tl" rotWithShape="0">
+                        <a:srgbClr val="000000">
+                          <a:alpha val="43000"/>
+                        </a:srgbClr>
+                      </a:outerShdw>
+                    </a:effectLst>
+                  </pic:spPr>
+                </pic:pic>
+              </a:graphicData>
+            </a:graphic>
+          </wp:inline>
+        </w:drawing>
+      </w:r>
+    </w:p>
+    <w:p>
+      <w:pPr>
+        <w:jc w:val="center"/>
+        <w:rPr>
+          <w:rFonts w:ascii="Roboto" w:hAnsi="Roboto"/>
+          <w:sz w:val="32"/>
+          <w:szCs w:val="32"/>
+          <w:lang w:val="de-DE"/>
+        </w:rPr>
+      </w:pPr>
+    </w:p>
+    <w:p>
+      <w:pPr>
+        <w:jc w:val="center"/>
+        <w:rPr>
+          <w:rFonts w:ascii="Roboto" w:hAnsi="Roboto"/>
           <w:color w:val="FF0000"/>
           <w:sz w:val="40"/>
           <w:szCs w:val="40"/>
@@ -2536,12 +3896,220 @@
         <w:jc w:val="center"/>
         <w:rPr>
           <w:rFonts w:ascii="Roboto" w:hAnsi="Roboto"/>
+          <w:color w:val="806000" w:themeColor="accent4" w:themeShade="80"/>
+          <w:sz w:val="36"/>
+          <w:szCs w:val="36"/>
+          <w:lang w:val="de-DE"/>
+        </w:rPr>
+      </w:pPr>
+      <w:r>
+        <w:rPr>
+          <w:rFonts w:ascii="Roboto" w:hAnsi="Roboto"/>
+          <w:color w:val="806000" w:themeColor="accent4" w:themeShade="80"/>
+          <w:sz w:val="36"/>
+          <w:szCs w:val="36"/>
+          <w:lang w:val="de-DE"/>
+        </w:rPr>
+        <w:t>Allgemein</w:t>
+      </w:r>
+    </w:p>
+    <w:p>
+      <w:pPr>
+        <w:jc w:val="center"/>
+        <w:rPr>
+          <w:rFonts w:ascii="Roboto" w:hAnsi="Roboto"/>
+          <w:i/>
+          <w:iCs/>
+          <w:color w:val="44546A" w:themeColor="text2"/>
+          <w:sz w:val="36"/>
+          <w:szCs w:val="36"/>
+          <w:u w:val="single"/>
+          <w:lang w:val="de-DE"/>
+        </w:rPr>
+      </w:pPr>
+      <w:r>
+        <w:rPr>
+          <w:rFonts w:ascii="Roboto" w:hAnsi="Roboto"/>
+          <w:i/>
+          <w:iCs/>
+          <w:color w:val="44546A" w:themeColor="text2"/>
+          <w:sz w:val="36"/>
+          <w:szCs w:val="36"/>
+          <w:u w:val="single"/>
+          <w:lang w:val="de-DE"/>
+        </w:rPr>
+        <w:t>Noch nicht fertig.</w:t>
+      </w:r>
+    </w:p>
+    <w:p>
+      <w:pPr>
+        <w:jc w:val="center"/>
+        <w:rPr>
+          <w:rFonts w:ascii="Roboto" w:hAnsi="Roboto"/>
+          <w:color w:val="806000" w:themeColor="accent4" w:themeShade="80"/>
+          <w:sz w:val="36"/>
+          <w:szCs w:val="36"/>
+          <w:lang w:val="de-DE"/>
+        </w:rPr>
+      </w:pPr>
+      <w:r>
+        <w:rPr>
+          <w:rFonts w:ascii="Roboto" w:hAnsi="Roboto"/>
+          <w:color w:val="806000" w:themeColor="accent4" w:themeShade="80"/>
+          <w:sz w:val="36"/>
+          <w:szCs w:val="36"/>
+          <w:lang w:val="de-DE"/>
+        </w:rPr>
+        <w:t>Radikalische Polymerisation</w:t>
+      </w:r>
+    </w:p>
+    <w:p>
+      <w:pPr>
+        <w:jc w:val="center"/>
+        <w:rPr>
+          <w:rFonts w:ascii="Roboto" w:hAnsi="Roboto"/>
+          <w:i/>
+          <w:iCs/>
+          <w:color w:val="44546A" w:themeColor="text2"/>
+          <w:sz w:val="36"/>
+          <w:szCs w:val="36"/>
+          <w:u w:val="single"/>
+          <w:lang w:val="de-DE"/>
+        </w:rPr>
+      </w:pPr>
+      <w:r>
+        <w:rPr>
+          <w:rFonts w:ascii="Roboto" w:hAnsi="Roboto"/>
+          <w:i/>
+          <w:iCs/>
+          <w:color w:val="44546A" w:themeColor="text2"/>
+          <w:sz w:val="36"/>
+          <w:szCs w:val="36"/>
+          <w:u w:val="single"/>
+          <w:lang w:val="de-DE"/>
+        </w:rPr>
+        <w:t>Noch nicht fertig.</w:t>
+      </w:r>
+    </w:p>
+    <w:p>
+      <w:pPr>
+        <w:jc w:val="center"/>
+        <w:rPr>
+          <w:rFonts w:ascii="Roboto" w:hAnsi="Roboto"/>
+          <w:color w:val="806000" w:themeColor="accent4" w:themeShade="80"/>
+          <w:sz w:val="36"/>
+          <w:szCs w:val="36"/>
+          <w:lang w:val="de-DE"/>
+        </w:rPr>
+      </w:pPr>
+      <w:r>
+        <w:rPr>
+          <w:rFonts w:ascii="Roboto" w:hAnsi="Roboto"/>
+          <w:color w:val="806000" w:themeColor="accent4" w:themeShade="80"/>
+          <w:sz w:val="36"/>
+          <w:szCs w:val="36"/>
+          <w:lang w:val="de-DE"/>
+        </w:rPr>
+        <w:t>Anionische</w:t>
+      </w:r>
+      <w:r>
+        <w:rPr>
+          <w:rFonts w:ascii="Roboto" w:hAnsi="Roboto"/>
+          <w:color w:val="806000" w:themeColor="accent4" w:themeShade="80"/>
+          <w:sz w:val="36"/>
+          <w:szCs w:val="36"/>
+          <w:lang w:val="de-DE"/>
+        </w:rPr>
+        <w:t xml:space="preserve"> Polymerisation</w:t>
+      </w:r>
+    </w:p>
+    <w:p>
+      <w:pPr>
+        <w:jc w:val="center"/>
+        <w:rPr>
+          <w:rFonts w:ascii="Roboto" w:hAnsi="Roboto"/>
+          <w:i/>
+          <w:iCs/>
+          <w:color w:val="44546A" w:themeColor="text2"/>
+          <w:sz w:val="36"/>
+          <w:szCs w:val="36"/>
+          <w:u w:val="single"/>
+          <w:lang w:val="de-DE"/>
+        </w:rPr>
+      </w:pPr>
+      <w:r>
+        <w:rPr>
+          <w:rFonts w:ascii="Roboto" w:hAnsi="Roboto"/>
+          <w:i/>
+          <w:iCs/>
+          <w:color w:val="44546A" w:themeColor="text2"/>
+          <w:sz w:val="36"/>
+          <w:szCs w:val="36"/>
+          <w:u w:val="single"/>
+          <w:lang w:val="de-DE"/>
+        </w:rPr>
+        <w:t>Noch nicht fertig.</w:t>
+      </w:r>
+    </w:p>
+    <w:p>
+      <w:pPr>
+        <w:jc w:val="center"/>
+        <w:rPr>
+          <w:rFonts w:ascii="Roboto" w:hAnsi="Roboto"/>
           <w:color w:val="FF0000"/>
           <w:sz w:val="40"/>
           <w:szCs w:val="40"/>
           <w:lang w:val="de-DE"/>
         </w:rPr>
       </w:pPr>
+      <w:r>
+        <w:rPr>
+          <w:rFonts w:ascii="Roboto" w:hAnsi="Roboto"/>
+          <w:color w:val="806000" w:themeColor="accent4" w:themeShade="80"/>
+          <w:sz w:val="36"/>
+          <w:szCs w:val="36"/>
+          <w:lang w:val="de-DE"/>
+        </w:rPr>
+        <w:t>Kationische</w:t>
+      </w:r>
+      <w:r>
+        <w:rPr>
+          <w:rFonts w:ascii="Roboto" w:hAnsi="Roboto"/>
+          <w:color w:val="806000" w:themeColor="accent4" w:themeShade="80"/>
+          <w:sz w:val="36"/>
+          <w:szCs w:val="36"/>
+          <w:lang w:val="de-DE"/>
+        </w:rPr>
+        <w:t xml:space="preserve"> Polymerisation</w:t>
+      </w:r>
+    </w:p>
+    <w:p>
+      <w:pPr>
+        <w:jc w:val="center"/>
+        <w:rPr>
+          <w:rFonts w:ascii="Roboto" w:hAnsi="Roboto"/>
+          <w:i/>
+          <w:iCs/>
+          <w:color w:val="44546A" w:themeColor="text2"/>
+          <w:sz w:val="36"/>
+          <w:szCs w:val="36"/>
+          <w:u w:val="single"/>
+          <w:lang w:val="de-DE"/>
+        </w:rPr>
+      </w:pPr>
+      <w:r>
+        <w:rPr>
+          <w:rFonts w:ascii="Roboto" w:hAnsi="Roboto"/>
+          <w:i/>
+          <w:iCs/>
+          <w:color w:val="44546A" w:themeColor="text2"/>
+          <w:sz w:val="36"/>
+          <w:szCs w:val="36"/>
+          <w:u w:val="single"/>
+          <w:lang w:val="de-DE"/>
+        </w:rPr>
+        <w:t>Noch nicht fertig.</w:t>
+      </w:r>
     </w:p>
     <w:p>
       <w:pPr>
@@ -2554,7 +4122,10 @@
           <w:lang w:val="de-DE"/>
         </w:rPr>
       </w:pPr>
-      <w:r>
+    </w:p>
+    <w:p>
+      <w:pPr>
+        <w:jc w:val="center"/>
         <w:rPr>
           <w:rFonts w:ascii="Roboto" w:hAnsi="Roboto"/>
           <w:color w:val="FF0000"/>
@@ -2562,8 +4133,7 @@
           <w:szCs w:val="40"/>
           <w:lang w:val="de-DE"/>
         </w:rPr>
-        <w:t>Polyk</w:t>
-      </w:r>
+      </w:pPr>
       <w:r>
         <w:rPr>
           <w:rFonts w:ascii="Roboto" w:hAnsi="Roboto"/>
@@ -2572,12 +4142,9 @@
           <w:szCs w:val="40"/>
           <w:lang w:val="de-DE"/>
         </w:rPr>
-        <w:t>ondensation</w:t>
-      </w:r>
-    </w:p>
-    <w:p>
-      <w:pPr>
-        <w:jc w:val="center"/>
+        <w:t>Polyk</w:t>
+      </w:r>
+      <w:r>
         <w:rPr>
           <w:rFonts w:ascii="Roboto" w:hAnsi="Roboto"/>
           <w:color w:val="FF0000"/>
@@ -2585,7 +4152,8 @@
           <w:szCs w:val="40"/>
           <w:lang w:val="de-DE"/>
         </w:rPr>
-      </w:pPr>
+        <w:t>ondensation</w:t>
+      </w:r>
     </w:p>
     <w:p>
       <w:pPr>
@@ -2598,7 +4166,36 @@
           <w:lang w:val="de-DE"/>
         </w:rPr>
       </w:pPr>
-      <w:r>
+    </w:p>
+    <w:p>
+      <w:pPr>
+        <w:jc w:val="center"/>
+        <w:rPr>
+          <w:rFonts w:ascii="Algerian" w:hAnsi="Algerian"/>
+          <w:b/>
+          <w:bCs/>
+          <w:color w:val="FF0000"/>
+          <w:sz w:val="48"/>
+          <w:szCs w:val="48"/>
+          <w:lang w:val="de-DE"/>
+        </w:rPr>
+      </w:pPr>
+      <w:r>
+        <w:rPr>
+          <w:rFonts w:ascii="Algerian" w:hAnsi="Algerian"/>
+          <w:b/>
+          <w:bCs/>
+          <w:color w:val="FF0000"/>
+          <w:sz w:val="48"/>
+          <w:szCs w:val="48"/>
+          <w:lang w:val="de-DE"/>
+        </w:rPr>
+        <w:t>Wiederholung</w:t>
+      </w:r>
+    </w:p>
+    <w:p>
+      <w:pPr>
+        <w:jc w:val="center"/>
         <w:rPr>
           <w:rFonts w:ascii="Roboto" w:hAnsi="Roboto"/>
           <w:color w:val="FF0000"/>
@@ -2606,12 +4203,8 @@
           <w:szCs w:val="40"/>
           <w:lang w:val="de-DE"/>
         </w:rPr>
-        <w:t>Wiederholung</w:t>
-      </w:r>
-    </w:p>
-    <w:p>
-      <w:pPr>
-        <w:jc w:val="center"/>
+      </w:pPr>
+      <w:r>
         <w:rPr>
           <w:rFonts w:ascii="Roboto" w:hAnsi="Roboto"/>
           <w:color w:val="FF0000"/>
@@ -2619,15 +4212,7 @@
           <w:szCs w:val="40"/>
           <w:lang w:val="de-DE"/>
         </w:rPr>
-      </w:pPr>
-      <w:r>
-        <w:rPr>
-          <w:rFonts w:ascii="Roboto" w:hAnsi="Roboto"/>
-          <w:color w:val="FF0000"/>
-          <w:sz w:val="40"/>
-          <w:szCs w:val="40"/>
-          <w:lang w:val="de-DE"/>
-        </w:rPr>
+        <w:lastRenderedPageBreak/>
         <w:t>Funktionale Gruppen</w:t>
       </w:r>
     </w:p>
@@ -2878,9 +4463,9 @@
                   <o:lock v:ext="edit" aspectratio="t"/>
                 </v:shapetype>
                 <v:shape id="_x0000_i1025" type="#_x0000_t75" style="width:54.75pt;height:42pt" o:ole="">
-                  <v:imagedata r:id="rId8" o:title=""/>
+                  <v:imagedata r:id="rId14" o:title=""/>
                 </v:shape>
-                <o:OLEObject Type="Embed" ProgID="PBrush" ShapeID="_x0000_i1025" DrawAspect="Content" ObjectID="_1832956391" r:id="rId9"/>
+                <o:OLEObject Type="Embed" ProgID="PBrush" ShapeID="_x0000_i1025" DrawAspect="Content" ObjectID="_1832958017" r:id="rId15"/>
               </w:object>
             </w:r>
           </w:p>
@@ -3050,7 +4635,7 @@
                           </pic:cNvPicPr>
                         </pic:nvPicPr>
                         <pic:blipFill>
-                          <a:blip r:embed="rId10" cstate="print">
+                          <a:blip r:embed="rId16" cstate="print">
                             <a:extLst>
                               <a:ext uri="{28A0092B-C50C-407E-A947-70E740481C1C}">
                                 <a14:useLocalDpi xmlns:a14="http://schemas.microsoft.com/office/drawing/2010/main" val="0"/>
@@ -3220,9 +4805,9 @@
               </w:rPr>
               <w:object w:dxaOrig="4320" w:dyaOrig="3972" w14:anchorId="4F229714">
                 <v:shape id="_x0000_i1026" type="#_x0000_t75" style="width:57pt;height:45.75pt" o:ole="">
-                  <v:imagedata r:id="rId11" o:title=""/>
+                  <v:imagedata r:id="rId17" o:title=""/>
                 </v:shape>
-                <o:OLEObject Type="Embed" ProgID="PBrush" ShapeID="_x0000_i1026" DrawAspect="Content" ObjectID="_1832956392" r:id="rId12"/>
+                <o:OLEObject Type="Embed" ProgID="PBrush" ShapeID="_x0000_i1026" DrawAspect="Content" ObjectID="_1832958018" r:id="rId18"/>
               </w:object>
             </w:r>
           </w:p>
@@ -3384,9 +4969,9 @@
               </w:rPr>
               <w:object w:dxaOrig="3240" w:dyaOrig="3375" w14:anchorId="7D0ACAF4">
                 <v:shape id="_x0000_i1027" type="#_x0000_t75" style="width:57pt;height:59.25pt" o:ole="">
-                  <v:imagedata r:id="rId13" o:title=""/>
+                  <v:imagedata r:id="rId19" o:title=""/>
                 </v:shape>
-                <o:OLEObject Type="Embed" ProgID="PBrush" ShapeID="_x0000_i1027" DrawAspect="Content" ObjectID="_1832956393" r:id="rId14"/>
+                <o:OLEObject Type="Embed" ProgID="PBrush" ShapeID="_x0000_i1027" DrawAspect="Content" ObjectID="_1832958019" r:id="rId20"/>
               </w:object>
             </w:r>
           </w:p>
@@ -3548,9 +5133,9 @@
               </w:rPr>
               <w:object w:dxaOrig="3465" w:dyaOrig="3645" w14:anchorId="2218FA0A">
                 <v:shape id="_x0000_i1028" type="#_x0000_t75" style="width:44.25pt;height:47.25pt" o:ole="">
-                  <v:imagedata r:id="rId15" o:title=""/>
+                  <v:imagedata r:id="rId21" o:title=""/>
                 </v:shape>
-                <o:OLEObject Type="Embed" ProgID="PBrush" ShapeID="_x0000_i1028" DrawAspect="Content" ObjectID="_1832956394" r:id="rId16"/>
+                <o:OLEObject Type="Embed" ProgID="PBrush" ShapeID="_x0000_i1028" DrawAspect="Content" ObjectID="_1832958020" r:id="rId22"/>
               </w:object>
             </w:r>
           </w:p>
@@ -3712,9 +5297,9 @@
               </w:rPr>
               <w:object w:dxaOrig="3900" w:dyaOrig="1620" w14:anchorId="333D0DCD">
                 <v:shape id="_x0000_i1029" type="#_x0000_t75" style="width:48.75pt;height:21pt" o:ole="">
-                  <v:imagedata r:id="rId17" o:title=""/>
+                  <v:imagedata r:id="rId23" o:title=""/>
                 </v:shape>
-                <o:OLEObject Type="Embed" ProgID="PBrush" ShapeID="_x0000_i1029" DrawAspect="Content" ObjectID="_1832956395" r:id="rId18"/>
+                <o:OLEObject Type="Embed" ProgID="PBrush" ShapeID="_x0000_i1029" DrawAspect="Content" ObjectID="_1832958021" r:id="rId24"/>
               </w:object>
             </w:r>
           </w:p>
@@ -4008,9 +5593,9 @@
               </w:rPr>
               <w:object w:dxaOrig="4665" w:dyaOrig="10995" w14:anchorId="484745D7">
                 <v:shape id="_x0000_i1030" type="#_x0000_t75" style="width:23.25pt;height:56.25pt" o:ole="">
-                  <v:imagedata r:id="rId19" o:title=""/>
+                  <v:imagedata r:id="rId25" o:title=""/>
                 </v:shape>
-                <o:OLEObject Type="Embed" ProgID="PBrush" ShapeID="_x0000_i1030" DrawAspect="Content" ObjectID="_1832956396" r:id="rId20"/>
+                <o:OLEObject Type="Embed" ProgID="PBrush" ShapeID="_x0000_i1030" DrawAspect="Content" ObjectID="_1832958022" r:id="rId26"/>
               </w:object>
             </w:r>
           </w:p>
@@ -4061,7 +5646,6 @@
                 <w:szCs w:val="20"/>
                 <w:lang w:val="de-DE"/>
               </w:rPr>
-              <w:lastRenderedPageBreak/>
               <w:t>Amine</w:t>
             </w:r>
           </w:p>
@@ -4134,9 +5718,9 @@
               </w:rPr>
               <w:object w:dxaOrig="1785" w:dyaOrig="2040" w14:anchorId="714F372C">
                 <v:shape id="_x0000_i1031" type="#_x0000_t75" style="width:51.75pt;height:58.5pt" o:ole="">
-                  <v:imagedata r:id="rId21" o:title=""/>
+                  <v:imagedata r:id="rId27" o:title=""/>
                 </v:shape>
-                <o:OLEObject Type="Embed" ProgID="PBrush" ShapeID="_x0000_i1031" DrawAspect="Content" ObjectID="_1832956397" r:id="rId22"/>
+                <o:OLEObject Type="Embed" ProgID="PBrush" ShapeID="_x0000_i1031" DrawAspect="Content" ObjectID="_1832958023" r:id="rId28"/>
               </w:object>
             </w:r>
           </w:p>
@@ -4292,7 +5876,7 @@
                           </pic:cNvPicPr>
                         </pic:nvPicPr>
                         <pic:blipFill>
-                          <a:blip r:embed="rId23" cstate="print">
+                          <a:blip r:embed="rId29" cstate="print">
                             <a:extLst>
                               <a:ext uri="{28A0092B-C50C-407E-A947-70E740481C1C}">
                                 <a14:useLocalDpi xmlns:a14="http://schemas.microsoft.com/office/drawing/2010/main" val="0"/>
@@ -4547,6 +6131,7 @@
           <w:szCs w:val="32"/>
           <w:lang w:val="de-DE"/>
         </w:rPr>
+        <w:lastRenderedPageBreak/>
         <w:t>Wasserstoffatome</w:t>
       </w:r>
       <w:r>
@@ -4700,7 +6285,7 @@
                     </pic:cNvPicPr>
                   </pic:nvPicPr>
                   <pic:blipFill>
-                    <a:blip r:embed="rId24">
+                    <a:blip r:embed="rId30">
                       <a:extLst>
                         <a:ext uri="{28A0092B-C50C-407E-A947-70E740481C1C}">
                           <a14:useLocalDpi xmlns:a14="http://schemas.microsoft.com/office/drawing/2010/main" val="0"/>
@@ -4848,7 +6433,7 @@
                     </pic:cNvPicPr>
                   </pic:nvPicPr>
                   <pic:blipFill>
-                    <a:blip r:embed="rId25" cstate="print">
+                    <a:blip r:embed="rId31" cstate="print">
                       <a:extLst>
                         <a:ext uri="{28A0092B-C50C-407E-A947-70E740481C1C}">
                           <a14:useLocalDpi xmlns:a14="http://schemas.microsoft.com/office/drawing/2010/main" val="0"/>
@@ -4901,7 +6486,6 @@
           <w:szCs w:val="32"/>
           <w:lang w:val="de-DE"/>
         </w:rPr>
-        <w:lastRenderedPageBreak/>
         <w:t>Doppelbindungen</w:t>
       </w:r>
       <w:r>
@@ -5092,7 +6676,7 @@
                     <pic:cNvPicPr/>
                   </pic:nvPicPr>
                   <pic:blipFill>
-                    <a:blip r:embed="rId26"/>
+                    <a:blip r:embed="rId32"/>
                     <a:stretch>
                       <a:fillRect/>
                     </a:stretch>
@@ -5147,7 +6731,7 @@
                     <pic:cNvPicPr/>
                   </pic:nvPicPr>
                   <pic:blipFill>
-                    <a:blip r:embed="rId27"/>
+                    <a:blip r:embed="rId33"/>
                     <a:stretch>
                       <a:fillRect/>
                     </a:stretch>
@@ -5452,6 +7036,7 @@
           <w:szCs w:val="32"/>
           <w:lang w:val="de-DE"/>
         </w:rPr>
+        <w:lastRenderedPageBreak/>
         <w:drawing>
           <wp:inline distT="0" distB="0" distL="0" distR="0" wp14:anchorId="5D235E15" wp14:editId="30DD325B">
             <wp:extent cx="5760720" cy="2122170"/>
@@ -5468,7 +7053,7 @@
                     <pic:cNvPicPr/>
                   </pic:nvPicPr>
                   <pic:blipFill>
-                    <a:blip r:embed="rId28"/>
+                    <a:blip r:embed="rId34"/>
                     <a:stretch>
                       <a:fillRect/>
                     </a:stretch>
@@ -5725,7 +7310,6 @@
           <w:szCs w:val="32"/>
           <w:lang w:val="de-DE"/>
         </w:rPr>
-        <w:lastRenderedPageBreak/>
         <w:drawing>
           <wp:inline distT="0" distB="0" distL="0" distR="0" wp14:anchorId="30E1A806" wp14:editId="5BF7B549">
             <wp:extent cx="2964837" cy="1000125"/>
@@ -5742,7 +7326,7 @@
                     <pic:cNvPicPr/>
                   </pic:nvPicPr>
                   <pic:blipFill>
-                    <a:blip r:embed="rId29"/>
+                    <a:blip r:embed="rId35"/>
                     <a:stretch>
                       <a:fillRect/>
                     </a:stretch>
@@ -6214,6 +7798,7 @@
           <w:szCs w:val="32"/>
           <w:lang w:val="de-DE"/>
         </w:rPr>
+        <w:lastRenderedPageBreak/>
         <w:t xml:space="preserve">Bedingung: </w:t>
       </w:r>
       <w:r>
@@ -7073,7 +8658,7 @@
                     </pic:cNvPicPr>
                   </pic:nvPicPr>
                   <pic:blipFill>
-                    <a:blip r:embed="rId30">
+                    <a:blip r:embed="rId36">
                       <a:extLst>
                         <a:ext uri="{28A0092B-C50C-407E-A947-70E740481C1C}">
                           <a14:useLocalDpi xmlns:a14="http://schemas.microsoft.com/office/drawing/2010/main" val="0"/>
@@ -7233,7 +8818,6 @@
           <w:szCs w:val="24"/>
           <w:lang w:val="de-DE"/>
         </w:rPr>
-        <w:lastRenderedPageBreak/>
         <w:t>Das</w:t>
       </w:r>
       <w:r>
@@ -7606,7 +9190,7 @@
                     </pic:cNvPicPr>
                   </pic:nvPicPr>
                   <pic:blipFill>
-                    <a:blip r:embed="rId31">
+                    <a:blip r:embed="rId37">
                       <a:extLst>
                         <a:ext uri="{28A0092B-C50C-407E-A947-70E740481C1C}">
                           <a14:useLocalDpi xmlns:a14="http://schemas.microsoft.com/office/drawing/2010/main" val="0"/>
@@ -7809,6 +9393,7 @@
           <w:u w:val="single"/>
           <w:lang w:val="de-DE"/>
         </w:rPr>
+        <w:lastRenderedPageBreak/>
         <w:t>Wasserstoffbrücken (am stärksten)</w:t>
       </w:r>
     </w:p>
@@ -7879,7 +9464,7 @@
                     </pic:cNvPicPr>
                   </pic:nvPicPr>
                   <pic:blipFill>
-                    <a:blip r:embed="rId32">
+                    <a:blip r:embed="rId38">
                       <a:extLst>
                         <a:ext uri="{28A0092B-C50C-407E-A947-70E740481C1C}">
                           <a14:useLocalDpi xmlns:a14="http://schemas.microsoft.com/office/drawing/2010/main" val="0"/>
@@ -8162,7 +9747,6 @@
           <w:szCs w:val="40"/>
           <w:lang w:val="de-DE"/>
         </w:rPr>
-        <w:lastRenderedPageBreak/>
         <w:drawing>
           <wp:inline distT="0" distB="0" distL="0" distR="0" wp14:anchorId="5E2E421D" wp14:editId="2FAB3DFC">
             <wp:extent cx="4044523" cy="1709530"/>
@@ -8181,7 +9765,7 @@
                     </pic:cNvPicPr>
                   </pic:nvPicPr>
                   <pic:blipFill>
-                    <a:blip r:embed="rId33" cstate="print">
+                    <a:blip r:embed="rId39" cstate="print">
                       <a:extLst>
                         <a:ext uri="{28A0092B-C50C-407E-A947-70E740481C1C}">
                           <a14:useLocalDpi xmlns:a14="http://schemas.microsoft.com/office/drawing/2010/main" val="0"/>
@@ -8251,7 +9835,7 @@
                     </pic:cNvPicPr>
                   </pic:nvPicPr>
                   <pic:blipFill>
-                    <a:blip r:embed="rId34">
+                    <a:blip r:embed="rId40">
                       <a:extLst>
                         <a:ext uri="{28A0092B-C50C-407E-A947-70E740481C1C}">
                           <a14:useLocalDpi xmlns:a14="http://schemas.microsoft.com/office/drawing/2010/main" val="0"/>
@@ -8339,6 +9923,7 @@
           <w:noProof/>
           <w:lang w:val="de-DE"/>
         </w:rPr>
+        <w:lastRenderedPageBreak/>
         <w:drawing>
           <wp:inline distT="0" distB="0" distL="0" distR="0" wp14:anchorId="195DB921" wp14:editId="3B93DCCA">
             <wp:extent cx="5760720" cy="1572260"/>
@@ -8357,7 +9942,7 @@
                     </pic:cNvPicPr>
                   </pic:nvPicPr>
                   <pic:blipFill>
-                    <a:blip r:embed="rId35">
+                    <a:blip r:embed="rId41">
                       <a:extLst>
                         <a:ext uri="{28A0092B-C50C-407E-A947-70E740481C1C}">
                           <a14:useLocalDpi xmlns:a14="http://schemas.microsoft.com/office/drawing/2010/main" val="0"/>
@@ -8573,7 +10158,6 @@
           <w:szCs w:val="32"/>
           <w:lang w:val="de-DE"/>
         </w:rPr>
-        <w:lastRenderedPageBreak/>
         <w:drawing>
           <wp:inline distT="0" distB="0" distL="0" distR="0" wp14:anchorId="3289F4E5" wp14:editId="7184C1EA">
             <wp:extent cx="5931352" cy="1496568"/>
@@ -8590,7 +10174,7 @@
                     <pic:cNvPicPr/>
                   </pic:nvPicPr>
                   <pic:blipFill>
-                    <a:blip r:embed="rId36"/>
+                    <a:blip r:embed="rId42"/>
                     <a:stretch>
                       <a:fillRect/>
                     </a:stretch>
@@ -8826,6 +10410,7 @@
           <w:szCs w:val="32"/>
           <w:lang w:val="de-DE"/>
         </w:rPr>
+        <w:lastRenderedPageBreak/>
         <w:t xml:space="preserve">Typischer Angreifer: </w:t>
       </w:r>
       <w:r>
@@ -8928,7 +10513,7 @@
                     <pic:cNvPicPr/>
                   </pic:nvPicPr>
                   <pic:blipFill>
-                    <a:blip r:embed="rId37"/>
+                    <a:blip r:embed="rId43"/>
                     <a:stretch>
                       <a:fillRect/>
                     </a:stretch>
@@ -9044,7 +10629,6 @@
           <w:szCs w:val="32"/>
           <w:lang w:val="de-DE"/>
         </w:rPr>
-        <w:lastRenderedPageBreak/>
         <w:t>Typischer Angreifer: Nukleophil greift an (z. B.: OH-, CN-)</w:t>
       </w:r>
     </w:p>
@@ -9142,7 +10726,7 @@
                     <pic:cNvPicPr/>
                   </pic:nvPicPr>
                   <pic:blipFill>
-                    <a:blip r:embed="rId38"/>
+                    <a:blip r:embed="rId44"/>
                     <a:stretch>
                       <a:fillRect/>
                     </a:stretch>
@@ -9288,6 +10872,7 @@
           <w:szCs w:val="24"/>
           <w:lang w:val="de-DE"/>
         </w:rPr>
+        <w:lastRenderedPageBreak/>
         <w:t>Alkene</w:t>
       </w:r>
       <w:r>
@@ -9986,7 +11571,6 @@
           <w:szCs w:val="32"/>
           <w:lang w:val="de-DE"/>
         </w:rPr>
-        <w:lastRenderedPageBreak/>
         <w:t xml:space="preserve">Ein </w:t>
       </w:r>
       <w:r>
@@ -10243,7 +11827,7 @@
                     </pic:cNvPicPr>
                   </pic:nvPicPr>
                   <pic:blipFill>
-                    <a:blip r:embed="rId39">
+                    <a:blip r:embed="rId45">
                       <a:extLst>
                         <a:ext uri="{28A0092B-C50C-407E-A947-70E740481C1C}">
                           <a14:useLocalDpi xmlns:a14="http://schemas.microsoft.com/office/drawing/2010/main" val="0"/>
@@ -10588,6 +12172,7 @@
           <w:szCs w:val="32"/>
           <w:lang w:val="de-DE"/>
         </w:rPr>
+        <w:lastRenderedPageBreak/>
         <w:t xml:space="preserve">Bei einer Additionsreaktion mit Säure greift das </w:t>
       </w:r>
       <w:r>
@@ -10752,7 +12337,7 @@
                     </pic:cNvPicPr>
                   </pic:nvPicPr>
                   <pic:blipFill>
-                    <a:blip r:embed="rId40">
+                    <a:blip r:embed="rId46">
                       <a:extLst>
                         <a:ext uri="{28A0092B-C50C-407E-A947-70E740481C1C}">
                           <a14:useLocalDpi xmlns:a14="http://schemas.microsoft.com/office/drawing/2010/main" val="0"/>
@@ -10801,7 +12386,6 @@
           <w:szCs w:val="32"/>
           <w:lang w:val="de-DE"/>
         </w:rPr>
-        <w:lastRenderedPageBreak/>
         <w:t xml:space="preserve">Danach greift das übrig </w:t>
       </w:r>
       <w:r>
@@ -10916,7 +12500,7 @@
                     </pic:cNvPicPr>
                   </pic:nvPicPr>
                   <pic:blipFill>
-                    <a:blip r:embed="rId41">
+                    <a:blip r:embed="rId47">
                       <a:extLst>
                         <a:ext uri="{28A0092B-C50C-407E-A947-70E740481C1C}">
                           <a14:useLocalDpi xmlns:a14="http://schemas.microsoft.com/office/drawing/2010/main" val="0"/>
@@ -11247,6 +12831,7 @@
           <w:szCs w:val="32"/>
           <w:lang w:val="de-DE"/>
         </w:rPr>
+        <w:lastRenderedPageBreak/>
         <w:t>Das</w:t>
       </w:r>
       <w:r>
@@ -11446,7 +13031,7 @@
                     </pic:cNvPicPr>
                   </pic:nvPicPr>
                   <pic:blipFill>
-                    <a:blip r:embed="rId42">
+                    <a:blip r:embed="rId48">
                       <a:extLst>
                         <a:ext uri="{28A0092B-C50C-407E-A947-70E740481C1C}">
                           <a14:useLocalDpi xmlns:a14="http://schemas.microsoft.com/office/drawing/2010/main" val="0"/>
@@ -11495,7 +13080,6 @@
           <w:szCs w:val="32"/>
           <w:lang w:val="de-DE"/>
         </w:rPr>
-        <w:lastRenderedPageBreak/>
         <w:t xml:space="preserve">Danach greift </w:t>
       </w:r>
       <w:r>
@@ -11618,7 +13202,7 @@
                     </pic:cNvPicPr>
                   </pic:nvPicPr>
                   <pic:blipFill>
-                    <a:blip r:embed="rId43">
+                    <a:blip r:embed="rId49">
                       <a:extLst>
                         <a:ext uri="{28A0092B-C50C-407E-A947-70E740481C1C}">
                           <a14:useLocalDpi xmlns:a14="http://schemas.microsoft.com/office/drawing/2010/main" val="0"/>
@@ -11819,7 +13403,7 @@
                     </pic:cNvPicPr>
                   </pic:nvPicPr>
                   <pic:blipFill>
-                    <a:blip r:embed="rId44">
+                    <a:blip r:embed="rId50">
                       <a:extLst>
                         <a:ext uri="{28A0092B-C50C-407E-A947-70E740481C1C}">
                           <a14:useLocalDpi xmlns:a14="http://schemas.microsoft.com/office/drawing/2010/main" val="0"/>
@@ -12023,6 +13607,7 @@
           <w:szCs w:val="32"/>
           <w:lang w:val="de-DE"/>
         </w:rPr>
+        <w:lastRenderedPageBreak/>
         <w:t xml:space="preserve"> </w:t>
       </w:r>
       <w:r>
@@ -12197,7 +13782,7 @@
                     </pic:cNvPicPr>
                   </pic:nvPicPr>
                   <pic:blipFill>
-                    <a:blip r:embed="rId45">
+                    <a:blip r:embed="rId51">
                       <a:extLst>
                         <a:ext uri="{28A0092B-C50C-407E-A947-70E740481C1C}">
                           <a14:useLocalDpi xmlns:a14="http://schemas.microsoft.com/office/drawing/2010/main" val="0"/>
@@ -12246,7 +13831,6 @@
           <w:szCs w:val="32"/>
           <w:lang w:val="de-DE"/>
         </w:rPr>
-        <w:lastRenderedPageBreak/>
         <w:t xml:space="preserve">Das </w:t>
       </w:r>
       <w:r>
@@ -12432,7 +14016,7 @@
                     </pic:cNvPicPr>
                   </pic:nvPicPr>
                   <pic:blipFill>
-                    <a:blip r:embed="rId46">
+                    <a:blip r:embed="rId52">
                       <a:extLst>
                         <a:ext uri="{28A0092B-C50C-407E-A947-70E740481C1C}">
                           <a14:useLocalDpi xmlns:a14="http://schemas.microsoft.com/office/drawing/2010/main" val="0"/>
@@ -12615,7 +14199,7 @@
                     </pic:cNvPicPr>
                   </pic:nvPicPr>
                   <pic:blipFill>
-                    <a:blip r:embed="rId47">
+                    <a:blip r:embed="rId53">
                       <a:extLst>
                         <a:ext uri="{28A0092B-C50C-407E-A947-70E740481C1C}">
                           <a14:useLocalDpi xmlns:a14="http://schemas.microsoft.com/office/drawing/2010/main" val="0"/>
@@ -12761,6 +14345,7 @@
           <w:szCs w:val="32"/>
           <w:lang w:val="de-DE"/>
         </w:rPr>
+        <w:lastRenderedPageBreak/>
         <w:t>Ester</w:t>
       </w:r>
       <w:r>
@@ -12874,7 +14459,6 @@
           <w:szCs w:val="32"/>
           <w:lang w:val="de-DE"/>
         </w:rPr>
-        <w:lastRenderedPageBreak/>
         <w:drawing>
           <wp:inline distT="0" distB="0" distL="0" distR="0" wp14:anchorId="34F3E4EA" wp14:editId="0BA1B4A9">
             <wp:extent cx="5753735" cy="2167255"/>
@@ -12893,7 +14477,7 @@
                     </pic:cNvPicPr>
                   </pic:nvPicPr>
                   <pic:blipFill>
-                    <a:blip r:embed="rId48">
+                    <a:blip r:embed="rId54">
                       <a:extLst>
                         <a:ext uri="{28A0092B-C50C-407E-A947-70E740481C1C}">
                           <a14:useLocalDpi xmlns:a14="http://schemas.microsoft.com/office/drawing/2010/main" val="0"/>
@@ -13158,7 +14742,7 @@
                     <pic:cNvPicPr/>
                   </pic:nvPicPr>
                   <pic:blipFill>
-                    <a:blip r:embed="rId49"/>
+                    <a:blip r:embed="rId55"/>
                     <a:stretch>
                       <a:fillRect/>
                     </a:stretch>
@@ -13342,6 +14926,7 @@
           <w:szCs w:val="32"/>
           <w:lang w:val="de-DE"/>
         </w:rPr>
+        <w:lastRenderedPageBreak/>
         <w:t>Veresterung</w:t>
       </w:r>
       <w:r>
@@ -13486,7 +15071,6 @@
           <w:szCs w:val="32"/>
           <w:lang w:val="de-DE"/>
         </w:rPr>
-        <w:lastRenderedPageBreak/>
         <w:drawing>
           <wp:inline distT="0" distB="0" distL="0" distR="0" wp14:anchorId="25BFE244" wp14:editId="4D5802AD">
             <wp:extent cx="3474720" cy="2602904"/>
@@ -13503,7 +15087,7 @@
                     <pic:cNvPicPr/>
                   </pic:nvPicPr>
                   <pic:blipFill>
-                    <a:blip r:embed="rId50"/>
+                    <a:blip r:embed="rId56"/>
                     <a:stretch>
                       <a:fillRect/>
                     </a:stretch>
@@ -14831,6 +16415,7 @@
           <w:szCs w:val="32"/>
           <w:lang w:val="de-DE"/>
         </w:rPr>
+        <w:lastRenderedPageBreak/>
         <w:sym w:font="Wingdings" w:char="F0E0"/>
       </w:r>
       <w:r>
@@ -15277,12 +16862,11 @@
   <w:style w:type="paragraph" w:default="1" w:styleId="Normal">
     <w:name w:val="Normal"/>
     <w:qFormat/>
-    <w:rsid w:val="006D6EAC"/>
+    <w:rsid w:val="00DE037C"/>
   </w:style>
   <w:style w:type="character" w:default="1" w:styleId="VarsaylanParagrafYazTipi">
     <w:name w:val="Default Paragraph Font"/>
     <w:uiPriority w:val="1"/>
-    <w:semiHidden/>
     <w:unhideWhenUsed/>
   </w:style>
   <w:style w:type="table" w:default="1" w:styleId="NormalTablo">
@@ -15324,6 +16908,17 @@
         <w:insideV w:val="single" w:sz="4" w:space="0" w:color="auto"/>
       </w:tblBorders>
     </w:tblPr>
+  </w:style>
+  <w:style w:type="paragraph" w:styleId="ListeParagraf">
+    <w:name w:val="List Paragraph"/>
+    <w:basedOn w:val="Normal"/>
+    <w:uiPriority w:val="34"/>
+    <w:qFormat/>
+    <w:rsid w:val="00AB0778"/>
+    <w:pPr>
+      <w:ind w:left="720"/>
+      <w:contextualSpacing/>
+    </w:pPr>
   </w:style>
 </w:styles>
 </file>
@@ -15621,4 +17216,16 @@
     </a:ext>
   </a:extLst>
 </a:theme>
+</file>
+
+<file path=customXml/item1.xml><?xml version="1.0" encoding="utf-8"?>
+<b:Sources xmlns:b="http://schemas.openxmlformats.org/officeDocument/2006/bibliography" xmlns="http://schemas.openxmlformats.org/officeDocument/2006/bibliography" SelectedStyle="\APASixthEditionOfficeOnline.xsl" StyleName="APA" Version="6"/>
+</file>
+
+<file path=customXml/itemProps1.xml><?xml version="1.0" encoding="utf-8"?>
+<ds:datastoreItem xmlns:ds="http://schemas.openxmlformats.org/officeDocument/2006/customXml" ds:itemID="{DA0C65F5-751C-4833-8548-E7880A8562D3}">
+  <ds:schemaRefs>
+    <ds:schemaRef ds:uri="http://schemas.openxmlformats.org/officeDocument/2006/bibliography"/>
+  </ds:schemaRefs>
+</ds:datastoreItem>
 </file>
--- a/WIP/2. Chemie Klausur 25.02.2026.docx
+++ b/WIP/2. Chemie Klausur 25.02.2026.docx
@@ -448,7 +448,7 @@
                     </pic:cNvPicPr>
                   </pic:nvPicPr>
                   <pic:blipFill>
-                    <a:blip r:embed="rId5" cstate="print">
+                    <a:blip r:embed="rId7" cstate="print">
                       <a:extLst>
                         <a:ext uri="{28A0092B-C50C-407E-A947-70E740481C1C}">
                           <a14:useLocalDpi xmlns:a14="http://schemas.microsoft.com/office/drawing/2010/main" val="0"/>
@@ -1003,23 +1003,29 @@
       <w:tr>
         <w:tc>
           <w:tcPr>
-            <w:tcW w:w="3156" w:type="dxa"/>
+            <w:tcW w:w="2405" w:type="dxa"/>
           </w:tcPr>
           <w:p>
             <w:pPr>
               <w:jc w:val="center"/>
               <w:rPr>
                 <w:rFonts w:ascii="Roboto" w:hAnsi="Roboto"/>
-                <w:sz w:val="28"/>
-                <w:szCs w:val="28"/>
+                <w:b/>
+                <w:bCs/>
+                <w:sz w:val="24"/>
+                <w:szCs w:val="24"/>
+                <w:u w:val="single"/>
                 <w:lang w:val="de-DE"/>
               </w:rPr>
             </w:pPr>
             <w:r>
               <w:rPr>
                 <w:rFonts w:ascii="Roboto" w:hAnsi="Roboto"/>
-                <w:sz w:val="28"/>
-                <w:szCs w:val="28"/>
+                <w:b/>
+                <w:bCs/>
+                <w:sz w:val="24"/>
+                <w:szCs w:val="24"/>
+                <w:u w:val="single"/>
                 <w:lang w:val="de-DE"/>
               </w:rPr>
               <w:t>Merkmal</w:t>
@@ -1028,23 +1034,29 @@
         </w:tc>
         <w:tc>
           <w:tcPr>
-            <w:tcW w:w="2084" w:type="dxa"/>
+            <w:tcW w:w="2233" w:type="dxa"/>
           </w:tcPr>
           <w:p>
             <w:pPr>
               <w:jc w:val="center"/>
               <w:rPr>
                 <w:rFonts w:ascii="Roboto" w:hAnsi="Roboto"/>
-                <w:sz w:val="28"/>
-                <w:szCs w:val="28"/>
+                <w:b/>
+                <w:bCs/>
+                <w:sz w:val="24"/>
+                <w:szCs w:val="24"/>
+                <w:u w:val="single"/>
                 <w:lang w:val="de-DE"/>
               </w:rPr>
             </w:pPr>
             <w:r>
               <w:rPr>
                 <w:rFonts w:ascii="Roboto" w:hAnsi="Roboto"/>
-                <w:sz w:val="28"/>
-                <w:szCs w:val="28"/>
+                <w:b/>
+                <w:bCs/>
+                <w:sz w:val="24"/>
+                <w:szCs w:val="24"/>
+                <w:u w:val="single"/>
                 <w:lang w:val="de-DE"/>
               </w:rPr>
               <w:t>Thermoplast</w:t>
@@ -1053,23 +1065,29 @@
         </w:tc>
         <w:tc>
           <w:tcPr>
-            <w:tcW w:w="1871" w:type="dxa"/>
+            <w:tcW w:w="2212" w:type="dxa"/>
           </w:tcPr>
           <w:p>
             <w:pPr>
               <w:jc w:val="center"/>
               <w:rPr>
                 <w:rFonts w:ascii="Roboto" w:hAnsi="Roboto"/>
-                <w:sz w:val="28"/>
-                <w:szCs w:val="28"/>
+                <w:b/>
+                <w:bCs/>
+                <w:sz w:val="24"/>
+                <w:szCs w:val="24"/>
+                <w:u w:val="single"/>
                 <w:lang w:val="de-DE"/>
               </w:rPr>
             </w:pPr>
             <w:r>
               <w:rPr>
                 <w:rFonts w:ascii="Roboto" w:hAnsi="Roboto"/>
-                <w:sz w:val="28"/>
-                <w:szCs w:val="28"/>
+                <w:b/>
+                <w:bCs/>
+                <w:sz w:val="24"/>
+                <w:szCs w:val="24"/>
+                <w:u w:val="single"/>
                 <w:lang w:val="de-DE"/>
               </w:rPr>
               <w:t>Duromer</w:t>
@@ -1078,23 +1096,29 @@
         </w:tc>
         <w:tc>
           <w:tcPr>
-            <w:tcW w:w="1951" w:type="dxa"/>
+            <w:tcW w:w="2212" w:type="dxa"/>
           </w:tcPr>
           <w:p>
             <w:pPr>
               <w:jc w:val="center"/>
               <w:rPr>
                 <w:rFonts w:ascii="Roboto" w:hAnsi="Roboto"/>
-                <w:sz w:val="28"/>
-                <w:szCs w:val="28"/>
+                <w:b/>
+                <w:bCs/>
+                <w:sz w:val="24"/>
+                <w:szCs w:val="24"/>
+                <w:u w:val="single"/>
                 <w:lang w:val="de-DE"/>
               </w:rPr>
             </w:pPr>
             <w:r>
               <w:rPr>
                 <w:rFonts w:ascii="Roboto" w:hAnsi="Roboto"/>
-                <w:sz w:val="28"/>
-                <w:szCs w:val="28"/>
+                <w:b/>
+                <w:bCs/>
+                <w:sz w:val="24"/>
+                <w:szCs w:val="24"/>
+                <w:u w:val="single"/>
                 <w:lang w:val="de-DE"/>
               </w:rPr>
               <w:t>Elastomer</w:t>
@@ -1105,7 +1129,7 @@
       <w:tr>
         <w:tc>
           <w:tcPr>
-            <w:tcW w:w="3156" w:type="dxa"/>
+            <w:tcW w:w="2405" w:type="dxa"/>
           </w:tcPr>
           <w:p>
             <w:pPr>
@@ -1129,7 +1153,7 @@
         </w:tc>
         <w:tc>
           <w:tcPr>
-            <w:tcW w:w="2084" w:type="dxa"/>
+            <w:tcW w:w="2233" w:type="dxa"/>
           </w:tcPr>
           <w:p>
             <w:pPr>
@@ -1189,7 +1213,7 @@
         </w:tc>
         <w:tc>
           <w:tcPr>
-            <w:tcW w:w="1871" w:type="dxa"/>
+            <w:tcW w:w="2212" w:type="dxa"/>
           </w:tcPr>
           <w:p>
             <w:pPr>
@@ -1232,7 +1256,7 @@
         </w:tc>
         <w:tc>
           <w:tcPr>
-            <w:tcW w:w="1951" w:type="dxa"/>
+            <w:tcW w:w="2212" w:type="dxa"/>
           </w:tcPr>
           <w:p>
             <w:pPr>
@@ -1258,7 +1282,7 @@
       <w:tr>
         <w:tc>
           <w:tcPr>
-            <w:tcW w:w="3156" w:type="dxa"/>
+            <w:tcW w:w="2405" w:type="dxa"/>
           </w:tcPr>
           <w:p>
             <w:pPr>
@@ -1282,7 +1306,7 @@
         </w:tc>
         <w:tc>
           <w:tcPr>
-            <w:tcW w:w="2084" w:type="dxa"/>
+            <w:tcW w:w="2233" w:type="dxa"/>
           </w:tcPr>
           <w:p>
             <w:pPr>
@@ -1306,7 +1330,7 @@
         </w:tc>
         <w:tc>
           <w:tcPr>
-            <w:tcW w:w="1871" w:type="dxa"/>
+            <w:tcW w:w="2212" w:type="dxa"/>
           </w:tcPr>
           <w:p>
             <w:pPr>
@@ -1330,7 +1354,7 @@
         </w:tc>
         <w:tc>
           <w:tcPr>
-            <w:tcW w:w="1951" w:type="dxa"/>
+            <w:tcW w:w="2212" w:type="dxa"/>
           </w:tcPr>
           <w:p>
             <w:pPr>
@@ -1356,7 +1380,7 @@
       <w:tr>
         <w:tc>
           <w:tcPr>
-            <w:tcW w:w="3156" w:type="dxa"/>
+            <w:tcW w:w="2405" w:type="dxa"/>
           </w:tcPr>
           <w:p>
             <w:pPr>
@@ -1380,7 +1404,7 @@
         </w:tc>
         <w:tc>
           <w:tcPr>
-            <w:tcW w:w="2084" w:type="dxa"/>
+            <w:tcW w:w="2233" w:type="dxa"/>
           </w:tcPr>
           <w:p>
             <w:pPr>
@@ -1416,7 +1440,7 @@
                           <pic:cNvPicPr/>
                         </pic:nvPicPr>
                         <pic:blipFill>
-                          <a:blip r:embed="rId6"/>
+                          <a:blip r:embed="rId8"/>
                           <a:stretch>
                             <a:fillRect/>
                           </a:stretch>
@@ -1454,23 +1478,13 @@
                 <w:szCs w:val="20"/>
                 <w:lang w:val="de-DE"/>
               </w:rPr>
-              <w:t xml:space="preserve">Lineare, unverzweigte Ketten, </w:t>
-            </w:r>
-            <w:r>
-              <w:rPr>
-                <w:rFonts w:ascii="Roboto" w:hAnsi="Roboto"/>
-                <w:sz w:val="20"/>
-                <w:szCs w:val="20"/>
-                <w:lang w:val="de-DE"/>
-              </w:rPr>
-              <w:lastRenderedPageBreak/>
-              <w:t>teilkristallin und/oder amorph</w:t>
+              <w:t>Lineare, unverzweigte Ketten, teilkristallin und/oder amorph</w:t>
             </w:r>
           </w:p>
         </w:tc>
         <w:tc>
           <w:tcPr>
-            <w:tcW w:w="1871" w:type="dxa"/>
+            <w:tcW w:w="2212" w:type="dxa"/>
           </w:tcPr>
           <w:p>
             <w:pPr>
@@ -1489,7 +1503,6 @@
                 <w:szCs w:val="20"/>
                 <w:lang w:val="de-DE"/>
               </w:rPr>
-              <w:lastRenderedPageBreak/>
               <w:drawing>
                 <wp:inline distT="0" distB="0" distL="0" distR="0" wp14:anchorId="49FCB0FE" wp14:editId="75221D78">
                   <wp:extent cx="1138917" cy="771525"/>
@@ -1506,7 +1519,7 @@
                           <pic:cNvPicPr/>
                         </pic:nvPicPr>
                         <pic:blipFill>
-                          <a:blip r:embed="rId7"/>
+                          <a:blip r:embed="rId9"/>
                           <a:stretch>
                             <a:fillRect/>
                           </a:stretch>
@@ -1550,7 +1563,7 @@
         </w:tc>
         <w:tc>
           <w:tcPr>
-            <w:tcW w:w="1951" w:type="dxa"/>
+            <w:tcW w:w="2212" w:type="dxa"/>
           </w:tcPr>
           <w:p>
             <w:pPr>
@@ -1585,7 +1598,7 @@
                           <pic:cNvPicPr/>
                         </pic:nvPicPr>
                         <pic:blipFill>
-                          <a:blip r:embed="rId8"/>
+                          <a:blip r:embed="rId10"/>
                           <a:stretch>
                             <a:fillRect/>
                           </a:stretch>
@@ -1631,7 +1644,7 @@
       <w:tr>
         <w:tc>
           <w:tcPr>
-            <w:tcW w:w="3156" w:type="dxa"/>
+            <w:tcW w:w="2405" w:type="dxa"/>
           </w:tcPr>
           <w:p>
             <w:pPr>
@@ -1649,13 +1662,14 @@
                 <w:szCs w:val="24"/>
                 <w:lang w:val="de-DE"/>
               </w:rPr>
+              <w:lastRenderedPageBreak/>
               <w:t>Vernetzungsgrad</w:t>
             </w:r>
           </w:p>
         </w:tc>
         <w:tc>
           <w:tcPr>
-            <w:tcW w:w="2084" w:type="dxa"/>
+            <w:tcW w:w="2233" w:type="dxa"/>
           </w:tcPr>
           <w:p>
             <w:pPr>
@@ -1680,7 +1694,7 @@
         </w:tc>
         <w:tc>
           <w:tcPr>
-            <w:tcW w:w="1871" w:type="dxa"/>
+            <w:tcW w:w="2212" w:type="dxa"/>
           </w:tcPr>
           <w:p>
             <w:pPr>
@@ -1705,7 +1719,7 @@
         </w:tc>
         <w:tc>
           <w:tcPr>
-            <w:tcW w:w="1951" w:type="dxa"/>
+            <w:tcW w:w="2212" w:type="dxa"/>
           </w:tcPr>
           <w:p>
             <w:pPr>
@@ -1732,7 +1746,7 @@
       <w:tr>
         <w:tc>
           <w:tcPr>
-            <w:tcW w:w="3156" w:type="dxa"/>
+            <w:tcW w:w="2405" w:type="dxa"/>
           </w:tcPr>
           <w:p>
             <w:pPr>
@@ -1756,7 +1770,7 @@
         </w:tc>
         <w:tc>
           <w:tcPr>
-            <w:tcW w:w="2084" w:type="dxa"/>
+            <w:tcW w:w="2233" w:type="dxa"/>
           </w:tcPr>
           <w:p>
             <w:pPr>
@@ -1801,7 +1815,7 @@
         </w:tc>
         <w:tc>
           <w:tcPr>
-            <w:tcW w:w="1871" w:type="dxa"/>
+            <w:tcW w:w="2212" w:type="dxa"/>
           </w:tcPr>
           <w:p>
             <w:pPr>
@@ -1826,7 +1840,7 @@
         </w:tc>
         <w:tc>
           <w:tcPr>
-            <w:tcW w:w="1951" w:type="dxa"/>
+            <w:tcW w:w="2212" w:type="dxa"/>
           </w:tcPr>
           <w:p>
             <w:pPr>
@@ -1853,7 +1867,7 @@
       <w:tr>
         <w:tc>
           <w:tcPr>
-            <w:tcW w:w="3156" w:type="dxa"/>
+            <w:tcW w:w="2405" w:type="dxa"/>
           </w:tcPr>
           <w:p>
             <w:pPr>
@@ -1877,7 +1891,7 @@
         </w:tc>
         <w:tc>
           <w:tcPr>
-            <w:tcW w:w="2084" w:type="dxa"/>
+            <w:tcW w:w="2233" w:type="dxa"/>
           </w:tcPr>
           <w:p>
             <w:pPr>
@@ -1911,7 +1925,7 @@
         </w:tc>
         <w:tc>
           <w:tcPr>
-            <w:tcW w:w="1871" w:type="dxa"/>
+            <w:tcW w:w="2212" w:type="dxa"/>
           </w:tcPr>
           <w:p>
             <w:pPr>
@@ -1936,7 +1950,7 @@
         </w:tc>
         <w:tc>
           <w:tcPr>
-            <w:tcW w:w="1951" w:type="dxa"/>
+            <w:tcW w:w="2212" w:type="dxa"/>
           </w:tcPr>
           <w:p>
             <w:pPr>
@@ -1981,7 +1995,7 @@
       <w:tr>
         <w:tc>
           <w:tcPr>
-            <w:tcW w:w="3156" w:type="dxa"/>
+            <w:tcW w:w="2405" w:type="dxa"/>
           </w:tcPr>
           <w:p>
             <w:pPr>
@@ -2005,7 +2019,7 @@
         </w:tc>
         <w:tc>
           <w:tcPr>
-            <w:tcW w:w="2084" w:type="dxa"/>
+            <w:tcW w:w="2233" w:type="dxa"/>
           </w:tcPr>
           <w:p>
             <w:pPr>
@@ -2030,7 +2044,7 @@
         </w:tc>
         <w:tc>
           <w:tcPr>
-            <w:tcW w:w="1871" w:type="dxa"/>
+            <w:tcW w:w="2212" w:type="dxa"/>
           </w:tcPr>
           <w:p>
             <w:pPr>
@@ -2055,7 +2069,7 @@
         </w:tc>
         <w:tc>
           <w:tcPr>
-            <w:tcW w:w="1951" w:type="dxa"/>
+            <w:tcW w:w="2212" w:type="dxa"/>
           </w:tcPr>
           <w:p>
             <w:pPr>
@@ -2646,7 +2660,7 @@
                     </pic:cNvPicPr>
                   </pic:nvPicPr>
                   <pic:blipFill>
-                    <a:blip r:embed="rId9">
+                    <a:blip r:embed="rId11">
                       <a:extLst>
                         <a:ext uri="{28A0092B-C50C-407E-A947-70E740481C1C}">
                           <a14:useLocalDpi xmlns:a14="http://schemas.microsoft.com/office/drawing/2010/main" val="0"/>
@@ -2996,6 +3010,7 @@
       <w:r>
         <w:rPr>
           <w:rFonts w:ascii="Roboto" w:hAnsi="Roboto"/>
+          <w:noProof/>
           <w:sz w:val="32"/>
           <w:szCs w:val="32"/>
           <w:lang w:val="de-DE"/>
@@ -3016,7 +3031,7 @@
                     <pic:cNvPicPr/>
                   </pic:nvPicPr>
                   <pic:blipFill>
-                    <a:blip r:embed="rId10"/>
+                    <a:blip r:embed="rId12"/>
                     <a:stretch>
                       <a:fillRect/>
                     </a:stretch>
@@ -3405,6 +3420,7 @@
       <w:r>
         <w:rPr>
           <w:rFonts w:ascii="Roboto" w:hAnsi="Roboto"/>
+          <w:noProof/>
           <w:sz w:val="32"/>
           <w:szCs w:val="32"/>
           <w:lang w:val="de-DE"/>
@@ -3425,7 +3441,7 @@
                     <pic:cNvPicPr/>
                   </pic:nvPicPr>
                   <pic:blipFill>
-                    <a:blip r:embed="rId11"/>
+                    <a:blip r:embed="rId13"/>
                     <a:stretch>
                       <a:fillRect/>
                     </a:stretch>
@@ -3655,6 +3671,7 @@
       <w:r>
         <w:rPr>
           <w:rFonts w:ascii="Roboto" w:hAnsi="Roboto"/>
+          <w:noProof/>
           <w:sz w:val="32"/>
           <w:szCs w:val="32"/>
           <w:lang w:val="de-DE"/>
@@ -3675,7 +3692,7 @@
                     <pic:cNvPicPr/>
                   </pic:nvPicPr>
                   <pic:blipFill>
-                    <a:blip r:embed="rId12"/>
+                    <a:blip r:embed="rId14"/>
                     <a:stretch>
                       <a:fillRect/>
                     </a:stretch>
@@ -3803,6 +3820,7 @@
       <w:r>
         <w:rPr>
           <w:rFonts w:ascii="Roboto" w:hAnsi="Roboto"/>
+          <w:noProof/>
           <w:sz w:val="32"/>
           <w:szCs w:val="32"/>
           <w:lang w:val="de-DE"/>
@@ -3823,7 +3841,7 @@
                     <pic:cNvPicPr/>
                   </pic:nvPicPr>
                   <pic:blipFill>
-                    <a:blip r:embed="rId13"/>
+                    <a:blip r:embed="rId15"/>
                     <a:stretch>
                       <a:fillRect/>
                     </a:stretch>
@@ -3896,6 +3914,131 @@
         <w:jc w:val="center"/>
         <w:rPr>
           <w:rFonts w:ascii="Roboto" w:hAnsi="Roboto"/>
+          <w:sz w:val="32"/>
+          <w:szCs w:val="32"/>
+          <w:lang w:val="de-DE"/>
+        </w:rPr>
+      </w:pPr>
+      <w:r>
+        <w:rPr>
+          <w:rFonts w:ascii="Roboto" w:hAnsi="Roboto"/>
+          <w:sz w:val="32"/>
+          <w:szCs w:val="32"/>
+          <w:lang w:val="de-DE"/>
+        </w:rPr>
+        <w:t xml:space="preserve">Polymerisation ist eine chemische Reaktion, bei der viele </w:t>
+      </w:r>
+      <w:r>
+        <w:rPr>
+          <w:rFonts w:ascii="Roboto" w:hAnsi="Roboto"/>
+          <w:b/>
+          <w:bCs/>
+          <w:sz w:val="32"/>
+          <w:szCs w:val="32"/>
+          <w:lang w:val="de-DE"/>
+        </w:rPr>
+        <w:t>Monomere</w:t>
+      </w:r>
+      <w:r>
+        <w:rPr>
+          <w:rFonts w:ascii="Roboto" w:hAnsi="Roboto"/>
+          <w:sz w:val="32"/>
+          <w:szCs w:val="32"/>
+          <w:lang w:val="de-DE"/>
+        </w:rPr>
+        <w:t xml:space="preserve"> zu einer </w:t>
+      </w:r>
+      <w:r>
+        <w:rPr>
+          <w:rFonts w:ascii="Roboto" w:hAnsi="Roboto"/>
+          <w:b/>
+          <w:bCs/>
+          <w:sz w:val="32"/>
+          <w:szCs w:val="32"/>
+          <w:lang w:val="de-DE"/>
+        </w:rPr>
+        <w:t>langen Kette oder einem Netzwerk (Polymer)</w:t>
+      </w:r>
+      <w:r>
+        <w:rPr>
+          <w:rFonts w:ascii="Roboto" w:hAnsi="Roboto"/>
+          <w:sz w:val="32"/>
+          <w:szCs w:val="32"/>
+          <w:lang w:val="de-DE"/>
+        </w:rPr>
+        <w:t xml:space="preserve"> miteinander verbunden werden.</w:t>
+      </w:r>
+    </w:p>
+    <w:p>
+      <w:pPr>
+        <w:jc w:val="center"/>
+        <w:rPr>
+          <w:rFonts w:ascii="Roboto" w:hAnsi="Roboto"/>
+          <w:sz w:val="32"/>
+          <w:szCs w:val="32"/>
+          <w:lang w:val="de-DE"/>
+        </w:rPr>
+      </w:pPr>
+      <w:r>
+        <w:rPr>
+          <w:rFonts w:ascii="Roboto" w:hAnsi="Roboto"/>
+          <w:sz w:val="32"/>
+          <w:szCs w:val="32"/>
+          <w:lang w:val="de-DE"/>
+        </w:rPr>
+        <w:drawing>
+          <wp:inline distT="0" distB="0" distL="0" distR="0" wp14:anchorId="55C6E352" wp14:editId="45FECF40">
+            <wp:extent cx="5760720" cy="2221865"/>
+            <wp:effectExtent l="0" t="0" r="0" b="6985"/>
+            <wp:docPr id="1752675656" name="Resim 1"/>
+            <wp:cNvGraphicFramePr>
+              <a:graphicFrameLocks xmlns:a="http://schemas.openxmlformats.org/drawingml/2006/main" noChangeAspect="1"/>
+            </wp:cNvGraphicFramePr>
+            <a:graphic xmlns:a="http://schemas.openxmlformats.org/drawingml/2006/main">
+              <a:graphicData uri="http://schemas.openxmlformats.org/drawingml/2006/picture">
+                <pic:pic xmlns:pic="http://schemas.openxmlformats.org/drawingml/2006/picture">
+                  <pic:nvPicPr>
+                    <pic:cNvPr id="1752675656" name=""/>
+                    <pic:cNvPicPr/>
+                  </pic:nvPicPr>
+                  <pic:blipFill>
+                    <a:blip r:embed="rId16"/>
+                    <a:stretch>
+                      <a:fillRect/>
+                    </a:stretch>
+                  </pic:blipFill>
+                  <pic:spPr>
+                    <a:xfrm>
+                      <a:off x="0" y="0"/>
+                      <a:ext cx="5760720" cy="2221865"/>
+                    </a:xfrm>
+                    <a:prstGeom prst="rect">
+                      <a:avLst/>
+                    </a:prstGeom>
+                  </pic:spPr>
+                </pic:pic>
+              </a:graphicData>
+            </a:graphic>
+          </wp:inline>
+        </w:drawing>
+      </w:r>
+    </w:p>
+    <w:p>
+      <w:pPr>
+        <w:jc w:val="center"/>
+        <w:rPr>
+          <w:rFonts w:ascii="Roboto" w:hAnsi="Roboto"/>
+          <w:sz w:val="32"/>
+          <w:szCs w:val="32"/>
+          <w:lang w:val="de-DE"/>
+        </w:rPr>
+      </w:pPr>
+    </w:p>
+    <w:p>
+      <w:pPr>
+        <w:jc w:val="center"/>
+        <w:rPr>
+          <w:rFonts w:ascii="Roboto" w:hAnsi="Roboto"/>
           <w:color w:val="806000" w:themeColor="accent4" w:themeShade="80"/>
           <w:sz w:val="36"/>
           <w:szCs w:val="36"/>
@@ -3910,7 +4053,2992 @@
           <w:szCs w:val="36"/>
           <w:lang w:val="de-DE"/>
         </w:rPr>
-        <w:t>Allgemein</w:t>
+        <w:t>Radikalische Polymerisation</w:t>
+      </w:r>
+    </w:p>
+    <w:p>
+      <w:pPr>
+        <w:jc w:val="center"/>
+        <w:rPr>
+          <w:rFonts w:ascii="Roboto" w:hAnsi="Roboto"/>
+          <w:sz w:val="32"/>
+          <w:szCs w:val="32"/>
+          <w:lang w:val="de-DE"/>
+        </w:rPr>
+      </w:pPr>
+      <w:r>
+        <w:rPr>
+          <w:rFonts w:ascii="Roboto" w:hAnsi="Roboto"/>
+          <w:sz w:val="32"/>
+          <w:szCs w:val="32"/>
+          <w:lang w:val="de-DE"/>
+        </w:rPr>
+        <w:t xml:space="preserve">Hier starten neutrale, </w:t>
+      </w:r>
+      <w:r>
+        <w:rPr>
+          <w:rFonts w:ascii="Roboto" w:hAnsi="Roboto"/>
+          <w:b/>
+          <w:bCs/>
+          <w:sz w:val="32"/>
+          <w:szCs w:val="32"/>
+          <w:lang w:val="de-DE"/>
+        </w:rPr>
+        <w:t>sehr reaktive Radikale die Kettenreaktion</w:t>
+      </w:r>
+      <w:r>
+        <w:rPr>
+          <w:rFonts w:ascii="Roboto" w:hAnsi="Roboto"/>
+          <w:sz w:val="32"/>
+          <w:szCs w:val="32"/>
+          <w:lang w:val="de-DE"/>
+        </w:rPr>
+        <w:t>, weshalb sie relativ unempfindlich gegenüber Verunreinigungen ist und mit vielen Monomeren funktioniert.</w:t>
+      </w:r>
+    </w:p>
+    <w:p>
+      <w:pPr>
+        <w:jc w:val="center"/>
+        <w:rPr>
+          <w:rFonts w:ascii="Roboto" w:hAnsi="Roboto"/>
+          <w:sz w:val="32"/>
+          <w:szCs w:val="32"/>
+          <w:lang w:val="de-DE"/>
+        </w:rPr>
+      </w:pPr>
+      <w:r>
+        <w:rPr>
+          <w:rFonts w:ascii="Roboto" w:hAnsi="Roboto"/>
+          <w:sz w:val="32"/>
+          <w:szCs w:val="32"/>
+          <w:lang w:val="de-DE"/>
+        </w:rPr>
+        <w:lastRenderedPageBreak/>
+        <w:drawing>
+          <wp:inline distT="0" distB="0" distL="0" distR="0" wp14:anchorId="0A3FDB67" wp14:editId="0991190A">
+            <wp:extent cx="5760720" cy="2774315"/>
+            <wp:effectExtent l="0" t="0" r="0" b="6985"/>
+            <wp:docPr id="1823249337" name="Resim 1"/>
+            <wp:cNvGraphicFramePr>
+              <a:graphicFrameLocks xmlns:a="http://schemas.openxmlformats.org/drawingml/2006/main" noChangeAspect="1"/>
+            </wp:cNvGraphicFramePr>
+            <a:graphic xmlns:a="http://schemas.openxmlformats.org/drawingml/2006/main">
+              <a:graphicData uri="http://schemas.openxmlformats.org/drawingml/2006/picture">
+                <pic:pic xmlns:pic="http://schemas.openxmlformats.org/drawingml/2006/picture">
+                  <pic:nvPicPr>
+                    <pic:cNvPr id="1823249337" name=""/>
+                    <pic:cNvPicPr/>
+                  </pic:nvPicPr>
+                  <pic:blipFill>
+                    <a:blip r:embed="rId17"/>
+                    <a:stretch>
+                      <a:fillRect/>
+                    </a:stretch>
+                  </pic:blipFill>
+                  <pic:spPr>
+                    <a:xfrm>
+                      <a:off x="0" y="0"/>
+                      <a:ext cx="5760720" cy="2774315"/>
+                    </a:xfrm>
+                    <a:prstGeom prst="rect">
+                      <a:avLst/>
+                    </a:prstGeom>
+                  </pic:spPr>
+                </pic:pic>
+              </a:graphicData>
+            </a:graphic>
+          </wp:inline>
+        </w:drawing>
+      </w:r>
+    </w:p>
+    <w:p>
+      <w:pPr>
+        <w:rPr>
+          <w:rFonts w:ascii="Roboto" w:hAnsi="Roboto"/>
+          <w:b/>
+          <w:bCs/>
+          <w:sz w:val="32"/>
+          <w:szCs w:val="32"/>
+          <w:u w:val="single"/>
+          <w:lang w:val="de-DE"/>
+        </w:rPr>
+      </w:pPr>
+      <w:r>
+        <w:rPr>
+          <w:rFonts w:ascii="Roboto" w:hAnsi="Roboto"/>
+          <w:b/>
+          <w:bCs/>
+          <w:sz w:val="32"/>
+          <w:szCs w:val="32"/>
+          <w:u w:val="single"/>
+          <w:lang w:val="de-DE"/>
+        </w:rPr>
+        <w:t>Initiation (Startreaktion)</w:t>
+      </w:r>
+    </w:p>
+    <w:p>
+      <w:pPr>
+        <w:rPr>
+          <w:rFonts w:ascii="Roboto" w:hAnsi="Roboto"/>
+          <w:sz w:val="32"/>
+          <w:szCs w:val="32"/>
+          <w:lang w:val="de-DE"/>
+        </w:rPr>
+      </w:pPr>
+      <w:r>
+        <w:rPr>
+          <w:rFonts w:ascii="Roboto" w:hAnsi="Roboto"/>
+          <w:sz w:val="32"/>
+          <w:szCs w:val="32"/>
+          <w:lang w:val="de-DE"/>
+        </w:rPr>
+        <w:t xml:space="preserve">Es werden </w:t>
+      </w:r>
+      <w:r>
+        <w:rPr>
+          <w:rFonts w:ascii="Roboto" w:hAnsi="Roboto"/>
+          <w:b/>
+          <w:bCs/>
+          <w:color w:val="00B050"/>
+          <w:sz w:val="32"/>
+          <w:szCs w:val="32"/>
+          <w:lang w:val="de-DE"/>
+        </w:rPr>
+        <w:t>Starter-Radikale</w:t>
+      </w:r>
+      <w:r>
+        <w:rPr>
+          <w:rFonts w:ascii="Roboto" w:hAnsi="Roboto"/>
+          <w:b/>
+          <w:bCs/>
+          <w:color w:val="00B050"/>
+          <w:sz w:val="32"/>
+          <w:szCs w:val="32"/>
+          <w:lang w:val="de-DE"/>
+        </w:rPr>
+        <w:t xml:space="preserve"> (</w:t>
+      </w:r>
+      <w:r>
+        <w:rPr>
+          <w:rFonts w:ascii="Roboto" w:hAnsi="Roboto"/>
+          <w:b/>
+          <w:bCs/>
+          <w:color w:val="00B050"/>
+          <w:sz w:val="32"/>
+          <w:szCs w:val="32"/>
+          <w:lang w:val="de-DE"/>
+        </w:rPr>
+        <w:t xml:space="preserve">hier: </w:t>
+      </w:r>
+      <w:r>
+        <w:rPr>
+          <w:rFonts w:ascii="Roboto" w:hAnsi="Roboto"/>
+          <w:b/>
+          <w:bCs/>
+          <w:color w:val="00B050"/>
+          <w:sz w:val="32"/>
+          <w:szCs w:val="32"/>
+          <w:lang w:val="de-DE"/>
+        </w:rPr>
+        <w:t>Phenylradikal)</w:t>
+      </w:r>
+      <w:r>
+        <w:rPr>
+          <w:rFonts w:ascii="Roboto" w:hAnsi="Roboto"/>
+          <w:sz w:val="32"/>
+          <w:szCs w:val="32"/>
+          <w:lang w:val="de-DE"/>
+        </w:rPr>
+        <w:t xml:space="preserve"> aus </w:t>
+      </w:r>
+      <w:r>
+        <w:rPr>
+          <w:rFonts w:ascii="Roboto" w:hAnsi="Roboto"/>
+          <w:b/>
+          <w:bCs/>
+          <w:color w:val="7030A0"/>
+          <w:sz w:val="32"/>
+          <w:szCs w:val="32"/>
+          <w:lang w:val="de-DE"/>
+        </w:rPr>
+        <w:t>Radikalbildnern (</w:t>
+      </w:r>
+      <w:r>
+        <w:rPr>
+          <w:rFonts w:ascii="Roboto" w:hAnsi="Roboto"/>
+          <w:b/>
+          <w:bCs/>
+          <w:color w:val="7030A0"/>
+          <w:sz w:val="32"/>
+          <w:szCs w:val="32"/>
+          <w:lang w:val="de-DE"/>
+        </w:rPr>
+        <w:t xml:space="preserve">hier: </w:t>
+      </w:r>
+      <w:r>
+        <w:rPr>
+          <w:rFonts w:ascii="Roboto" w:hAnsi="Roboto"/>
+          <w:b/>
+          <w:bCs/>
+          <w:color w:val="7030A0"/>
+          <w:sz w:val="32"/>
+          <w:szCs w:val="32"/>
+          <w:lang w:val="de-DE"/>
+        </w:rPr>
+        <w:t>Benzoylperoxid)</w:t>
+      </w:r>
+      <w:r>
+        <w:rPr>
+          <w:rFonts w:ascii="Roboto" w:hAnsi="Roboto"/>
+          <w:b/>
+          <w:bCs/>
+          <w:sz w:val="32"/>
+          <w:szCs w:val="32"/>
+          <w:lang w:val="de-DE"/>
+        </w:rPr>
+        <w:t xml:space="preserve"> </w:t>
+      </w:r>
+      <w:r>
+        <w:rPr>
+          <w:rFonts w:ascii="Roboto" w:hAnsi="Roboto"/>
+          <w:sz w:val="32"/>
+          <w:szCs w:val="32"/>
+          <w:lang w:val="de-DE"/>
+        </w:rPr>
+        <w:t>gebildet</w:t>
+      </w:r>
+      <w:r>
+        <w:rPr>
+          <w:rFonts w:ascii="Roboto" w:hAnsi="Roboto"/>
+          <w:sz w:val="32"/>
+          <w:szCs w:val="32"/>
+          <w:lang w:val="de-DE"/>
+        </w:rPr>
+        <w:t>.</w:t>
+      </w:r>
+    </w:p>
+    <w:p>
+      <w:pPr>
+        <w:rPr>
+          <w:rFonts w:ascii="Roboto" w:hAnsi="Roboto"/>
+          <w:sz w:val="32"/>
+          <w:szCs w:val="32"/>
+          <w:lang w:val="de-DE"/>
+        </w:rPr>
+      </w:pPr>
+      <w:r>
+        <w:rPr>
+          <w:rFonts w:ascii="Roboto" w:hAnsi="Roboto"/>
+          <w:sz w:val="32"/>
+          <w:szCs w:val="32"/>
+          <w:lang w:val="de-DE"/>
+        </w:rPr>
+        <w:t xml:space="preserve"> </w:t>
+      </w:r>
+      <w:r>
+        <w:rPr>
+          <w:rFonts w:ascii="Roboto" w:hAnsi="Roboto"/>
+          <w:noProof/>
+          <w:sz w:val="32"/>
+          <w:szCs w:val="32"/>
+          <w:lang w:val="de-DE"/>
+        </w:rPr>
+        <w:drawing>
+          <wp:inline distT="0" distB="0" distL="0" distR="0" wp14:anchorId="092941FB" wp14:editId="28CBE77E">
+            <wp:extent cx="5753735" cy="1259205"/>
+            <wp:effectExtent l="0" t="0" r="0" b="0"/>
+            <wp:docPr id="818303817" name="Resim 2"/>
+            <wp:cNvGraphicFramePr>
+              <a:graphicFrameLocks xmlns:a="http://schemas.openxmlformats.org/drawingml/2006/main" noChangeAspect="1"/>
+            </wp:cNvGraphicFramePr>
+            <a:graphic xmlns:a="http://schemas.openxmlformats.org/drawingml/2006/main">
+              <a:graphicData uri="http://schemas.openxmlformats.org/drawingml/2006/picture">
+                <pic:pic xmlns:pic="http://schemas.openxmlformats.org/drawingml/2006/picture">
+                  <pic:nvPicPr>
+                    <pic:cNvPr id="0" name="Picture 9"/>
+                    <pic:cNvPicPr>
+                      <a:picLocks noChangeAspect="1" noChangeArrowheads="1"/>
+                    </pic:cNvPicPr>
+                  </pic:nvPicPr>
+                  <pic:blipFill>
+                    <a:blip r:embed="rId18">
+                      <a:extLst>
+                        <a:ext uri="{28A0092B-C50C-407E-A947-70E740481C1C}">
+                          <a14:useLocalDpi xmlns:a14="http://schemas.microsoft.com/office/drawing/2010/main" val="0"/>
+                        </a:ext>
+                      </a:extLst>
+                    </a:blip>
+                    <a:srcRect/>
+                    <a:stretch>
+                      <a:fillRect/>
+                    </a:stretch>
+                  </pic:blipFill>
+                  <pic:spPr bwMode="auto">
+                    <a:xfrm>
+                      <a:off x="0" y="0"/>
+                      <a:ext cx="5753735" cy="1259205"/>
+                    </a:xfrm>
+                    <a:prstGeom prst="rect">
+                      <a:avLst/>
+                    </a:prstGeom>
+                    <a:noFill/>
+                    <a:ln>
+                      <a:noFill/>
+                    </a:ln>
+                  </pic:spPr>
+                </pic:pic>
+              </a:graphicData>
+            </a:graphic>
+          </wp:inline>
+        </w:drawing>
+      </w:r>
+    </w:p>
+    <w:p>
+      <w:pPr>
+        <w:rPr>
+          <w:rFonts w:ascii="Roboto" w:hAnsi="Roboto"/>
+          <w:sz w:val="32"/>
+          <w:szCs w:val="32"/>
+          <w:lang w:val="de-DE"/>
+        </w:rPr>
+      </w:pPr>
+      <w:r>
+        <w:rPr>
+          <w:rFonts w:ascii="Roboto" w:hAnsi="Roboto"/>
+          <w:b/>
+          <w:bCs/>
+          <w:color w:val="7030A0"/>
+          <w:sz w:val="32"/>
+          <w:szCs w:val="32"/>
+          <w:lang w:val="de-DE"/>
+        </w:rPr>
+        <w:t>Benzoylperoxid</w:t>
+      </w:r>
+      <w:r>
+        <w:rPr>
+          <w:rFonts w:ascii="Roboto" w:hAnsi="Roboto"/>
+          <w:color w:val="7030A0"/>
+          <w:sz w:val="32"/>
+          <w:szCs w:val="32"/>
+          <w:lang w:val="de-DE"/>
+        </w:rPr>
+        <w:t xml:space="preserve"> </w:t>
+      </w:r>
+      <w:r>
+        <w:rPr>
+          <w:rFonts w:ascii="Roboto" w:hAnsi="Roboto"/>
+          <w:sz w:val="32"/>
+          <w:szCs w:val="32"/>
+          <w:lang w:val="de-DE"/>
+        </w:rPr>
+        <w:t xml:space="preserve">ist instabil </w:t>
+      </w:r>
+      <w:r>
+        <w:rPr>
+          <w:rFonts w:ascii="Roboto" w:hAnsi="Roboto"/>
+          <w:i/>
+          <w:iCs/>
+          <w:color w:val="AEAAAA" w:themeColor="background2" w:themeShade="BF"/>
+          <w:lang w:val="de-DE"/>
+        </w:rPr>
+        <w:t xml:space="preserve">(spontane Zersetzung, z. B. durch Licht oder Wärme) </w:t>
+      </w:r>
+      <w:r>
+        <w:rPr>
+          <w:rFonts w:ascii="Roboto" w:hAnsi="Roboto"/>
+          <w:sz w:val="32"/>
+          <w:szCs w:val="32"/>
+          <w:lang w:val="de-DE"/>
+        </w:rPr>
+        <w:t xml:space="preserve">und zersetzt sich aufgrund der Abstoßung der freien Elektronenpaare, wobei </w:t>
+      </w:r>
+      <w:r>
+        <w:rPr>
+          <w:rFonts w:ascii="Roboto" w:hAnsi="Roboto"/>
+          <w:b/>
+          <w:bCs/>
+          <w:sz w:val="32"/>
+          <w:szCs w:val="32"/>
+          <w:lang w:val="de-DE"/>
+        </w:rPr>
+        <w:t>zwei Radikale</w:t>
+      </w:r>
+      <w:r>
+        <w:rPr>
+          <w:rFonts w:ascii="Roboto" w:hAnsi="Roboto"/>
+          <w:sz w:val="32"/>
+          <w:szCs w:val="32"/>
+          <w:lang w:val="de-DE"/>
+        </w:rPr>
+        <w:t xml:space="preserve"> entstehen, die sich weiter in </w:t>
+      </w:r>
+      <w:r>
+        <w:rPr>
+          <w:rFonts w:ascii="Roboto" w:hAnsi="Roboto"/>
+          <w:b/>
+          <w:bCs/>
+          <w:color w:val="00B050"/>
+          <w:sz w:val="32"/>
+          <w:szCs w:val="32"/>
+          <w:lang w:val="de-DE"/>
+        </w:rPr>
+        <w:t>Phenylradikale</w:t>
+      </w:r>
+      <w:r>
+        <w:rPr>
+          <w:rFonts w:ascii="Roboto" w:hAnsi="Roboto"/>
+          <w:color w:val="00B050"/>
+          <w:sz w:val="32"/>
+          <w:szCs w:val="32"/>
+          <w:lang w:val="de-DE"/>
+        </w:rPr>
+        <w:t xml:space="preserve"> </w:t>
+      </w:r>
+      <w:r>
+        <w:rPr>
+          <w:rFonts w:ascii="Roboto" w:hAnsi="Roboto"/>
+          <w:sz w:val="32"/>
+          <w:szCs w:val="32"/>
+          <w:lang w:val="de-DE"/>
+        </w:rPr>
+        <w:t>zersetzen:</w:t>
+      </w:r>
+    </w:p>
+    <w:p>
+      <w:pPr>
+        <w:jc w:val="center"/>
+        <w:rPr>
+          <w:rFonts w:ascii="Roboto" w:hAnsi="Roboto"/>
+          <w:sz w:val="32"/>
+          <w:szCs w:val="32"/>
+          <w:lang w:val="de-DE"/>
+        </w:rPr>
+      </w:pPr>
+      <w:r>
+        <w:rPr>
+          <w:rFonts w:ascii="Roboto" w:hAnsi="Roboto"/>
+          <w:noProof/>
+          <w:sz w:val="32"/>
+          <w:szCs w:val="32"/>
+          <w:lang w:val="de-DE"/>
+        </w:rPr>
+        <w:drawing>
+          <wp:inline distT="0" distB="0" distL="0" distR="0" wp14:anchorId="505DF97F" wp14:editId="6CE89891">
+            <wp:extent cx="5072380" cy="1475105"/>
+            <wp:effectExtent l="0" t="0" r="0" b="0"/>
+            <wp:docPr id="366948367" name="Resim 3"/>
+            <wp:cNvGraphicFramePr>
+              <a:graphicFrameLocks xmlns:a="http://schemas.openxmlformats.org/drawingml/2006/main" noChangeAspect="1"/>
+            </wp:cNvGraphicFramePr>
+            <a:graphic xmlns:a="http://schemas.openxmlformats.org/drawingml/2006/main">
+              <a:graphicData uri="http://schemas.openxmlformats.org/drawingml/2006/picture">
+                <pic:pic xmlns:pic="http://schemas.openxmlformats.org/drawingml/2006/picture">
+                  <pic:nvPicPr>
+                    <pic:cNvPr id="0" name="Picture 10"/>
+                    <pic:cNvPicPr>
+                      <a:picLocks noChangeAspect="1" noChangeArrowheads="1"/>
+                    </pic:cNvPicPr>
+                  </pic:nvPicPr>
+                  <pic:blipFill>
+                    <a:blip r:embed="rId19">
+                      <a:extLst>
+                        <a:ext uri="{28A0092B-C50C-407E-A947-70E740481C1C}">
+                          <a14:useLocalDpi xmlns:a14="http://schemas.microsoft.com/office/drawing/2010/main" val="0"/>
+                        </a:ext>
+                      </a:extLst>
+                    </a:blip>
+                    <a:srcRect/>
+                    <a:stretch>
+                      <a:fillRect/>
+                    </a:stretch>
+                  </pic:blipFill>
+                  <pic:spPr bwMode="auto">
+                    <a:xfrm>
+                      <a:off x="0" y="0"/>
+                      <a:ext cx="5072380" cy="1475105"/>
+                    </a:xfrm>
+                    <a:prstGeom prst="rect">
+                      <a:avLst/>
+                    </a:prstGeom>
+                    <a:noFill/>
+                    <a:ln>
+                      <a:noFill/>
+                    </a:ln>
+                  </pic:spPr>
+                </pic:pic>
+              </a:graphicData>
+            </a:graphic>
+          </wp:inline>
+        </w:drawing>
+      </w:r>
+    </w:p>
+    <w:p>
+      <w:pPr>
+        <w:jc w:val="center"/>
+        <w:rPr>
+          <w:rFonts w:ascii="Roboto" w:hAnsi="Roboto"/>
+          <w:sz w:val="32"/>
+          <w:szCs w:val="32"/>
+          <w:lang w:val="de-DE"/>
+        </w:rPr>
+      </w:pPr>
+      <w:r>
+        <w:rPr>
+          <w:rFonts w:ascii="Roboto" w:hAnsi="Roboto"/>
+          <w:noProof/>
+          <w:sz w:val="32"/>
+          <w:szCs w:val="32"/>
+          <w:lang w:val="de-DE"/>
+        </w:rPr>
+        <w:lastRenderedPageBreak/>
+        <w:drawing>
+          <wp:inline distT="0" distB="0" distL="0" distR="0" wp14:anchorId="6A34ABDE" wp14:editId="069C2A1F">
+            <wp:extent cx="2553970" cy="1024890"/>
+            <wp:effectExtent l="0" t="0" r="0" b="3810"/>
+            <wp:docPr id="894488448" name="Resim 4"/>
+            <wp:cNvGraphicFramePr>
+              <a:graphicFrameLocks xmlns:a="http://schemas.openxmlformats.org/drawingml/2006/main" noChangeAspect="1"/>
+            </wp:cNvGraphicFramePr>
+            <a:graphic xmlns:a="http://schemas.openxmlformats.org/drawingml/2006/main">
+              <a:graphicData uri="http://schemas.openxmlformats.org/drawingml/2006/picture">
+                <pic:pic xmlns:pic="http://schemas.openxmlformats.org/drawingml/2006/picture">
+                  <pic:nvPicPr>
+                    <pic:cNvPr id="0" name="Picture 11"/>
+                    <pic:cNvPicPr>
+                      <a:picLocks noChangeAspect="1" noChangeArrowheads="1"/>
+                    </pic:cNvPicPr>
+                  </pic:nvPicPr>
+                  <pic:blipFill>
+                    <a:blip r:embed="rId20">
+                      <a:extLst>
+                        <a:ext uri="{28A0092B-C50C-407E-A947-70E740481C1C}">
+                          <a14:useLocalDpi xmlns:a14="http://schemas.microsoft.com/office/drawing/2010/main" val="0"/>
+                        </a:ext>
+                      </a:extLst>
+                    </a:blip>
+                    <a:srcRect/>
+                    <a:stretch>
+                      <a:fillRect/>
+                    </a:stretch>
+                  </pic:blipFill>
+                  <pic:spPr bwMode="auto">
+                    <a:xfrm>
+                      <a:off x="0" y="0"/>
+                      <a:ext cx="2553970" cy="1024890"/>
+                    </a:xfrm>
+                    <a:prstGeom prst="rect">
+                      <a:avLst/>
+                    </a:prstGeom>
+                    <a:noFill/>
+                    <a:ln>
+                      <a:noFill/>
+                    </a:ln>
+                  </pic:spPr>
+                </pic:pic>
+              </a:graphicData>
+            </a:graphic>
+          </wp:inline>
+        </w:drawing>
+      </w:r>
+    </w:p>
+    <w:p>
+      <w:pPr>
+        <w:rPr>
+          <w:rFonts w:ascii="Roboto" w:hAnsi="Roboto"/>
+          <w:b/>
+          <w:bCs/>
+          <w:sz w:val="32"/>
+          <w:szCs w:val="32"/>
+          <w:u w:val="single"/>
+          <w:lang w:val="de-DE"/>
+        </w:rPr>
+      </w:pPr>
+      <w:r>
+        <w:rPr>
+          <w:rFonts w:ascii="Roboto" w:hAnsi="Roboto"/>
+          <w:b/>
+          <w:bCs/>
+          <w:sz w:val="32"/>
+          <w:szCs w:val="32"/>
+          <w:u w:val="single"/>
+          <w:lang w:val="de-DE"/>
+        </w:rPr>
+        <w:t>Kettenstart:</w:t>
+      </w:r>
+    </w:p>
+    <w:p>
+      <w:pPr>
+        <w:ind w:left="708" w:hanging="708"/>
+        <w:jc w:val="center"/>
+        <w:rPr>
+          <w:rFonts w:ascii="Roboto" w:hAnsi="Roboto"/>
+          <w:sz w:val="32"/>
+          <w:szCs w:val="32"/>
+          <w:lang w:val="de-DE"/>
+        </w:rPr>
+      </w:pPr>
+      <w:r>
+        <w:rPr>
+          <w:rFonts w:ascii="Roboto" w:hAnsi="Roboto"/>
+          <w:sz w:val="32"/>
+          <w:szCs w:val="32"/>
+          <w:lang w:val="de-DE"/>
+        </w:rPr>
+        <w:t xml:space="preserve">Das </w:t>
+      </w:r>
+      <w:r>
+        <w:rPr>
+          <w:rFonts w:ascii="Roboto" w:hAnsi="Roboto"/>
+          <w:b/>
+          <w:bCs/>
+          <w:color w:val="00B050"/>
+          <w:sz w:val="32"/>
+          <w:szCs w:val="32"/>
+          <w:lang w:val="de-DE"/>
+        </w:rPr>
+        <w:t>Radikal (R·)</w:t>
+      </w:r>
+      <w:r>
+        <w:rPr>
+          <w:rFonts w:ascii="Roboto" w:hAnsi="Roboto"/>
+          <w:color w:val="00B050"/>
+          <w:sz w:val="32"/>
+          <w:szCs w:val="32"/>
+          <w:lang w:val="de-DE"/>
+        </w:rPr>
+        <w:t xml:space="preserve"> </w:t>
+      </w:r>
+      <w:r>
+        <w:rPr>
+          <w:rFonts w:ascii="Roboto" w:hAnsi="Roboto"/>
+          <w:sz w:val="32"/>
+          <w:szCs w:val="32"/>
+          <w:lang w:val="de-DE"/>
+        </w:rPr>
+        <w:t xml:space="preserve">greift </w:t>
+      </w:r>
+      <w:r>
+        <w:rPr>
+          <w:rFonts w:ascii="Roboto" w:hAnsi="Roboto"/>
+          <w:sz w:val="32"/>
+          <w:szCs w:val="32"/>
+          <w:lang w:val="de-DE"/>
+        </w:rPr>
+        <w:t xml:space="preserve">die </w:t>
+      </w:r>
+      <w:r>
+        <w:rPr>
+          <w:rFonts w:ascii="Roboto" w:hAnsi="Roboto"/>
+          <w:b/>
+          <w:bCs/>
+          <w:sz w:val="32"/>
+          <w:szCs w:val="32"/>
+          <w:lang w:val="de-DE"/>
+        </w:rPr>
+        <w:t>Doppelbindung</w:t>
+      </w:r>
+      <w:r>
+        <w:rPr>
+          <w:rFonts w:ascii="Roboto" w:hAnsi="Roboto"/>
+          <w:sz w:val="32"/>
+          <w:szCs w:val="32"/>
+          <w:lang w:val="de-DE"/>
+        </w:rPr>
+        <w:t xml:space="preserve"> eines </w:t>
+      </w:r>
+      <w:r>
+        <w:rPr>
+          <w:rFonts w:ascii="Roboto" w:hAnsi="Roboto"/>
+          <w:b/>
+          <w:bCs/>
+          <w:color w:val="ED7D31" w:themeColor="accent2"/>
+          <w:sz w:val="32"/>
+          <w:szCs w:val="32"/>
+          <w:lang w:val="de-DE"/>
+        </w:rPr>
+        <w:t>Monomer</w:t>
+      </w:r>
+      <w:r>
+        <w:rPr>
+          <w:rFonts w:ascii="Roboto" w:hAnsi="Roboto"/>
+          <w:b/>
+          <w:bCs/>
+          <w:color w:val="ED7D31" w:themeColor="accent2"/>
+          <w:sz w:val="32"/>
+          <w:szCs w:val="32"/>
+          <w:lang w:val="de-DE"/>
+        </w:rPr>
+        <w:t>s</w:t>
+      </w:r>
+      <w:r>
+        <w:rPr>
+          <w:rFonts w:ascii="Roboto" w:hAnsi="Roboto"/>
+          <w:b/>
+          <w:bCs/>
+          <w:color w:val="ED7D31" w:themeColor="accent2"/>
+          <w:sz w:val="32"/>
+          <w:szCs w:val="32"/>
+          <w:lang w:val="de-DE"/>
+        </w:rPr>
+        <w:t xml:space="preserve"> </w:t>
+      </w:r>
+      <w:r>
+        <w:rPr>
+          <w:rFonts w:ascii="Roboto" w:hAnsi="Roboto"/>
+          <w:b/>
+          <w:bCs/>
+          <w:color w:val="ED7D31" w:themeColor="accent2"/>
+          <w:sz w:val="32"/>
+          <w:szCs w:val="32"/>
+          <w:lang w:val="de-DE"/>
+        </w:rPr>
+        <w:t>(hier: Styrol)</w:t>
+      </w:r>
+      <w:r>
+        <w:rPr>
+          <w:rFonts w:ascii="Roboto" w:hAnsi="Roboto"/>
+          <w:color w:val="ED7D31" w:themeColor="accent2"/>
+          <w:sz w:val="32"/>
+          <w:szCs w:val="32"/>
+          <w:lang w:val="de-DE"/>
+        </w:rPr>
+        <w:t xml:space="preserve"> </w:t>
+      </w:r>
+      <w:r>
+        <w:rPr>
+          <w:rFonts w:ascii="Roboto" w:hAnsi="Roboto"/>
+          <w:sz w:val="32"/>
+          <w:szCs w:val="32"/>
+          <w:lang w:val="de-DE"/>
+        </w:rPr>
+        <w:t>an:</w:t>
+      </w:r>
+    </w:p>
+    <w:p>
+      <w:pPr>
+        <w:jc w:val="center"/>
+        <w:rPr>
+          <w:rFonts w:ascii="Roboto" w:hAnsi="Roboto"/>
+          <w:sz w:val="32"/>
+          <w:szCs w:val="32"/>
+          <w:lang w:val="de-DE"/>
+        </w:rPr>
+      </w:pPr>
+      <w:r>
+        <w:rPr>
+          <w:rFonts w:ascii="Roboto" w:hAnsi="Roboto"/>
+          <w:noProof/>
+          <w:sz w:val="32"/>
+          <w:szCs w:val="32"/>
+          <w:lang w:val="de-DE"/>
+        </w:rPr>
+        <w:drawing>
+          <wp:inline distT="0" distB="0" distL="0" distR="0" wp14:anchorId="7FBC3E4F" wp14:editId="4860F83B">
+            <wp:extent cx="2190750" cy="1292518"/>
+            <wp:effectExtent l="0" t="0" r="0" b="3175"/>
+            <wp:docPr id="149123734" name="Resim 5"/>
+            <wp:cNvGraphicFramePr>
+              <a:graphicFrameLocks xmlns:a="http://schemas.openxmlformats.org/drawingml/2006/main" noChangeAspect="1"/>
+            </wp:cNvGraphicFramePr>
+            <a:graphic xmlns:a="http://schemas.openxmlformats.org/drawingml/2006/main">
+              <a:graphicData uri="http://schemas.openxmlformats.org/drawingml/2006/picture">
+                <pic:pic xmlns:pic="http://schemas.openxmlformats.org/drawingml/2006/picture">
+                  <pic:nvPicPr>
+                    <pic:cNvPr id="0" name="Picture 12"/>
+                    <pic:cNvPicPr>
+                      <a:picLocks noChangeAspect="1" noChangeArrowheads="1"/>
+                    </pic:cNvPicPr>
+                  </pic:nvPicPr>
+                  <pic:blipFill>
+                    <a:blip r:embed="rId21" cstate="print">
+                      <a:extLst>
+                        <a:ext uri="{28A0092B-C50C-407E-A947-70E740481C1C}">
+                          <a14:useLocalDpi xmlns:a14="http://schemas.microsoft.com/office/drawing/2010/main" val="0"/>
+                        </a:ext>
+                      </a:extLst>
+                    </a:blip>
+                    <a:srcRect/>
+                    <a:stretch>
+                      <a:fillRect/>
+                    </a:stretch>
+                  </pic:blipFill>
+                  <pic:spPr bwMode="auto">
+                    <a:xfrm>
+                      <a:off x="0" y="0"/>
+                      <a:ext cx="2206230" cy="1301651"/>
+                    </a:xfrm>
+                    <a:prstGeom prst="rect">
+                      <a:avLst/>
+                    </a:prstGeom>
+                    <a:noFill/>
+                    <a:ln>
+                      <a:noFill/>
+                    </a:ln>
+                  </pic:spPr>
+                </pic:pic>
+              </a:graphicData>
+            </a:graphic>
+          </wp:inline>
+        </w:drawing>
+      </w:r>
+    </w:p>
+    <w:p>
+      <w:pPr>
+        <w:jc w:val="center"/>
+        <w:rPr>
+          <w:rFonts w:ascii="Roboto" w:hAnsi="Roboto"/>
+          <w:sz w:val="32"/>
+          <w:szCs w:val="32"/>
+          <w:lang w:val="de-DE"/>
+        </w:rPr>
+      </w:pPr>
+      <w:r>
+        <w:rPr>
+          <w:rFonts w:ascii="Roboto" w:hAnsi="Roboto"/>
+          <w:sz w:val="32"/>
+          <w:szCs w:val="32"/>
+          <w:lang w:val="de-DE"/>
+        </w:rPr>
+        <w:t xml:space="preserve">Es entsteht </w:t>
+      </w:r>
+      <w:r>
+        <w:rPr>
+          <w:rFonts w:ascii="Roboto" w:hAnsi="Roboto"/>
+          <w:b/>
+          <w:bCs/>
+          <w:color w:val="3000FE"/>
+          <w:sz w:val="32"/>
+          <w:szCs w:val="32"/>
+          <w:lang w:val="de-DE"/>
+        </w:rPr>
+        <w:t>ein neues Radikal</w:t>
+      </w:r>
+      <w:r>
+        <w:rPr>
+          <w:rFonts w:ascii="Roboto" w:hAnsi="Roboto"/>
+          <w:b/>
+          <w:bCs/>
+          <w:color w:val="3000FE"/>
+          <w:sz w:val="32"/>
+          <w:szCs w:val="32"/>
+          <w:lang w:val="de-DE"/>
+        </w:rPr>
+        <w:t xml:space="preserve"> (hier:</w:t>
+      </w:r>
+      <w:r>
+        <w:rPr>
+          <w:rFonts w:ascii="Roboto" w:hAnsi="Roboto"/>
+          <w:b/>
+          <w:bCs/>
+          <w:color w:val="3000FE"/>
+          <w:sz w:val="32"/>
+          <w:szCs w:val="32"/>
+          <w:lang w:val="de-DE"/>
+        </w:rPr>
+        <w:t xml:space="preserve"> Styrol-Radikal</w:t>
+      </w:r>
+      <w:r>
+        <w:rPr>
+          <w:rFonts w:ascii="Roboto" w:hAnsi="Roboto"/>
+          <w:b/>
+          <w:bCs/>
+          <w:color w:val="3000FE"/>
+          <w:sz w:val="32"/>
+          <w:szCs w:val="32"/>
+          <w:lang w:val="de-DE"/>
+        </w:rPr>
+        <w:t>)</w:t>
+      </w:r>
+    </w:p>
+    <w:p>
+      <w:pPr>
+        <w:jc w:val="center"/>
+        <w:rPr>
+          <w:rFonts w:ascii="Roboto" w:hAnsi="Roboto"/>
+          <w:sz w:val="32"/>
+          <w:szCs w:val="32"/>
+          <w:lang w:val="de-DE"/>
+        </w:rPr>
+      </w:pPr>
+      <w:r>
+        <w:rPr>
+          <w:rFonts w:ascii="Roboto" w:hAnsi="Roboto"/>
+          <w:sz w:val="32"/>
+          <w:szCs w:val="32"/>
+          <w:lang w:val="de-DE"/>
+        </w:rPr>
+        <w:t xml:space="preserve">Dieses greift weitere </w:t>
+      </w:r>
+      <w:r>
+        <w:rPr>
+          <w:rFonts w:ascii="Roboto" w:hAnsi="Roboto"/>
+          <w:b/>
+          <w:bCs/>
+          <w:color w:val="ED7D31" w:themeColor="accent2"/>
+          <w:sz w:val="32"/>
+          <w:szCs w:val="32"/>
+          <w:lang w:val="de-DE"/>
+        </w:rPr>
+        <w:t>Monomere</w:t>
+      </w:r>
+      <w:r>
+        <w:rPr>
+          <w:rFonts w:ascii="Roboto" w:hAnsi="Roboto"/>
+          <w:color w:val="ED7D31" w:themeColor="accent2"/>
+          <w:sz w:val="32"/>
+          <w:szCs w:val="32"/>
+          <w:lang w:val="de-DE"/>
+        </w:rPr>
+        <w:t xml:space="preserve"> </w:t>
+      </w:r>
+      <w:r>
+        <w:rPr>
+          <w:rFonts w:ascii="Roboto" w:hAnsi="Roboto"/>
+          <w:sz w:val="32"/>
+          <w:szCs w:val="32"/>
+          <w:lang w:val="de-DE"/>
+        </w:rPr>
+        <w:t>an.</w:t>
+      </w:r>
+    </w:p>
+    <w:p>
+      <w:pPr>
+        <w:jc w:val="center"/>
+        <w:rPr>
+          <w:rFonts w:ascii="Roboto" w:hAnsi="Roboto"/>
+          <w:sz w:val="32"/>
+          <w:szCs w:val="32"/>
+          <w:lang w:val="de-DE"/>
+        </w:rPr>
+      </w:pPr>
+      <w:r>
+        <w:rPr>
+          <w:rFonts w:ascii="Roboto" w:hAnsi="Roboto"/>
+          <w:sz w:val="32"/>
+          <w:szCs w:val="32"/>
+          <w:lang w:val="de-DE"/>
+        </w:rPr>
+        <w:drawing>
+          <wp:inline distT="0" distB="0" distL="0" distR="0" wp14:anchorId="6CEC1CE2" wp14:editId="3CD0B021">
+            <wp:extent cx="1609725" cy="1352710"/>
+            <wp:effectExtent l="0" t="0" r="0" b="0"/>
+            <wp:docPr id="781600466" name="Resim 1"/>
+            <wp:cNvGraphicFramePr>
+              <a:graphicFrameLocks xmlns:a="http://schemas.openxmlformats.org/drawingml/2006/main" noChangeAspect="1"/>
+            </wp:cNvGraphicFramePr>
+            <a:graphic xmlns:a="http://schemas.openxmlformats.org/drawingml/2006/main">
+              <a:graphicData uri="http://schemas.openxmlformats.org/drawingml/2006/picture">
+                <pic:pic xmlns:pic="http://schemas.openxmlformats.org/drawingml/2006/picture">
+                  <pic:nvPicPr>
+                    <pic:cNvPr id="781600466" name=""/>
+                    <pic:cNvPicPr/>
+                  </pic:nvPicPr>
+                  <pic:blipFill>
+                    <a:blip r:embed="rId22"/>
+                    <a:stretch>
+                      <a:fillRect/>
+                    </a:stretch>
+                  </pic:blipFill>
+                  <pic:spPr>
+                    <a:xfrm>
+                      <a:off x="0" y="0"/>
+                      <a:ext cx="1618351" cy="1359959"/>
+                    </a:xfrm>
+                    <a:prstGeom prst="rect">
+                      <a:avLst/>
+                    </a:prstGeom>
+                  </pic:spPr>
+                </pic:pic>
+              </a:graphicData>
+            </a:graphic>
+          </wp:inline>
+        </w:drawing>
+      </w:r>
+    </w:p>
+    <w:p>
+      <w:pPr>
+        <w:jc w:val="center"/>
+        <w:rPr>
+          <w:rFonts w:ascii="Roboto" w:hAnsi="Roboto"/>
+          <w:b/>
+          <w:bCs/>
+          <w:color w:val="FF0000"/>
+          <w:sz w:val="32"/>
+          <w:szCs w:val="32"/>
+          <w:lang w:val="de-DE"/>
+        </w:rPr>
+      </w:pPr>
+      <w:proofErr w:type="gramStart"/>
+      <w:r>
+        <w:rPr>
+          <w:rFonts w:ascii="Roboto" w:hAnsi="Roboto"/>
+          <w:b/>
+          <w:bCs/>
+          <w:color w:val="FF0000"/>
+          <w:sz w:val="32"/>
+          <w:szCs w:val="32"/>
+          <w:lang w:val="de-DE"/>
+        </w:rPr>
+        <w:t>WICHTIG!:</w:t>
+      </w:r>
+      <w:proofErr w:type="gramEnd"/>
+      <w:r>
+        <w:rPr>
+          <w:rFonts w:ascii="Roboto" w:hAnsi="Roboto"/>
+          <w:b/>
+          <w:bCs/>
+          <w:color w:val="FF0000"/>
+          <w:sz w:val="32"/>
+          <w:szCs w:val="32"/>
+          <w:lang w:val="de-DE"/>
+        </w:rPr>
+        <w:t xml:space="preserve"> </w:t>
+      </w:r>
+      <w:r>
+        <w:rPr>
+          <w:rFonts w:ascii="Roboto" w:hAnsi="Roboto"/>
+          <w:sz w:val="32"/>
+          <w:szCs w:val="32"/>
+          <w:lang w:val="de-DE"/>
+        </w:rPr>
+        <w:t xml:space="preserve">Das </w:t>
+      </w:r>
+      <w:r>
+        <w:rPr>
+          <w:rFonts w:ascii="Roboto" w:hAnsi="Roboto"/>
+          <w:b/>
+          <w:bCs/>
+          <w:color w:val="00B050"/>
+          <w:sz w:val="32"/>
+          <w:szCs w:val="32"/>
+          <w:lang w:val="de-DE"/>
+        </w:rPr>
+        <w:t>Radikal</w:t>
+      </w:r>
+      <w:r>
+        <w:rPr>
+          <w:rFonts w:ascii="Roboto" w:hAnsi="Roboto"/>
+          <w:color w:val="00B050"/>
+          <w:sz w:val="32"/>
+          <w:szCs w:val="32"/>
+          <w:lang w:val="de-DE"/>
+        </w:rPr>
+        <w:t xml:space="preserve"> </w:t>
+      </w:r>
+      <w:r>
+        <w:rPr>
+          <w:rFonts w:ascii="Roboto" w:hAnsi="Roboto"/>
+          <w:sz w:val="32"/>
+          <w:szCs w:val="32"/>
+          <w:lang w:val="de-DE"/>
+        </w:rPr>
+        <w:t xml:space="preserve">reagiert </w:t>
+      </w:r>
+      <w:r>
+        <w:rPr>
+          <w:rFonts w:ascii="Roboto" w:hAnsi="Roboto"/>
+          <w:b/>
+          <w:bCs/>
+          <w:sz w:val="32"/>
+          <w:szCs w:val="32"/>
+          <w:lang w:val="de-DE"/>
+        </w:rPr>
+        <w:t>ausschließlich mit der Doppelbindung!</w:t>
+      </w:r>
+      <w:r>
+        <w:rPr>
+          <w:rFonts w:ascii="Roboto" w:hAnsi="Roboto"/>
+          <w:sz w:val="32"/>
+          <w:szCs w:val="32"/>
+          <w:lang w:val="de-DE"/>
+        </w:rPr>
+        <w:t xml:space="preserve"> Alle anderen </w:t>
+      </w:r>
+      <w:r>
+        <w:rPr>
+          <w:rFonts w:ascii="Roboto" w:hAnsi="Roboto"/>
+          <w:b/>
+          <w:bCs/>
+          <w:color w:val="FFC000" w:themeColor="accent4"/>
+          <w:sz w:val="32"/>
+          <w:szCs w:val="32"/>
+          <w:lang w:val="de-DE"/>
+        </w:rPr>
+        <w:t>an dieses Kohlenstoffatom gebundenen Atome</w:t>
+      </w:r>
+      <w:r>
+        <w:rPr>
+          <w:rFonts w:ascii="Roboto" w:hAnsi="Roboto"/>
+          <w:color w:val="FFC000" w:themeColor="accent4"/>
+          <w:sz w:val="32"/>
+          <w:szCs w:val="32"/>
+          <w:lang w:val="de-DE"/>
+        </w:rPr>
+        <w:t xml:space="preserve"> </w:t>
+      </w:r>
+      <w:r>
+        <w:rPr>
+          <w:rFonts w:ascii="Roboto" w:hAnsi="Roboto"/>
+          <w:sz w:val="32"/>
+          <w:szCs w:val="32"/>
+          <w:lang w:val="de-DE"/>
+        </w:rPr>
+        <w:t xml:space="preserve">bleiben </w:t>
+      </w:r>
+      <w:r>
+        <w:rPr>
+          <w:rFonts w:ascii="Roboto" w:hAnsi="Roboto"/>
+          <w:b/>
+          <w:bCs/>
+          <w:color w:val="FFC000" w:themeColor="accent4"/>
+          <w:sz w:val="32"/>
+          <w:szCs w:val="32"/>
+          <w:lang w:val="de-DE"/>
+        </w:rPr>
+        <w:t>als</w:t>
+      </w:r>
+      <w:r>
+        <w:rPr>
+          <w:rFonts w:ascii="Roboto" w:hAnsi="Roboto"/>
+          <w:color w:val="FFC000" w:themeColor="accent4"/>
+          <w:sz w:val="32"/>
+          <w:szCs w:val="32"/>
+          <w:lang w:val="de-DE"/>
+        </w:rPr>
+        <w:t xml:space="preserve"> </w:t>
+      </w:r>
+      <w:r>
+        <w:rPr>
+          <w:rFonts w:ascii="Roboto" w:hAnsi="Roboto"/>
+          <w:b/>
+          <w:bCs/>
+          <w:color w:val="FFC000" w:themeColor="accent4"/>
+          <w:sz w:val="32"/>
+          <w:szCs w:val="32"/>
+          <w:lang w:val="de-DE"/>
+        </w:rPr>
+        <w:t>Rest</w:t>
+      </w:r>
+      <w:r>
+        <w:rPr>
+          <w:rFonts w:ascii="Roboto" w:hAnsi="Roboto"/>
+          <w:color w:val="FFC000" w:themeColor="accent4"/>
+          <w:sz w:val="32"/>
+          <w:szCs w:val="32"/>
+          <w:lang w:val="de-DE"/>
+        </w:rPr>
+        <w:t xml:space="preserve"> </w:t>
+      </w:r>
+      <w:r>
+        <w:rPr>
+          <w:rFonts w:ascii="Roboto" w:hAnsi="Roboto"/>
+          <w:sz w:val="32"/>
+          <w:szCs w:val="32"/>
+          <w:lang w:val="de-DE"/>
+        </w:rPr>
+        <w:t xml:space="preserve">erhalten, während sich die Polymerkette am </w:t>
+      </w:r>
+      <w:r>
+        <w:rPr>
+          <w:rFonts w:ascii="Roboto" w:hAnsi="Roboto"/>
+          <w:b/>
+          <w:bCs/>
+          <w:color w:val="3000FE"/>
+          <w:sz w:val="32"/>
+          <w:szCs w:val="32"/>
+          <w:lang w:val="de-DE"/>
+        </w:rPr>
+        <w:t>neu gebildeten Radikal</w:t>
+      </w:r>
+      <w:r>
+        <w:rPr>
+          <w:rFonts w:ascii="Roboto" w:hAnsi="Roboto"/>
+          <w:color w:val="0070C0"/>
+          <w:sz w:val="32"/>
+          <w:szCs w:val="32"/>
+          <w:lang w:val="de-DE"/>
+        </w:rPr>
+        <w:t xml:space="preserve"> </w:t>
+      </w:r>
+      <w:r>
+        <w:rPr>
+          <w:rFonts w:ascii="Roboto" w:hAnsi="Roboto"/>
+          <w:sz w:val="32"/>
+          <w:szCs w:val="32"/>
+          <w:lang w:val="de-DE"/>
+        </w:rPr>
+        <w:t>weiter fortsetzt.</w:t>
+      </w:r>
+    </w:p>
+    <w:p>
+      <w:pPr>
+        <w:jc w:val="center"/>
+        <w:rPr>
+          <w:rFonts w:ascii="Roboto" w:hAnsi="Roboto"/>
+          <w:sz w:val="32"/>
+          <w:szCs w:val="32"/>
+          <w:lang w:val="de-DE"/>
+        </w:rPr>
+      </w:pPr>
+      <w:r>
+        <w:rPr>
+          <w:rFonts w:ascii="Roboto" w:hAnsi="Roboto"/>
+          <w:noProof/>
+          <w:sz w:val="32"/>
+          <w:szCs w:val="32"/>
+          <w:lang w:val="de-DE"/>
+        </w:rPr>
+        <w:drawing>
+          <wp:inline distT="0" distB="0" distL="0" distR="0" wp14:anchorId="6283C512" wp14:editId="337EB664">
+            <wp:extent cx="5753100" cy="1762125"/>
+            <wp:effectExtent l="0" t="0" r="0" b="9525"/>
+            <wp:docPr id="1119977773" name="Resim 6"/>
+            <wp:cNvGraphicFramePr>
+              <a:graphicFrameLocks xmlns:a="http://schemas.openxmlformats.org/drawingml/2006/main" noChangeAspect="1"/>
+            </wp:cNvGraphicFramePr>
+            <a:graphic xmlns:a="http://schemas.openxmlformats.org/drawingml/2006/main">
+              <a:graphicData uri="http://schemas.openxmlformats.org/drawingml/2006/picture">
+                <pic:pic xmlns:pic="http://schemas.openxmlformats.org/drawingml/2006/picture">
+                  <pic:nvPicPr>
+                    <pic:cNvPr id="0" name="Picture 13"/>
+                    <pic:cNvPicPr>
+                      <a:picLocks noChangeAspect="1" noChangeArrowheads="1"/>
+                    </pic:cNvPicPr>
+                  </pic:nvPicPr>
+                  <pic:blipFill>
+                    <a:blip r:embed="rId23">
+                      <a:extLst>
+                        <a:ext uri="{28A0092B-C50C-407E-A947-70E740481C1C}">
+                          <a14:useLocalDpi xmlns:a14="http://schemas.microsoft.com/office/drawing/2010/main" val="0"/>
+                        </a:ext>
+                      </a:extLst>
+                    </a:blip>
+                    <a:srcRect/>
+                    <a:stretch>
+                      <a:fillRect/>
+                    </a:stretch>
+                  </pic:blipFill>
+                  <pic:spPr bwMode="auto">
+                    <a:xfrm>
+                      <a:off x="0" y="0"/>
+                      <a:ext cx="5753100" cy="1762125"/>
+                    </a:xfrm>
+                    <a:prstGeom prst="rect">
+                      <a:avLst/>
+                    </a:prstGeom>
+                    <a:noFill/>
+                    <a:ln>
+                      <a:noFill/>
+                    </a:ln>
+                  </pic:spPr>
+                </pic:pic>
+              </a:graphicData>
+            </a:graphic>
+          </wp:inline>
+        </w:drawing>
+      </w:r>
+    </w:p>
+    <w:p>
+      <w:pPr>
+        <w:rPr>
+          <w:rFonts w:ascii="Roboto" w:hAnsi="Roboto"/>
+          <w:b/>
+          <w:bCs/>
+          <w:sz w:val="32"/>
+          <w:szCs w:val="32"/>
+          <w:u w:val="single"/>
+          <w:lang w:val="de-DE"/>
+        </w:rPr>
+      </w:pPr>
+      <w:r>
+        <w:rPr>
+          <w:rFonts w:ascii="Roboto" w:hAnsi="Roboto"/>
+          <w:b/>
+          <w:bCs/>
+          <w:sz w:val="32"/>
+          <w:szCs w:val="32"/>
+          <w:u w:val="single"/>
+          <w:lang w:val="de-DE"/>
+        </w:rPr>
+        <w:lastRenderedPageBreak/>
+        <w:t>Propagation (Kettenwachstum)</w:t>
+      </w:r>
+      <w:r>
+        <w:rPr>
+          <w:rFonts w:ascii="Roboto" w:hAnsi="Roboto"/>
+          <w:b/>
+          <w:bCs/>
+          <w:sz w:val="32"/>
+          <w:szCs w:val="32"/>
+          <w:u w:val="single"/>
+          <w:lang w:val="de-DE"/>
+        </w:rPr>
+        <w:t>:</w:t>
+      </w:r>
+    </w:p>
+    <w:p>
+      <w:pPr>
+        <w:jc w:val="center"/>
+        <w:rPr>
+          <w:rFonts w:ascii="Roboto" w:hAnsi="Roboto"/>
+          <w:sz w:val="32"/>
+          <w:szCs w:val="32"/>
+          <w:lang w:val="de-DE"/>
+        </w:rPr>
+      </w:pPr>
+      <w:r>
+        <w:rPr>
+          <w:rFonts w:ascii="Roboto" w:hAnsi="Roboto"/>
+          <w:sz w:val="32"/>
+          <w:szCs w:val="32"/>
+          <w:lang w:val="de-DE"/>
+        </w:rPr>
+        <w:t xml:space="preserve">Das entstehende </w:t>
+      </w:r>
+      <w:r>
+        <w:rPr>
+          <w:rFonts w:ascii="Roboto" w:hAnsi="Roboto"/>
+          <w:b/>
+          <w:bCs/>
+          <w:color w:val="3000FE"/>
+          <w:sz w:val="32"/>
+          <w:szCs w:val="32"/>
+          <w:lang w:val="de-DE"/>
+        </w:rPr>
+        <w:t>Radikal</w:t>
+      </w:r>
+      <w:r>
+        <w:rPr>
+          <w:rFonts w:ascii="Roboto" w:hAnsi="Roboto"/>
+          <w:color w:val="3000FE"/>
+          <w:sz w:val="32"/>
+          <w:szCs w:val="32"/>
+          <w:lang w:val="de-DE"/>
+        </w:rPr>
+        <w:t xml:space="preserve"> </w:t>
+      </w:r>
+      <w:r>
+        <w:rPr>
+          <w:rFonts w:ascii="Roboto" w:hAnsi="Roboto"/>
+          <w:sz w:val="32"/>
+          <w:szCs w:val="32"/>
+          <w:lang w:val="de-DE"/>
+        </w:rPr>
+        <w:t xml:space="preserve">reagiert erneut mit </w:t>
+      </w:r>
+      <w:r>
+        <w:rPr>
+          <w:rFonts w:ascii="Roboto" w:hAnsi="Roboto"/>
+          <w:b/>
+          <w:bCs/>
+          <w:color w:val="ED7D31" w:themeColor="accent2"/>
+          <w:sz w:val="32"/>
+          <w:szCs w:val="32"/>
+          <w:lang w:val="de-DE"/>
+        </w:rPr>
+        <w:t>einem</w:t>
+      </w:r>
+      <w:r>
+        <w:rPr>
+          <w:rFonts w:ascii="Roboto" w:hAnsi="Roboto"/>
+          <w:color w:val="ED7D31" w:themeColor="accent2"/>
+          <w:sz w:val="32"/>
+          <w:szCs w:val="32"/>
+          <w:lang w:val="de-DE"/>
+        </w:rPr>
+        <w:t xml:space="preserve"> </w:t>
+      </w:r>
+      <w:r>
+        <w:rPr>
+          <w:rFonts w:ascii="Roboto" w:hAnsi="Roboto"/>
+          <w:b/>
+          <w:bCs/>
+          <w:color w:val="ED7D31" w:themeColor="accent2"/>
+          <w:sz w:val="32"/>
+          <w:szCs w:val="32"/>
+          <w:lang w:val="de-DE"/>
+        </w:rPr>
+        <w:t>weiteren</w:t>
+      </w:r>
+      <w:r>
+        <w:rPr>
+          <w:rFonts w:ascii="Roboto" w:hAnsi="Roboto"/>
+          <w:color w:val="ED7D31" w:themeColor="accent2"/>
+          <w:sz w:val="32"/>
+          <w:szCs w:val="32"/>
+          <w:lang w:val="de-DE"/>
+        </w:rPr>
+        <w:t xml:space="preserve"> </w:t>
+      </w:r>
+      <w:r>
+        <w:rPr>
+          <w:rFonts w:ascii="Roboto" w:hAnsi="Roboto"/>
+          <w:b/>
+          <w:bCs/>
+          <w:color w:val="ED7D31" w:themeColor="accent2"/>
+          <w:sz w:val="32"/>
+          <w:szCs w:val="32"/>
+          <w:lang w:val="de-DE"/>
+        </w:rPr>
+        <w:t>Monomer</w:t>
+      </w:r>
+      <w:r>
+        <w:rPr>
+          <w:rFonts w:ascii="Roboto" w:hAnsi="Roboto"/>
+          <w:sz w:val="32"/>
+          <w:szCs w:val="32"/>
+          <w:lang w:val="de-DE"/>
+        </w:rPr>
+        <w:t>…</w:t>
+      </w:r>
+    </w:p>
+    <w:p>
+      <w:pPr>
+        <w:jc w:val="center"/>
+        <w:rPr>
+          <w:rFonts w:ascii="Roboto" w:hAnsi="Roboto"/>
+          <w:sz w:val="32"/>
+          <w:szCs w:val="32"/>
+          <w:lang w:val="de-DE"/>
+        </w:rPr>
+      </w:pPr>
+      <w:r>
+        <w:rPr>
+          <w:rFonts w:ascii="Roboto" w:hAnsi="Roboto"/>
+          <w:noProof/>
+          <w:sz w:val="32"/>
+          <w:szCs w:val="32"/>
+          <w:lang w:val="de-DE"/>
+        </w:rPr>
+        <w:drawing>
+          <wp:inline distT="0" distB="0" distL="0" distR="0" wp14:anchorId="38991EA2" wp14:editId="1D8CE3D2">
+            <wp:extent cx="5760720" cy="1923415"/>
+            <wp:effectExtent l="0" t="0" r="0" b="635"/>
+            <wp:docPr id="1281508133" name="Resim 7"/>
+            <wp:cNvGraphicFramePr>
+              <a:graphicFrameLocks xmlns:a="http://schemas.openxmlformats.org/drawingml/2006/main" noChangeAspect="1"/>
+            </wp:cNvGraphicFramePr>
+            <a:graphic xmlns:a="http://schemas.openxmlformats.org/drawingml/2006/main">
+              <a:graphicData uri="http://schemas.openxmlformats.org/drawingml/2006/picture">
+                <pic:pic xmlns:pic="http://schemas.openxmlformats.org/drawingml/2006/picture">
+                  <pic:nvPicPr>
+                    <pic:cNvPr id="0" name="Picture 14"/>
+                    <pic:cNvPicPr>
+                      <a:picLocks noChangeAspect="1" noChangeArrowheads="1"/>
+                    </pic:cNvPicPr>
+                  </pic:nvPicPr>
+                  <pic:blipFill>
+                    <a:blip r:embed="rId24">
+                      <a:extLst>
+                        <a:ext uri="{28A0092B-C50C-407E-A947-70E740481C1C}">
+                          <a14:useLocalDpi xmlns:a14="http://schemas.microsoft.com/office/drawing/2010/main" val="0"/>
+                        </a:ext>
+                      </a:extLst>
+                    </a:blip>
+                    <a:srcRect/>
+                    <a:stretch>
+                      <a:fillRect/>
+                    </a:stretch>
+                  </pic:blipFill>
+                  <pic:spPr bwMode="auto">
+                    <a:xfrm>
+                      <a:off x="0" y="0"/>
+                      <a:ext cx="5760720" cy="1923415"/>
+                    </a:xfrm>
+                    <a:prstGeom prst="rect">
+                      <a:avLst/>
+                    </a:prstGeom>
+                    <a:noFill/>
+                    <a:ln>
+                      <a:noFill/>
+                    </a:ln>
+                  </pic:spPr>
+                </pic:pic>
+              </a:graphicData>
+            </a:graphic>
+          </wp:inline>
+        </w:drawing>
+      </w:r>
+    </w:p>
+    <w:p>
+      <w:pPr>
+        <w:jc w:val="center"/>
+        <w:rPr>
+          <w:rFonts w:ascii="Roboto" w:hAnsi="Roboto"/>
+          <w:sz w:val="32"/>
+          <w:szCs w:val="32"/>
+          <w:lang w:val="de-DE"/>
+        </w:rPr>
+      </w:pPr>
+      <w:r>
+        <w:rPr>
+          <w:rFonts w:ascii="Roboto" w:hAnsi="Roboto"/>
+          <w:sz w:val="32"/>
+          <w:szCs w:val="32"/>
+          <w:lang w:val="de-DE"/>
+        </w:rPr>
+        <w:t xml:space="preserve">Die </w:t>
+      </w:r>
+      <w:r>
+        <w:rPr>
+          <w:rFonts w:ascii="Roboto" w:hAnsi="Roboto"/>
+          <w:b/>
+          <w:bCs/>
+          <w:color w:val="3000FE"/>
+          <w:sz w:val="32"/>
+          <w:szCs w:val="32"/>
+          <w:lang w:val="de-DE"/>
+        </w:rPr>
+        <w:t>radikalische Kette</w:t>
+      </w:r>
+      <w:r>
+        <w:rPr>
+          <w:rFonts w:ascii="Roboto" w:hAnsi="Roboto"/>
+          <w:sz w:val="32"/>
+          <w:szCs w:val="32"/>
+          <w:lang w:val="de-DE"/>
+        </w:rPr>
+        <w:t xml:space="preserve"> verl</w:t>
+      </w:r>
+      <w:r>
+        <w:rPr>
+          <w:rFonts w:ascii="Roboto" w:hAnsi="Roboto" w:cs="Roboto"/>
+          <w:sz w:val="32"/>
+          <w:szCs w:val="32"/>
+          <w:lang w:val="de-DE"/>
+        </w:rPr>
+        <w:t>ä</w:t>
+      </w:r>
+      <w:r>
+        <w:rPr>
+          <w:rFonts w:ascii="Roboto" w:hAnsi="Roboto"/>
+          <w:sz w:val="32"/>
+          <w:szCs w:val="32"/>
+          <w:lang w:val="de-DE"/>
+        </w:rPr>
+        <w:t xml:space="preserve">ngert sich jeweils um </w:t>
+      </w:r>
+      <w:r>
+        <w:rPr>
+          <w:rFonts w:ascii="Roboto" w:hAnsi="Roboto"/>
+          <w:b/>
+          <w:bCs/>
+          <w:color w:val="ED7D31" w:themeColor="accent2"/>
+          <w:sz w:val="32"/>
+          <w:szCs w:val="32"/>
+          <w:lang w:val="de-DE"/>
+        </w:rPr>
+        <w:t>ein Monomer</w:t>
+      </w:r>
+      <w:r>
+        <w:rPr>
+          <w:rFonts w:ascii="Roboto" w:hAnsi="Roboto"/>
+          <w:color w:val="ED7D31" w:themeColor="accent2"/>
+          <w:sz w:val="32"/>
+          <w:szCs w:val="32"/>
+          <w:lang w:val="de-DE"/>
+        </w:rPr>
+        <w:t xml:space="preserve"> </w:t>
+      </w:r>
+    </w:p>
+    <w:p>
+      <w:pPr>
+        <w:jc w:val="center"/>
+        <w:rPr>
+          <w:rFonts w:ascii="Roboto" w:hAnsi="Roboto"/>
+          <w:sz w:val="32"/>
+          <w:szCs w:val="32"/>
+          <w:lang w:val="de-DE"/>
+        </w:rPr>
+      </w:pPr>
+      <w:r>
+        <w:rPr>
+          <w:rFonts w:ascii="Roboto" w:hAnsi="Roboto"/>
+          <w:sz w:val="32"/>
+          <w:szCs w:val="32"/>
+          <w:lang w:val="de-DE"/>
+        </w:rPr>
+        <w:t xml:space="preserve">Das setzt sich fort, bis entweder </w:t>
+      </w:r>
+      <w:r>
+        <w:rPr>
+          <w:rFonts w:ascii="Roboto" w:hAnsi="Roboto"/>
+          <w:b/>
+          <w:bCs/>
+          <w:color w:val="ED7D31" w:themeColor="accent2"/>
+          <w:sz w:val="32"/>
+          <w:szCs w:val="32"/>
+          <w:lang w:val="de-DE"/>
+        </w:rPr>
+        <w:t>alle Monomere aufgebraucht</w:t>
+      </w:r>
+      <w:r>
+        <w:rPr>
+          <w:rFonts w:ascii="Roboto" w:hAnsi="Roboto"/>
+          <w:color w:val="ED7D31" w:themeColor="accent2"/>
+          <w:sz w:val="32"/>
+          <w:szCs w:val="32"/>
+          <w:lang w:val="de-DE"/>
+        </w:rPr>
+        <w:t xml:space="preserve"> </w:t>
+      </w:r>
+      <w:r>
+        <w:rPr>
+          <w:rFonts w:ascii="Roboto" w:hAnsi="Roboto"/>
+          <w:sz w:val="32"/>
+          <w:szCs w:val="32"/>
+          <w:lang w:val="de-DE"/>
+        </w:rPr>
+        <w:t xml:space="preserve">sind, oder </w:t>
+      </w:r>
+      <w:r>
+        <w:rPr>
+          <w:rFonts w:ascii="Roboto" w:hAnsi="Roboto"/>
+          <w:b/>
+          <w:bCs/>
+          <w:color w:val="3000FE"/>
+          <w:sz w:val="32"/>
+          <w:szCs w:val="32"/>
+          <w:lang w:val="de-DE"/>
+        </w:rPr>
+        <w:t xml:space="preserve">ein weiteres Radikal </w:t>
+      </w:r>
+      <w:r>
+        <w:rPr>
+          <w:rFonts w:ascii="Roboto" w:hAnsi="Roboto"/>
+          <w:sz w:val="32"/>
+          <w:szCs w:val="32"/>
+          <w:lang w:val="de-DE"/>
+        </w:rPr>
+        <w:t>die Kettenreaktion abbricht.</w:t>
+      </w:r>
+      <w:r>
+        <w:rPr>
+          <w:rFonts w:ascii="Roboto" w:hAnsi="Roboto"/>
+          <w:sz w:val="32"/>
+          <w:szCs w:val="32"/>
+          <w:lang w:val="de-DE"/>
+        </w:rPr>
+        <w:t xml:space="preserve"> </w:t>
+      </w:r>
+    </w:p>
+    <w:p>
+      <w:pPr>
+        <w:jc w:val="center"/>
+        <w:rPr>
+          <w:rFonts w:ascii="Roboto" w:hAnsi="Roboto"/>
+          <w:sz w:val="32"/>
+          <w:szCs w:val="32"/>
+          <w:lang w:val="de-DE"/>
+        </w:rPr>
+      </w:pPr>
+    </w:p>
+    <w:p>
+      <w:pPr>
+        <w:rPr>
+          <w:rFonts w:ascii="Roboto" w:hAnsi="Roboto"/>
+          <w:b/>
+          <w:bCs/>
+          <w:sz w:val="32"/>
+          <w:szCs w:val="32"/>
+          <w:u w:val="single"/>
+          <w:lang w:val="de-DE"/>
+        </w:rPr>
+      </w:pPr>
+      <w:r>
+        <w:rPr>
+          <w:rFonts w:ascii="Roboto" w:hAnsi="Roboto"/>
+          <w:b/>
+          <w:bCs/>
+          <w:sz w:val="32"/>
+          <w:szCs w:val="32"/>
+          <w:u w:val="single"/>
+          <w:lang w:val="de-DE"/>
+        </w:rPr>
+        <w:t>Termination</w:t>
+      </w:r>
+      <w:r>
+        <w:rPr>
+          <w:rFonts w:ascii="Roboto" w:hAnsi="Roboto"/>
+          <w:b/>
+          <w:bCs/>
+          <w:sz w:val="32"/>
+          <w:szCs w:val="32"/>
+          <w:u w:val="single"/>
+          <w:lang w:val="de-DE"/>
+        </w:rPr>
+        <w:t xml:space="preserve"> (</w:t>
+      </w:r>
+      <w:r>
+        <w:rPr>
+          <w:rFonts w:ascii="Roboto" w:hAnsi="Roboto"/>
+          <w:b/>
+          <w:bCs/>
+          <w:sz w:val="32"/>
+          <w:szCs w:val="32"/>
+          <w:u w:val="single"/>
+          <w:lang w:val="de-DE"/>
+        </w:rPr>
+        <w:t>Kettenabbruch</w:t>
+      </w:r>
+      <w:r>
+        <w:rPr>
+          <w:rFonts w:ascii="Roboto" w:hAnsi="Roboto"/>
+          <w:b/>
+          <w:bCs/>
+          <w:sz w:val="32"/>
+          <w:szCs w:val="32"/>
+          <w:u w:val="single"/>
+          <w:lang w:val="de-DE"/>
+        </w:rPr>
+        <w:t>):</w:t>
+      </w:r>
+    </w:p>
+    <w:p>
+      <w:pPr>
+        <w:jc w:val="center"/>
+        <w:rPr>
+          <w:rFonts w:ascii="Roboto" w:hAnsi="Roboto"/>
+          <w:sz w:val="32"/>
+          <w:szCs w:val="32"/>
+          <w:lang w:val="de-DE"/>
+        </w:rPr>
+      </w:pPr>
+      <w:r>
+        <w:rPr>
+          <w:rFonts w:ascii="Roboto" w:hAnsi="Roboto"/>
+          <w:sz w:val="32"/>
+          <w:szCs w:val="32"/>
+          <w:lang w:val="de-DE"/>
+        </w:rPr>
+        <w:t xml:space="preserve">die Rekombination </w:t>
+      </w:r>
+      <w:r>
+        <w:rPr>
+          <w:rFonts w:ascii="Roboto" w:hAnsi="Roboto"/>
+          <w:b/>
+          <w:bCs/>
+          <w:sz w:val="32"/>
+          <w:szCs w:val="32"/>
+          <w:lang w:val="de-DE"/>
+        </w:rPr>
+        <w:t xml:space="preserve">zweier Radikalketten </w:t>
+      </w:r>
+      <w:r>
+        <w:rPr>
+          <w:rFonts w:ascii="Roboto" w:hAnsi="Roboto"/>
+          <w:sz w:val="32"/>
+          <w:szCs w:val="32"/>
+          <w:lang w:val="de-DE"/>
+        </w:rPr>
+        <w:t xml:space="preserve">oder durch Reaktion mit dem initiierenden </w:t>
+      </w:r>
+      <w:r>
+        <w:rPr>
+          <w:rFonts w:ascii="Roboto" w:hAnsi="Roboto"/>
+          <w:sz w:val="32"/>
+          <w:szCs w:val="32"/>
+          <w:lang w:val="de-DE"/>
+        </w:rPr>
+        <w:t>Starter-</w:t>
+      </w:r>
+      <w:r>
+        <w:rPr>
+          <w:rFonts w:ascii="Roboto" w:hAnsi="Roboto"/>
+          <w:sz w:val="32"/>
+          <w:szCs w:val="32"/>
+          <w:lang w:val="de-DE"/>
+        </w:rPr>
+        <w:t>Radikal</w:t>
+      </w:r>
+    </w:p>
+    <w:p>
+      <w:pPr>
+        <w:jc w:val="center"/>
+        <w:rPr>
+          <w:rFonts w:ascii="Roboto" w:hAnsi="Roboto"/>
+          <w:b/>
+          <w:bCs/>
+          <w:sz w:val="32"/>
+          <w:szCs w:val="32"/>
+          <w:u w:val="single"/>
+          <w:lang w:val="de-DE"/>
+        </w:rPr>
+      </w:pPr>
+      <w:r>
+        <w:rPr>
+          <w:rFonts w:ascii="Roboto" w:hAnsi="Roboto"/>
+          <w:b/>
+          <w:bCs/>
+          <w:sz w:val="32"/>
+          <w:szCs w:val="32"/>
+          <w:u w:val="single"/>
+          <w:lang w:val="de-DE"/>
+        </w:rPr>
+        <w:t xml:space="preserve">1. </w:t>
+      </w:r>
+      <w:r>
+        <w:rPr>
+          <w:rFonts w:ascii="Roboto" w:hAnsi="Roboto"/>
+          <w:b/>
+          <w:bCs/>
+          <w:sz w:val="32"/>
+          <w:szCs w:val="32"/>
+          <w:u w:val="single"/>
+          <w:lang w:val="de-DE"/>
+        </w:rPr>
+        <w:t xml:space="preserve">Rekombination </w:t>
+      </w:r>
+    </w:p>
+    <w:p>
+      <w:pPr>
+        <w:jc w:val="center"/>
+        <w:rPr>
+          <w:rFonts w:ascii="Roboto" w:hAnsi="Roboto"/>
+          <w:sz w:val="32"/>
+          <w:szCs w:val="32"/>
+          <w:lang w:val="de-DE"/>
+        </w:rPr>
+      </w:pPr>
+      <w:r>
+        <w:rPr>
+          <w:rFonts w:ascii="Roboto" w:hAnsi="Roboto"/>
+          <w:b/>
+          <w:bCs/>
+          <w:color w:val="3000FE"/>
+          <w:sz w:val="32"/>
+          <w:szCs w:val="32"/>
+          <w:lang w:val="de-DE"/>
+        </w:rPr>
+        <w:t>Zwei</w:t>
+      </w:r>
+      <w:r>
+        <w:rPr>
+          <w:rFonts w:ascii="Roboto" w:hAnsi="Roboto"/>
+          <w:b/>
+          <w:bCs/>
+          <w:color w:val="3000FE"/>
+          <w:sz w:val="32"/>
+          <w:szCs w:val="32"/>
+          <w:lang w:val="de-DE"/>
+        </w:rPr>
+        <w:t xml:space="preserve"> Radikalketten </w:t>
+      </w:r>
+      <w:r>
+        <w:rPr>
+          <w:rFonts w:ascii="Roboto" w:hAnsi="Roboto"/>
+          <w:b/>
+          <w:bCs/>
+          <w:sz w:val="32"/>
+          <w:szCs w:val="32"/>
+          <w:u w:val="single"/>
+          <w:lang w:val="de-DE"/>
+        </w:rPr>
+        <w:t>rekombinieren</w:t>
+      </w:r>
+      <w:r>
+        <w:rPr>
+          <w:rFonts w:ascii="Roboto" w:hAnsi="Roboto"/>
+          <w:sz w:val="32"/>
+          <w:szCs w:val="32"/>
+          <w:lang w:val="de-DE"/>
+        </w:rPr>
+        <w:t xml:space="preserve"> oder </w:t>
+      </w:r>
+      <w:r>
+        <w:rPr>
+          <w:rFonts w:ascii="Roboto" w:hAnsi="Roboto"/>
+          <w:sz w:val="32"/>
+          <w:szCs w:val="32"/>
+          <w:lang w:val="de-DE"/>
+        </w:rPr>
+        <w:t xml:space="preserve">eine </w:t>
+      </w:r>
+      <w:r>
+        <w:rPr>
+          <w:rFonts w:ascii="Roboto" w:hAnsi="Roboto"/>
+          <w:b/>
+          <w:bCs/>
+          <w:color w:val="3000FE"/>
+          <w:sz w:val="32"/>
+          <w:szCs w:val="32"/>
+          <w:lang w:val="de-DE"/>
+        </w:rPr>
+        <w:t>Radikalkette</w:t>
+      </w:r>
+      <w:r>
+        <w:rPr>
+          <w:rFonts w:ascii="Roboto" w:hAnsi="Roboto"/>
+          <w:color w:val="3000FE"/>
+          <w:sz w:val="32"/>
+          <w:szCs w:val="32"/>
+          <w:lang w:val="de-DE"/>
+        </w:rPr>
+        <w:t xml:space="preserve"> </w:t>
+      </w:r>
+      <w:r>
+        <w:rPr>
+          <w:rFonts w:ascii="Roboto" w:hAnsi="Roboto"/>
+          <w:sz w:val="32"/>
+          <w:szCs w:val="32"/>
+          <w:lang w:val="de-DE"/>
+        </w:rPr>
+        <w:t>reagiert</w:t>
+      </w:r>
+      <w:r>
+        <w:rPr>
+          <w:rFonts w:ascii="Roboto" w:hAnsi="Roboto"/>
+          <w:sz w:val="32"/>
+          <w:szCs w:val="32"/>
+          <w:lang w:val="de-DE"/>
+        </w:rPr>
+        <w:t xml:space="preserve"> mit </w:t>
+      </w:r>
+      <w:r>
+        <w:rPr>
+          <w:rFonts w:ascii="Roboto" w:hAnsi="Roboto"/>
+          <w:b/>
+          <w:bCs/>
+          <w:color w:val="00B050"/>
+          <w:sz w:val="32"/>
+          <w:szCs w:val="32"/>
+          <w:lang w:val="de-DE"/>
+        </w:rPr>
+        <w:t>dem initiierenden Starter-Radikal</w:t>
+      </w:r>
+    </w:p>
+    <w:p>
+      <w:pPr>
+        <w:jc w:val="center"/>
+        <w:rPr>
+          <w:rFonts w:ascii="Roboto" w:hAnsi="Roboto"/>
+          <w:sz w:val="32"/>
+          <w:szCs w:val="32"/>
+          <w:lang w:val="de-DE"/>
+        </w:rPr>
+      </w:pPr>
+      <w:r>
+        <w:rPr>
+          <w:rFonts w:ascii="Roboto" w:hAnsi="Roboto"/>
+          <w:sz w:val="32"/>
+          <w:szCs w:val="32"/>
+          <w:lang w:val="de-DE"/>
+        </w:rPr>
+        <w:drawing>
+          <wp:inline distT="0" distB="0" distL="0" distR="0" wp14:anchorId="470DEE6C" wp14:editId="7C8084EA">
+            <wp:extent cx="5760720" cy="2186305"/>
+            <wp:effectExtent l="76200" t="76200" r="125730" b="137795"/>
+            <wp:docPr id="1705367395" name="Resim 1"/>
+            <wp:cNvGraphicFramePr>
+              <a:graphicFrameLocks xmlns:a="http://schemas.openxmlformats.org/drawingml/2006/main" noChangeAspect="1"/>
+            </wp:cNvGraphicFramePr>
+            <a:graphic xmlns:a="http://schemas.openxmlformats.org/drawingml/2006/main">
+              <a:graphicData uri="http://schemas.openxmlformats.org/drawingml/2006/picture">
+                <pic:pic xmlns:pic="http://schemas.openxmlformats.org/drawingml/2006/picture">
+                  <pic:nvPicPr>
+                    <pic:cNvPr id="1705367395" name=""/>
+                    <pic:cNvPicPr/>
+                  </pic:nvPicPr>
+                  <pic:blipFill>
+                    <a:blip r:embed="rId25"/>
+                    <a:stretch>
+                      <a:fillRect/>
+                    </a:stretch>
+                  </pic:blipFill>
+                  <pic:spPr>
+                    <a:xfrm>
+                      <a:off x="0" y="0"/>
+                      <a:ext cx="5760720" cy="2186305"/>
+                    </a:xfrm>
+                    <a:prstGeom prst="rect">
+                      <a:avLst/>
+                    </a:prstGeom>
+                    <a:ln w="38100" cap="sq">
+                      <a:solidFill>
+                        <a:srgbClr val="000000"/>
+                      </a:solidFill>
+                      <a:prstDash val="solid"/>
+                      <a:miter lim="800000"/>
+                    </a:ln>
+                    <a:effectLst>
+                      <a:outerShdw blurRad="50800" dist="38100" dir="2700000" algn="tl" rotWithShape="0">
+                        <a:srgbClr val="000000">
+                          <a:alpha val="43000"/>
+                        </a:srgbClr>
+                      </a:outerShdw>
+                    </a:effectLst>
+                  </pic:spPr>
+                </pic:pic>
+              </a:graphicData>
+            </a:graphic>
+          </wp:inline>
+        </w:drawing>
+      </w:r>
+    </w:p>
+    <w:p>
+      <w:pPr>
+        <w:jc w:val="center"/>
+        <w:rPr>
+          <w:rFonts w:ascii="Roboto" w:hAnsi="Roboto"/>
+          <w:b/>
+          <w:bCs/>
+          <w:sz w:val="32"/>
+          <w:szCs w:val="32"/>
+          <w:u w:val="single"/>
+          <w:lang w:val="de-DE"/>
+        </w:rPr>
+      </w:pPr>
+      <w:r>
+        <w:rPr>
+          <w:rFonts w:ascii="Roboto" w:hAnsi="Roboto"/>
+          <w:b/>
+          <w:bCs/>
+          <w:sz w:val="32"/>
+          <w:szCs w:val="32"/>
+          <w:u w:val="single"/>
+          <w:lang w:val="de-DE"/>
+        </w:rPr>
+        <w:lastRenderedPageBreak/>
+        <w:t xml:space="preserve">2. </w:t>
+      </w:r>
+      <w:r>
+        <w:rPr>
+          <w:rFonts w:ascii="Roboto" w:hAnsi="Roboto"/>
+          <w:b/>
+          <w:bCs/>
+          <w:sz w:val="32"/>
+          <w:szCs w:val="32"/>
+          <w:u w:val="single"/>
+          <w:lang w:val="de-DE"/>
+        </w:rPr>
+        <w:t>Disproportionierung</w:t>
+      </w:r>
+    </w:p>
+    <w:p>
+      <w:pPr>
+        <w:jc w:val="center"/>
+        <w:rPr>
+          <w:rFonts w:ascii="Roboto" w:hAnsi="Roboto"/>
+          <w:b/>
+          <w:bCs/>
+          <w:sz w:val="32"/>
+          <w:szCs w:val="32"/>
+          <w:lang w:val="de-DE"/>
+        </w:rPr>
+      </w:pPr>
+      <w:r>
+        <w:rPr>
+          <w:rFonts w:ascii="Roboto" w:hAnsi="Roboto"/>
+          <w:sz w:val="32"/>
+          <w:szCs w:val="32"/>
+          <w:lang w:val="de-DE"/>
+        </w:rPr>
+        <w:t xml:space="preserve">das </w:t>
+      </w:r>
+      <w:r>
+        <w:rPr>
+          <w:rFonts w:ascii="Roboto" w:hAnsi="Roboto"/>
+          <w:b/>
+          <w:bCs/>
+          <w:color w:val="3000FE"/>
+          <w:sz w:val="32"/>
+          <w:szCs w:val="32"/>
+          <w:lang w:val="de-DE"/>
+        </w:rPr>
+        <w:t>Radikal</w:t>
+      </w:r>
+      <w:r>
+        <w:rPr>
+          <w:rFonts w:ascii="Roboto" w:hAnsi="Roboto"/>
+          <w:color w:val="3000FE"/>
+          <w:sz w:val="32"/>
+          <w:szCs w:val="32"/>
+          <w:lang w:val="de-DE"/>
+        </w:rPr>
+        <w:t xml:space="preserve"> </w:t>
+      </w:r>
+      <w:r>
+        <w:rPr>
+          <w:rFonts w:ascii="Roboto" w:hAnsi="Roboto"/>
+          <w:sz w:val="32"/>
+          <w:szCs w:val="32"/>
+          <w:lang w:val="de-DE"/>
+        </w:rPr>
+        <w:t>spaltet</w:t>
+      </w:r>
+      <w:r>
+        <w:rPr>
+          <w:rFonts w:ascii="Roboto" w:hAnsi="Roboto"/>
+          <w:sz w:val="32"/>
+          <w:szCs w:val="32"/>
+          <w:lang w:val="de-DE"/>
+        </w:rPr>
+        <w:t xml:space="preserve"> </w:t>
+      </w:r>
+      <w:r>
+        <w:rPr>
+          <w:rFonts w:ascii="Roboto" w:hAnsi="Roboto"/>
+          <w:sz w:val="32"/>
+          <w:szCs w:val="32"/>
+          <w:lang w:val="de-DE"/>
+        </w:rPr>
+        <w:t xml:space="preserve">eine </w:t>
+      </w:r>
+      <w:r>
+        <w:rPr>
+          <w:rFonts w:ascii="Roboto" w:hAnsi="Roboto"/>
+          <w:b/>
+          <w:bCs/>
+          <w:sz w:val="32"/>
+          <w:szCs w:val="32"/>
+          <w:lang w:val="de-DE"/>
+        </w:rPr>
+        <w:t xml:space="preserve">benachbarte C-H-Bindung </w:t>
+      </w:r>
+    </w:p>
+    <w:p>
+      <w:pPr>
+        <w:jc w:val="center"/>
+        <w:rPr>
+          <w:rFonts w:ascii="Roboto" w:hAnsi="Roboto"/>
+          <w:b/>
+          <w:bCs/>
+          <w:sz w:val="32"/>
+          <w:szCs w:val="32"/>
+          <w:u w:val="single"/>
+          <w:lang w:val="de-DE"/>
+        </w:rPr>
+      </w:pPr>
+      <w:r>
+        <w:rPr>
+          <w:rFonts w:ascii="Roboto" w:hAnsi="Roboto"/>
+          <w:noProof/>
+          <w:sz w:val="32"/>
+          <w:szCs w:val="32"/>
+          <w:lang w:val="de-DE"/>
+        </w:rPr>
+        <w:drawing>
+          <wp:inline distT="0" distB="0" distL="0" distR="0" wp14:anchorId="55A908B4" wp14:editId="141F96B1">
+            <wp:extent cx="5757545" cy="4642485"/>
+            <wp:effectExtent l="76200" t="76200" r="128905" b="139065"/>
+            <wp:docPr id="875878060" name="Resim 9"/>
+            <wp:cNvGraphicFramePr>
+              <a:graphicFrameLocks xmlns:a="http://schemas.openxmlformats.org/drawingml/2006/main" noChangeAspect="1"/>
+            </wp:cNvGraphicFramePr>
+            <a:graphic xmlns:a="http://schemas.openxmlformats.org/drawingml/2006/main">
+              <a:graphicData uri="http://schemas.openxmlformats.org/drawingml/2006/picture">
+                <pic:pic xmlns:pic="http://schemas.openxmlformats.org/drawingml/2006/picture">
+                  <pic:nvPicPr>
+                    <pic:cNvPr id="0" name="Picture 16"/>
+                    <pic:cNvPicPr>
+                      <a:picLocks noChangeAspect="1" noChangeArrowheads="1"/>
+                    </pic:cNvPicPr>
+                  </pic:nvPicPr>
+                  <pic:blipFill>
+                    <a:blip r:embed="rId26">
+                      <a:extLst>
+                        <a:ext uri="{28A0092B-C50C-407E-A947-70E740481C1C}">
+                          <a14:useLocalDpi xmlns:a14="http://schemas.microsoft.com/office/drawing/2010/main" val="0"/>
+                        </a:ext>
+                      </a:extLst>
+                    </a:blip>
+                    <a:srcRect/>
+                    <a:stretch>
+                      <a:fillRect/>
+                    </a:stretch>
+                  </pic:blipFill>
+                  <pic:spPr bwMode="auto">
+                    <a:xfrm>
+                      <a:off x="0" y="0"/>
+                      <a:ext cx="5757545" cy="4642485"/>
+                    </a:xfrm>
+                    <a:prstGeom prst="rect">
+                      <a:avLst/>
+                    </a:prstGeom>
+                    <a:ln w="38100" cap="sq">
+                      <a:solidFill>
+                        <a:srgbClr val="000000"/>
+                      </a:solidFill>
+                      <a:prstDash val="solid"/>
+                      <a:miter lim="800000"/>
+                    </a:ln>
+                    <a:effectLst>
+                      <a:outerShdw blurRad="50800" dist="38100" dir="2700000" algn="tl" rotWithShape="0">
+                        <a:srgbClr val="000000">
+                          <a:alpha val="43000"/>
+                        </a:srgbClr>
+                      </a:outerShdw>
+                    </a:effectLst>
+                  </pic:spPr>
+                </pic:pic>
+              </a:graphicData>
+            </a:graphic>
+          </wp:inline>
+        </w:drawing>
+      </w:r>
+    </w:p>
+    <w:p>
+      <w:pPr>
+        <w:jc w:val="center"/>
+        <w:rPr>
+          <w:rFonts w:ascii="Roboto" w:hAnsi="Roboto"/>
+          <w:sz w:val="32"/>
+          <w:szCs w:val="32"/>
+          <w:lang w:val="de-DE"/>
+        </w:rPr>
+      </w:pPr>
+      <w:r>
+        <w:rPr>
+          <w:rFonts w:ascii="Roboto" w:hAnsi="Roboto"/>
+          <w:sz w:val="32"/>
+          <w:szCs w:val="32"/>
+          <w:lang w:val="de-DE"/>
+        </w:rPr>
+        <w:t xml:space="preserve">Am Ende entstehen 2 Ketten: </w:t>
+      </w:r>
+    </w:p>
+    <w:p>
+      <w:pPr>
+        <w:jc w:val="center"/>
+        <w:rPr>
+          <w:rFonts w:ascii="Roboto" w:hAnsi="Roboto"/>
+          <w:sz w:val="32"/>
+          <w:szCs w:val="32"/>
+          <w:u w:val="single"/>
+          <w:lang w:val="de-DE"/>
+        </w:rPr>
+      </w:pPr>
+      <w:r>
+        <w:rPr>
+          <w:rFonts w:ascii="Roboto" w:hAnsi="Roboto"/>
+          <w:b/>
+          <w:bCs/>
+          <w:sz w:val="32"/>
+          <w:szCs w:val="32"/>
+          <w:u w:val="single"/>
+          <w:lang w:val="de-DE"/>
+        </w:rPr>
+        <w:t>ein gesättigtes Alkan</w:t>
+      </w:r>
+      <w:r>
+        <w:rPr>
+          <w:rFonts w:ascii="Roboto" w:hAnsi="Roboto"/>
+          <w:sz w:val="32"/>
+          <w:szCs w:val="32"/>
+          <w:lang w:val="de-DE"/>
+        </w:rPr>
+        <w:t xml:space="preserve"> und ein </w:t>
+      </w:r>
+      <w:r>
+        <w:rPr>
+          <w:rFonts w:ascii="Roboto" w:hAnsi="Roboto"/>
+          <w:b/>
+          <w:bCs/>
+          <w:sz w:val="32"/>
+          <w:szCs w:val="32"/>
+          <w:u w:val="single"/>
+          <w:lang w:val="de-DE"/>
+        </w:rPr>
+        <w:t xml:space="preserve">ungesättigtes </w:t>
+      </w:r>
+      <w:proofErr w:type="spellStart"/>
+      <w:r>
+        <w:rPr>
+          <w:rFonts w:ascii="Roboto" w:hAnsi="Roboto"/>
+          <w:b/>
+          <w:bCs/>
+          <w:sz w:val="32"/>
+          <w:szCs w:val="32"/>
+          <w:u w:val="single"/>
+          <w:lang w:val="de-DE"/>
+        </w:rPr>
+        <w:t>Alken</w:t>
+      </w:r>
+      <w:proofErr w:type="spellEnd"/>
+      <w:r>
+        <w:rPr>
+          <w:rFonts w:ascii="Roboto" w:hAnsi="Roboto"/>
+          <w:sz w:val="32"/>
+          <w:szCs w:val="32"/>
+          <w:u w:val="single"/>
+          <w:lang w:val="de-DE"/>
+        </w:rPr>
+        <w:t xml:space="preserve"> </w:t>
+      </w:r>
+    </w:p>
+    <w:p>
+      <w:pPr>
+        <w:jc w:val="center"/>
+        <w:rPr>
+          <w:rFonts w:ascii="Roboto" w:hAnsi="Roboto"/>
+          <w:sz w:val="32"/>
+          <w:szCs w:val="32"/>
+          <w:lang w:val="de-DE"/>
+        </w:rPr>
+      </w:pPr>
+      <w:r>
+        <w:rPr>
+          <w:rFonts w:ascii="Roboto" w:hAnsi="Roboto"/>
+          <w:sz w:val="32"/>
+          <w:szCs w:val="32"/>
+          <w:lang w:val="de-DE"/>
+        </w:rPr>
+        <w:t xml:space="preserve">Diese </w:t>
+      </w:r>
+      <w:r>
+        <w:rPr>
+          <w:rFonts w:ascii="Roboto" w:hAnsi="Roboto"/>
+          <w:b/>
+          <w:bCs/>
+          <w:sz w:val="32"/>
+          <w:szCs w:val="32"/>
+          <w:lang w:val="de-DE"/>
+        </w:rPr>
+        <w:t>Doppelbindung</w:t>
+      </w:r>
+      <w:r>
+        <w:rPr>
+          <w:rFonts w:ascii="Roboto" w:hAnsi="Roboto"/>
+          <w:sz w:val="32"/>
+          <w:szCs w:val="32"/>
+          <w:lang w:val="de-DE"/>
+        </w:rPr>
+        <w:t xml:space="preserve"> kann erneut durch </w:t>
+      </w:r>
+      <w:r>
+        <w:rPr>
+          <w:rFonts w:ascii="Roboto" w:hAnsi="Roboto"/>
+          <w:b/>
+          <w:bCs/>
+          <w:color w:val="3000FE"/>
+          <w:sz w:val="32"/>
+          <w:szCs w:val="32"/>
+          <w:lang w:val="de-DE"/>
+        </w:rPr>
+        <w:t>ein Radikal</w:t>
+      </w:r>
+      <w:r>
+        <w:rPr>
+          <w:rFonts w:ascii="Roboto" w:hAnsi="Roboto"/>
+          <w:color w:val="3000FE"/>
+          <w:sz w:val="32"/>
+          <w:szCs w:val="32"/>
+          <w:lang w:val="de-DE"/>
+        </w:rPr>
+        <w:t xml:space="preserve"> </w:t>
+      </w:r>
+      <w:r>
+        <w:rPr>
+          <w:rFonts w:ascii="Roboto" w:hAnsi="Roboto"/>
+          <w:sz w:val="32"/>
+          <w:szCs w:val="32"/>
+          <w:lang w:val="de-DE"/>
+        </w:rPr>
+        <w:t>angegriffen werden.</w:t>
+      </w:r>
+    </w:p>
+    <w:p>
+      <w:pPr>
+        <w:jc w:val="center"/>
+        <w:rPr>
+          <w:rFonts w:ascii="Roboto" w:hAnsi="Roboto"/>
+          <w:sz w:val="32"/>
+          <w:szCs w:val="32"/>
+          <w:lang w:val="de-DE"/>
+        </w:rPr>
+      </w:pPr>
+    </w:p>
+    <w:p>
+      <w:pPr>
+        <w:jc w:val="center"/>
+        <w:rPr>
+          <w:rFonts w:ascii="Roboto" w:hAnsi="Roboto"/>
+          <w:b/>
+          <w:bCs/>
+          <w:sz w:val="32"/>
+          <w:szCs w:val="32"/>
+          <w:u w:val="single"/>
+          <w:lang w:val="de-DE"/>
+        </w:rPr>
+      </w:pPr>
+      <w:r>
+        <w:rPr>
+          <w:rFonts w:ascii="Roboto" w:hAnsi="Roboto"/>
+          <w:b/>
+          <w:bCs/>
+          <w:sz w:val="32"/>
+          <w:szCs w:val="32"/>
+          <w:u w:val="single"/>
+          <w:lang w:val="de-DE"/>
+        </w:rPr>
+        <w:t>3</w:t>
+      </w:r>
+      <w:r>
+        <w:rPr>
+          <w:rFonts w:ascii="Roboto" w:hAnsi="Roboto"/>
+          <w:b/>
+          <w:bCs/>
+          <w:sz w:val="32"/>
+          <w:szCs w:val="32"/>
+          <w:u w:val="single"/>
+          <w:lang w:val="de-DE"/>
+        </w:rPr>
+        <w:t xml:space="preserve">. </w:t>
+      </w:r>
+      <w:r>
+        <w:rPr>
+          <w:rFonts w:ascii="Roboto" w:hAnsi="Roboto"/>
+          <w:b/>
+          <w:bCs/>
+          <w:sz w:val="32"/>
+          <w:szCs w:val="32"/>
+          <w:u w:val="single"/>
+          <w:lang w:val="de-DE"/>
+        </w:rPr>
+        <w:t>Kettenübertragung</w:t>
+      </w:r>
+    </w:p>
+    <w:p>
+      <w:pPr>
+        <w:jc w:val="center"/>
+        <w:rPr>
+          <w:rFonts w:ascii="Roboto" w:hAnsi="Roboto"/>
+          <w:b/>
+          <w:bCs/>
+          <w:sz w:val="32"/>
+          <w:szCs w:val="32"/>
+          <w:lang w:val="de-DE"/>
+        </w:rPr>
+      </w:pPr>
+      <w:r>
+        <w:rPr>
+          <w:rFonts w:ascii="Roboto" w:hAnsi="Roboto"/>
+          <w:b/>
+          <w:bCs/>
+          <w:sz w:val="32"/>
+          <w:szCs w:val="32"/>
+          <w:lang w:val="de-DE"/>
+        </w:rPr>
+        <w:t>inneren Wasserstoffatomen</w:t>
+      </w:r>
+      <w:r>
+        <w:rPr>
+          <w:rFonts w:ascii="Roboto" w:hAnsi="Roboto"/>
+          <w:sz w:val="32"/>
+          <w:szCs w:val="32"/>
+          <w:lang w:val="de-DE"/>
+        </w:rPr>
+        <w:t xml:space="preserve"> einer </w:t>
+      </w:r>
+      <w:r>
+        <w:rPr>
+          <w:rFonts w:ascii="Roboto" w:hAnsi="Roboto"/>
+          <w:b/>
+          <w:bCs/>
+          <w:sz w:val="32"/>
+          <w:szCs w:val="32"/>
+          <w:lang w:val="de-DE"/>
+        </w:rPr>
+        <w:t>stabile</w:t>
+      </w:r>
+      <w:r>
+        <w:rPr>
+          <w:rFonts w:ascii="Roboto" w:hAnsi="Roboto"/>
+          <w:b/>
+          <w:bCs/>
+          <w:sz w:val="32"/>
+          <w:szCs w:val="32"/>
+          <w:lang w:val="de-DE"/>
+        </w:rPr>
+        <w:t>n</w:t>
+      </w:r>
+      <w:r>
+        <w:rPr>
+          <w:rFonts w:ascii="Roboto" w:hAnsi="Roboto"/>
+          <w:b/>
+          <w:bCs/>
+          <w:sz w:val="32"/>
+          <w:szCs w:val="32"/>
+          <w:lang w:val="de-DE"/>
+        </w:rPr>
+        <w:t xml:space="preserve"> P</w:t>
+      </w:r>
+      <w:r>
+        <w:rPr>
+          <w:rFonts w:ascii="Roboto" w:hAnsi="Roboto"/>
+          <w:b/>
+          <w:bCs/>
+          <w:sz w:val="32"/>
+          <w:szCs w:val="32"/>
+          <w:lang w:val="de-DE"/>
+        </w:rPr>
+        <w:t>olymerkette</w:t>
+      </w:r>
+      <w:r>
+        <w:rPr>
+          <w:rFonts w:ascii="Roboto" w:hAnsi="Roboto"/>
+          <w:sz w:val="32"/>
+          <w:szCs w:val="32"/>
+          <w:lang w:val="de-DE"/>
+        </w:rPr>
+        <w:t xml:space="preserve"> werden auf die andere</w:t>
+      </w:r>
+      <w:r>
+        <w:rPr>
+          <w:rFonts w:ascii="Roboto" w:hAnsi="Roboto"/>
+          <w:b/>
+          <w:bCs/>
+          <w:sz w:val="32"/>
+          <w:szCs w:val="32"/>
+          <w:lang w:val="de-DE"/>
+        </w:rPr>
+        <w:t xml:space="preserve"> </w:t>
+      </w:r>
+      <w:r>
+        <w:rPr>
+          <w:rFonts w:ascii="Roboto" w:hAnsi="Roboto"/>
+          <w:b/>
+          <w:bCs/>
+          <w:sz w:val="32"/>
+          <w:szCs w:val="32"/>
+          <w:lang w:val="de-DE"/>
+        </w:rPr>
+        <w:t>radikale P</w:t>
+      </w:r>
+      <w:r>
+        <w:rPr>
+          <w:rFonts w:ascii="Roboto" w:hAnsi="Roboto"/>
+          <w:b/>
+          <w:bCs/>
+          <w:sz w:val="32"/>
+          <w:szCs w:val="32"/>
+          <w:lang w:val="de-DE"/>
+        </w:rPr>
+        <w:t>olymerkette</w:t>
+      </w:r>
+      <w:r>
+        <w:rPr>
+          <w:rFonts w:ascii="Roboto" w:hAnsi="Roboto"/>
+          <w:sz w:val="32"/>
+          <w:szCs w:val="32"/>
+          <w:lang w:val="de-DE"/>
+        </w:rPr>
+        <w:t xml:space="preserve"> </w:t>
+      </w:r>
+      <w:r>
+        <w:rPr>
+          <w:rFonts w:ascii="Roboto" w:hAnsi="Roboto"/>
+          <w:b/>
+          <w:bCs/>
+          <w:sz w:val="32"/>
+          <w:szCs w:val="32"/>
+          <w:lang w:val="de-DE"/>
+        </w:rPr>
+        <w:t>übertragen</w:t>
+      </w:r>
+    </w:p>
+    <w:p>
+      <w:pPr>
+        <w:jc w:val="center"/>
+        <w:rPr>
+          <w:rFonts w:ascii="Roboto" w:hAnsi="Roboto"/>
+          <w:sz w:val="32"/>
+          <w:szCs w:val="32"/>
+          <w:lang w:val="de-DE"/>
+        </w:rPr>
+      </w:pPr>
+      <w:r>
+        <w:rPr>
+          <w:rFonts w:ascii="Roboto" w:hAnsi="Roboto"/>
+          <w:noProof/>
+          <w:sz w:val="32"/>
+          <w:szCs w:val="32"/>
+          <w:lang w:val="de-DE"/>
+        </w:rPr>
+        <w:lastRenderedPageBreak/>
+        <w:drawing>
+          <wp:inline distT="0" distB="0" distL="0" distR="0" wp14:anchorId="430F2598" wp14:editId="0BF345CC">
+            <wp:extent cx="5756910" cy="2713990"/>
+            <wp:effectExtent l="76200" t="76200" r="129540" b="124460"/>
+            <wp:docPr id="1573980489" name="Resim 10"/>
+            <wp:cNvGraphicFramePr>
+              <a:graphicFrameLocks xmlns:a="http://schemas.openxmlformats.org/drawingml/2006/main" noChangeAspect="1"/>
+            </wp:cNvGraphicFramePr>
+            <a:graphic xmlns:a="http://schemas.openxmlformats.org/drawingml/2006/main">
+              <a:graphicData uri="http://schemas.openxmlformats.org/drawingml/2006/picture">
+                <pic:pic xmlns:pic="http://schemas.openxmlformats.org/drawingml/2006/picture">
+                  <pic:nvPicPr>
+                    <pic:cNvPr id="0" name="Picture 17"/>
+                    <pic:cNvPicPr>
+                      <a:picLocks noChangeAspect="1" noChangeArrowheads="1"/>
+                    </pic:cNvPicPr>
+                  </pic:nvPicPr>
+                  <pic:blipFill>
+                    <a:blip r:embed="rId27">
+                      <a:extLst>
+                        <a:ext uri="{28A0092B-C50C-407E-A947-70E740481C1C}">
+                          <a14:useLocalDpi xmlns:a14="http://schemas.microsoft.com/office/drawing/2010/main" val="0"/>
+                        </a:ext>
+                      </a:extLst>
+                    </a:blip>
+                    <a:srcRect/>
+                    <a:stretch>
+                      <a:fillRect/>
+                    </a:stretch>
+                  </pic:blipFill>
+                  <pic:spPr bwMode="auto">
+                    <a:xfrm>
+                      <a:off x="0" y="0"/>
+                      <a:ext cx="5756910" cy="2713990"/>
+                    </a:xfrm>
+                    <a:prstGeom prst="rect">
+                      <a:avLst/>
+                    </a:prstGeom>
+                    <a:ln w="38100" cap="sq">
+                      <a:solidFill>
+                        <a:srgbClr val="000000"/>
+                      </a:solidFill>
+                      <a:prstDash val="solid"/>
+                      <a:miter lim="800000"/>
+                    </a:ln>
+                    <a:effectLst>
+                      <a:outerShdw blurRad="50800" dist="38100" dir="2700000" algn="tl" rotWithShape="0">
+                        <a:srgbClr val="000000">
+                          <a:alpha val="43000"/>
+                        </a:srgbClr>
+                      </a:outerShdw>
+                    </a:effectLst>
+                  </pic:spPr>
+                </pic:pic>
+              </a:graphicData>
+            </a:graphic>
+          </wp:inline>
+        </w:drawing>
+      </w:r>
+    </w:p>
+    <w:p>
+      <w:pPr>
+        <w:jc w:val="center"/>
+        <w:rPr>
+          <w:rFonts w:ascii="Roboto" w:hAnsi="Roboto"/>
+          <w:sz w:val="32"/>
+          <w:szCs w:val="32"/>
+          <w:lang w:val="de-DE"/>
+        </w:rPr>
+      </w:pPr>
+      <w:r>
+        <w:rPr>
+          <w:rFonts w:ascii="Roboto" w:hAnsi="Roboto"/>
+          <w:sz w:val="32"/>
+          <w:szCs w:val="32"/>
+          <w:lang w:val="de-DE"/>
+        </w:rPr>
+        <w:t xml:space="preserve">Durch Reaktion </w:t>
+      </w:r>
+      <w:r>
+        <w:rPr>
+          <w:rFonts w:ascii="Roboto" w:hAnsi="Roboto"/>
+          <w:b/>
+          <w:bCs/>
+          <w:color w:val="3000FE"/>
+          <w:sz w:val="32"/>
+          <w:szCs w:val="32"/>
+          <w:lang w:val="de-DE"/>
+        </w:rPr>
+        <w:t>des „neuen“ Radikals</w:t>
+      </w:r>
+      <w:r>
+        <w:rPr>
+          <w:rFonts w:ascii="Roboto" w:hAnsi="Roboto"/>
+          <w:color w:val="3000FE"/>
+          <w:sz w:val="32"/>
+          <w:szCs w:val="32"/>
+          <w:lang w:val="de-DE"/>
+        </w:rPr>
+        <w:t xml:space="preserve"> </w:t>
+      </w:r>
+      <w:r>
+        <w:rPr>
+          <w:rFonts w:ascii="Roboto" w:hAnsi="Roboto"/>
+          <w:sz w:val="32"/>
+          <w:szCs w:val="32"/>
+          <w:lang w:val="de-DE"/>
+        </w:rPr>
+        <w:t xml:space="preserve">mit </w:t>
+      </w:r>
+      <w:r>
+        <w:rPr>
+          <w:rFonts w:ascii="Roboto" w:hAnsi="Roboto"/>
+          <w:b/>
+          <w:bCs/>
+          <w:color w:val="ED7D31" w:themeColor="accent2"/>
+          <w:sz w:val="32"/>
+          <w:szCs w:val="32"/>
+          <w:lang w:val="de-DE"/>
+        </w:rPr>
+        <w:t>weiteren Monomeren</w:t>
+      </w:r>
+      <w:r>
+        <w:rPr>
+          <w:rFonts w:ascii="Roboto" w:hAnsi="Roboto"/>
+          <w:color w:val="ED7D31" w:themeColor="accent2"/>
+          <w:sz w:val="32"/>
+          <w:szCs w:val="32"/>
+          <w:lang w:val="de-DE"/>
+        </w:rPr>
+        <w:t xml:space="preserve"> </w:t>
+      </w:r>
+      <w:r>
+        <w:rPr>
+          <w:rFonts w:ascii="Roboto" w:hAnsi="Roboto"/>
+          <w:sz w:val="32"/>
+          <w:szCs w:val="32"/>
+          <w:lang w:val="de-DE"/>
+        </w:rPr>
+        <w:t xml:space="preserve">entstehen </w:t>
+      </w:r>
+      <w:r>
+        <w:rPr>
+          <w:rFonts w:ascii="Roboto" w:hAnsi="Roboto"/>
+          <w:b/>
+          <w:bCs/>
+          <w:sz w:val="32"/>
+          <w:szCs w:val="32"/>
+          <w:lang w:val="de-DE"/>
+        </w:rPr>
+        <w:t>verzweigte Polymerketten</w:t>
+      </w:r>
+      <w:r>
+        <w:rPr>
+          <w:rFonts w:ascii="Roboto" w:hAnsi="Roboto"/>
+          <w:sz w:val="32"/>
+          <w:szCs w:val="32"/>
+          <w:lang w:val="de-DE"/>
+        </w:rPr>
+        <w:t xml:space="preserve"> (z.B. bei PE-LD), bis diese auch </w:t>
+      </w:r>
+      <w:r>
+        <w:rPr>
+          <w:rFonts w:ascii="Roboto" w:hAnsi="Roboto"/>
+          <w:b/>
+          <w:bCs/>
+          <w:sz w:val="32"/>
+          <w:szCs w:val="32"/>
+          <w:lang w:val="de-DE"/>
+        </w:rPr>
+        <w:t>abgebrochen</w:t>
+      </w:r>
+      <w:r>
+        <w:rPr>
+          <w:rFonts w:ascii="Roboto" w:hAnsi="Roboto"/>
+          <w:sz w:val="32"/>
+          <w:szCs w:val="32"/>
+          <w:lang w:val="de-DE"/>
+        </w:rPr>
+        <w:t xml:space="preserve"> werden.</w:t>
+      </w:r>
+    </w:p>
+    <w:p>
+      <w:pPr>
+        <w:jc w:val="center"/>
+        <w:rPr>
+          <w:rFonts w:ascii="Roboto" w:hAnsi="Roboto"/>
+          <w:sz w:val="32"/>
+          <w:szCs w:val="32"/>
+          <w:lang w:val="de-DE"/>
+        </w:rPr>
+      </w:pPr>
+      <w:r>
+        <w:rPr>
+          <w:rFonts w:ascii="Roboto" w:hAnsi="Roboto"/>
+          <w:noProof/>
+          <w:sz w:val="32"/>
+          <w:szCs w:val="32"/>
+          <w:lang w:val="de-DE"/>
+        </w:rPr>
+        <w:drawing>
+          <wp:inline distT="0" distB="0" distL="0" distR="0" wp14:anchorId="692A7CB0" wp14:editId="6A713DF7">
+            <wp:extent cx="5756910" cy="3979545"/>
+            <wp:effectExtent l="76200" t="76200" r="129540" b="135255"/>
+            <wp:docPr id="212970614" name="Resim 11"/>
+            <wp:cNvGraphicFramePr>
+              <a:graphicFrameLocks xmlns:a="http://schemas.openxmlformats.org/drawingml/2006/main" noChangeAspect="1"/>
+            </wp:cNvGraphicFramePr>
+            <a:graphic xmlns:a="http://schemas.openxmlformats.org/drawingml/2006/main">
+              <a:graphicData uri="http://schemas.openxmlformats.org/drawingml/2006/picture">
+                <pic:pic xmlns:pic="http://schemas.openxmlformats.org/drawingml/2006/picture">
+                  <pic:nvPicPr>
+                    <pic:cNvPr id="0" name="Picture 18"/>
+                    <pic:cNvPicPr>
+                      <a:picLocks noChangeAspect="1" noChangeArrowheads="1"/>
+                    </pic:cNvPicPr>
+                  </pic:nvPicPr>
+                  <pic:blipFill>
+                    <a:blip r:embed="rId28">
+                      <a:extLst>
+                        <a:ext uri="{28A0092B-C50C-407E-A947-70E740481C1C}">
+                          <a14:useLocalDpi xmlns:a14="http://schemas.microsoft.com/office/drawing/2010/main" val="0"/>
+                        </a:ext>
+                      </a:extLst>
+                    </a:blip>
+                    <a:srcRect/>
+                    <a:stretch>
+                      <a:fillRect/>
+                    </a:stretch>
+                  </pic:blipFill>
+                  <pic:spPr bwMode="auto">
+                    <a:xfrm>
+                      <a:off x="0" y="0"/>
+                      <a:ext cx="5756910" cy="3979545"/>
+                    </a:xfrm>
+                    <a:prstGeom prst="rect">
+                      <a:avLst/>
+                    </a:prstGeom>
+                    <a:ln w="38100" cap="sq">
+                      <a:solidFill>
+                        <a:srgbClr val="000000"/>
+                      </a:solidFill>
+                      <a:prstDash val="solid"/>
+                      <a:miter lim="800000"/>
+                    </a:ln>
+                    <a:effectLst>
+                      <a:outerShdw blurRad="50800" dist="38100" dir="2700000" algn="tl" rotWithShape="0">
+                        <a:srgbClr val="000000">
+                          <a:alpha val="43000"/>
+                        </a:srgbClr>
+                      </a:outerShdw>
+                    </a:effectLst>
+                  </pic:spPr>
+                </pic:pic>
+              </a:graphicData>
+            </a:graphic>
+          </wp:inline>
+        </w:drawing>
+      </w:r>
+    </w:p>
+    <w:p>
+      <w:pPr>
+        <w:jc w:val="center"/>
+        <w:rPr>
+          <w:rFonts w:ascii="Roboto" w:hAnsi="Roboto"/>
+          <w:sz w:val="32"/>
+          <w:szCs w:val="32"/>
+          <w:lang w:val="de-DE"/>
+        </w:rPr>
+      </w:pPr>
+    </w:p>
+    <w:p>
+      <w:pPr>
+        <w:jc w:val="center"/>
+        <w:rPr>
+          <w:rFonts w:ascii="Roboto" w:hAnsi="Roboto"/>
+          <w:sz w:val="32"/>
+          <w:szCs w:val="32"/>
+          <w:lang w:val="de-DE"/>
+        </w:rPr>
+      </w:pPr>
+      <w:r>
+        <w:rPr>
+          <w:rFonts w:ascii="Roboto" w:hAnsi="Roboto"/>
+          <w:sz w:val="32"/>
+          <w:szCs w:val="32"/>
+          <w:lang w:val="de-DE"/>
+        </w:rPr>
+        <w:lastRenderedPageBreak/>
+        <w:t xml:space="preserve">Die aus einer radikalischen Polymerisation hervorgehenden Polymere können Verzweigungen aufweisen. </w:t>
+      </w:r>
+    </w:p>
+    <w:p>
+      <w:pPr>
+        <w:jc w:val="center"/>
+        <w:rPr>
+          <w:rFonts w:ascii="Roboto" w:hAnsi="Roboto"/>
+          <w:sz w:val="32"/>
+          <w:szCs w:val="32"/>
+          <w:lang w:val="de-DE"/>
+        </w:rPr>
+      </w:pPr>
+      <w:r>
+        <w:rPr>
+          <w:rFonts w:ascii="Roboto" w:hAnsi="Roboto"/>
+          <w:sz w:val="32"/>
+          <w:szCs w:val="32"/>
+          <w:lang w:val="de-DE"/>
+        </w:rPr>
+        <w:t xml:space="preserve">Die daraus hervorgehenden Polymerketten können sich nicht so dicht aneinander anordnen wie unverzweigte, lineare Polymere. </w:t>
+      </w:r>
+    </w:p>
+    <w:p>
+      <w:pPr>
+        <w:jc w:val="center"/>
+        <w:rPr>
+          <w:rFonts w:ascii="Roboto" w:hAnsi="Roboto"/>
+          <w:sz w:val="32"/>
+          <w:szCs w:val="32"/>
+          <w:lang w:val="de-DE"/>
+        </w:rPr>
+      </w:pPr>
+      <w:r>
+        <w:rPr>
+          <w:rFonts w:ascii="Roboto" w:hAnsi="Roboto"/>
+          <w:sz w:val="32"/>
+          <w:szCs w:val="32"/>
+          <w:lang w:val="de-DE"/>
+        </w:rPr>
+        <w:t>Verzweigte Polymere weisen daher eine geringere Dichte auf wie unverzweigte, lineare Polymere.</w:t>
+      </w:r>
+    </w:p>
+    <w:p>
+      <w:pPr>
+        <w:jc w:val="center"/>
+        <w:rPr>
+          <w:rFonts w:ascii="Roboto" w:hAnsi="Roboto"/>
+          <w:sz w:val="32"/>
+          <w:szCs w:val="32"/>
+          <w:lang w:val="de-DE"/>
+        </w:rPr>
+      </w:pPr>
+      <w:r>
+        <w:rPr>
+          <w:rFonts w:ascii="Roboto" w:hAnsi="Roboto"/>
+          <w:sz w:val="32"/>
+          <w:szCs w:val="32"/>
+          <w:lang w:val="de-DE"/>
+        </w:rPr>
+        <w:t xml:space="preserve"> Ebenso ist die Bildung kristalliner Bereiche bei verzweigten Polymeren erschwert, was zur Folge hat, dass diese amorphen Kunststoffe transparent erscheinen.</w:t>
+      </w:r>
+    </w:p>
+    <w:p>
+      <w:pPr>
+        <w:jc w:val="center"/>
+        <w:rPr>
+          <w:rFonts w:ascii="Roboto" w:hAnsi="Roboto"/>
+          <w:sz w:val="32"/>
+          <w:szCs w:val="32"/>
+          <w:lang w:val="de-DE"/>
+        </w:rPr>
+      </w:pPr>
+    </w:p>
+    <w:p>
+      <w:pPr>
+        <w:jc w:val="center"/>
+        <w:rPr>
+          <w:rFonts w:ascii="Roboto" w:hAnsi="Roboto"/>
+          <w:color w:val="806000" w:themeColor="accent4" w:themeShade="80"/>
+          <w:sz w:val="36"/>
+          <w:szCs w:val="36"/>
+          <w:lang w:val="de-DE"/>
+        </w:rPr>
+      </w:pPr>
+      <w:r>
+        <w:rPr>
+          <w:rFonts w:ascii="Roboto" w:hAnsi="Roboto"/>
+          <w:color w:val="806000" w:themeColor="accent4" w:themeShade="80"/>
+          <w:sz w:val="36"/>
+          <w:szCs w:val="36"/>
+          <w:lang w:val="de-DE"/>
+        </w:rPr>
+        <w:t>Anionische Polymerisation</w:t>
       </w:r>
     </w:p>
     <w:p>
@@ -3946,21 +7074,21 @@
         <w:jc w:val="center"/>
         <w:rPr>
           <w:rFonts w:ascii="Roboto" w:hAnsi="Roboto"/>
+          <w:color w:val="FF0000"/>
+          <w:sz w:val="40"/>
+          <w:szCs w:val="40"/>
+          <w:lang w:val="de-DE"/>
+        </w:rPr>
+      </w:pPr>
+      <w:r>
+        <w:rPr>
+          <w:rFonts w:ascii="Roboto" w:hAnsi="Roboto"/>
           <w:color w:val="806000" w:themeColor="accent4" w:themeShade="80"/>
           <w:sz w:val="36"/>
           <w:szCs w:val="36"/>
           <w:lang w:val="de-DE"/>
         </w:rPr>
-      </w:pPr>
-      <w:r>
-        <w:rPr>
-          <w:rFonts w:ascii="Roboto" w:hAnsi="Roboto"/>
-          <w:color w:val="806000" w:themeColor="accent4" w:themeShade="80"/>
-          <w:sz w:val="36"/>
-          <w:szCs w:val="36"/>
-          <w:lang w:val="de-DE"/>
-        </w:rPr>
-        <w:t>Radikalische Polymerisation</w:t>
+        <w:t>Kationische Polymerisation</w:t>
       </w:r>
     </w:p>
     <w:p>
@@ -3996,31 +7124,43 @@
         <w:jc w:val="center"/>
         <w:rPr>
           <w:rFonts w:ascii="Roboto" w:hAnsi="Roboto"/>
-          <w:color w:val="806000" w:themeColor="accent4" w:themeShade="80"/>
-          <w:sz w:val="36"/>
-          <w:szCs w:val="36"/>
-          <w:lang w:val="de-DE"/>
-        </w:rPr>
-      </w:pPr>
-      <w:r>
-        <w:rPr>
-          <w:rFonts w:ascii="Roboto" w:hAnsi="Roboto"/>
-          <w:color w:val="806000" w:themeColor="accent4" w:themeShade="80"/>
-          <w:sz w:val="36"/>
-          <w:szCs w:val="36"/>
-          <w:lang w:val="de-DE"/>
-        </w:rPr>
-        <w:t>Anionische</w:t>
-      </w:r>
-      <w:r>
-        <w:rPr>
-          <w:rFonts w:ascii="Roboto" w:hAnsi="Roboto"/>
-          <w:color w:val="806000" w:themeColor="accent4" w:themeShade="80"/>
-          <w:sz w:val="36"/>
-          <w:szCs w:val="36"/>
-          <w:lang w:val="de-DE"/>
-        </w:rPr>
-        <w:t xml:space="preserve"> Polymerisation</w:t>
+          <w:color w:val="FF0000"/>
+          <w:sz w:val="40"/>
+          <w:szCs w:val="40"/>
+          <w:lang w:val="de-DE"/>
+        </w:rPr>
+      </w:pPr>
+    </w:p>
+    <w:p>
+      <w:pPr>
+        <w:jc w:val="center"/>
+        <w:rPr>
+          <w:rFonts w:ascii="Roboto" w:hAnsi="Roboto"/>
+          <w:color w:val="FF0000"/>
+          <w:sz w:val="40"/>
+          <w:szCs w:val="40"/>
+          <w:lang w:val="de-DE"/>
+        </w:rPr>
+      </w:pPr>
+      <w:r>
+        <w:rPr>
+          <w:rFonts w:ascii="Roboto" w:hAnsi="Roboto"/>
+          <w:color w:val="FF0000"/>
+          <w:sz w:val="40"/>
+          <w:szCs w:val="40"/>
+          <w:lang w:val="de-DE"/>
+        </w:rPr>
+        <w:t>Polyk</w:t>
+      </w:r>
+      <w:r>
+        <w:rPr>
+          <w:rFonts w:ascii="Roboto" w:hAnsi="Roboto"/>
+          <w:color w:val="FF0000"/>
+          <w:sz w:val="40"/>
+          <w:szCs w:val="40"/>
+          <w:lang w:val="de-DE"/>
+        </w:rPr>
+        <w:t>ondensation</w:t>
       </w:r>
     </w:p>
     <w:p>
@@ -4062,54 +7202,6 @@
           <w:lang w:val="de-DE"/>
         </w:rPr>
       </w:pPr>
-      <w:r>
-        <w:rPr>
-          <w:rFonts w:ascii="Roboto" w:hAnsi="Roboto"/>
-          <w:color w:val="806000" w:themeColor="accent4" w:themeShade="80"/>
-          <w:sz w:val="36"/>
-          <w:szCs w:val="36"/>
-          <w:lang w:val="de-DE"/>
-        </w:rPr>
-        <w:t>Kationische</w:t>
-      </w:r>
-      <w:r>
-        <w:rPr>
-          <w:rFonts w:ascii="Roboto" w:hAnsi="Roboto"/>
-          <w:color w:val="806000" w:themeColor="accent4" w:themeShade="80"/>
-          <w:sz w:val="36"/>
-          <w:szCs w:val="36"/>
-          <w:lang w:val="de-DE"/>
-        </w:rPr>
-        <w:t xml:space="preserve"> Polymerisation</w:t>
-      </w:r>
-    </w:p>
-    <w:p>
-      <w:pPr>
-        <w:jc w:val="center"/>
-        <w:rPr>
-          <w:rFonts w:ascii="Roboto" w:hAnsi="Roboto"/>
-          <w:i/>
-          <w:iCs/>
-          <w:color w:val="44546A" w:themeColor="text2"/>
-          <w:sz w:val="36"/>
-          <w:szCs w:val="36"/>
-          <w:u w:val="single"/>
-          <w:lang w:val="de-DE"/>
-        </w:rPr>
-      </w:pPr>
-      <w:r>
-        <w:rPr>
-          <w:rFonts w:ascii="Roboto" w:hAnsi="Roboto"/>
-          <w:i/>
-          <w:iCs/>
-          <w:color w:val="44546A" w:themeColor="text2"/>
-          <w:sz w:val="36"/>
-          <w:szCs w:val="36"/>
-          <w:u w:val="single"/>
-          <w:lang w:val="de-DE"/>
-        </w:rPr>
-        <w:t>Noch nicht fertig.</w:t>
-      </w:r>
     </w:p>
     <w:p>
       <w:pPr>
@@ -4134,7 +7226,10 @@
           <w:lang w:val="de-DE"/>
         </w:rPr>
       </w:pPr>
-      <w:r>
+    </w:p>
+    <w:p>
+      <w:pPr>
+        <w:jc w:val="center"/>
         <w:rPr>
           <w:rFonts w:ascii="Roboto" w:hAnsi="Roboto"/>
           <w:color w:val="FF0000"/>
@@ -4142,9 +7237,11 @@
           <w:szCs w:val="40"/>
           <w:lang w:val="de-DE"/>
         </w:rPr>
-        <w:t>Polyk</w:t>
-      </w:r>
-      <w:r>
+      </w:pPr>
+    </w:p>
+    <w:p>
+      <w:pPr>
+        <w:jc w:val="center"/>
         <w:rPr>
           <w:rFonts w:ascii="Roboto" w:hAnsi="Roboto"/>
           <w:color w:val="FF0000"/>
@@ -4152,8 +7249,7 @@
           <w:szCs w:val="40"/>
           <w:lang w:val="de-DE"/>
         </w:rPr>
-        <w:t>ondensation</w:t>
-      </w:r>
+      </w:pPr>
     </w:p>
     <w:p>
       <w:pPr>
@@ -4171,6 +7267,126 @@
       <w:pPr>
         <w:jc w:val="center"/>
         <w:rPr>
+          <w:rFonts w:ascii="Roboto" w:hAnsi="Roboto"/>
+          <w:color w:val="FF0000"/>
+          <w:sz w:val="40"/>
+          <w:szCs w:val="40"/>
+          <w:lang w:val="de-DE"/>
+        </w:rPr>
+      </w:pPr>
+    </w:p>
+    <w:p>
+      <w:pPr>
+        <w:jc w:val="center"/>
+        <w:rPr>
+          <w:rFonts w:ascii="Roboto" w:hAnsi="Roboto"/>
+          <w:color w:val="FF0000"/>
+          <w:sz w:val="40"/>
+          <w:szCs w:val="40"/>
+          <w:lang w:val="de-DE"/>
+        </w:rPr>
+      </w:pPr>
+    </w:p>
+    <w:p>
+      <w:pPr>
+        <w:jc w:val="center"/>
+        <w:rPr>
+          <w:rFonts w:ascii="Roboto" w:hAnsi="Roboto"/>
+          <w:color w:val="FF0000"/>
+          <w:sz w:val="40"/>
+          <w:szCs w:val="40"/>
+          <w:lang w:val="de-DE"/>
+        </w:rPr>
+      </w:pPr>
+    </w:p>
+    <w:p>
+      <w:pPr>
+        <w:jc w:val="center"/>
+        <w:rPr>
+          <w:rFonts w:ascii="Roboto" w:hAnsi="Roboto"/>
+          <w:color w:val="FF0000"/>
+          <w:sz w:val="40"/>
+          <w:szCs w:val="40"/>
+          <w:lang w:val="de-DE"/>
+        </w:rPr>
+      </w:pPr>
+    </w:p>
+    <w:p>
+      <w:pPr>
+        <w:jc w:val="center"/>
+        <w:rPr>
+          <w:rFonts w:ascii="Roboto" w:hAnsi="Roboto"/>
+          <w:color w:val="FF0000"/>
+          <w:sz w:val="40"/>
+          <w:szCs w:val="40"/>
+          <w:lang w:val="de-DE"/>
+        </w:rPr>
+      </w:pPr>
+    </w:p>
+    <w:p>
+      <w:pPr>
+        <w:jc w:val="center"/>
+        <w:rPr>
+          <w:rFonts w:ascii="Roboto" w:hAnsi="Roboto"/>
+          <w:color w:val="FF0000"/>
+          <w:sz w:val="40"/>
+          <w:szCs w:val="40"/>
+          <w:lang w:val="de-DE"/>
+        </w:rPr>
+      </w:pPr>
+    </w:p>
+    <w:p>
+      <w:pPr>
+        <w:jc w:val="center"/>
+        <w:rPr>
+          <w:rFonts w:ascii="Roboto" w:hAnsi="Roboto"/>
+          <w:color w:val="FF0000"/>
+          <w:sz w:val="40"/>
+          <w:szCs w:val="40"/>
+          <w:lang w:val="de-DE"/>
+        </w:rPr>
+      </w:pPr>
+    </w:p>
+    <w:p>
+      <w:pPr>
+        <w:jc w:val="center"/>
+        <w:rPr>
+          <w:rFonts w:ascii="Roboto" w:hAnsi="Roboto"/>
+          <w:color w:val="FF0000"/>
+          <w:sz w:val="40"/>
+          <w:szCs w:val="40"/>
+          <w:lang w:val="de-DE"/>
+        </w:rPr>
+      </w:pPr>
+    </w:p>
+    <w:p>
+      <w:pPr>
+        <w:jc w:val="center"/>
+        <w:rPr>
+          <w:rFonts w:ascii="Roboto" w:hAnsi="Roboto"/>
+          <w:color w:val="FF0000"/>
+          <w:sz w:val="40"/>
+          <w:szCs w:val="40"/>
+          <w:lang w:val="de-DE"/>
+        </w:rPr>
+      </w:pPr>
+    </w:p>
+    <w:p>
+      <w:pPr>
+        <w:jc w:val="center"/>
+        <w:rPr>
+          <w:rFonts w:ascii="Roboto" w:hAnsi="Roboto"/>
+          <w:color w:val="FF0000"/>
+          <w:sz w:val="40"/>
+          <w:szCs w:val="40"/>
+          <w:lang w:val="de-DE"/>
+        </w:rPr>
+      </w:pPr>
+    </w:p>
+    <w:p>
+      <w:pPr>
+        <w:jc w:val="center"/>
+        <w:rPr>
           <w:rFonts w:ascii="Algerian" w:hAnsi="Algerian"/>
           <w:b/>
           <w:bCs/>
@@ -4190,8 +7406,131 @@
           <w:szCs w:val="48"/>
           <w:lang w:val="de-DE"/>
         </w:rPr>
+        <w:t xml:space="preserve">AB HIER IST ALLES </w:t>
+      </w:r>
+      <w:r>
+        <w:rPr>
+          <w:rFonts w:ascii="Algerian" w:hAnsi="Algerian"/>
+          <w:b/>
+          <w:bCs/>
+          <w:color w:val="FF0000"/>
+          <w:sz w:val="48"/>
+          <w:szCs w:val="48"/>
+          <w:lang w:val="de-DE"/>
+        </w:rPr>
         <w:t>Wiederholung</w:t>
       </w:r>
+    </w:p>
+    <w:p>
+      <w:pPr>
+        <w:jc w:val="center"/>
+        <w:rPr>
+          <w:rFonts w:ascii="Algerian" w:hAnsi="Algerian"/>
+          <w:b/>
+          <w:bCs/>
+          <w:color w:val="FF0000"/>
+          <w:sz w:val="48"/>
+          <w:szCs w:val="48"/>
+          <w:lang w:val="de-DE"/>
+        </w:rPr>
+      </w:pPr>
+    </w:p>
+    <w:p>
+      <w:pPr>
+        <w:jc w:val="center"/>
+        <w:rPr>
+          <w:rFonts w:ascii="Algerian" w:hAnsi="Algerian"/>
+          <w:b/>
+          <w:bCs/>
+          <w:color w:val="FF0000"/>
+          <w:sz w:val="48"/>
+          <w:szCs w:val="48"/>
+          <w:lang w:val="de-DE"/>
+        </w:rPr>
+      </w:pPr>
+    </w:p>
+    <w:p>
+      <w:pPr>
+        <w:jc w:val="center"/>
+        <w:rPr>
+          <w:rFonts w:ascii="Algerian" w:hAnsi="Algerian"/>
+          <w:b/>
+          <w:bCs/>
+          <w:color w:val="FF0000"/>
+          <w:sz w:val="48"/>
+          <w:szCs w:val="48"/>
+          <w:lang w:val="de-DE"/>
+        </w:rPr>
+      </w:pPr>
+    </w:p>
+    <w:p>
+      <w:pPr>
+        <w:jc w:val="center"/>
+        <w:rPr>
+          <w:rFonts w:ascii="Algerian" w:hAnsi="Algerian"/>
+          <w:b/>
+          <w:bCs/>
+          <w:color w:val="FF0000"/>
+          <w:sz w:val="48"/>
+          <w:szCs w:val="48"/>
+          <w:lang w:val="de-DE"/>
+        </w:rPr>
+      </w:pPr>
+    </w:p>
+    <w:p>
+      <w:pPr>
+        <w:jc w:val="center"/>
+        <w:rPr>
+          <w:rFonts w:ascii="Algerian" w:hAnsi="Algerian"/>
+          <w:b/>
+          <w:bCs/>
+          <w:color w:val="FF0000"/>
+          <w:sz w:val="48"/>
+          <w:szCs w:val="48"/>
+          <w:lang w:val="de-DE"/>
+        </w:rPr>
+      </w:pPr>
+    </w:p>
+    <w:p>
+      <w:pPr>
+        <w:jc w:val="center"/>
+        <w:rPr>
+          <w:rFonts w:ascii="Algerian" w:hAnsi="Algerian"/>
+          <w:b/>
+          <w:bCs/>
+          <w:color w:val="FF0000"/>
+          <w:sz w:val="48"/>
+          <w:szCs w:val="48"/>
+          <w:lang w:val="de-DE"/>
+        </w:rPr>
+      </w:pPr>
+    </w:p>
+    <w:p>
+      <w:pPr>
+        <w:jc w:val="center"/>
+        <w:rPr>
+          <w:rFonts w:ascii="Algerian" w:hAnsi="Algerian"/>
+          <w:b/>
+          <w:bCs/>
+          <w:color w:val="FF0000"/>
+          <w:sz w:val="48"/>
+          <w:szCs w:val="48"/>
+          <w:lang w:val="de-DE"/>
+        </w:rPr>
+      </w:pPr>
+    </w:p>
+    <w:p>
+      <w:pPr>
+        <w:rPr>
+          <w:rFonts w:ascii="Algerian" w:hAnsi="Algerian"/>
+          <w:b/>
+          <w:bCs/>
+          <w:color w:val="FF0000"/>
+          <w:sz w:val="48"/>
+          <w:szCs w:val="48"/>
+          <w:lang w:val="de-DE"/>
+        </w:rPr>
+      </w:pPr>
     </w:p>
     <w:p>
       <w:pPr>
@@ -4462,10 +7801,10 @@
                   <v:path o:extrusionok="f" gradientshapeok="t" o:connecttype="rect"/>
                   <o:lock v:ext="edit" aspectratio="t"/>
                 </v:shapetype>
-                <v:shape id="_x0000_i1025" type="#_x0000_t75" style="width:54.75pt;height:42pt" o:ole="">
-                  <v:imagedata r:id="rId14" o:title=""/>
+                <v:shape id="_x0000_i1025" type="#_x0000_t75" style="width:55.5pt;height:42pt" o:ole="">
+                  <v:imagedata r:id="rId29" o:title=""/>
                 </v:shape>
-                <o:OLEObject Type="Embed" ProgID="PBrush" ShapeID="_x0000_i1025" DrawAspect="Content" ObjectID="_1832958017" r:id="rId15"/>
+                <o:OLEObject Type="Embed" ProgID="PBrush" ShapeID="_x0000_i1025" DrawAspect="Content" ObjectID="_1833136262" r:id="rId30"/>
               </w:object>
             </w:r>
           </w:p>
@@ -4635,7 +7974,7 @@
                           </pic:cNvPicPr>
                         </pic:nvPicPr>
                         <pic:blipFill>
-                          <a:blip r:embed="rId16" cstate="print">
+                          <a:blip r:embed="rId31" cstate="print">
                             <a:extLst>
                               <a:ext uri="{28A0092B-C50C-407E-A947-70E740481C1C}">
                                 <a14:useLocalDpi xmlns:a14="http://schemas.microsoft.com/office/drawing/2010/main" val="0"/>
@@ -4804,10 +8143,10 @@
                 <w:lang w:val="de-DE"/>
               </w:rPr>
               <w:object w:dxaOrig="4320" w:dyaOrig="3972" w14:anchorId="4F229714">
-                <v:shape id="_x0000_i1026" type="#_x0000_t75" style="width:57pt;height:45.75pt" o:ole="">
-                  <v:imagedata r:id="rId17" o:title=""/>
+                <v:shape id="_x0000_i1026" type="#_x0000_t75" style="width:57pt;height:45pt" o:ole="">
+                  <v:imagedata r:id="rId32" o:title=""/>
                 </v:shape>
-                <o:OLEObject Type="Embed" ProgID="PBrush" ShapeID="_x0000_i1026" DrawAspect="Content" ObjectID="_1832958018" r:id="rId18"/>
+                <o:OLEObject Type="Embed" ProgID="PBrush" ShapeID="_x0000_i1026" DrawAspect="Content" ObjectID="_1833136263" r:id="rId33"/>
               </w:object>
             </w:r>
           </w:p>
@@ -4968,10 +8307,10 @@
                 <w:lang w:val="de-DE"/>
               </w:rPr>
               <w:object w:dxaOrig="3240" w:dyaOrig="3375" w14:anchorId="7D0ACAF4">
-                <v:shape id="_x0000_i1027" type="#_x0000_t75" style="width:57pt;height:59.25pt" o:ole="">
-                  <v:imagedata r:id="rId19" o:title=""/>
+                <v:shape id="_x0000_i1027" type="#_x0000_t75" style="width:57pt;height:58.5pt" o:ole="">
+                  <v:imagedata r:id="rId34" o:title=""/>
                 </v:shape>
-                <o:OLEObject Type="Embed" ProgID="PBrush" ShapeID="_x0000_i1027" DrawAspect="Content" ObjectID="_1832958019" r:id="rId20"/>
+                <o:OLEObject Type="Embed" ProgID="PBrush" ShapeID="_x0000_i1027" DrawAspect="Content" ObjectID="_1833136264" r:id="rId35"/>
               </w:object>
             </w:r>
           </w:p>
@@ -5132,10 +8471,10 @@
                 <w:lang w:val="de-DE"/>
               </w:rPr>
               <w:object w:dxaOrig="3465" w:dyaOrig="3645" w14:anchorId="2218FA0A">
-                <v:shape id="_x0000_i1028" type="#_x0000_t75" style="width:44.25pt;height:47.25pt" o:ole="">
-                  <v:imagedata r:id="rId21" o:title=""/>
+                <v:shape id="_x0000_i1028" type="#_x0000_t75" style="width:43.5pt;height:46.5pt" o:ole="">
+                  <v:imagedata r:id="rId36" o:title=""/>
                 </v:shape>
-                <o:OLEObject Type="Embed" ProgID="PBrush" ShapeID="_x0000_i1028" DrawAspect="Content" ObjectID="_1832958020" r:id="rId22"/>
+                <o:OLEObject Type="Embed" ProgID="PBrush" ShapeID="_x0000_i1028" DrawAspect="Content" ObjectID="_1833136265" r:id="rId37"/>
               </w:object>
             </w:r>
           </w:p>
@@ -5296,10 +8635,10 @@
                 <w:lang w:val="de-DE"/>
               </w:rPr>
               <w:object w:dxaOrig="3900" w:dyaOrig="1620" w14:anchorId="333D0DCD">
-                <v:shape id="_x0000_i1029" type="#_x0000_t75" style="width:48.75pt;height:21pt" o:ole="">
-                  <v:imagedata r:id="rId23" o:title=""/>
+                <v:shape id="_x0000_i1029" type="#_x0000_t75" style="width:49.5pt;height:21pt" o:ole="">
+                  <v:imagedata r:id="rId38" o:title=""/>
                 </v:shape>
-                <o:OLEObject Type="Embed" ProgID="PBrush" ShapeID="_x0000_i1029" DrawAspect="Content" ObjectID="_1832958021" r:id="rId24"/>
+                <o:OLEObject Type="Embed" ProgID="PBrush" ShapeID="_x0000_i1029" DrawAspect="Content" ObjectID="_1833136266" r:id="rId39"/>
               </w:object>
             </w:r>
           </w:p>
@@ -5592,10 +8931,10 @@
                 <w:lang w:val="de-DE"/>
               </w:rPr>
               <w:object w:dxaOrig="4665" w:dyaOrig="10995" w14:anchorId="484745D7">
-                <v:shape id="_x0000_i1030" type="#_x0000_t75" style="width:23.25pt;height:56.25pt" o:ole="">
-                  <v:imagedata r:id="rId25" o:title=""/>
+                <v:shape id="_x0000_i1030" type="#_x0000_t75" style="width:24pt;height:55.5pt" o:ole="">
+                  <v:imagedata r:id="rId40" o:title=""/>
                 </v:shape>
-                <o:OLEObject Type="Embed" ProgID="PBrush" ShapeID="_x0000_i1030" DrawAspect="Content" ObjectID="_1832958022" r:id="rId26"/>
+                <o:OLEObject Type="Embed" ProgID="PBrush" ShapeID="_x0000_i1030" DrawAspect="Content" ObjectID="_1833136267" r:id="rId41"/>
               </w:object>
             </w:r>
           </w:p>
@@ -5717,10 +9056,10 @@
                 <w:lang w:val="de-DE"/>
               </w:rPr>
               <w:object w:dxaOrig="1785" w:dyaOrig="2040" w14:anchorId="714F372C">
-                <v:shape id="_x0000_i1031" type="#_x0000_t75" style="width:51.75pt;height:58.5pt" o:ole="">
-                  <v:imagedata r:id="rId27" o:title=""/>
+                <v:shape id="_x0000_i1031" type="#_x0000_t75" style="width:52.5pt;height:58.5pt" o:ole="">
+                  <v:imagedata r:id="rId42" o:title=""/>
                 </v:shape>
-                <o:OLEObject Type="Embed" ProgID="PBrush" ShapeID="_x0000_i1031" DrawAspect="Content" ObjectID="_1832958023" r:id="rId28"/>
+                <o:OLEObject Type="Embed" ProgID="PBrush" ShapeID="_x0000_i1031" DrawAspect="Content" ObjectID="_1833136268" r:id="rId43"/>
               </w:object>
             </w:r>
           </w:p>
@@ -5876,7 +9215,7 @@
                           </pic:cNvPicPr>
                         </pic:nvPicPr>
                         <pic:blipFill>
-                          <a:blip r:embed="rId29" cstate="print">
+                          <a:blip r:embed="rId44" cstate="print">
                             <a:extLst>
                               <a:ext uri="{28A0092B-C50C-407E-A947-70E740481C1C}">
                                 <a14:useLocalDpi xmlns:a14="http://schemas.microsoft.com/office/drawing/2010/main" val="0"/>
@@ -6285,7 +9624,7 @@
                     </pic:cNvPicPr>
                   </pic:nvPicPr>
                   <pic:blipFill>
-                    <a:blip r:embed="rId30">
+                    <a:blip r:embed="rId45">
                       <a:extLst>
                         <a:ext uri="{28A0092B-C50C-407E-A947-70E740481C1C}">
                           <a14:useLocalDpi xmlns:a14="http://schemas.microsoft.com/office/drawing/2010/main" val="0"/>
@@ -6433,7 +9772,7 @@
                     </pic:cNvPicPr>
                   </pic:nvPicPr>
                   <pic:blipFill>
-                    <a:blip r:embed="rId31" cstate="print">
+                    <a:blip r:embed="rId46" cstate="print">
                       <a:extLst>
                         <a:ext uri="{28A0092B-C50C-407E-A947-70E740481C1C}">
                           <a14:useLocalDpi xmlns:a14="http://schemas.microsoft.com/office/drawing/2010/main" val="0"/>
@@ -6676,7 +10015,7 @@
                     <pic:cNvPicPr/>
                   </pic:nvPicPr>
                   <pic:blipFill>
-                    <a:blip r:embed="rId32"/>
+                    <a:blip r:embed="rId47"/>
                     <a:stretch>
                       <a:fillRect/>
                     </a:stretch>
@@ -6731,7 +10070,7 @@
                     <pic:cNvPicPr/>
                   </pic:nvPicPr>
                   <pic:blipFill>
-                    <a:blip r:embed="rId33"/>
+                    <a:blip r:embed="rId48"/>
                     <a:stretch>
                       <a:fillRect/>
                     </a:stretch>
@@ -7053,7 +10392,7 @@
                     <pic:cNvPicPr/>
                   </pic:nvPicPr>
                   <pic:blipFill>
-                    <a:blip r:embed="rId34"/>
+                    <a:blip r:embed="rId49"/>
                     <a:stretch>
                       <a:fillRect/>
                     </a:stretch>
@@ -7326,7 +10665,7 @@
                     <pic:cNvPicPr/>
                   </pic:nvPicPr>
                   <pic:blipFill>
-                    <a:blip r:embed="rId35"/>
+                    <a:blip r:embed="rId50"/>
                     <a:stretch>
                       <a:fillRect/>
                     </a:stretch>
@@ -8658,7 +11997,7 @@
                     </pic:cNvPicPr>
                   </pic:nvPicPr>
                   <pic:blipFill>
-                    <a:blip r:embed="rId36">
+                    <a:blip r:embed="rId51">
                       <a:extLst>
                         <a:ext uri="{28A0092B-C50C-407E-A947-70E740481C1C}">
                           <a14:useLocalDpi xmlns:a14="http://schemas.microsoft.com/office/drawing/2010/main" val="0"/>
@@ -9190,7 +12529,7 @@
                     </pic:cNvPicPr>
                   </pic:nvPicPr>
                   <pic:blipFill>
-                    <a:blip r:embed="rId37">
+                    <a:blip r:embed="rId52">
                       <a:extLst>
                         <a:ext uri="{28A0092B-C50C-407E-A947-70E740481C1C}">
                           <a14:useLocalDpi xmlns:a14="http://schemas.microsoft.com/office/drawing/2010/main" val="0"/>
@@ -9464,7 +12803,7 @@
                     </pic:cNvPicPr>
                   </pic:nvPicPr>
                   <pic:blipFill>
-                    <a:blip r:embed="rId38">
+                    <a:blip r:embed="rId53">
                       <a:extLst>
                         <a:ext uri="{28A0092B-C50C-407E-A947-70E740481C1C}">
                           <a14:useLocalDpi xmlns:a14="http://schemas.microsoft.com/office/drawing/2010/main" val="0"/>
@@ -9765,7 +13104,7 @@
                     </pic:cNvPicPr>
                   </pic:nvPicPr>
                   <pic:blipFill>
-                    <a:blip r:embed="rId39" cstate="print">
+                    <a:blip r:embed="rId54" cstate="print">
                       <a:extLst>
                         <a:ext uri="{28A0092B-C50C-407E-A947-70E740481C1C}">
                           <a14:useLocalDpi xmlns:a14="http://schemas.microsoft.com/office/drawing/2010/main" val="0"/>
@@ -9835,7 +13174,7 @@
                     </pic:cNvPicPr>
                   </pic:nvPicPr>
                   <pic:blipFill>
-                    <a:blip r:embed="rId40">
+                    <a:blip r:embed="rId55">
                       <a:extLst>
                         <a:ext uri="{28A0092B-C50C-407E-A947-70E740481C1C}">
                           <a14:useLocalDpi xmlns:a14="http://schemas.microsoft.com/office/drawing/2010/main" val="0"/>
@@ -9942,7 +13281,7 @@
                     </pic:cNvPicPr>
                   </pic:nvPicPr>
                   <pic:blipFill>
-                    <a:blip r:embed="rId41">
+                    <a:blip r:embed="rId56">
                       <a:extLst>
                         <a:ext uri="{28A0092B-C50C-407E-A947-70E740481C1C}">
                           <a14:useLocalDpi xmlns:a14="http://schemas.microsoft.com/office/drawing/2010/main" val="0"/>
@@ -10174,7 +13513,7 @@
                     <pic:cNvPicPr/>
                   </pic:nvPicPr>
                   <pic:blipFill>
-                    <a:blip r:embed="rId42"/>
+                    <a:blip r:embed="rId57"/>
                     <a:stretch>
                       <a:fillRect/>
                     </a:stretch>
@@ -10513,7 +13852,7 @@
                     <pic:cNvPicPr/>
                   </pic:nvPicPr>
                   <pic:blipFill>
-                    <a:blip r:embed="rId43"/>
+                    <a:blip r:embed="rId58"/>
                     <a:stretch>
                       <a:fillRect/>
                     </a:stretch>
@@ -10726,7 +14065,7 @@
                     <pic:cNvPicPr/>
                   </pic:nvPicPr>
                   <pic:blipFill>
-                    <a:blip r:embed="rId44"/>
+                    <a:blip r:embed="rId59"/>
                     <a:stretch>
                       <a:fillRect/>
                     </a:stretch>
@@ -11827,7 +15166,7 @@
                     </pic:cNvPicPr>
                   </pic:nvPicPr>
                   <pic:blipFill>
-                    <a:blip r:embed="rId45">
+                    <a:blip r:embed="rId60">
                       <a:extLst>
                         <a:ext uri="{28A0092B-C50C-407E-A947-70E740481C1C}">
                           <a14:useLocalDpi xmlns:a14="http://schemas.microsoft.com/office/drawing/2010/main" val="0"/>
@@ -12337,7 +15676,7 @@
                     </pic:cNvPicPr>
                   </pic:nvPicPr>
                   <pic:blipFill>
-                    <a:blip r:embed="rId46">
+                    <a:blip r:embed="rId61">
                       <a:extLst>
                         <a:ext uri="{28A0092B-C50C-407E-A947-70E740481C1C}">
                           <a14:useLocalDpi xmlns:a14="http://schemas.microsoft.com/office/drawing/2010/main" val="0"/>
@@ -12500,7 +15839,7 @@
                     </pic:cNvPicPr>
                   </pic:nvPicPr>
                   <pic:blipFill>
-                    <a:blip r:embed="rId47">
+                    <a:blip r:embed="rId62">
                       <a:extLst>
                         <a:ext uri="{28A0092B-C50C-407E-A947-70E740481C1C}">
                           <a14:useLocalDpi xmlns:a14="http://schemas.microsoft.com/office/drawing/2010/main" val="0"/>
@@ -13031,7 +16370,7 @@
                     </pic:cNvPicPr>
                   </pic:nvPicPr>
                   <pic:blipFill>
-                    <a:blip r:embed="rId48">
+                    <a:blip r:embed="rId63">
                       <a:extLst>
                         <a:ext uri="{28A0092B-C50C-407E-A947-70E740481C1C}">
                           <a14:useLocalDpi xmlns:a14="http://schemas.microsoft.com/office/drawing/2010/main" val="0"/>
@@ -13202,7 +16541,7 @@
                     </pic:cNvPicPr>
                   </pic:nvPicPr>
                   <pic:blipFill>
-                    <a:blip r:embed="rId49">
+                    <a:blip r:embed="rId64">
                       <a:extLst>
                         <a:ext uri="{28A0092B-C50C-407E-A947-70E740481C1C}">
                           <a14:useLocalDpi xmlns:a14="http://schemas.microsoft.com/office/drawing/2010/main" val="0"/>
@@ -13403,7 +16742,7 @@
                     </pic:cNvPicPr>
                   </pic:nvPicPr>
                   <pic:blipFill>
-                    <a:blip r:embed="rId50">
+                    <a:blip r:embed="rId65">
                       <a:extLst>
                         <a:ext uri="{28A0092B-C50C-407E-A947-70E740481C1C}">
                           <a14:useLocalDpi xmlns:a14="http://schemas.microsoft.com/office/drawing/2010/main" val="0"/>
@@ -13782,7 +17121,7 @@
                     </pic:cNvPicPr>
                   </pic:nvPicPr>
                   <pic:blipFill>
-                    <a:blip r:embed="rId51">
+                    <a:blip r:embed="rId66">
                       <a:extLst>
                         <a:ext uri="{28A0092B-C50C-407E-A947-70E740481C1C}">
                           <a14:useLocalDpi xmlns:a14="http://schemas.microsoft.com/office/drawing/2010/main" val="0"/>
@@ -14016,7 +17355,7 @@
                     </pic:cNvPicPr>
                   </pic:nvPicPr>
                   <pic:blipFill>
-                    <a:blip r:embed="rId52">
+                    <a:blip r:embed="rId67">
                       <a:extLst>
                         <a:ext uri="{28A0092B-C50C-407E-A947-70E740481C1C}">
                           <a14:useLocalDpi xmlns:a14="http://schemas.microsoft.com/office/drawing/2010/main" val="0"/>
@@ -14199,7 +17538,7 @@
                     </pic:cNvPicPr>
                   </pic:nvPicPr>
                   <pic:blipFill>
-                    <a:blip r:embed="rId53">
+                    <a:blip r:embed="rId68">
                       <a:extLst>
                         <a:ext uri="{28A0092B-C50C-407E-A947-70E740481C1C}">
                           <a14:useLocalDpi xmlns:a14="http://schemas.microsoft.com/office/drawing/2010/main" val="0"/>
@@ -14477,7 +17816,7 @@
                     </pic:cNvPicPr>
                   </pic:nvPicPr>
                   <pic:blipFill>
-                    <a:blip r:embed="rId54">
+                    <a:blip r:embed="rId69">
                       <a:extLst>
                         <a:ext uri="{28A0092B-C50C-407E-A947-70E740481C1C}">
                           <a14:useLocalDpi xmlns:a14="http://schemas.microsoft.com/office/drawing/2010/main" val="0"/>
@@ -14742,7 +18081,7 @@
                     <pic:cNvPicPr/>
                   </pic:nvPicPr>
                   <pic:blipFill>
-                    <a:blip r:embed="rId55"/>
+                    <a:blip r:embed="rId70"/>
                     <a:stretch>
                       <a:fillRect/>
                     </a:stretch>
@@ -15087,7 +18426,7 @@
                     <pic:cNvPicPr/>
                   </pic:nvPicPr>
                   <pic:blipFill>
-                    <a:blip r:embed="rId56"/>
+                    <a:blip r:embed="rId71"/>
                     <a:stretch>
                       <a:fillRect/>
                     </a:stretch>
@@ -16453,13 +19792,272 @@
       </w:pPr>
     </w:p>
     <w:sectPr>
+      <w:footerReference w:type="default" r:id="rId72"/>
       <w:pgSz w:w="11906" w:h="16838"/>
       <w:pgMar w:top="1417" w:right="1417" w:bottom="1417" w:left="1417" w:header="708" w:footer="708" w:gutter="0"/>
+      <w:pgNumType w:start="0"/>
       <w:cols w:space="708"/>
+      <w:titlePg/>
       <w:docGrid w:linePitch="360"/>
     </w:sectPr>
   </w:body>
 </w:document>
+</file>
+
+<file path=word/endnotes.xml><?xml version="1.0" encoding="utf-8"?>
+<w:endnotes xmlns:wpc="http://schemas.microsoft.com/office/word/2010/wordprocessingCanvas" xmlns:cx="http://schemas.microsoft.com/office/drawing/2014/chartex" xmlns:cx1="http://schemas.microsoft.com/office/drawing/2015/9/8/chartex" xmlns:cx2="http://schemas.microsoft.com/office/drawing/2015/10/21/chartex" xmlns:cx3="http://schemas.microsoft.com/office/drawing/2016/5/9/chartex" xmlns:cx4="http://schemas.microsoft.com/office/drawing/2016/5/10/chartex" xmlns:cx5="http://schemas.microsoft.com/office/drawing/2016/5/11/chartex" xmlns:cx6="http://schemas.microsoft.com/office/drawing/2016/5/12/chartex" xmlns:cx7="http://schemas.microsoft.com/office/drawing/2016/5/13/chartex" xmlns:cx8="http://schemas.microsoft.com/office/drawing/2016/5/14/chartex" xmlns:mc="http://schemas.openxmlformats.org/markup-compatibility/2006" xmlns:aink="http://schemas.microsoft.com/office/drawing/2016/ink" xmlns:am3d="http://schemas.microsoft.com/office/drawing/2017/model3d" xmlns:o="urn:schemas-microsoft-com:office:office" xmlns:oel="http://schemas.microsoft.com/office/2019/extlst" xmlns:r="http://schemas.openxmlformats.org/officeDocument/2006/relationships" xmlns:m="http://schemas.openxmlformats.org/officeDocument/2006/math" xmlns:v="urn:schemas-microsoft-com:vml" xmlns:wp14="http://schemas.microsoft.com/office/word/2010/wordprocessingDrawing" xmlns:wp="http://schemas.openxmlformats.org/drawingml/2006/wordprocessingDrawing" xmlns:w10="urn:schemas-microsoft-com:office:word" xmlns:w="http://schemas.openxmlformats.org/wordprocessingml/2006/main" xmlns:w14="http://schemas.microsoft.com/office/word/2010/wordml" xmlns:w15="http://schemas.microsoft.com/office/word/2012/wordml" xmlns:w16cex="http://schemas.microsoft.com/office/word/2018/wordml/cex" xmlns:w16cid="http://schemas.microsoft.com/office/word/2016/wordml/cid" xmlns:w16="http://schemas.microsoft.com/office/word/2018/wordml" xmlns:w16sdtdh="http://schemas.microsoft.com/office/word/2020/wordml/sdtdatahash" xmlns:w16se="http://schemas.microsoft.com/office/word/2015/wordml/symex" xmlns:wpg="http://schemas.microsoft.com/office/word/2010/wordprocessingGroup" xmlns:wpi="http://schemas.microsoft.com/office/word/2010/wordprocessingInk" xmlns:wne="http://schemas.microsoft.com/office/word/2006/wordml" xmlns:wps="http://schemas.microsoft.com/office/word/2010/wordprocessingShape" mc:Ignorable="w14 w15 w16se w16cid w16 w16cex w16sdtdh wp14">
+  <w:endnote w:type="separator" w:id="-1">
+    <w:p>
+      <w:pPr>
+        <w:spacing w:after="0" w:line="240" w:lineRule="auto"/>
+      </w:pPr>
+      <w:r>
+        <w:separator/>
+      </w:r>
+    </w:p>
+  </w:endnote>
+  <w:endnote w:type="continuationSeparator" w:id="0">
+    <w:p>
+      <w:pPr>
+        <w:spacing w:after="0" w:line="240" w:lineRule="auto"/>
+      </w:pPr>
+      <w:r>
+        <w:continuationSeparator/>
+      </w:r>
+    </w:p>
+  </w:endnote>
+</w:endnotes>
+</file>
+
+<file path=word/footer1.xml><?xml version="1.0" encoding="utf-8"?>
+<w:ftr xmlns:wpc="http://schemas.microsoft.com/office/word/2010/wordprocessingCanvas" xmlns:cx="http://schemas.microsoft.com/office/drawing/2014/chartex" xmlns:cx1="http://schemas.microsoft.com/office/drawing/2015/9/8/chartex" xmlns:cx2="http://schemas.microsoft.com/office/drawing/2015/10/21/chartex" xmlns:cx3="http://schemas.microsoft.com/office/drawing/2016/5/9/chartex" xmlns:cx4="http://schemas.microsoft.com/office/drawing/2016/5/10/chartex" xmlns:cx5="http://schemas.microsoft.com/office/drawing/2016/5/11/chartex" xmlns:cx6="http://schemas.microsoft.com/office/drawing/2016/5/12/chartex" xmlns:cx7="http://schemas.microsoft.com/office/drawing/2016/5/13/chartex" xmlns:cx8="http://schemas.microsoft.com/office/drawing/2016/5/14/chartex" xmlns:mc="http://schemas.openxmlformats.org/markup-compatibility/2006" xmlns:aink="http://schemas.microsoft.com/office/drawing/2016/ink" xmlns:am3d="http://schemas.microsoft.com/office/drawing/2017/model3d" xmlns:o="urn:schemas-microsoft-com:office:office" xmlns:oel="http://schemas.microsoft.com/office/2019/extlst" xmlns:r="http://schemas.openxmlformats.org/officeDocument/2006/relationships" xmlns:m="http://schemas.openxmlformats.org/officeDocument/2006/math" xmlns:v="urn:schemas-microsoft-com:vml" xmlns:wp14="http://schemas.microsoft.com/office/word/2010/wordprocessingDrawing" xmlns:wp="http://schemas.openxmlformats.org/drawingml/2006/wordprocessingDrawing" xmlns:w10="urn:schemas-microsoft-com:office:word" xmlns:w="http://schemas.openxmlformats.org/wordprocessingml/2006/main" xmlns:w14="http://schemas.microsoft.com/office/word/2010/wordml" xmlns:w15="http://schemas.microsoft.com/office/word/2012/wordml" xmlns:w16cex="http://schemas.microsoft.com/office/word/2018/wordml/cex" xmlns:w16cid="http://schemas.microsoft.com/office/word/2016/wordml/cid" xmlns:w16="http://schemas.microsoft.com/office/word/2018/wordml" xmlns:w16sdtdh="http://schemas.microsoft.com/office/word/2020/wordml/sdtdatahash" xmlns:w16se="http://schemas.microsoft.com/office/word/2015/wordml/symex" xmlns:wpg="http://schemas.microsoft.com/office/word/2010/wordprocessingGroup" xmlns:wpi="http://schemas.microsoft.com/office/word/2010/wordprocessingInk" xmlns:wne="http://schemas.microsoft.com/office/word/2006/wordml" xmlns:wps="http://schemas.microsoft.com/office/word/2010/wordprocessingShape" mc:Ignorable="w14 w15 w16se w16cid w16 w16cex w16sdtdh wp14">
+  <w:sdt>
+    <w:sdtPr>
+      <w:id w:val="-833605001"/>
+      <w:docPartObj>
+        <w:docPartGallery w:val="Page Numbers (Bottom of Page)"/>
+        <w:docPartUnique/>
+      </w:docPartObj>
+    </w:sdtPr>
+    <w:sdtContent>
+      <w:p>
+        <w:pPr>
+          <w:pStyle w:val="AltBilgi"/>
+        </w:pPr>
+        <w:r>
+          <w:rPr>
+            <w:rFonts w:asciiTheme="majorHAnsi" w:eastAsiaTheme="majorEastAsia" w:hAnsiTheme="majorHAnsi" w:cstheme="majorBidi"/>
+            <w:noProof/>
+            <w:sz w:val="28"/>
+            <w:szCs w:val="28"/>
+          </w:rPr>
+          <mc:AlternateContent>
+            <mc:Choice Requires="wps">
+              <w:drawing>
+                <wp:anchor distT="0" distB="0" distL="114300" distR="114300" simplePos="0" relativeHeight="251659264" behindDoc="0" locked="0" layoutInCell="1" allowOverlap="1" wp14:anchorId="76E59423" wp14:editId="52277D4E">
+                  <wp:simplePos x="0" y="0"/>
+                  <wp:positionH relativeFrom="rightMargin">
+                    <wp:align>center</wp:align>
+                  </wp:positionH>
+                  <wp:positionV relativeFrom="bottomMargin">
+                    <wp:align>center</wp:align>
+                  </wp:positionV>
+                  <wp:extent cx="512445" cy="441325"/>
+                  <wp:effectExtent l="0" t="0" r="1905" b="0"/>
+                  <wp:wrapNone/>
+                  <wp:docPr id="1591936059" name="Akış Çizelgesi: Öteki İşlem 12"/>
+                  <wp:cNvGraphicFramePr>
+                    <a:graphicFrameLocks xmlns:a="http://schemas.openxmlformats.org/drawingml/2006/main"/>
+                  </wp:cNvGraphicFramePr>
+                  <a:graphic xmlns:a="http://schemas.openxmlformats.org/drawingml/2006/main">
+                    <a:graphicData uri="http://schemas.microsoft.com/office/word/2010/wordprocessingShape">
+                      <wps:wsp>
+                        <wps:cNvSpPr>
+                          <a:spLocks noChangeArrowheads="1"/>
+                        </wps:cNvSpPr>
+                        <wps:spPr bwMode="auto">
+                          <a:xfrm>
+                            <a:off x="0" y="0"/>
+                            <a:ext cx="512445" cy="441325"/>
+                          </a:xfrm>
+                          <a:prstGeom prst="flowChartAlternateProcess">
+                            <a:avLst/>
+                          </a:prstGeom>
+                          <a:noFill/>
+                          <a:ln>
+                            <a:noFill/>
+                          </a:ln>
+                          <a:extLst>
+                            <a:ext uri="{909E8E84-426E-40DD-AFC4-6F175D3DCCD1}">
+                              <a14:hiddenFill xmlns:a14="http://schemas.microsoft.com/office/drawing/2010/main">
+                                <a:solidFill>
+                                  <a:srgbClr val="5C83B4"/>
+                                </a:solidFill>
+                              </a14:hiddenFill>
+                            </a:ext>
+                            <a:ext uri="{91240B29-F687-4F45-9708-019B960494DF}">
+                              <a14:hiddenLine xmlns:a14="http://schemas.microsoft.com/office/drawing/2010/main" w="9525">
+                                <a:solidFill>
+                                  <a:srgbClr val="737373"/>
+                                </a:solidFill>
+                                <a:miter lim="800000"/>
+                                <a:headEnd/>
+                                <a:tailEnd/>
+                              </a14:hiddenLine>
+                            </a:ext>
+                          </a:extLst>
+                        </wps:spPr>
+                        <wps:txbx>
+                          <w:txbxContent>
+                            <w:p>
+                              <w:pPr>
+                                <w:pStyle w:val="AltBilgi"/>
+                                <w:pBdr>
+                                  <w:top w:val="single" w:sz="12" w:space="1" w:color="A5A5A5" w:themeColor="accent3"/>
+                                  <w:bottom w:val="single" w:sz="48" w:space="1" w:color="A5A5A5" w:themeColor="accent3"/>
+                                </w:pBdr>
+                                <w:jc w:val="center"/>
+                                <w:rPr>
+                                  <w:sz w:val="28"/>
+                                  <w:szCs w:val="28"/>
+                                </w:rPr>
+                              </w:pPr>
+                              <w:r>
+                                <w:fldChar w:fldCharType="begin"/>
+                              </w:r>
+                              <w:r>
+                                <w:instrText>PAGE    \* MERGEFORMAT</w:instrText>
+                              </w:r>
+                              <w:r>
+                                <w:fldChar w:fldCharType="separate"/>
+                              </w:r>
+                              <w:r>
+                                <w:rPr>
+                                  <w:sz w:val="28"/>
+                                  <w:szCs w:val="28"/>
+                                </w:rPr>
+                                <w:t>2</w:t>
+                              </w:r>
+                              <w:r>
+                                <w:rPr>
+                                  <w:sz w:val="28"/>
+                                  <w:szCs w:val="28"/>
+                                </w:rPr>
+                                <w:fldChar w:fldCharType="end"/>
+                              </w:r>
+                            </w:p>
+                          </w:txbxContent>
+                        </wps:txbx>
+                        <wps:bodyPr rot="0" vert="horz" wrap="square" lIns="91440" tIns="45720" rIns="91440" bIns="45720" anchor="t" anchorCtr="0" upright="1">
+                          <a:noAutofit/>
+                        </wps:bodyPr>
+                      </wps:wsp>
+                    </a:graphicData>
+                  </a:graphic>
+                  <wp14:sizeRelH relativeFrom="page">
+                    <wp14:pctWidth>0</wp14:pctWidth>
+                  </wp14:sizeRelH>
+                  <wp14:sizeRelV relativeFrom="page">
+                    <wp14:pctHeight>0</wp14:pctHeight>
+                  </wp14:sizeRelV>
+                </wp:anchor>
+              </w:drawing>
+            </mc:Choice>
+            <mc:Fallback>
+              <w:pict>
+                <v:shapetype w14:anchorId="76E59423" id="_x0000_t176" coordsize="21600,21600" o:spt="176" adj="2700" path="m@0,qx0@0l0@2qy@0,21600l@1,21600qx21600@2l21600@0qy@1,xe">
+                  <v:stroke joinstyle="miter"/>
+                  <v:formulas>
+                    <v:f eqn="val #0"/>
+                    <v:f eqn="sum width 0 #0"/>
+                    <v:f eqn="sum height 0 #0"/>
+                    <v:f eqn="prod @0 2929 10000"/>
+                    <v:f eqn="sum width 0 @3"/>
+                    <v:f eqn="sum height 0 @3"/>
+                    <v:f eqn="val width"/>
+                    <v:f eqn="val height"/>
+                    <v:f eqn="prod width 1 2"/>
+                    <v:f eqn="prod height 1 2"/>
+                  </v:formulas>
+                  <v:path gradientshapeok="t" limo="10800,10800" o:connecttype="custom" o:connectlocs="@8,0;0,@9;@8,@7;@6,@9" textboxrect="@3,@3,@4,@5"/>
+                </v:shapetype>
+                <v:shape id="Akış Çizelgesi: Öteki İşlem 12" o:spid="_x0000_s1026" type="#_x0000_t176" style="position:absolute;margin-left:0;margin-top:0;width:40.35pt;height:34.75pt;z-index:251659264;visibility:visible;mso-wrap-style:square;mso-width-percent:0;mso-height-percent:0;mso-wrap-distance-left:9pt;mso-wrap-distance-top:0;mso-wrap-distance-right:9pt;mso-wrap-distance-bottom:0;mso-position-horizontal:center;mso-position-horizontal-relative:right-margin-area;mso-position-vertical:center;mso-position-vertical-relative:bottom-margin-area;mso-width-percent:0;mso-height-percent:0;mso-width-relative:page;mso-height-relative:page;v-text-anchor:top" o:gfxdata="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" filled="f" fillcolor="#5c83b4" stroked="f" strokecolor="#737373">
+                  <v:textbox>
+                    <w:txbxContent>
+                      <w:p>
+                        <w:pPr>
+                          <w:pStyle w:val="AltBilgi"/>
+                          <w:pBdr>
+                            <w:top w:val="single" w:sz="12" w:space="1" w:color="A5A5A5" w:themeColor="accent3"/>
+                            <w:bottom w:val="single" w:sz="48" w:space="1" w:color="A5A5A5" w:themeColor="accent3"/>
+                          </w:pBdr>
+                          <w:jc w:val="center"/>
+                          <w:rPr>
+                            <w:sz w:val="28"/>
+                            <w:szCs w:val="28"/>
+                          </w:rPr>
+                        </w:pPr>
+                        <w:r>
+                          <w:fldChar w:fldCharType="begin"/>
+                        </w:r>
+                        <w:r>
+                          <w:instrText>PAGE    \* MERGEFORMAT</w:instrText>
+                        </w:r>
+                        <w:r>
+                          <w:fldChar w:fldCharType="separate"/>
+                        </w:r>
+                        <w:r>
+                          <w:rPr>
+                            <w:sz w:val="28"/>
+                            <w:szCs w:val="28"/>
+                          </w:rPr>
+                          <w:t>2</w:t>
+                        </w:r>
+                        <w:r>
+                          <w:rPr>
+                            <w:sz w:val="28"/>
+                            <w:szCs w:val="28"/>
+                          </w:rPr>
+                          <w:fldChar w:fldCharType="end"/>
+                        </w:r>
+                      </w:p>
+                    </w:txbxContent>
+                  </v:textbox>
+                  <w10:wrap anchorx="margin" anchory="margin"/>
+                </v:shape>
+              </w:pict>
+            </mc:Fallback>
+          </mc:AlternateContent>
+        </w:r>
+      </w:p>
+    </w:sdtContent>
+  </w:sdt>
+</w:ftr>
+</file>
+
+<file path=word/footnotes.xml><?xml version="1.0" encoding="utf-8"?>
+<w:footnotes xmlns:wpc="http://schemas.microsoft.com/office/word/2010/wordprocessingCanvas" xmlns:cx="http://schemas.microsoft.com/office/drawing/2014/chartex" xmlns:cx1="http://schemas.microsoft.com/office/drawing/2015/9/8/chartex" xmlns:cx2="http://schemas.microsoft.com/office/drawing/2015/10/21/chartex" xmlns:cx3="http://schemas.microsoft.com/office/drawing/2016/5/9/chartex" xmlns:cx4="http://schemas.microsoft.com/office/drawing/2016/5/10/chartex" xmlns:cx5="http://schemas.microsoft.com/office/drawing/2016/5/11/chartex" xmlns:cx6="http://schemas.microsoft.com/office/drawing/2016/5/12/chartex" xmlns:cx7="http://schemas.microsoft.com/office/drawing/2016/5/13/chartex" xmlns:cx8="http://schemas.microsoft.com/office/drawing/2016/5/14/chartex" xmlns:mc="http://schemas.openxmlformats.org/markup-compatibility/2006" xmlns:aink="http://schemas.microsoft.com/office/drawing/2016/ink" xmlns:am3d="http://schemas.microsoft.com/office/drawing/2017/model3d" xmlns:o="urn:schemas-microsoft-com:office:office" xmlns:oel="http://schemas.microsoft.com/office/2019/extlst" xmlns:r="http://schemas.openxmlformats.org/officeDocument/2006/relationships" xmlns:m="http://schemas.openxmlformats.org/officeDocument/2006/math" xmlns:v="urn:schemas-microsoft-com:vml" xmlns:wp14="http://schemas.microsoft.com/office/word/2010/wordprocessingDrawing" xmlns:wp="http://schemas.openxmlformats.org/drawingml/2006/wordprocessingDrawing" xmlns:w10="urn:schemas-microsoft-com:office:word" xmlns:w="http://schemas.openxmlformats.org/wordprocessingml/2006/main" xmlns:w14="http://schemas.microsoft.com/office/word/2010/wordml" xmlns:w15="http://schemas.microsoft.com/office/word/2012/wordml" xmlns:w16cex="http://schemas.microsoft.com/office/word/2018/wordml/cex" xmlns:w16cid="http://schemas.microsoft.com/office/word/2016/wordml/cid" xmlns:w16="http://schemas.microsoft.com/office/word/2018/wordml" xmlns:w16sdtdh="http://schemas.microsoft.com/office/word/2020/wordml/sdtdatahash" xmlns:w16se="http://schemas.microsoft.com/office/word/2015/wordml/symex" xmlns:wpg="http://schemas.microsoft.com/office/word/2010/wordprocessingGroup" xmlns:wpi="http://schemas.microsoft.com/office/word/2010/wordprocessingInk" xmlns:wne="http://schemas.microsoft.com/office/word/2006/wordml" xmlns:wps="http://schemas.microsoft.com/office/word/2010/wordprocessingShape" mc:Ignorable="w14 w15 w16se w16cid w16 w16cex w16sdtdh wp14">
+  <w:footnote w:type="separator" w:id="-1">
+    <w:p>
+      <w:pPr>
+        <w:spacing w:after="0" w:line="240" w:lineRule="auto"/>
+      </w:pPr>
+      <w:r>
+        <w:separator/>
+      </w:r>
+    </w:p>
+  </w:footnote>
+  <w:footnote w:type="continuationSeparator" w:id="0">
+    <w:p>
+      <w:pPr>
+        <w:spacing w:after="0" w:line="240" w:lineRule="auto"/>
+      </w:pPr>
+      <w:r>
+        <w:continuationSeparator/>
+      </w:r>
+    </w:p>
+  </w:footnote>
+</w:footnotes>
 </file>
 
 <file path=word/styles.xml><?xml version="1.0" encoding="utf-8"?>
@@ -16862,11 +20460,12 @@
   <w:style w:type="paragraph" w:default="1" w:styleId="Normal">
     <w:name w:val="Normal"/>
     <w:qFormat/>
-    <w:rsid w:val="00DE037C"/>
+    <w:rsid w:val="00365EF9"/>
   </w:style>
   <w:style w:type="character" w:default="1" w:styleId="VarsaylanParagrafYazTipi">
     <w:name w:val="Default Paragraph Font"/>
     <w:uiPriority w:val="1"/>
+    <w:semiHidden/>
     <w:unhideWhenUsed/>
   </w:style>
   <w:style w:type="table" w:default="1" w:styleId="NormalTablo">
@@ -16919,6 +20518,50 @@
       <w:ind w:left="720"/>
       <w:contextualSpacing/>
     </w:pPr>
+  </w:style>
+  <w:style w:type="paragraph" w:styleId="stBilgi">
+    <w:name w:val="header"/>
+    <w:basedOn w:val="Normal"/>
+    <w:link w:val="stBilgiChar"/>
+    <w:uiPriority w:val="99"/>
+    <w:unhideWhenUsed/>
+    <w:rsid w:val="00F208AF"/>
+    <w:pPr>
+      <w:tabs>
+        <w:tab w:val="center" w:pos="4536"/>
+        <w:tab w:val="right" w:pos="9072"/>
+      </w:tabs>
+      <w:spacing w:after="0" w:line="240" w:lineRule="auto"/>
+    </w:pPr>
+  </w:style>
+  <w:style w:type="character" w:customStyle="1" w:styleId="stBilgiChar">
+    <w:name w:val="Üst Bilgi Char"/>
+    <w:basedOn w:val="VarsaylanParagrafYazTipi"/>
+    <w:link w:val="stBilgi"/>
+    <w:uiPriority w:val="99"/>
+    <w:rsid w:val="00F208AF"/>
+  </w:style>
+  <w:style w:type="paragraph" w:styleId="AltBilgi">
+    <w:name w:val="footer"/>
+    <w:basedOn w:val="Normal"/>
+    <w:link w:val="AltBilgiChar"/>
+    <w:uiPriority w:val="99"/>
+    <w:unhideWhenUsed/>
+    <w:rsid w:val="00F208AF"/>
+    <w:pPr>
+      <w:tabs>
+        <w:tab w:val="center" w:pos="4536"/>
+        <w:tab w:val="right" w:pos="9072"/>
+      </w:tabs>
+      <w:spacing w:after="0" w:line="240" w:lineRule="auto"/>
+    </w:pPr>
+  </w:style>
+  <w:style w:type="character" w:customStyle="1" w:styleId="AltBilgiChar">
+    <w:name w:val="Alt Bilgi Char"/>
+    <w:basedOn w:val="VarsaylanParagrafYazTipi"/>
+    <w:link w:val="AltBilgi"/>
+    <w:uiPriority w:val="99"/>
+    <w:rsid w:val="00F208AF"/>
   </w:style>
 </w:styles>
 </file>

--- a/WIP/2. Chemie Klausur 25.02.2026.docx
+++ b/WIP/2. Chemie Klausur 25.02.2026.docx
@@ -2424,47 +2424,7 @@
                 <w:szCs w:val="28"/>
                 <w:lang w:val="de-DE"/>
               </w:rPr>
-              <w:t xml:space="preserve">Farbfreudigkeit; in vielen leuchtenden Farben in der Masse </w:t>
-            </w:r>
-            <w:proofErr w:type="spellStart"/>
-            <w:r>
-              <w:rPr>
-                <w:rFonts w:ascii="Roboto" w:hAnsi="Roboto"/>
-                <w:sz w:val="28"/>
-                <w:szCs w:val="28"/>
-                <w:lang w:val="de-DE"/>
-              </w:rPr>
-              <w:t>einfärbbar</w:t>
-            </w:r>
-            <w:proofErr w:type="spellEnd"/>
-            <w:r>
-              <w:rPr>
-                <w:rFonts w:ascii="Roboto" w:hAnsi="Roboto"/>
-                <w:sz w:val="28"/>
-                <w:szCs w:val="28"/>
-                <w:lang w:val="de-DE"/>
-              </w:rPr>
-              <w:t xml:space="preserve">, bedruck- und </w:t>
-            </w:r>
-            <w:proofErr w:type="spellStart"/>
-            <w:r>
-              <w:rPr>
-                <w:rFonts w:ascii="Roboto" w:hAnsi="Roboto"/>
-                <w:sz w:val="28"/>
-                <w:szCs w:val="28"/>
-                <w:lang w:val="de-DE"/>
-              </w:rPr>
-              <w:t>metallisierbar</w:t>
-            </w:r>
-            <w:proofErr w:type="spellEnd"/>
-            <w:r>
-              <w:rPr>
-                <w:rFonts w:ascii="Roboto" w:hAnsi="Roboto"/>
-                <w:sz w:val="28"/>
-                <w:szCs w:val="28"/>
-                <w:lang w:val="de-DE"/>
-              </w:rPr>
-              <w:t xml:space="preserve"> breites Angebot preiswerter Rohstoffe</w:t>
+              <w:t>Farbfreudigkeit; in vielen leuchtenden Farben in der Masse einfärbbar, bedruck- und metallisierbar breites Angebot preiswerter Rohstoffe</w:t>
             </w:r>
           </w:p>
         </w:tc>
@@ -3982,6 +3942,7 @@
       <w:r>
         <w:rPr>
           <w:rFonts w:ascii="Roboto" w:hAnsi="Roboto"/>
+          <w:noProof/>
           <w:sz w:val="32"/>
           <w:szCs w:val="32"/>
           <w:lang w:val="de-DE"/>
@@ -4061,6 +4022,32 @@
         <w:jc w:val="center"/>
         <w:rPr>
           <w:rFonts w:ascii="Roboto" w:hAnsi="Roboto"/>
+          <w:i/>
+          <w:iCs/>
+          <w:color w:val="A5A5A5" w:themeColor="accent3"/>
+          <w:sz w:val="28"/>
+          <w:szCs w:val="28"/>
+          <w:lang w:val="de-DE"/>
+        </w:rPr>
+      </w:pPr>
+      <w:r>
+        <w:rPr>
+          <w:rFonts w:ascii="Roboto" w:hAnsi="Roboto"/>
+          <w:i/>
+          <w:iCs/>
+          <w:color w:val="A5A5A5" w:themeColor="accent3"/>
+          <w:sz w:val="28"/>
+          <w:szCs w:val="28"/>
+          <w:lang w:val="de-DE"/>
+        </w:rPr>
+        <w:t>(Radikale Additionsreaktion)</w:t>
+      </w:r>
+    </w:p>
+    <w:p>
+      <w:pPr>
+        <w:jc w:val="center"/>
+        <w:rPr>
+          <w:rFonts w:ascii="Roboto" w:hAnsi="Roboto"/>
           <w:sz w:val="32"/>
           <w:szCs w:val="32"/>
           <w:lang w:val="de-DE"/>
@@ -4109,6 +4096,7 @@
       <w:r>
         <w:rPr>
           <w:rFonts w:ascii="Roboto" w:hAnsi="Roboto"/>
+          <w:noProof/>
           <w:sz w:val="32"/>
           <w:szCs w:val="32"/>
           <w:lang w:val="de-DE"/>
@@ -4204,19 +4192,7 @@
           <w:szCs w:val="32"/>
           <w:lang w:val="de-DE"/>
         </w:rPr>
-        <w:t>Starter-Radikale</w:t>
-      </w:r>
-      <w:r>
-        <w:rPr>
-          <w:rFonts w:ascii="Roboto" w:hAnsi="Roboto"/>
-          <w:b/>
-          <w:bCs/>
-          <w:color w:val="00B050"/>
-          <w:sz w:val="32"/>
-          <w:szCs w:val="32"/>
-          <w:lang w:val="de-DE"/>
-        </w:rPr>
-        <w:t xml:space="preserve"> (</w:t>
+        <w:t>Starter-Radikale (</w:t>
       </w:r>
       <w:r>
         <w:rPr>
@@ -4780,19 +4756,7 @@
           <w:szCs w:val="32"/>
           <w:lang w:val="de-DE"/>
         </w:rPr>
-        <w:t xml:space="preserve"> </w:t>
-      </w:r>
-      <w:r>
-        <w:rPr>
-          <w:rFonts w:ascii="Roboto" w:hAnsi="Roboto"/>
-          <w:b/>
-          <w:bCs/>
-          <w:color w:val="ED7D31" w:themeColor="accent2"/>
-          <w:sz w:val="32"/>
-          <w:szCs w:val="32"/>
-          <w:lang w:val="de-DE"/>
-        </w:rPr>
-        <w:t>(hier: Styrol)</w:t>
+        <w:t xml:space="preserve"> (hier: Styrol)</w:t>
       </w:r>
       <w:r>
         <w:rPr>
@@ -4911,43 +4875,7 @@
           <w:szCs w:val="32"/>
           <w:lang w:val="de-DE"/>
         </w:rPr>
-        <w:t>ein neues Radikal</w:t>
-      </w:r>
-      <w:r>
-        <w:rPr>
-          <w:rFonts w:ascii="Roboto" w:hAnsi="Roboto"/>
-          <w:b/>
-          <w:bCs/>
-          <w:color w:val="3000FE"/>
-          <w:sz w:val="32"/>
-          <w:szCs w:val="32"/>
-          <w:lang w:val="de-DE"/>
-        </w:rPr>
-        <w:t xml:space="preserve"> (hier:</w:t>
-      </w:r>
-      <w:r>
-        <w:rPr>
-          <w:rFonts w:ascii="Roboto" w:hAnsi="Roboto"/>
-          <w:b/>
-          <w:bCs/>
-          <w:color w:val="3000FE"/>
-          <w:sz w:val="32"/>
-          <w:szCs w:val="32"/>
-          <w:lang w:val="de-DE"/>
-        </w:rPr>
-        <w:t xml:space="preserve"> Styrol-Radikal</w:t>
-      </w:r>
-      <w:r>
-        <w:rPr>
-          <w:rFonts w:ascii="Roboto" w:hAnsi="Roboto"/>
-          <w:b/>
-          <w:bCs/>
-          <w:color w:val="3000FE"/>
-          <w:sz w:val="32"/>
-          <w:szCs w:val="32"/>
-          <w:lang w:val="de-DE"/>
-        </w:rPr>
-        <w:t>)</w:t>
+        <w:t>ein neues Radikal (hier: Styrol-Radikal)</w:t>
       </w:r>
     </w:p>
     <w:p>
@@ -5014,6 +4942,7 @@
       <w:r>
         <w:rPr>
           <w:rFonts w:ascii="Roboto" w:hAnsi="Roboto"/>
+          <w:noProof/>
           <w:sz w:val="32"/>
           <w:szCs w:val="32"/>
           <w:lang w:val="de-DE"/>
@@ -5068,7 +4997,6 @@
           <w:lang w:val="de-DE"/>
         </w:rPr>
       </w:pPr>
-      <w:proofErr w:type="gramStart"/>
       <w:r>
         <w:rPr>
           <w:rFonts w:ascii="Roboto" w:hAnsi="Roboto"/>
@@ -5079,20 +5007,7 @@
           <w:szCs w:val="32"/>
           <w:lang w:val="de-DE"/>
         </w:rPr>
-        <w:t>WICHTIG!:</w:t>
-      </w:r>
-      <w:proofErr w:type="gramEnd"/>
-      <w:r>
-        <w:rPr>
-          <w:rFonts w:ascii="Roboto" w:hAnsi="Roboto"/>
-          <w:b/>
-          <w:bCs/>
-          <w:color w:val="FF0000"/>
-          <w:sz w:val="32"/>
-          <w:szCs w:val="32"/>
-          <w:lang w:val="de-DE"/>
-        </w:rPr>
-        <w:t xml:space="preserve"> </w:t>
+        <w:t xml:space="preserve">WICHTIG!: </w:t>
       </w:r>
       <w:r>
         <w:rPr>
@@ -5361,19 +5276,7 @@
           <w:lang w:val="de-DE"/>
         </w:rPr>
         <w:lastRenderedPageBreak/>
-        <w:t>Propagation (Kettenwachstum)</w:t>
-      </w:r>
-      <w:r>
-        <w:rPr>
-          <w:rFonts w:ascii="Roboto" w:hAnsi="Roboto"/>
-          <w:b/>
-          <w:bCs/>
-          <w:sz w:val="32"/>
-          <w:szCs w:val="32"/>
-          <w:u w:val="single"/>
-          <w:lang w:val="de-DE"/>
-        </w:rPr>
-        <w:t>:</w:t>
+        <w:t>Propagation (Kettenwachstum):</w:t>
       </w:r>
     </w:p>
     <w:p>
@@ -5710,272 +5613,227 @@
           <w:szCs w:val="32"/>
           <w:lang w:val="de-DE"/>
         </w:rPr>
-        <w:t>die Kettenreaktion abbricht.</w:t>
-      </w:r>
-      <w:r>
-        <w:rPr>
-          <w:rFonts w:ascii="Roboto" w:hAnsi="Roboto"/>
+        <w:t xml:space="preserve">die Kettenreaktion abbricht. </w:t>
+      </w:r>
+    </w:p>
+    <w:p>
+      <w:pPr>
+        <w:jc w:val="center"/>
+        <w:rPr>
+          <w:rFonts w:ascii="Roboto" w:hAnsi="Roboto"/>
+          <w:sz w:val="32"/>
+          <w:szCs w:val="32"/>
+          <w:lang w:val="de-DE"/>
+        </w:rPr>
+      </w:pPr>
+    </w:p>
+    <w:p>
+      <w:pPr>
+        <w:rPr>
+          <w:rFonts w:ascii="Roboto" w:hAnsi="Roboto"/>
+          <w:b/>
+          <w:bCs/>
+          <w:sz w:val="32"/>
+          <w:szCs w:val="32"/>
+          <w:u w:val="single"/>
+          <w:lang w:val="de-DE"/>
+        </w:rPr>
+      </w:pPr>
+      <w:r>
+        <w:rPr>
+          <w:rFonts w:ascii="Roboto" w:hAnsi="Roboto"/>
+          <w:b/>
+          <w:bCs/>
+          <w:sz w:val="32"/>
+          <w:szCs w:val="32"/>
+          <w:u w:val="single"/>
+          <w:lang w:val="de-DE"/>
+        </w:rPr>
+        <w:t>Termination (Kettenabbruch):</w:t>
+      </w:r>
+    </w:p>
+    <w:p>
+      <w:pPr>
+        <w:jc w:val="center"/>
+        <w:rPr>
+          <w:rFonts w:ascii="Roboto" w:hAnsi="Roboto"/>
+          <w:sz w:val="32"/>
+          <w:szCs w:val="32"/>
+          <w:lang w:val="de-DE"/>
+        </w:rPr>
+      </w:pPr>
+      <w:r>
+        <w:rPr>
+          <w:rFonts w:ascii="Roboto" w:hAnsi="Roboto"/>
+          <w:sz w:val="32"/>
+          <w:szCs w:val="32"/>
+          <w:lang w:val="de-DE"/>
+        </w:rPr>
+        <w:t xml:space="preserve">die Rekombination </w:t>
+      </w:r>
+      <w:r>
+        <w:rPr>
+          <w:rFonts w:ascii="Roboto" w:hAnsi="Roboto"/>
+          <w:b/>
+          <w:bCs/>
+          <w:sz w:val="32"/>
+          <w:szCs w:val="32"/>
+          <w:lang w:val="de-DE"/>
+        </w:rPr>
+        <w:t xml:space="preserve">zweier Radikalketten </w:t>
+      </w:r>
+      <w:r>
+        <w:rPr>
+          <w:rFonts w:ascii="Roboto" w:hAnsi="Roboto"/>
+          <w:sz w:val="32"/>
+          <w:szCs w:val="32"/>
+          <w:lang w:val="de-DE"/>
+        </w:rPr>
+        <w:t xml:space="preserve">oder durch Reaktion mit dem initiierenden </w:t>
+      </w:r>
+      <w:r>
+        <w:rPr>
+          <w:rFonts w:ascii="Roboto" w:hAnsi="Roboto"/>
+          <w:sz w:val="32"/>
+          <w:szCs w:val="32"/>
+          <w:lang w:val="de-DE"/>
+        </w:rPr>
+        <w:t>Starter-</w:t>
+      </w:r>
+      <w:r>
+        <w:rPr>
+          <w:rFonts w:ascii="Roboto" w:hAnsi="Roboto"/>
+          <w:sz w:val="32"/>
+          <w:szCs w:val="32"/>
+          <w:lang w:val="de-DE"/>
+        </w:rPr>
+        <w:t>Radikal</w:t>
+      </w:r>
+    </w:p>
+    <w:p>
+      <w:pPr>
+        <w:jc w:val="center"/>
+        <w:rPr>
+          <w:rFonts w:ascii="Roboto" w:hAnsi="Roboto"/>
+          <w:b/>
+          <w:bCs/>
+          <w:sz w:val="32"/>
+          <w:szCs w:val="32"/>
+          <w:u w:val="single"/>
+          <w:lang w:val="de-DE"/>
+        </w:rPr>
+      </w:pPr>
+      <w:r>
+        <w:rPr>
+          <w:rFonts w:ascii="Roboto" w:hAnsi="Roboto"/>
+          <w:b/>
+          <w:bCs/>
+          <w:sz w:val="32"/>
+          <w:szCs w:val="32"/>
+          <w:u w:val="single"/>
+          <w:lang w:val="de-DE"/>
+        </w:rPr>
+        <w:t xml:space="preserve">1. </w:t>
+      </w:r>
+      <w:r>
+        <w:rPr>
+          <w:rFonts w:ascii="Roboto" w:hAnsi="Roboto"/>
+          <w:b/>
+          <w:bCs/>
+          <w:sz w:val="32"/>
+          <w:szCs w:val="32"/>
+          <w:u w:val="single"/>
+          <w:lang w:val="de-DE"/>
+        </w:rPr>
+        <w:t xml:space="preserve">Rekombination </w:t>
+      </w:r>
+    </w:p>
+    <w:p>
+      <w:pPr>
+        <w:jc w:val="center"/>
+        <w:rPr>
+          <w:rFonts w:ascii="Roboto" w:hAnsi="Roboto"/>
+          <w:sz w:val="32"/>
+          <w:szCs w:val="32"/>
+          <w:lang w:val="de-DE"/>
+        </w:rPr>
+      </w:pPr>
+      <w:r>
+        <w:rPr>
+          <w:rFonts w:ascii="Roboto" w:hAnsi="Roboto"/>
+          <w:b/>
+          <w:bCs/>
+          <w:color w:val="3000FE"/>
+          <w:sz w:val="32"/>
+          <w:szCs w:val="32"/>
+          <w:lang w:val="de-DE"/>
+        </w:rPr>
+        <w:t>Zwei</w:t>
+      </w:r>
+      <w:r>
+        <w:rPr>
+          <w:rFonts w:ascii="Roboto" w:hAnsi="Roboto"/>
+          <w:b/>
+          <w:bCs/>
+          <w:color w:val="3000FE"/>
+          <w:sz w:val="32"/>
+          <w:szCs w:val="32"/>
+          <w:lang w:val="de-DE"/>
+        </w:rPr>
+        <w:t xml:space="preserve"> Radikalketten </w:t>
+      </w:r>
+      <w:r>
+        <w:rPr>
+          <w:rFonts w:ascii="Roboto" w:hAnsi="Roboto"/>
+          <w:b/>
+          <w:bCs/>
+          <w:sz w:val="32"/>
+          <w:szCs w:val="32"/>
+          <w:u w:val="single"/>
+          <w:lang w:val="de-DE"/>
+        </w:rPr>
+        <w:t>rekombinieren</w:t>
+      </w:r>
+      <w:r>
+        <w:rPr>
+          <w:rFonts w:ascii="Roboto" w:hAnsi="Roboto"/>
+          <w:sz w:val="32"/>
+          <w:szCs w:val="32"/>
+          <w:lang w:val="de-DE"/>
+        </w:rPr>
+        <w:t xml:space="preserve"> oder </w:t>
+      </w:r>
+      <w:r>
+        <w:rPr>
+          <w:rFonts w:ascii="Roboto" w:hAnsi="Roboto"/>
+          <w:sz w:val="32"/>
+          <w:szCs w:val="32"/>
+          <w:lang w:val="de-DE"/>
+        </w:rPr>
+        <w:t xml:space="preserve">eine </w:t>
+      </w:r>
+      <w:r>
+        <w:rPr>
+          <w:rFonts w:ascii="Roboto" w:hAnsi="Roboto"/>
+          <w:b/>
+          <w:bCs/>
+          <w:color w:val="3000FE"/>
+          <w:sz w:val="32"/>
+          <w:szCs w:val="32"/>
+          <w:lang w:val="de-DE"/>
+        </w:rPr>
+        <w:t>Radikalkette</w:t>
+      </w:r>
+      <w:r>
+        <w:rPr>
+          <w:rFonts w:ascii="Roboto" w:hAnsi="Roboto"/>
+          <w:color w:val="3000FE"/>
           <w:sz w:val="32"/>
           <w:szCs w:val="32"/>
           <w:lang w:val="de-DE"/>
         </w:rPr>
         <w:t xml:space="preserve"> </w:t>
       </w:r>
-    </w:p>
-    <w:p>
-      <w:pPr>
-        <w:jc w:val="center"/>
-        <w:rPr>
-          <w:rFonts w:ascii="Roboto" w:hAnsi="Roboto"/>
-          <w:sz w:val="32"/>
-          <w:szCs w:val="32"/>
-          <w:lang w:val="de-DE"/>
-        </w:rPr>
-      </w:pPr>
-    </w:p>
-    <w:p>
-      <w:pPr>
-        <w:rPr>
-          <w:rFonts w:ascii="Roboto" w:hAnsi="Roboto"/>
-          <w:b/>
-          <w:bCs/>
-          <w:sz w:val="32"/>
-          <w:szCs w:val="32"/>
-          <w:u w:val="single"/>
-          <w:lang w:val="de-DE"/>
-        </w:rPr>
-      </w:pPr>
-      <w:r>
-        <w:rPr>
-          <w:rFonts w:ascii="Roboto" w:hAnsi="Roboto"/>
-          <w:b/>
-          <w:bCs/>
-          <w:sz w:val="32"/>
-          <w:szCs w:val="32"/>
-          <w:u w:val="single"/>
-          <w:lang w:val="de-DE"/>
-        </w:rPr>
-        <w:t>Termination</w:t>
-      </w:r>
-      <w:r>
-        <w:rPr>
-          <w:rFonts w:ascii="Roboto" w:hAnsi="Roboto"/>
-          <w:b/>
-          <w:bCs/>
-          <w:sz w:val="32"/>
-          <w:szCs w:val="32"/>
-          <w:u w:val="single"/>
-          <w:lang w:val="de-DE"/>
-        </w:rPr>
-        <w:t xml:space="preserve"> (</w:t>
-      </w:r>
-      <w:r>
-        <w:rPr>
-          <w:rFonts w:ascii="Roboto" w:hAnsi="Roboto"/>
-          <w:b/>
-          <w:bCs/>
-          <w:sz w:val="32"/>
-          <w:szCs w:val="32"/>
-          <w:u w:val="single"/>
-          <w:lang w:val="de-DE"/>
-        </w:rPr>
-        <w:t>Kettenabbruch</w:t>
-      </w:r>
-      <w:r>
-        <w:rPr>
-          <w:rFonts w:ascii="Roboto" w:hAnsi="Roboto"/>
-          <w:b/>
-          <w:bCs/>
-          <w:sz w:val="32"/>
-          <w:szCs w:val="32"/>
-          <w:u w:val="single"/>
-          <w:lang w:val="de-DE"/>
-        </w:rPr>
-        <w:t>):</w:t>
-      </w:r>
-    </w:p>
-    <w:p>
-      <w:pPr>
-        <w:jc w:val="center"/>
-        <w:rPr>
-          <w:rFonts w:ascii="Roboto" w:hAnsi="Roboto"/>
-          <w:sz w:val="32"/>
-          <w:szCs w:val="32"/>
-          <w:lang w:val="de-DE"/>
-        </w:rPr>
-      </w:pPr>
-      <w:r>
-        <w:rPr>
-          <w:rFonts w:ascii="Roboto" w:hAnsi="Roboto"/>
-          <w:sz w:val="32"/>
-          <w:szCs w:val="32"/>
-          <w:lang w:val="de-DE"/>
-        </w:rPr>
-        <w:t xml:space="preserve">die Rekombination </w:t>
-      </w:r>
-      <w:r>
-        <w:rPr>
-          <w:rFonts w:ascii="Roboto" w:hAnsi="Roboto"/>
-          <w:b/>
-          <w:bCs/>
-          <w:sz w:val="32"/>
-          <w:szCs w:val="32"/>
-          <w:lang w:val="de-DE"/>
-        </w:rPr>
-        <w:t xml:space="preserve">zweier Radikalketten </w:t>
-      </w:r>
-      <w:r>
-        <w:rPr>
-          <w:rFonts w:ascii="Roboto" w:hAnsi="Roboto"/>
-          <w:sz w:val="32"/>
-          <w:szCs w:val="32"/>
-          <w:lang w:val="de-DE"/>
-        </w:rPr>
-        <w:t xml:space="preserve">oder durch Reaktion mit dem initiierenden </w:t>
-      </w:r>
-      <w:r>
-        <w:rPr>
-          <w:rFonts w:ascii="Roboto" w:hAnsi="Roboto"/>
-          <w:sz w:val="32"/>
-          <w:szCs w:val="32"/>
-          <w:lang w:val="de-DE"/>
-        </w:rPr>
-        <w:t>Starter-</w:t>
-      </w:r>
-      <w:r>
-        <w:rPr>
-          <w:rFonts w:ascii="Roboto" w:hAnsi="Roboto"/>
-          <w:sz w:val="32"/>
-          <w:szCs w:val="32"/>
-          <w:lang w:val="de-DE"/>
-        </w:rPr>
-        <w:t>Radikal</w:t>
-      </w:r>
-    </w:p>
-    <w:p>
-      <w:pPr>
-        <w:jc w:val="center"/>
-        <w:rPr>
-          <w:rFonts w:ascii="Roboto" w:hAnsi="Roboto"/>
-          <w:b/>
-          <w:bCs/>
-          <w:sz w:val="32"/>
-          <w:szCs w:val="32"/>
-          <w:u w:val="single"/>
-          <w:lang w:val="de-DE"/>
-        </w:rPr>
-      </w:pPr>
-      <w:r>
-        <w:rPr>
-          <w:rFonts w:ascii="Roboto" w:hAnsi="Roboto"/>
-          <w:b/>
-          <w:bCs/>
-          <w:sz w:val="32"/>
-          <w:szCs w:val="32"/>
-          <w:u w:val="single"/>
-          <w:lang w:val="de-DE"/>
-        </w:rPr>
-        <w:t xml:space="preserve">1. </w:t>
-      </w:r>
-      <w:r>
-        <w:rPr>
-          <w:rFonts w:ascii="Roboto" w:hAnsi="Roboto"/>
-          <w:b/>
-          <w:bCs/>
-          <w:sz w:val="32"/>
-          <w:szCs w:val="32"/>
-          <w:u w:val="single"/>
-          <w:lang w:val="de-DE"/>
-        </w:rPr>
-        <w:t xml:space="preserve">Rekombination </w:t>
-      </w:r>
-    </w:p>
-    <w:p>
-      <w:pPr>
-        <w:jc w:val="center"/>
-        <w:rPr>
-          <w:rFonts w:ascii="Roboto" w:hAnsi="Roboto"/>
-          <w:sz w:val="32"/>
-          <w:szCs w:val="32"/>
-          <w:lang w:val="de-DE"/>
-        </w:rPr>
-      </w:pPr>
-      <w:r>
-        <w:rPr>
-          <w:rFonts w:ascii="Roboto" w:hAnsi="Roboto"/>
-          <w:b/>
-          <w:bCs/>
-          <w:color w:val="3000FE"/>
-          <w:sz w:val="32"/>
-          <w:szCs w:val="32"/>
-          <w:lang w:val="de-DE"/>
-        </w:rPr>
-        <w:t>Zwei</w:t>
-      </w:r>
-      <w:r>
-        <w:rPr>
-          <w:rFonts w:ascii="Roboto" w:hAnsi="Roboto"/>
-          <w:b/>
-          <w:bCs/>
-          <w:color w:val="3000FE"/>
-          <w:sz w:val="32"/>
-          <w:szCs w:val="32"/>
-          <w:lang w:val="de-DE"/>
-        </w:rPr>
-        <w:t xml:space="preserve"> Radikalketten </w:t>
-      </w:r>
-      <w:r>
-        <w:rPr>
-          <w:rFonts w:ascii="Roboto" w:hAnsi="Roboto"/>
-          <w:b/>
-          <w:bCs/>
-          <w:sz w:val="32"/>
-          <w:szCs w:val="32"/>
-          <w:u w:val="single"/>
-          <w:lang w:val="de-DE"/>
-        </w:rPr>
-        <w:t>rekombinieren</w:t>
-      </w:r>
-      <w:r>
-        <w:rPr>
-          <w:rFonts w:ascii="Roboto" w:hAnsi="Roboto"/>
-          <w:sz w:val="32"/>
-          <w:szCs w:val="32"/>
-          <w:lang w:val="de-DE"/>
-        </w:rPr>
-        <w:t xml:space="preserve"> oder </w:t>
-      </w:r>
-      <w:r>
-        <w:rPr>
-          <w:rFonts w:ascii="Roboto" w:hAnsi="Roboto"/>
-          <w:sz w:val="32"/>
-          <w:szCs w:val="32"/>
-          <w:lang w:val="de-DE"/>
-        </w:rPr>
-        <w:t xml:space="preserve">eine </w:t>
-      </w:r>
-      <w:r>
-        <w:rPr>
-          <w:rFonts w:ascii="Roboto" w:hAnsi="Roboto"/>
-          <w:b/>
-          <w:bCs/>
-          <w:color w:val="3000FE"/>
-          <w:sz w:val="32"/>
-          <w:szCs w:val="32"/>
-          <w:lang w:val="de-DE"/>
-        </w:rPr>
-        <w:t>Radikalkette</w:t>
-      </w:r>
-      <w:r>
-        <w:rPr>
-          <w:rFonts w:ascii="Roboto" w:hAnsi="Roboto"/>
-          <w:color w:val="3000FE"/>
-          <w:sz w:val="32"/>
-          <w:szCs w:val="32"/>
-          <w:lang w:val="de-DE"/>
-        </w:rPr>
-        <w:t xml:space="preserve"> </w:t>
-      </w:r>
       <w:r>
         <w:rPr>
           <w:rFonts w:ascii="Roboto" w:hAnsi="Roboto"/>
@@ -6020,6 +5878,7 @@
       <w:r>
         <w:rPr>
           <w:rFonts w:ascii="Roboto" w:hAnsi="Roboto"/>
+          <w:noProof/>
           <w:sz w:val="32"/>
           <w:szCs w:val="32"/>
           <w:lang w:val="de-DE"/>
@@ -6164,25 +6023,7 @@
           <w:szCs w:val="32"/>
           <w:lang w:val="de-DE"/>
         </w:rPr>
-        <w:t>spaltet</w:t>
-      </w:r>
-      <w:r>
-        <w:rPr>
-          <w:rFonts w:ascii="Roboto" w:hAnsi="Roboto"/>
-          <w:sz w:val="32"/>
-          <w:szCs w:val="32"/>
-          <w:lang w:val="de-DE"/>
-        </w:rPr>
-        <w:t xml:space="preserve"> </w:t>
-      </w:r>
-      <w:r>
-        <w:rPr>
-          <w:rFonts w:ascii="Roboto" w:hAnsi="Roboto"/>
-          <w:sz w:val="32"/>
-          <w:szCs w:val="32"/>
-          <w:lang w:val="de-DE"/>
-        </w:rPr>
-        <w:t xml:space="preserve">eine </w:t>
+        <w:t xml:space="preserve">spaltet eine </w:t>
       </w:r>
       <w:r>
         <w:rPr>
@@ -6339,118 +6180,115 @@
           <w:u w:val="single"/>
           <w:lang w:val="de-DE"/>
         </w:rPr>
-        <w:t xml:space="preserve">ungesättigtes </w:t>
-      </w:r>
-      <w:proofErr w:type="spellStart"/>
-      <w:r>
-        <w:rPr>
-          <w:rFonts w:ascii="Roboto" w:hAnsi="Roboto"/>
-          <w:b/>
-          <w:bCs/>
+        <w:t>ungesättigtes Alken</w:t>
+      </w:r>
+      <w:r>
+        <w:rPr>
+          <w:rFonts w:ascii="Roboto" w:hAnsi="Roboto"/>
           <w:sz w:val="32"/>
           <w:szCs w:val="32"/>
           <w:u w:val="single"/>
           <w:lang w:val="de-DE"/>
         </w:rPr>
-        <w:t>Alken</w:t>
-      </w:r>
-      <w:proofErr w:type="spellEnd"/>
-      <w:r>
-        <w:rPr>
-          <w:rFonts w:ascii="Roboto" w:hAnsi="Roboto"/>
+        <w:t xml:space="preserve"> </w:t>
+      </w:r>
+    </w:p>
+    <w:p>
+      <w:pPr>
+        <w:jc w:val="center"/>
+        <w:rPr>
+          <w:rFonts w:ascii="Roboto" w:hAnsi="Roboto"/>
+          <w:sz w:val="32"/>
+          <w:szCs w:val="32"/>
+          <w:lang w:val="de-DE"/>
+        </w:rPr>
+      </w:pPr>
+      <w:r>
+        <w:rPr>
+          <w:rFonts w:ascii="Roboto" w:hAnsi="Roboto"/>
+          <w:sz w:val="32"/>
+          <w:szCs w:val="32"/>
+          <w:lang w:val="de-DE"/>
+        </w:rPr>
+        <w:t xml:space="preserve">Diese </w:t>
+      </w:r>
+      <w:r>
+        <w:rPr>
+          <w:rFonts w:ascii="Roboto" w:hAnsi="Roboto"/>
+          <w:b/>
+          <w:bCs/>
+          <w:sz w:val="32"/>
+          <w:szCs w:val="32"/>
+          <w:lang w:val="de-DE"/>
+        </w:rPr>
+        <w:t>Doppelbindung</w:t>
+      </w:r>
+      <w:r>
+        <w:rPr>
+          <w:rFonts w:ascii="Roboto" w:hAnsi="Roboto"/>
+          <w:sz w:val="32"/>
+          <w:szCs w:val="32"/>
+          <w:lang w:val="de-DE"/>
+        </w:rPr>
+        <w:t xml:space="preserve"> kann erneut durch </w:t>
+      </w:r>
+      <w:r>
+        <w:rPr>
+          <w:rFonts w:ascii="Roboto" w:hAnsi="Roboto"/>
+          <w:b/>
+          <w:bCs/>
+          <w:color w:val="3000FE"/>
+          <w:sz w:val="32"/>
+          <w:szCs w:val="32"/>
+          <w:lang w:val="de-DE"/>
+        </w:rPr>
+        <w:t>ein Radikal</w:t>
+      </w:r>
+      <w:r>
+        <w:rPr>
+          <w:rFonts w:ascii="Roboto" w:hAnsi="Roboto"/>
+          <w:color w:val="3000FE"/>
+          <w:sz w:val="32"/>
+          <w:szCs w:val="32"/>
+          <w:lang w:val="de-DE"/>
+        </w:rPr>
+        <w:t xml:space="preserve"> </w:t>
+      </w:r>
+      <w:r>
+        <w:rPr>
+          <w:rFonts w:ascii="Roboto" w:hAnsi="Roboto"/>
+          <w:sz w:val="32"/>
+          <w:szCs w:val="32"/>
+          <w:lang w:val="de-DE"/>
+        </w:rPr>
+        <w:t>angegriffen werden.</w:t>
+      </w:r>
+    </w:p>
+    <w:p>
+      <w:pPr>
+        <w:jc w:val="center"/>
+        <w:rPr>
+          <w:rFonts w:ascii="Roboto" w:hAnsi="Roboto"/>
+          <w:sz w:val="32"/>
+          <w:szCs w:val="32"/>
+          <w:lang w:val="de-DE"/>
+        </w:rPr>
+      </w:pPr>
+    </w:p>
+    <w:p>
+      <w:pPr>
+        <w:jc w:val="center"/>
+        <w:rPr>
+          <w:rFonts w:ascii="Roboto" w:hAnsi="Roboto"/>
+          <w:b/>
+          <w:bCs/>
           <w:sz w:val="32"/>
           <w:szCs w:val="32"/>
           <w:u w:val="single"/>
           <w:lang w:val="de-DE"/>
         </w:rPr>
-        <w:t xml:space="preserve"> </w:t>
-      </w:r>
-    </w:p>
-    <w:p>
-      <w:pPr>
-        <w:jc w:val="center"/>
-        <w:rPr>
-          <w:rFonts w:ascii="Roboto" w:hAnsi="Roboto"/>
-          <w:sz w:val="32"/>
-          <w:szCs w:val="32"/>
-          <w:lang w:val="de-DE"/>
-        </w:rPr>
-      </w:pPr>
-      <w:r>
-        <w:rPr>
-          <w:rFonts w:ascii="Roboto" w:hAnsi="Roboto"/>
-          <w:sz w:val="32"/>
-          <w:szCs w:val="32"/>
-          <w:lang w:val="de-DE"/>
-        </w:rPr>
-        <w:t xml:space="preserve">Diese </w:t>
-      </w:r>
-      <w:r>
-        <w:rPr>
-          <w:rFonts w:ascii="Roboto" w:hAnsi="Roboto"/>
-          <w:b/>
-          <w:bCs/>
-          <w:sz w:val="32"/>
-          <w:szCs w:val="32"/>
-          <w:lang w:val="de-DE"/>
-        </w:rPr>
-        <w:t>Doppelbindung</w:t>
-      </w:r>
-      <w:r>
-        <w:rPr>
-          <w:rFonts w:ascii="Roboto" w:hAnsi="Roboto"/>
-          <w:sz w:val="32"/>
-          <w:szCs w:val="32"/>
-          <w:lang w:val="de-DE"/>
-        </w:rPr>
-        <w:t xml:space="preserve"> kann erneut durch </w:t>
-      </w:r>
-      <w:r>
-        <w:rPr>
-          <w:rFonts w:ascii="Roboto" w:hAnsi="Roboto"/>
-          <w:b/>
-          <w:bCs/>
-          <w:color w:val="3000FE"/>
-          <w:sz w:val="32"/>
-          <w:szCs w:val="32"/>
-          <w:lang w:val="de-DE"/>
-        </w:rPr>
-        <w:t>ein Radikal</w:t>
-      </w:r>
-      <w:r>
-        <w:rPr>
-          <w:rFonts w:ascii="Roboto" w:hAnsi="Roboto"/>
-          <w:color w:val="3000FE"/>
-          <w:sz w:val="32"/>
-          <w:szCs w:val="32"/>
-          <w:lang w:val="de-DE"/>
-        </w:rPr>
-        <w:t xml:space="preserve"> </w:t>
-      </w:r>
-      <w:r>
-        <w:rPr>
-          <w:rFonts w:ascii="Roboto" w:hAnsi="Roboto"/>
-          <w:sz w:val="32"/>
-          <w:szCs w:val="32"/>
-          <w:lang w:val="de-DE"/>
-        </w:rPr>
-        <w:t>angegriffen werden.</w:t>
-      </w:r>
-    </w:p>
-    <w:p>
-      <w:pPr>
-        <w:jc w:val="center"/>
-        <w:rPr>
-          <w:rFonts w:ascii="Roboto" w:hAnsi="Roboto"/>
-          <w:sz w:val="32"/>
-          <w:szCs w:val="32"/>
-          <w:lang w:val="de-DE"/>
-        </w:rPr>
-      </w:pPr>
-    </w:p>
-    <w:p>
-      <w:pPr>
-        <w:jc w:val="center"/>
+      </w:pPr>
+      <w:r>
         <w:rPr>
           <w:rFonts w:ascii="Roboto" w:hAnsi="Roboto"/>
           <w:b/>
@@ -6460,42 +6298,7 @@
           <w:u w:val="single"/>
           <w:lang w:val="de-DE"/>
         </w:rPr>
-      </w:pPr>
-      <w:r>
-        <w:rPr>
-          <w:rFonts w:ascii="Roboto" w:hAnsi="Roboto"/>
-          <w:b/>
-          <w:bCs/>
-          <w:sz w:val="32"/>
-          <w:szCs w:val="32"/>
-          <w:u w:val="single"/>
-          <w:lang w:val="de-DE"/>
-        </w:rPr>
-        <w:t>3</w:t>
-      </w:r>
-      <w:r>
-        <w:rPr>
-          <w:rFonts w:ascii="Roboto" w:hAnsi="Roboto"/>
-          <w:b/>
-          <w:bCs/>
-          <w:sz w:val="32"/>
-          <w:szCs w:val="32"/>
-          <w:u w:val="single"/>
-          <w:lang w:val="de-DE"/>
-        </w:rPr>
-        <w:t xml:space="preserve">. </w:t>
-      </w:r>
-      <w:r>
-        <w:rPr>
-          <w:rFonts w:ascii="Roboto" w:hAnsi="Roboto"/>
-          <w:b/>
-          <w:bCs/>
-          <w:sz w:val="32"/>
-          <w:szCs w:val="32"/>
-          <w:u w:val="single"/>
-          <w:lang w:val="de-DE"/>
-        </w:rPr>
-        <w:t>Kettenübertragung</w:t>
+        <w:t>3. Kettenübertragung</w:t>
       </w:r>
     </w:p>
     <w:p>
@@ -6932,16 +6735,16 @@
         <w:jc w:val="center"/>
         <w:rPr>
           <w:rFonts w:ascii="Roboto" w:hAnsi="Roboto"/>
-          <w:sz w:val="32"/>
-          <w:szCs w:val="32"/>
-          <w:lang w:val="de-DE"/>
-        </w:rPr>
-      </w:pPr>
-      <w:r>
-        <w:rPr>
-          <w:rFonts w:ascii="Roboto" w:hAnsi="Roboto"/>
-          <w:sz w:val="32"/>
-          <w:szCs w:val="32"/>
+          <w:sz w:val="28"/>
+          <w:szCs w:val="28"/>
+          <w:lang w:val="de-DE"/>
+        </w:rPr>
+      </w:pPr>
+      <w:r>
+        <w:rPr>
+          <w:rFonts w:ascii="Roboto" w:hAnsi="Roboto"/>
+          <w:sz w:val="28"/>
+          <w:szCs w:val="28"/>
           <w:lang w:val="de-DE"/>
         </w:rPr>
         <w:lastRenderedPageBreak/>
@@ -6953,16 +6756,16 @@
         <w:jc w:val="center"/>
         <w:rPr>
           <w:rFonts w:ascii="Roboto" w:hAnsi="Roboto"/>
-          <w:sz w:val="32"/>
-          <w:szCs w:val="32"/>
-          <w:lang w:val="de-DE"/>
-        </w:rPr>
-      </w:pPr>
-      <w:r>
-        <w:rPr>
-          <w:rFonts w:ascii="Roboto" w:hAnsi="Roboto"/>
-          <w:sz w:val="32"/>
-          <w:szCs w:val="32"/>
+          <w:sz w:val="28"/>
+          <w:szCs w:val="28"/>
+          <w:lang w:val="de-DE"/>
+        </w:rPr>
+      </w:pPr>
+      <w:r>
+        <w:rPr>
+          <w:rFonts w:ascii="Roboto" w:hAnsi="Roboto"/>
+          <w:sz w:val="28"/>
+          <w:szCs w:val="28"/>
           <w:lang w:val="de-DE"/>
         </w:rPr>
         <w:t xml:space="preserve">Die daraus hervorgehenden Polymerketten können sich nicht so dicht aneinander anordnen wie unverzweigte, lineare Polymere. </w:t>
@@ -6973,16 +6776,16 @@
         <w:jc w:val="center"/>
         <w:rPr>
           <w:rFonts w:ascii="Roboto" w:hAnsi="Roboto"/>
-          <w:sz w:val="32"/>
-          <w:szCs w:val="32"/>
-          <w:lang w:val="de-DE"/>
-        </w:rPr>
-      </w:pPr>
-      <w:r>
-        <w:rPr>
-          <w:rFonts w:ascii="Roboto" w:hAnsi="Roboto"/>
-          <w:sz w:val="32"/>
-          <w:szCs w:val="32"/>
+          <w:sz w:val="28"/>
+          <w:szCs w:val="28"/>
+          <w:lang w:val="de-DE"/>
+        </w:rPr>
+      </w:pPr>
+      <w:r>
+        <w:rPr>
+          <w:rFonts w:ascii="Roboto" w:hAnsi="Roboto"/>
+          <w:sz w:val="28"/>
+          <w:szCs w:val="28"/>
           <w:lang w:val="de-DE"/>
         </w:rPr>
         <w:t>Verzweigte Polymere weisen daher eine geringere Dichte auf wie unverzweigte, lineare Polymere.</w:t>
@@ -6993,16 +6796,16 @@
         <w:jc w:val="center"/>
         <w:rPr>
           <w:rFonts w:ascii="Roboto" w:hAnsi="Roboto"/>
-          <w:sz w:val="32"/>
-          <w:szCs w:val="32"/>
-          <w:lang w:val="de-DE"/>
-        </w:rPr>
-      </w:pPr>
-      <w:r>
-        <w:rPr>
-          <w:rFonts w:ascii="Roboto" w:hAnsi="Roboto"/>
-          <w:sz w:val="32"/>
-          <w:szCs w:val="32"/>
+          <w:sz w:val="28"/>
+          <w:szCs w:val="28"/>
+          <w:lang w:val="de-DE"/>
+        </w:rPr>
+      </w:pPr>
+      <w:r>
+        <w:rPr>
+          <w:rFonts w:ascii="Roboto" w:hAnsi="Roboto"/>
+          <w:sz w:val="28"/>
+          <w:szCs w:val="28"/>
           <w:lang w:val="de-DE"/>
         </w:rPr>
         <w:t xml:space="preserve"> Ebenso ist die Bildung kristalliner Bereiche bei verzweigten Polymeren erschwert, was zur Folge hat, dass diese amorphen Kunststoffe transparent erscheinen.</w:t>
@@ -7039,6 +6842,2246 @@
           <w:lang w:val="de-DE"/>
         </w:rPr>
         <w:t>Anionische Polymerisation</w:t>
+      </w:r>
+    </w:p>
+    <w:p>
+      <w:pPr>
+        <w:jc w:val="center"/>
+        <w:rPr>
+          <w:rFonts w:ascii="Roboto" w:hAnsi="Roboto"/>
+          <w:i/>
+          <w:iCs/>
+          <w:color w:val="A5A5A5" w:themeColor="accent3"/>
+          <w:sz w:val="28"/>
+          <w:szCs w:val="28"/>
+          <w:lang w:val="de-DE"/>
+        </w:rPr>
+      </w:pPr>
+      <w:r>
+        <w:rPr>
+          <w:rFonts w:ascii="Roboto" w:hAnsi="Roboto"/>
+          <w:i/>
+          <w:iCs/>
+          <w:color w:val="A5A5A5" w:themeColor="accent3"/>
+          <w:sz w:val="28"/>
+          <w:szCs w:val="28"/>
+          <w:lang w:val="de-DE"/>
+        </w:rPr>
+        <w:t>(</w:t>
+      </w:r>
+      <w:r>
+        <w:rPr>
+          <w:rFonts w:ascii="Roboto" w:hAnsi="Roboto"/>
+          <w:i/>
+          <w:iCs/>
+          <w:color w:val="A5A5A5" w:themeColor="accent3"/>
+          <w:sz w:val="28"/>
+          <w:szCs w:val="28"/>
+          <w:lang w:val="de-DE"/>
+        </w:rPr>
+        <w:t>Nucleophile</w:t>
+      </w:r>
+      <w:r>
+        <w:rPr>
+          <w:rFonts w:ascii="Roboto" w:hAnsi="Roboto"/>
+          <w:i/>
+          <w:iCs/>
+          <w:color w:val="A5A5A5" w:themeColor="accent3"/>
+          <w:sz w:val="28"/>
+          <w:szCs w:val="28"/>
+          <w:lang w:val="de-DE"/>
+        </w:rPr>
+        <w:t xml:space="preserve"> Additionsreaktion)</w:t>
+      </w:r>
+    </w:p>
+    <w:p>
+      <w:pPr>
+        <w:jc w:val="center"/>
+        <w:rPr>
+          <w:rFonts w:ascii="Roboto" w:hAnsi="Roboto"/>
+          <w:color w:val="806000" w:themeColor="accent4" w:themeShade="80"/>
+          <w:sz w:val="36"/>
+          <w:szCs w:val="36"/>
+          <w:lang w:val="de-DE"/>
+        </w:rPr>
+      </w:pPr>
+    </w:p>
+    <w:p>
+      <w:pPr>
+        <w:jc w:val="center"/>
+        <w:rPr>
+          <w:rFonts w:ascii="Roboto" w:hAnsi="Roboto"/>
+          <w:i/>
+          <w:iCs/>
+          <w:sz w:val="28"/>
+          <w:szCs w:val="28"/>
+          <w:lang w:val="de-DE"/>
+        </w:rPr>
+      </w:pPr>
+      <w:r>
+        <w:rPr>
+          <w:rFonts w:ascii="Roboto" w:hAnsi="Roboto"/>
+          <w:b/>
+          <w:bCs/>
+          <w:i/>
+          <w:iCs/>
+          <w:color w:val="ED7D31" w:themeColor="accent2"/>
+          <w:sz w:val="28"/>
+          <w:szCs w:val="28"/>
+          <w:lang w:val="de-DE"/>
+        </w:rPr>
+        <w:t>Typische</w:t>
+      </w:r>
+      <w:r>
+        <w:rPr>
+          <w:rFonts w:ascii="Roboto" w:hAnsi="Roboto"/>
+          <w:i/>
+          <w:iCs/>
+          <w:color w:val="ED7D31" w:themeColor="accent2"/>
+          <w:sz w:val="28"/>
+          <w:szCs w:val="28"/>
+          <w:lang w:val="de-DE"/>
+        </w:rPr>
+        <w:t xml:space="preserve"> </w:t>
+      </w:r>
+      <w:r>
+        <w:rPr>
+          <w:rFonts w:ascii="Roboto" w:hAnsi="Roboto"/>
+          <w:b/>
+          <w:bCs/>
+          <w:i/>
+          <w:iCs/>
+          <w:color w:val="ED7D31" w:themeColor="accent2"/>
+          <w:sz w:val="28"/>
+          <w:szCs w:val="28"/>
+          <w:lang w:val="de-DE"/>
+        </w:rPr>
+        <w:t>Monomere</w:t>
+      </w:r>
+      <w:r>
+        <w:rPr>
+          <w:rFonts w:ascii="Roboto" w:hAnsi="Roboto"/>
+          <w:i/>
+          <w:iCs/>
+          <w:color w:val="ED7D31" w:themeColor="accent2"/>
+          <w:sz w:val="28"/>
+          <w:szCs w:val="28"/>
+          <w:lang w:val="de-DE"/>
+        </w:rPr>
+        <w:t xml:space="preserve"> </w:t>
+      </w:r>
+      <w:r>
+        <w:rPr>
+          <w:rFonts w:ascii="Roboto" w:hAnsi="Roboto"/>
+          <w:i/>
+          <w:iCs/>
+          <w:sz w:val="28"/>
+          <w:szCs w:val="28"/>
+          <w:lang w:val="de-DE"/>
+        </w:rPr>
+        <w:t xml:space="preserve">für die </w:t>
+      </w:r>
+      <w:r>
+        <w:rPr>
+          <w:rFonts w:ascii="Roboto" w:hAnsi="Roboto"/>
+          <w:b/>
+          <w:bCs/>
+          <w:i/>
+          <w:iCs/>
+          <w:sz w:val="28"/>
+          <w:szCs w:val="28"/>
+          <w:lang w:val="de-DE"/>
+        </w:rPr>
+        <w:t>anionische</w:t>
+      </w:r>
+      <w:r>
+        <w:rPr>
+          <w:rFonts w:ascii="Roboto" w:hAnsi="Roboto"/>
+          <w:i/>
+          <w:iCs/>
+          <w:sz w:val="28"/>
+          <w:szCs w:val="28"/>
+          <w:lang w:val="de-DE"/>
+        </w:rPr>
+        <w:t xml:space="preserve"> </w:t>
+      </w:r>
+      <w:r>
+        <w:rPr>
+          <w:rFonts w:ascii="Roboto" w:hAnsi="Roboto"/>
+          <w:b/>
+          <w:bCs/>
+          <w:i/>
+          <w:iCs/>
+          <w:sz w:val="28"/>
+          <w:szCs w:val="28"/>
+          <w:lang w:val="de-DE"/>
+        </w:rPr>
+        <w:t>Polymerisation</w:t>
+      </w:r>
+      <w:r>
+        <w:rPr>
+          <w:rFonts w:ascii="Roboto" w:hAnsi="Roboto"/>
+          <w:i/>
+          <w:iCs/>
+          <w:sz w:val="28"/>
+          <w:szCs w:val="28"/>
+          <w:lang w:val="de-DE"/>
+        </w:rPr>
+        <w:t xml:space="preserve"> sind nur </w:t>
+      </w:r>
+      <w:r>
+        <w:rPr>
+          <w:rFonts w:ascii="Roboto" w:hAnsi="Roboto"/>
+          <w:b/>
+          <w:bCs/>
+          <w:i/>
+          <w:iCs/>
+          <w:color w:val="ED7D31" w:themeColor="accent2"/>
+          <w:sz w:val="28"/>
+          <w:szCs w:val="28"/>
+          <w:lang w:val="de-DE"/>
+        </w:rPr>
+        <w:t>Monomere</w:t>
+      </w:r>
+      <w:r>
+        <w:rPr>
+          <w:rFonts w:ascii="Roboto" w:hAnsi="Roboto"/>
+          <w:i/>
+          <w:iCs/>
+          <w:color w:val="ED7D31" w:themeColor="accent2"/>
+          <w:sz w:val="28"/>
+          <w:szCs w:val="28"/>
+          <w:lang w:val="de-DE"/>
+        </w:rPr>
+        <w:t xml:space="preserve"> </w:t>
+      </w:r>
+      <w:r>
+        <w:rPr>
+          <w:rFonts w:ascii="Roboto" w:hAnsi="Roboto"/>
+          <w:i/>
+          <w:iCs/>
+          <w:sz w:val="28"/>
+          <w:szCs w:val="28"/>
+          <w:lang w:val="de-DE"/>
+        </w:rPr>
+        <w:t xml:space="preserve">mit </w:t>
+      </w:r>
+      <w:r>
+        <w:rPr>
+          <w:rFonts w:ascii="Roboto" w:hAnsi="Roboto"/>
+          <w:b/>
+          <w:bCs/>
+          <w:i/>
+          <w:iCs/>
+          <w:sz w:val="28"/>
+          <w:szCs w:val="28"/>
+          <w:lang w:val="de-DE"/>
+        </w:rPr>
+        <w:t>elektronenziehenden Gruppen</w:t>
+      </w:r>
+      <w:r>
+        <w:rPr>
+          <w:rFonts w:ascii="Roboto" w:hAnsi="Roboto"/>
+          <w:i/>
+          <w:iCs/>
+          <w:sz w:val="28"/>
+          <w:szCs w:val="28"/>
+          <w:lang w:val="de-DE"/>
+        </w:rPr>
+        <w:t>, wie z.B. Ester und Nitrile.</w:t>
+      </w:r>
+    </w:p>
+    <w:p>
+      <w:pPr>
+        <w:jc w:val="center"/>
+        <w:rPr>
+          <w:rFonts w:ascii="Roboto" w:hAnsi="Roboto"/>
+          <w:i/>
+          <w:iCs/>
+          <w:sz w:val="28"/>
+          <w:szCs w:val="28"/>
+          <w:lang w:val="de-DE"/>
+        </w:rPr>
+      </w:pPr>
+      <w:r>
+        <w:rPr>
+          <w:rFonts w:ascii="Roboto" w:hAnsi="Roboto"/>
+          <w:i/>
+          <w:iCs/>
+          <w:sz w:val="28"/>
+          <w:szCs w:val="28"/>
+          <w:lang w:val="de-DE"/>
+        </w:rPr>
+        <w:drawing>
+          <wp:inline distT="0" distB="0" distL="0" distR="0" wp14:anchorId="66973669" wp14:editId="0B31AF07">
+            <wp:extent cx="5760720" cy="3427730"/>
+            <wp:effectExtent l="0" t="0" r="0" b="1270"/>
+            <wp:docPr id="22028425" name="Resim 1"/>
+            <wp:cNvGraphicFramePr>
+              <a:graphicFrameLocks xmlns:a="http://schemas.openxmlformats.org/drawingml/2006/main" noChangeAspect="1"/>
+            </wp:cNvGraphicFramePr>
+            <a:graphic xmlns:a="http://schemas.openxmlformats.org/drawingml/2006/main">
+              <a:graphicData uri="http://schemas.openxmlformats.org/drawingml/2006/picture">
+                <pic:pic xmlns:pic="http://schemas.openxmlformats.org/drawingml/2006/picture">
+                  <pic:nvPicPr>
+                    <pic:cNvPr id="22028425" name=""/>
+                    <pic:cNvPicPr/>
+                  </pic:nvPicPr>
+                  <pic:blipFill>
+                    <a:blip r:embed="rId29"/>
+                    <a:stretch>
+                      <a:fillRect/>
+                    </a:stretch>
+                  </pic:blipFill>
+                  <pic:spPr>
+                    <a:xfrm>
+                      <a:off x="0" y="0"/>
+                      <a:ext cx="5760720" cy="3427730"/>
+                    </a:xfrm>
+                    <a:prstGeom prst="rect">
+                      <a:avLst/>
+                    </a:prstGeom>
+                  </pic:spPr>
+                </pic:pic>
+              </a:graphicData>
+            </a:graphic>
+          </wp:inline>
+        </w:drawing>
+      </w:r>
+    </w:p>
+    <w:p>
+      <w:pPr>
+        <w:rPr>
+          <w:rFonts w:ascii="Roboto" w:hAnsi="Roboto"/>
+          <w:b/>
+          <w:bCs/>
+          <w:sz w:val="32"/>
+          <w:szCs w:val="32"/>
+          <w:u w:val="single"/>
+          <w:lang w:val="de-DE"/>
+        </w:rPr>
+      </w:pPr>
+      <w:r>
+        <w:rPr>
+          <w:rFonts w:ascii="Roboto" w:hAnsi="Roboto"/>
+          <w:b/>
+          <w:bCs/>
+          <w:sz w:val="32"/>
+          <w:szCs w:val="32"/>
+          <w:u w:val="single"/>
+          <w:lang w:val="de-DE"/>
+        </w:rPr>
+        <w:t>Initiation (Startreaktion)</w:t>
+      </w:r>
+    </w:p>
+    <w:p>
+      <w:pPr>
+        <w:jc w:val="center"/>
+        <w:rPr>
+          <w:rFonts w:ascii="Roboto" w:hAnsi="Roboto"/>
+          <w:sz w:val="28"/>
+          <w:szCs w:val="28"/>
+          <w:lang w:val="de-DE"/>
+        </w:rPr>
+      </w:pPr>
+      <w:r>
+        <w:rPr>
+          <w:rFonts w:ascii="Roboto" w:hAnsi="Roboto"/>
+          <w:sz w:val="28"/>
+          <w:szCs w:val="28"/>
+          <w:lang w:val="de-DE"/>
+        </w:rPr>
+        <w:t xml:space="preserve">Initiation folgt durch </w:t>
+      </w:r>
+      <w:r>
+        <w:rPr>
+          <w:rFonts w:ascii="Roboto" w:hAnsi="Roboto"/>
+          <w:b/>
+          <w:bCs/>
+          <w:color w:val="0000FF"/>
+          <w:sz w:val="28"/>
+          <w:szCs w:val="28"/>
+          <w:lang w:val="de-DE"/>
+        </w:rPr>
+        <w:t xml:space="preserve">anionische </w:t>
+      </w:r>
+      <w:r>
+        <w:rPr>
+          <w:rFonts w:ascii="Roboto" w:hAnsi="Roboto"/>
+          <w:b/>
+          <w:bCs/>
+          <w:i/>
+          <w:iCs/>
+          <w:color w:val="0000FF"/>
+          <w:lang w:val="de-DE"/>
+        </w:rPr>
+        <w:t>(negativ geladene Ionen)</w:t>
+      </w:r>
+      <w:r>
+        <w:rPr>
+          <w:rFonts w:ascii="Roboto" w:hAnsi="Roboto"/>
+          <w:b/>
+          <w:bCs/>
+          <w:color w:val="0000FF"/>
+          <w:lang w:val="de-DE"/>
+        </w:rPr>
+        <w:t xml:space="preserve"> </w:t>
+      </w:r>
+      <w:r>
+        <w:rPr>
+          <w:rFonts w:ascii="Roboto" w:hAnsi="Roboto"/>
+          <w:b/>
+          <w:bCs/>
+          <w:color w:val="0000FF"/>
+          <w:sz w:val="28"/>
+          <w:szCs w:val="28"/>
+          <w:lang w:val="de-DE"/>
+        </w:rPr>
+        <w:t>Initiatoren</w:t>
+      </w:r>
+      <w:r>
+        <w:rPr>
+          <w:rFonts w:ascii="Roboto" w:hAnsi="Roboto"/>
+          <w:color w:val="0000FF"/>
+          <w:sz w:val="28"/>
+          <w:szCs w:val="28"/>
+          <w:lang w:val="de-DE"/>
+        </w:rPr>
+        <w:t xml:space="preserve"> (A-)</w:t>
+      </w:r>
+      <w:r>
+        <w:rPr>
+          <w:rFonts w:ascii="Roboto" w:hAnsi="Roboto"/>
+          <w:sz w:val="28"/>
+          <w:szCs w:val="28"/>
+          <w:lang w:val="de-DE"/>
+        </w:rPr>
+        <w:t xml:space="preserve">, </w:t>
+      </w:r>
+    </w:p>
+    <w:p>
+      <w:pPr>
+        <w:jc w:val="center"/>
+        <w:rPr>
+          <w:rFonts w:ascii="Roboto" w:hAnsi="Roboto"/>
+          <w:sz w:val="28"/>
+          <w:szCs w:val="28"/>
+          <w:lang w:val="de-DE"/>
+        </w:rPr>
+      </w:pPr>
+      <w:r>
+        <w:rPr>
+          <w:rFonts w:ascii="Roboto" w:hAnsi="Roboto"/>
+          <w:noProof/>
+          <w:sz w:val="28"/>
+          <w:szCs w:val="28"/>
+          <w:lang w:val="de-DE"/>
+        </w:rPr>
+        <w:lastRenderedPageBreak/>
+        <w:drawing>
+          <wp:inline distT="0" distB="0" distL="0" distR="0" wp14:anchorId="5E0BB987" wp14:editId="0698B170">
+            <wp:extent cx="5753100" cy="2733675"/>
+            <wp:effectExtent l="0" t="0" r="0" b="9525"/>
+            <wp:docPr id="1342252979" name="Resim 1"/>
+            <wp:cNvGraphicFramePr>
+              <a:graphicFrameLocks xmlns:a="http://schemas.openxmlformats.org/drawingml/2006/main" noChangeAspect="1"/>
+            </wp:cNvGraphicFramePr>
+            <a:graphic xmlns:a="http://schemas.openxmlformats.org/drawingml/2006/main">
+              <a:graphicData uri="http://schemas.openxmlformats.org/drawingml/2006/picture">
+                <pic:pic xmlns:pic="http://schemas.openxmlformats.org/drawingml/2006/picture">
+                  <pic:nvPicPr>
+                    <pic:cNvPr id="0" name="Picture 8"/>
+                    <pic:cNvPicPr>
+                      <a:picLocks noChangeAspect="1" noChangeArrowheads="1"/>
+                    </pic:cNvPicPr>
+                  </pic:nvPicPr>
+                  <pic:blipFill>
+                    <a:blip r:embed="rId30">
+                      <a:extLst>
+                        <a:ext uri="{28A0092B-C50C-407E-A947-70E740481C1C}">
+                          <a14:useLocalDpi xmlns:a14="http://schemas.microsoft.com/office/drawing/2010/main" val="0"/>
+                        </a:ext>
+                      </a:extLst>
+                    </a:blip>
+                    <a:srcRect/>
+                    <a:stretch>
+                      <a:fillRect/>
+                    </a:stretch>
+                  </pic:blipFill>
+                  <pic:spPr bwMode="auto">
+                    <a:xfrm>
+                      <a:off x="0" y="0"/>
+                      <a:ext cx="5753100" cy="2733675"/>
+                    </a:xfrm>
+                    <a:prstGeom prst="rect">
+                      <a:avLst/>
+                    </a:prstGeom>
+                    <a:noFill/>
+                    <a:ln>
+                      <a:noFill/>
+                    </a:ln>
+                  </pic:spPr>
+                </pic:pic>
+              </a:graphicData>
+            </a:graphic>
+          </wp:inline>
+        </w:drawing>
+      </w:r>
+    </w:p>
+    <w:p>
+      <w:pPr>
+        <w:jc w:val="center"/>
+        <w:rPr>
+          <w:rFonts w:ascii="Roboto" w:hAnsi="Roboto"/>
+          <w:sz w:val="28"/>
+          <w:szCs w:val="28"/>
+          <w:lang w:val="de-DE"/>
+        </w:rPr>
+      </w:pPr>
+      <w:r>
+        <w:rPr>
+          <w:rFonts w:ascii="Roboto" w:hAnsi="Roboto"/>
+          <w:sz w:val="28"/>
+          <w:szCs w:val="28"/>
+          <w:lang w:val="de-DE"/>
+        </w:rPr>
+        <w:t xml:space="preserve">Reaktion auch mit Spuren von </w:t>
+      </w:r>
+      <w:r>
+        <w:rPr>
+          <w:rFonts w:ascii="Roboto" w:hAnsi="Roboto"/>
+          <w:b/>
+          <w:bCs/>
+          <w:sz w:val="28"/>
+          <w:szCs w:val="28"/>
+          <w:lang w:val="de-DE"/>
+        </w:rPr>
+        <w:t xml:space="preserve">Wasser </w:t>
+      </w:r>
+      <w:r>
+        <w:rPr>
+          <w:rFonts w:ascii="Roboto" w:hAnsi="Roboto"/>
+          <w:b/>
+          <w:bCs/>
+          <w:color w:val="0000FF"/>
+          <w:sz w:val="28"/>
+          <w:szCs w:val="28"/>
+          <w:lang w:val="de-DE"/>
+        </w:rPr>
+        <w:t>(OH-)</w:t>
+      </w:r>
+      <w:r>
+        <w:rPr>
+          <w:rFonts w:ascii="Roboto" w:hAnsi="Roboto"/>
+          <w:color w:val="0000FF"/>
+          <w:sz w:val="28"/>
+          <w:szCs w:val="28"/>
+          <w:lang w:val="de-DE"/>
+        </w:rPr>
+        <w:t xml:space="preserve"> </w:t>
+      </w:r>
+      <w:r>
+        <w:rPr>
+          <w:rFonts w:ascii="Roboto" w:hAnsi="Roboto"/>
+          <w:sz w:val="28"/>
+          <w:szCs w:val="28"/>
+          <w:lang w:val="de-DE"/>
+        </w:rPr>
+        <w:t xml:space="preserve">und </w:t>
+      </w:r>
+      <w:r>
+        <w:rPr>
+          <w:rFonts w:ascii="Roboto" w:hAnsi="Roboto"/>
+          <w:b/>
+          <w:bCs/>
+          <w:sz w:val="28"/>
+          <w:szCs w:val="28"/>
+          <w:lang w:val="de-DE"/>
+        </w:rPr>
+        <w:t xml:space="preserve">Sauerstoff </w:t>
+      </w:r>
+      <w:r>
+        <w:rPr>
+          <w:rFonts w:ascii="Roboto" w:hAnsi="Roboto"/>
+          <w:b/>
+          <w:bCs/>
+          <w:color w:val="0000FF"/>
+          <w:sz w:val="28"/>
+          <w:szCs w:val="28"/>
+          <w:lang w:val="de-DE"/>
+        </w:rPr>
+        <w:t>(O2-)</w:t>
+      </w:r>
+      <w:r>
+        <w:rPr>
+          <w:rFonts w:ascii="Roboto" w:hAnsi="Roboto"/>
+          <w:color w:val="0000FF"/>
+          <w:sz w:val="28"/>
+          <w:szCs w:val="28"/>
+          <w:lang w:val="de-DE"/>
+        </w:rPr>
+        <w:t xml:space="preserve"> </w:t>
+      </w:r>
+      <w:r>
+        <w:rPr>
+          <w:rFonts w:ascii="Roboto" w:hAnsi="Roboto"/>
+          <w:sz w:val="28"/>
+          <w:szCs w:val="28"/>
+          <w:lang w:val="de-DE"/>
+        </w:rPr>
+        <w:t xml:space="preserve">möglich </w:t>
+      </w:r>
+    </w:p>
+    <w:p>
+      <w:pPr>
+        <w:jc w:val="center"/>
+        <w:rPr>
+          <w:rFonts w:ascii="Roboto" w:hAnsi="Roboto"/>
+          <w:sz w:val="28"/>
+          <w:szCs w:val="28"/>
+          <w:lang w:val="de-DE"/>
+        </w:rPr>
+      </w:pPr>
+      <w:r>
+        <w:rPr>
+          <w:rFonts w:ascii="Roboto" w:hAnsi="Roboto"/>
+          <w:noProof/>
+          <w:sz w:val="28"/>
+          <w:szCs w:val="28"/>
+          <w:lang w:val="de-DE"/>
+        </w:rPr>
+        <w:drawing>
+          <wp:inline distT="0" distB="0" distL="0" distR="0" wp14:anchorId="0D65F750" wp14:editId="3143E88F">
+            <wp:extent cx="3695700" cy="1200150"/>
+            <wp:effectExtent l="0" t="0" r="0" b="0"/>
+            <wp:docPr id="1229632379" name="Resim 2"/>
+            <wp:cNvGraphicFramePr>
+              <a:graphicFrameLocks xmlns:a="http://schemas.openxmlformats.org/drawingml/2006/main" noChangeAspect="1"/>
+            </wp:cNvGraphicFramePr>
+            <a:graphic xmlns:a="http://schemas.openxmlformats.org/drawingml/2006/main">
+              <a:graphicData uri="http://schemas.openxmlformats.org/drawingml/2006/picture">
+                <pic:pic xmlns:pic="http://schemas.openxmlformats.org/drawingml/2006/picture">
+                  <pic:nvPicPr>
+                    <pic:cNvPr id="0" name="Picture 9"/>
+                    <pic:cNvPicPr>
+                      <a:picLocks noChangeAspect="1" noChangeArrowheads="1"/>
+                    </pic:cNvPicPr>
+                  </pic:nvPicPr>
+                  <pic:blipFill>
+                    <a:blip r:embed="rId31">
+                      <a:extLst>
+                        <a:ext uri="{28A0092B-C50C-407E-A947-70E740481C1C}">
+                          <a14:useLocalDpi xmlns:a14="http://schemas.microsoft.com/office/drawing/2010/main" val="0"/>
+                        </a:ext>
+                      </a:extLst>
+                    </a:blip>
+                    <a:srcRect/>
+                    <a:stretch>
+                      <a:fillRect/>
+                    </a:stretch>
+                  </pic:blipFill>
+                  <pic:spPr bwMode="auto">
+                    <a:xfrm>
+                      <a:off x="0" y="0"/>
+                      <a:ext cx="3695700" cy="1200150"/>
+                    </a:xfrm>
+                    <a:prstGeom prst="rect">
+                      <a:avLst/>
+                    </a:prstGeom>
+                    <a:noFill/>
+                    <a:ln>
+                      <a:noFill/>
+                    </a:ln>
+                  </pic:spPr>
+                </pic:pic>
+              </a:graphicData>
+            </a:graphic>
+          </wp:inline>
+        </w:drawing>
+      </w:r>
+    </w:p>
+    <w:p>
+      <w:pPr>
+        <w:rPr>
+          <w:rFonts w:ascii="Roboto" w:hAnsi="Roboto"/>
+          <w:b/>
+          <w:bCs/>
+          <w:sz w:val="32"/>
+          <w:szCs w:val="32"/>
+          <w:u w:val="single"/>
+          <w:lang w:val="de-DE"/>
+        </w:rPr>
+      </w:pPr>
+      <w:r>
+        <w:rPr>
+          <w:rFonts w:ascii="Roboto" w:hAnsi="Roboto"/>
+          <w:b/>
+          <w:bCs/>
+          <w:sz w:val="32"/>
+          <w:szCs w:val="32"/>
+          <w:u w:val="single"/>
+          <w:lang w:val="de-DE"/>
+        </w:rPr>
+        <w:t>Kettenstart</w:t>
+      </w:r>
+    </w:p>
+    <w:p>
+      <w:pPr>
+        <w:jc w:val="center"/>
+        <w:rPr>
+          <w:rFonts w:ascii="Roboto" w:hAnsi="Roboto"/>
+          <w:sz w:val="32"/>
+          <w:szCs w:val="32"/>
+          <w:lang w:val="de-DE"/>
+        </w:rPr>
+      </w:pPr>
+      <w:r>
+        <w:rPr>
+          <w:rFonts w:ascii="Roboto" w:hAnsi="Roboto"/>
+          <w:b/>
+          <w:bCs/>
+          <w:sz w:val="32"/>
+          <w:szCs w:val="32"/>
+          <w:lang w:val="de-DE"/>
+        </w:rPr>
+        <w:t xml:space="preserve">Nucleophiler Angriff </w:t>
+      </w:r>
+      <w:r>
+        <w:rPr>
+          <w:rFonts w:ascii="Roboto" w:hAnsi="Roboto"/>
+          <w:sz w:val="32"/>
+          <w:szCs w:val="32"/>
+          <w:lang w:val="de-DE"/>
+        </w:rPr>
+        <w:t>des</w:t>
+      </w:r>
+      <w:r>
+        <w:rPr>
+          <w:rFonts w:ascii="Roboto" w:hAnsi="Roboto"/>
+          <w:b/>
+          <w:bCs/>
+          <w:sz w:val="32"/>
+          <w:szCs w:val="32"/>
+          <w:lang w:val="de-DE"/>
+        </w:rPr>
+        <w:t xml:space="preserve"> </w:t>
+      </w:r>
+      <w:r>
+        <w:rPr>
+          <w:rFonts w:ascii="Roboto" w:hAnsi="Roboto"/>
+          <w:b/>
+          <w:bCs/>
+          <w:color w:val="0000FF"/>
+          <w:sz w:val="32"/>
+          <w:szCs w:val="32"/>
+          <w:lang w:val="de-DE"/>
+        </w:rPr>
+        <w:t>Anions</w:t>
+      </w:r>
+      <w:r>
+        <w:rPr>
+          <w:rFonts w:ascii="Roboto" w:hAnsi="Roboto"/>
+          <w:color w:val="0000FF"/>
+          <w:sz w:val="32"/>
+          <w:szCs w:val="32"/>
+          <w:lang w:val="de-DE"/>
+        </w:rPr>
+        <w:t xml:space="preserve"> </w:t>
+      </w:r>
+      <w:r>
+        <w:rPr>
+          <w:rFonts w:ascii="Roboto" w:hAnsi="Roboto"/>
+          <w:sz w:val="32"/>
+          <w:szCs w:val="32"/>
+          <w:lang w:val="de-DE"/>
+        </w:rPr>
+        <w:t xml:space="preserve">auf das </w:t>
+      </w:r>
+      <w:r>
+        <w:rPr>
+          <w:rFonts w:ascii="Roboto" w:hAnsi="Roboto"/>
+          <w:b/>
+          <w:bCs/>
+          <w:color w:val="00B050"/>
+          <w:sz w:val="32"/>
+          <w:szCs w:val="32"/>
+          <w:lang w:val="de-DE"/>
+        </w:rPr>
+        <w:t>C-Atom der Doppelbindung</w:t>
+      </w:r>
+      <w:r>
+        <w:rPr>
+          <w:rFonts w:ascii="Roboto" w:hAnsi="Roboto"/>
+          <w:sz w:val="32"/>
+          <w:szCs w:val="32"/>
+          <w:lang w:val="de-DE"/>
+        </w:rPr>
+        <w:t xml:space="preserve">, da dieses </w:t>
+      </w:r>
+      <w:r>
+        <w:rPr>
+          <w:rFonts w:ascii="Roboto" w:hAnsi="Roboto"/>
+          <w:b/>
+          <w:bCs/>
+          <w:color w:val="00B050"/>
+          <w:sz w:val="32"/>
+          <w:szCs w:val="32"/>
+          <w:lang w:val="de-DE"/>
+        </w:rPr>
+        <w:t>Elektronenmangel</w:t>
+      </w:r>
+      <w:r>
+        <w:rPr>
+          <w:rFonts w:ascii="Roboto" w:hAnsi="Roboto"/>
+          <w:color w:val="00B050"/>
+          <w:sz w:val="32"/>
+          <w:szCs w:val="32"/>
+          <w:lang w:val="de-DE"/>
+        </w:rPr>
+        <w:t xml:space="preserve"> </w:t>
+      </w:r>
+      <w:r>
+        <w:rPr>
+          <w:rFonts w:ascii="Roboto" w:hAnsi="Roboto"/>
+          <w:sz w:val="32"/>
+          <w:szCs w:val="32"/>
+          <w:lang w:val="de-DE"/>
+        </w:rPr>
+        <w:t>aufweist.</w:t>
+      </w:r>
+    </w:p>
+    <w:p>
+      <w:pPr>
+        <w:jc w:val="center"/>
+        <w:rPr>
+          <w:rFonts w:ascii="Roboto" w:hAnsi="Roboto"/>
+          <w:sz w:val="32"/>
+          <w:szCs w:val="32"/>
+          <w:lang w:val="de-DE"/>
+        </w:rPr>
+      </w:pPr>
+      <w:r>
+        <w:rPr>
+          <w:rFonts w:ascii="Roboto" w:hAnsi="Roboto"/>
+          <w:noProof/>
+          <w:sz w:val="32"/>
+          <w:szCs w:val="32"/>
+          <w:lang w:val="de-DE"/>
+        </w:rPr>
+        <w:drawing>
+          <wp:inline distT="0" distB="0" distL="0" distR="0" wp14:anchorId="151B113B" wp14:editId="00740449">
+            <wp:extent cx="5752465" cy="2200910"/>
+            <wp:effectExtent l="76200" t="76200" r="133985" b="142240"/>
+            <wp:docPr id="222406790" name="Resim 5"/>
+            <wp:cNvGraphicFramePr>
+              <a:graphicFrameLocks xmlns:a="http://schemas.openxmlformats.org/drawingml/2006/main" noChangeAspect="1"/>
+            </wp:cNvGraphicFramePr>
+            <a:graphic xmlns:a="http://schemas.openxmlformats.org/drawingml/2006/main">
+              <a:graphicData uri="http://schemas.openxmlformats.org/drawingml/2006/picture">
+                <pic:pic xmlns:pic="http://schemas.openxmlformats.org/drawingml/2006/picture">
+                  <pic:nvPicPr>
+                    <pic:cNvPr id="0" name="Picture 12"/>
+                    <pic:cNvPicPr>
+                      <a:picLocks noChangeAspect="1" noChangeArrowheads="1"/>
+                    </pic:cNvPicPr>
+                  </pic:nvPicPr>
+                  <pic:blipFill>
+                    <a:blip r:embed="rId32">
+                      <a:extLst>
+                        <a:ext uri="{28A0092B-C50C-407E-A947-70E740481C1C}">
+                          <a14:useLocalDpi xmlns:a14="http://schemas.microsoft.com/office/drawing/2010/main" val="0"/>
+                        </a:ext>
+                      </a:extLst>
+                    </a:blip>
+                    <a:srcRect/>
+                    <a:stretch>
+                      <a:fillRect/>
+                    </a:stretch>
+                  </pic:blipFill>
+                  <pic:spPr bwMode="auto">
+                    <a:xfrm>
+                      <a:off x="0" y="0"/>
+                      <a:ext cx="5752465" cy="2200910"/>
+                    </a:xfrm>
+                    <a:prstGeom prst="rect">
+                      <a:avLst/>
+                    </a:prstGeom>
+                    <a:ln w="38100" cap="sq">
+                      <a:solidFill>
+                        <a:srgbClr val="000000"/>
+                      </a:solidFill>
+                      <a:prstDash val="solid"/>
+                      <a:miter lim="800000"/>
+                    </a:ln>
+                    <a:effectLst>
+                      <a:outerShdw blurRad="50800" dist="38100" dir="2700000" algn="tl" rotWithShape="0">
+                        <a:srgbClr val="000000">
+                          <a:alpha val="43000"/>
+                        </a:srgbClr>
+                      </a:outerShdw>
+                    </a:effectLst>
+                  </pic:spPr>
+                </pic:pic>
+              </a:graphicData>
+            </a:graphic>
+          </wp:inline>
+        </w:drawing>
+      </w:r>
+    </w:p>
+    <w:p>
+      <w:pPr>
+        <w:jc w:val="center"/>
+        <w:rPr>
+          <w:rFonts w:ascii="Roboto" w:hAnsi="Roboto"/>
+          <w:sz w:val="32"/>
+          <w:szCs w:val="32"/>
+          <w:lang w:val="de-DE"/>
+        </w:rPr>
+      </w:pPr>
+      <w:r>
+        <w:rPr>
+          <w:rFonts w:ascii="Roboto" w:hAnsi="Roboto"/>
+          <w:sz w:val="32"/>
+          <w:szCs w:val="32"/>
+          <w:lang w:val="de-DE"/>
+        </w:rPr>
+        <w:t xml:space="preserve">Es entsteht ein </w:t>
+      </w:r>
+      <w:r>
+        <w:rPr>
+          <w:rFonts w:ascii="Roboto" w:hAnsi="Roboto"/>
+          <w:b/>
+          <w:bCs/>
+          <w:color w:val="7030A0"/>
+          <w:sz w:val="32"/>
+          <w:szCs w:val="32"/>
+          <w:lang w:val="de-DE"/>
+        </w:rPr>
+        <w:t>instabiles</w:t>
+      </w:r>
+      <w:r>
+        <w:rPr>
+          <w:rFonts w:ascii="Roboto" w:hAnsi="Roboto"/>
+          <w:color w:val="7030A0"/>
+          <w:sz w:val="32"/>
+          <w:szCs w:val="32"/>
+          <w:lang w:val="de-DE"/>
+        </w:rPr>
+        <w:t xml:space="preserve"> </w:t>
+      </w:r>
+      <w:r>
+        <w:rPr>
+          <w:rFonts w:ascii="Roboto" w:hAnsi="Roboto"/>
+          <w:b/>
+          <w:bCs/>
+          <w:color w:val="7030A0"/>
+          <w:sz w:val="32"/>
+          <w:szCs w:val="32"/>
+          <w:lang w:val="de-DE"/>
+        </w:rPr>
+        <w:t>Carbanion</w:t>
+      </w:r>
+      <w:r>
+        <w:rPr>
+          <w:rFonts w:ascii="Roboto" w:hAnsi="Roboto"/>
+          <w:sz w:val="32"/>
+          <w:szCs w:val="32"/>
+          <w:lang w:val="de-DE"/>
+        </w:rPr>
+        <w:t>.</w:t>
+      </w:r>
+    </w:p>
+    <w:p>
+      <w:pPr>
+        <w:jc w:val="center"/>
+        <w:rPr>
+          <w:rFonts w:ascii="Roboto" w:hAnsi="Roboto"/>
+          <w:sz w:val="32"/>
+          <w:szCs w:val="32"/>
+          <w:lang w:val="de-DE"/>
+        </w:rPr>
+      </w:pPr>
+    </w:p>
+    <w:p>
+      <w:pPr>
+        <w:rPr>
+          <w:rFonts w:ascii="Roboto" w:hAnsi="Roboto"/>
+          <w:b/>
+          <w:bCs/>
+          <w:sz w:val="32"/>
+          <w:szCs w:val="32"/>
+          <w:u w:val="single"/>
+          <w:lang w:val="de-DE"/>
+        </w:rPr>
+      </w:pPr>
+      <w:r>
+        <w:rPr>
+          <w:rFonts w:ascii="Roboto" w:hAnsi="Roboto"/>
+          <w:b/>
+          <w:bCs/>
+          <w:sz w:val="32"/>
+          <w:szCs w:val="32"/>
+          <w:u w:val="single"/>
+          <w:lang w:val="de-DE"/>
+        </w:rPr>
+        <w:lastRenderedPageBreak/>
+        <w:t>Propagation (Kettenwachstum)</w:t>
+      </w:r>
+    </w:p>
+    <w:p>
+      <w:pPr>
+        <w:jc w:val="center"/>
+        <w:rPr>
+          <w:rFonts w:ascii="Roboto" w:hAnsi="Roboto"/>
+          <w:sz w:val="32"/>
+          <w:szCs w:val="32"/>
+          <w:lang w:val="de-DE"/>
+        </w:rPr>
+      </w:pPr>
+      <w:r>
+        <w:rPr>
+          <w:rFonts w:ascii="Roboto" w:hAnsi="Roboto"/>
+          <w:sz w:val="32"/>
+          <w:szCs w:val="32"/>
+          <w:lang w:val="de-DE"/>
+        </w:rPr>
+        <w:t xml:space="preserve">Das freie </w:t>
+      </w:r>
+      <w:r>
+        <w:rPr>
+          <w:rFonts w:ascii="Roboto" w:hAnsi="Roboto"/>
+          <w:b/>
+          <w:bCs/>
+          <w:sz w:val="32"/>
+          <w:szCs w:val="32"/>
+          <w:lang w:val="de-DE"/>
+        </w:rPr>
+        <w:t>Elektronenpaar</w:t>
+      </w:r>
+      <w:r>
+        <w:rPr>
+          <w:rFonts w:ascii="Roboto" w:hAnsi="Roboto"/>
+          <w:sz w:val="32"/>
+          <w:szCs w:val="32"/>
+          <w:lang w:val="de-DE"/>
+        </w:rPr>
+        <w:t xml:space="preserve"> </w:t>
+      </w:r>
+      <w:r>
+        <w:rPr>
+          <w:rFonts w:ascii="Roboto" w:hAnsi="Roboto"/>
+          <w:b/>
+          <w:bCs/>
+          <w:sz w:val="32"/>
+          <w:szCs w:val="32"/>
+          <w:lang w:val="de-DE"/>
+        </w:rPr>
+        <w:t>des</w:t>
+      </w:r>
+      <w:r>
+        <w:rPr>
+          <w:rFonts w:ascii="Roboto" w:hAnsi="Roboto"/>
+          <w:sz w:val="32"/>
+          <w:szCs w:val="32"/>
+          <w:lang w:val="de-DE"/>
+        </w:rPr>
+        <w:t xml:space="preserve"> </w:t>
+      </w:r>
+      <w:r>
+        <w:rPr>
+          <w:rFonts w:ascii="Roboto" w:hAnsi="Roboto"/>
+          <w:b/>
+          <w:bCs/>
+          <w:color w:val="7030A0"/>
+          <w:sz w:val="32"/>
+          <w:szCs w:val="32"/>
+          <w:lang w:val="de-DE"/>
+        </w:rPr>
+        <w:t>Carbanion</w:t>
+      </w:r>
+      <w:r>
+        <w:rPr>
+          <w:rFonts w:ascii="Roboto" w:hAnsi="Roboto"/>
+          <w:color w:val="7030A0"/>
+          <w:sz w:val="32"/>
+          <w:szCs w:val="32"/>
+          <w:lang w:val="de-DE"/>
+        </w:rPr>
+        <w:t xml:space="preserve"> </w:t>
+      </w:r>
+      <w:r>
+        <w:rPr>
+          <w:rFonts w:ascii="Roboto" w:hAnsi="Roboto"/>
+          <w:sz w:val="32"/>
+          <w:szCs w:val="32"/>
+          <w:lang w:val="de-DE"/>
+        </w:rPr>
+        <w:t xml:space="preserve">greift nun </w:t>
+      </w:r>
+      <w:r>
+        <w:rPr>
+          <w:rFonts w:ascii="Roboto" w:hAnsi="Roboto"/>
+          <w:b/>
+          <w:bCs/>
+          <w:color w:val="00B050"/>
+          <w:sz w:val="32"/>
+          <w:szCs w:val="32"/>
+          <w:lang w:val="de-DE"/>
+        </w:rPr>
+        <w:t xml:space="preserve">das C-Atom </w:t>
+      </w:r>
+      <w:r>
+        <w:rPr>
+          <w:rFonts w:ascii="Roboto" w:hAnsi="Roboto"/>
+          <w:b/>
+          <w:bCs/>
+          <w:color w:val="ED7D31" w:themeColor="accent2"/>
+          <w:sz w:val="32"/>
+          <w:szCs w:val="32"/>
+          <w:lang w:val="de-DE"/>
+        </w:rPr>
+        <w:t>eines weiteren Monomers</w:t>
+      </w:r>
+      <w:r>
+        <w:rPr>
+          <w:rFonts w:ascii="Roboto" w:hAnsi="Roboto"/>
+          <w:color w:val="ED7D31" w:themeColor="accent2"/>
+          <w:sz w:val="32"/>
+          <w:szCs w:val="32"/>
+          <w:lang w:val="de-DE"/>
+        </w:rPr>
+        <w:t xml:space="preserve"> </w:t>
+      </w:r>
+      <w:r>
+        <w:rPr>
+          <w:rFonts w:ascii="Roboto" w:hAnsi="Roboto"/>
+          <w:sz w:val="32"/>
+          <w:szCs w:val="32"/>
+          <w:lang w:val="de-DE"/>
+        </w:rPr>
+        <w:t>an.</w:t>
+      </w:r>
+    </w:p>
+    <w:p>
+      <w:pPr>
+        <w:jc w:val="center"/>
+        <w:rPr>
+          <w:rFonts w:ascii="Roboto" w:hAnsi="Roboto"/>
+          <w:sz w:val="32"/>
+          <w:szCs w:val="32"/>
+          <w:lang w:val="de-DE"/>
+        </w:rPr>
+      </w:pPr>
+      <w:r>
+        <w:rPr>
+          <w:rFonts w:ascii="Roboto" w:hAnsi="Roboto"/>
+          <w:noProof/>
+          <w:sz w:val="32"/>
+          <w:szCs w:val="32"/>
+          <w:lang w:val="de-DE"/>
+        </w:rPr>
+        <w:drawing>
+          <wp:inline distT="0" distB="0" distL="0" distR="0" wp14:anchorId="204935AF" wp14:editId="08DE0E27">
+            <wp:extent cx="5667154" cy="1508280"/>
+            <wp:effectExtent l="76200" t="76200" r="124460" b="130175"/>
+            <wp:docPr id="119541418" name="Resim 6"/>
+            <wp:cNvGraphicFramePr>
+              <a:graphicFrameLocks xmlns:a="http://schemas.openxmlformats.org/drawingml/2006/main" noChangeAspect="1"/>
+            </wp:cNvGraphicFramePr>
+            <a:graphic xmlns:a="http://schemas.openxmlformats.org/drawingml/2006/main">
+              <a:graphicData uri="http://schemas.openxmlformats.org/drawingml/2006/picture">
+                <pic:pic xmlns:pic="http://schemas.openxmlformats.org/drawingml/2006/picture">
+                  <pic:nvPicPr>
+                    <pic:cNvPr id="0" name="Picture 13"/>
+                    <pic:cNvPicPr>
+                      <a:picLocks noChangeAspect="1" noChangeArrowheads="1"/>
+                    </pic:cNvPicPr>
+                  </pic:nvPicPr>
+                  <pic:blipFill>
+                    <a:blip r:embed="rId33">
+                      <a:extLst>
+                        <a:ext uri="{28A0092B-C50C-407E-A947-70E740481C1C}">
+                          <a14:useLocalDpi xmlns:a14="http://schemas.microsoft.com/office/drawing/2010/main" val="0"/>
+                        </a:ext>
+                      </a:extLst>
+                    </a:blip>
+                    <a:srcRect/>
+                    <a:stretch>
+                      <a:fillRect/>
+                    </a:stretch>
+                  </pic:blipFill>
+                  <pic:spPr bwMode="auto">
+                    <a:xfrm>
+                      <a:off x="0" y="0"/>
+                      <a:ext cx="5679656" cy="1511607"/>
+                    </a:xfrm>
+                    <a:prstGeom prst="rect">
+                      <a:avLst/>
+                    </a:prstGeom>
+                    <a:ln w="38100" cap="sq">
+                      <a:solidFill>
+                        <a:srgbClr val="000000"/>
+                      </a:solidFill>
+                      <a:prstDash val="solid"/>
+                      <a:miter lim="800000"/>
+                    </a:ln>
+                    <a:effectLst>
+                      <a:outerShdw blurRad="50800" dist="38100" dir="2700000" algn="tl" rotWithShape="0">
+                        <a:srgbClr val="000000">
+                          <a:alpha val="43000"/>
+                        </a:srgbClr>
+                      </a:outerShdw>
+                    </a:effectLst>
+                  </pic:spPr>
+                </pic:pic>
+              </a:graphicData>
+            </a:graphic>
+          </wp:inline>
+        </w:drawing>
+      </w:r>
+    </w:p>
+    <w:p>
+      <w:pPr>
+        <w:jc w:val="center"/>
+        <w:rPr>
+          <w:rFonts w:ascii="Roboto" w:hAnsi="Roboto"/>
+          <w:sz w:val="32"/>
+          <w:szCs w:val="32"/>
+          <w:lang w:val="de-DE"/>
+        </w:rPr>
+      </w:pPr>
+      <w:r>
+        <w:rPr>
+          <w:rFonts w:ascii="Roboto" w:hAnsi="Roboto"/>
+          <w:sz w:val="32"/>
+          <w:szCs w:val="32"/>
+          <w:lang w:val="de-DE"/>
+        </w:rPr>
+        <w:t xml:space="preserve">Die </w:t>
+      </w:r>
+      <w:r>
+        <w:rPr>
+          <w:rFonts w:ascii="Roboto" w:hAnsi="Roboto"/>
+          <w:b/>
+          <w:bCs/>
+          <w:color w:val="7030A0"/>
+          <w:sz w:val="32"/>
+          <w:szCs w:val="32"/>
+          <w:lang w:val="de-DE"/>
+        </w:rPr>
+        <w:t>anionische</w:t>
+      </w:r>
+      <w:r>
+        <w:rPr>
+          <w:rFonts w:ascii="Roboto" w:hAnsi="Roboto"/>
+          <w:color w:val="7030A0"/>
+          <w:sz w:val="32"/>
+          <w:szCs w:val="32"/>
+          <w:lang w:val="de-DE"/>
+        </w:rPr>
+        <w:t xml:space="preserve"> </w:t>
+      </w:r>
+      <w:r>
+        <w:rPr>
+          <w:rFonts w:ascii="Roboto" w:hAnsi="Roboto"/>
+          <w:b/>
+          <w:bCs/>
+          <w:color w:val="7030A0"/>
+          <w:sz w:val="32"/>
+          <w:szCs w:val="32"/>
+          <w:lang w:val="de-DE"/>
+        </w:rPr>
+        <w:t>Kette</w:t>
+      </w:r>
+      <w:r>
+        <w:rPr>
+          <w:rFonts w:ascii="Roboto" w:hAnsi="Roboto"/>
+          <w:color w:val="7030A0"/>
+          <w:sz w:val="32"/>
+          <w:szCs w:val="32"/>
+          <w:lang w:val="de-DE"/>
+        </w:rPr>
+        <w:t xml:space="preserve"> </w:t>
+      </w:r>
+      <w:r>
+        <w:rPr>
+          <w:rFonts w:ascii="Roboto" w:hAnsi="Roboto"/>
+          <w:sz w:val="32"/>
+          <w:szCs w:val="32"/>
+          <w:lang w:val="de-DE"/>
+        </w:rPr>
+        <w:t>verl</w:t>
+      </w:r>
+      <w:r>
+        <w:rPr>
+          <w:rFonts w:ascii="Roboto" w:hAnsi="Roboto" w:cs="Roboto"/>
+          <w:sz w:val="32"/>
+          <w:szCs w:val="32"/>
+          <w:lang w:val="de-DE"/>
+        </w:rPr>
+        <w:t>ä</w:t>
+      </w:r>
+      <w:r>
+        <w:rPr>
+          <w:rFonts w:ascii="Roboto" w:hAnsi="Roboto"/>
+          <w:sz w:val="32"/>
+          <w:szCs w:val="32"/>
+          <w:lang w:val="de-DE"/>
+        </w:rPr>
+        <w:t xml:space="preserve">ngert sich um </w:t>
+      </w:r>
+      <w:r>
+        <w:rPr>
+          <w:rFonts w:ascii="Roboto" w:hAnsi="Roboto"/>
+          <w:b/>
+          <w:bCs/>
+          <w:color w:val="ED7D31" w:themeColor="accent2"/>
+          <w:sz w:val="32"/>
+          <w:szCs w:val="32"/>
+          <w:lang w:val="de-DE"/>
+        </w:rPr>
+        <w:t>weitere Monomere</w:t>
+      </w:r>
+      <w:r>
+        <w:rPr>
+          <w:rFonts w:ascii="Roboto" w:hAnsi="Roboto"/>
+          <w:color w:val="ED7D31" w:themeColor="accent2"/>
+          <w:sz w:val="32"/>
+          <w:szCs w:val="32"/>
+          <w:lang w:val="de-DE"/>
+        </w:rPr>
+        <w:t xml:space="preserve"> </w:t>
+      </w:r>
+      <w:r>
+        <w:rPr>
+          <w:rFonts w:ascii="Roboto" w:hAnsi="Roboto"/>
+          <w:sz w:val="32"/>
+          <w:szCs w:val="32"/>
+          <w:lang w:val="de-DE"/>
+        </w:rPr>
+        <w:t>(Kettenreaktion)</w:t>
+      </w:r>
+    </w:p>
+    <w:p>
+      <w:pPr>
+        <w:jc w:val="center"/>
+        <w:rPr>
+          <w:rFonts w:ascii="Roboto" w:hAnsi="Roboto"/>
+          <w:sz w:val="32"/>
+          <w:szCs w:val="32"/>
+          <w:lang w:val="de-DE"/>
+        </w:rPr>
+      </w:pPr>
+    </w:p>
+    <w:p>
+      <w:pPr>
+        <w:rPr>
+          <w:rFonts w:ascii="Roboto" w:hAnsi="Roboto"/>
+          <w:b/>
+          <w:bCs/>
+          <w:sz w:val="32"/>
+          <w:szCs w:val="32"/>
+          <w:u w:val="single"/>
+          <w:lang w:val="de-DE"/>
+        </w:rPr>
+      </w:pPr>
+      <w:r>
+        <w:rPr>
+          <w:rFonts w:ascii="Roboto" w:hAnsi="Roboto"/>
+          <w:b/>
+          <w:bCs/>
+          <w:sz w:val="32"/>
+          <w:szCs w:val="32"/>
+          <w:u w:val="single"/>
+          <w:lang w:val="de-DE"/>
+        </w:rPr>
+        <w:t>Termination</w:t>
+      </w:r>
+      <w:r>
+        <w:rPr>
+          <w:rFonts w:ascii="Roboto" w:hAnsi="Roboto"/>
+          <w:b/>
+          <w:bCs/>
+          <w:sz w:val="32"/>
+          <w:szCs w:val="32"/>
+          <w:u w:val="single"/>
+          <w:lang w:val="de-DE"/>
+        </w:rPr>
+        <w:t xml:space="preserve"> (Ketten</w:t>
+      </w:r>
+      <w:r>
+        <w:rPr>
+          <w:rFonts w:ascii="Roboto" w:hAnsi="Roboto"/>
+          <w:b/>
+          <w:bCs/>
+          <w:sz w:val="32"/>
+          <w:szCs w:val="32"/>
+          <w:u w:val="single"/>
+          <w:lang w:val="de-DE"/>
+        </w:rPr>
+        <w:t>abbruch</w:t>
+      </w:r>
+      <w:r>
+        <w:rPr>
+          <w:rFonts w:ascii="Roboto" w:hAnsi="Roboto"/>
+          <w:b/>
+          <w:bCs/>
+          <w:sz w:val="32"/>
+          <w:szCs w:val="32"/>
+          <w:u w:val="single"/>
+          <w:lang w:val="de-DE"/>
+        </w:rPr>
+        <w:t>)</w:t>
+      </w:r>
+    </w:p>
+    <w:p>
+      <w:pPr>
+        <w:jc w:val="center"/>
+        <w:rPr>
+          <w:rFonts w:ascii="Roboto" w:hAnsi="Roboto"/>
+          <w:sz w:val="32"/>
+          <w:szCs w:val="32"/>
+          <w:lang w:val="de-DE"/>
+        </w:rPr>
+      </w:pPr>
+      <w:r>
+        <w:rPr>
+          <w:rFonts w:ascii="Roboto" w:hAnsi="Roboto"/>
+          <w:sz w:val="32"/>
+          <w:szCs w:val="32"/>
+          <w:lang w:val="de-DE"/>
+        </w:rPr>
+        <w:t xml:space="preserve">Der Kettenabbruch funktioniert praktisch nur, wenn man zu dem </w:t>
+      </w:r>
+      <w:r>
+        <w:rPr>
+          <w:rFonts w:ascii="Roboto" w:hAnsi="Roboto"/>
+          <w:b/>
+          <w:bCs/>
+          <w:sz w:val="32"/>
+          <w:szCs w:val="32"/>
+          <w:lang w:val="de-DE"/>
+        </w:rPr>
+        <w:t>Reaktionsgemisch</w:t>
+      </w:r>
+      <w:r>
+        <w:rPr>
+          <w:rFonts w:ascii="Roboto" w:hAnsi="Roboto"/>
+          <w:sz w:val="32"/>
+          <w:szCs w:val="32"/>
+          <w:lang w:val="de-DE"/>
+        </w:rPr>
+        <w:t xml:space="preserve"> </w:t>
+      </w:r>
+      <w:r>
+        <w:rPr>
+          <w:rFonts w:ascii="Roboto" w:hAnsi="Roboto"/>
+          <w:b/>
+          <w:bCs/>
+          <w:sz w:val="32"/>
+          <w:szCs w:val="32"/>
+          <w:lang w:val="de-DE"/>
+        </w:rPr>
+        <w:t>Stoffe</w:t>
+      </w:r>
+      <w:r>
+        <w:rPr>
+          <w:rFonts w:ascii="Roboto" w:hAnsi="Roboto"/>
+          <w:sz w:val="32"/>
+          <w:szCs w:val="32"/>
+          <w:lang w:val="de-DE"/>
+        </w:rPr>
+        <w:t xml:space="preserve"> </w:t>
+      </w:r>
+      <w:r>
+        <w:rPr>
+          <w:rFonts w:ascii="Roboto" w:hAnsi="Roboto"/>
+          <w:b/>
+          <w:bCs/>
+          <w:sz w:val="32"/>
+          <w:szCs w:val="32"/>
+          <w:lang w:val="de-DE"/>
+        </w:rPr>
+        <w:t>wie z.B. Wasser</w:t>
+      </w:r>
+      <w:r>
+        <w:rPr>
+          <w:rFonts w:ascii="Roboto" w:hAnsi="Roboto"/>
+          <w:sz w:val="32"/>
+          <w:szCs w:val="32"/>
+          <w:lang w:val="de-DE"/>
+        </w:rPr>
+        <w:t xml:space="preserve"> hinzugibt, die mit den </w:t>
+      </w:r>
+      <w:r>
+        <w:rPr>
+          <w:rFonts w:ascii="Roboto" w:hAnsi="Roboto"/>
+          <w:b/>
+          <w:bCs/>
+          <w:color w:val="0000FF"/>
+          <w:sz w:val="32"/>
+          <w:szCs w:val="32"/>
+          <w:lang w:val="de-DE"/>
+        </w:rPr>
+        <w:t>Anionen</w:t>
+      </w:r>
+      <w:r>
+        <w:rPr>
+          <w:rFonts w:ascii="Roboto" w:hAnsi="Roboto"/>
+          <w:sz w:val="32"/>
+          <w:szCs w:val="32"/>
+          <w:lang w:val="de-DE"/>
+        </w:rPr>
+        <w:t xml:space="preserve"> reagieren, sodass die Reaktion </w:t>
+      </w:r>
+      <w:r>
+        <w:rPr>
+          <w:rFonts w:ascii="Roboto" w:hAnsi="Roboto"/>
+          <w:b/>
+          <w:bCs/>
+          <w:sz w:val="32"/>
+          <w:szCs w:val="32"/>
+          <w:lang w:val="de-DE"/>
+        </w:rPr>
+        <w:t>beendet</w:t>
+      </w:r>
+      <w:r>
+        <w:rPr>
+          <w:rFonts w:ascii="Roboto" w:hAnsi="Roboto"/>
+          <w:sz w:val="32"/>
+          <w:szCs w:val="32"/>
+          <w:lang w:val="de-DE"/>
+        </w:rPr>
+        <w:t xml:space="preserve"> wird.</w:t>
+      </w:r>
+    </w:p>
+    <w:p>
+      <w:pPr>
+        <w:jc w:val="center"/>
+        <w:rPr>
+          <w:rFonts w:ascii="Roboto" w:hAnsi="Roboto"/>
+          <w:sz w:val="32"/>
+          <w:szCs w:val="32"/>
+          <w:lang w:val="de-DE"/>
+        </w:rPr>
+      </w:pPr>
+      <w:r>
+        <w:rPr>
+          <w:rFonts w:ascii="Roboto" w:hAnsi="Roboto"/>
+          <w:noProof/>
+          <w:sz w:val="32"/>
+          <w:szCs w:val="32"/>
+          <w:lang w:val="de-DE"/>
+        </w:rPr>
+        <w:drawing>
+          <wp:inline distT="0" distB="0" distL="0" distR="0" wp14:anchorId="46A53BBD" wp14:editId="534017CE">
+            <wp:extent cx="5757545" cy="2256155"/>
+            <wp:effectExtent l="76200" t="76200" r="128905" b="125095"/>
+            <wp:docPr id="1154905700" name="Resim 1"/>
+            <wp:cNvGraphicFramePr>
+              <a:graphicFrameLocks xmlns:a="http://schemas.openxmlformats.org/drawingml/2006/main" noChangeAspect="1"/>
+            </wp:cNvGraphicFramePr>
+            <a:graphic xmlns:a="http://schemas.openxmlformats.org/drawingml/2006/main">
+              <a:graphicData uri="http://schemas.openxmlformats.org/drawingml/2006/picture">
+                <pic:pic xmlns:pic="http://schemas.openxmlformats.org/drawingml/2006/picture">
+                  <pic:nvPicPr>
+                    <pic:cNvPr id="0" name="Picture 8"/>
+                    <pic:cNvPicPr>
+                      <a:picLocks noChangeAspect="1" noChangeArrowheads="1"/>
+                    </pic:cNvPicPr>
+                  </pic:nvPicPr>
+                  <pic:blipFill>
+                    <a:blip r:embed="rId34">
+                      <a:extLst>
+                        <a:ext uri="{28A0092B-C50C-407E-A947-70E740481C1C}">
+                          <a14:useLocalDpi xmlns:a14="http://schemas.microsoft.com/office/drawing/2010/main" val="0"/>
+                        </a:ext>
+                      </a:extLst>
+                    </a:blip>
+                    <a:srcRect/>
+                    <a:stretch>
+                      <a:fillRect/>
+                    </a:stretch>
+                  </pic:blipFill>
+                  <pic:spPr bwMode="auto">
+                    <a:xfrm>
+                      <a:off x="0" y="0"/>
+                      <a:ext cx="5757545" cy="2256155"/>
+                    </a:xfrm>
+                    <a:prstGeom prst="rect">
+                      <a:avLst/>
+                    </a:prstGeom>
+                    <a:ln w="38100" cap="sq">
+                      <a:solidFill>
+                        <a:srgbClr val="000000"/>
+                      </a:solidFill>
+                      <a:prstDash val="solid"/>
+                      <a:miter lim="800000"/>
+                    </a:ln>
+                    <a:effectLst>
+                      <a:outerShdw blurRad="50800" dist="38100" dir="2700000" algn="tl" rotWithShape="0">
+                        <a:srgbClr val="000000">
+                          <a:alpha val="43000"/>
+                        </a:srgbClr>
+                      </a:outerShdw>
+                    </a:effectLst>
+                  </pic:spPr>
+                </pic:pic>
+              </a:graphicData>
+            </a:graphic>
+          </wp:inline>
+        </w:drawing>
+      </w:r>
+    </w:p>
+    <w:p>
+      <w:pPr>
+        <w:jc w:val="center"/>
+        <w:rPr>
+          <w:rFonts w:ascii="Roboto" w:hAnsi="Roboto"/>
+          <w:b/>
+          <w:bCs/>
+          <w:i/>
+          <w:iCs/>
+          <w:sz w:val="32"/>
+          <w:szCs w:val="32"/>
+          <w:lang w:val="de-DE"/>
+        </w:rPr>
+      </w:pPr>
+      <w:r>
+        <w:rPr>
+          <w:rFonts w:ascii="Roboto" w:hAnsi="Roboto"/>
+          <w:sz w:val="32"/>
+          <w:szCs w:val="32"/>
+          <w:lang w:val="de-DE"/>
+        </w:rPr>
+        <w:t xml:space="preserve">Ansonsten sind die </w:t>
+      </w:r>
+      <w:r>
+        <w:rPr>
+          <w:rFonts w:ascii="Roboto" w:hAnsi="Roboto"/>
+          <w:b/>
+          <w:bCs/>
+          <w:color w:val="0000FF"/>
+          <w:sz w:val="32"/>
+          <w:szCs w:val="32"/>
+          <w:lang w:val="de-DE"/>
+        </w:rPr>
+        <w:t>Anionen</w:t>
+      </w:r>
+      <w:r>
+        <w:rPr>
+          <w:rFonts w:ascii="Roboto" w:hAnsi="Roboto"/>
+          <w:color w:val="0000FF"/>
+          <w:sz w:val="32"/>
+          <w:szCs w:val="32"/>
+          <w:lang w:val="de-DE"/>
+        </w:rPr>
+        <w:t xml:space="preserve"> </w:t>
+      </w:r>
+      <w:r>
+        <w:rPr>
+          <w:rFonts w:ascii="Roboto" w:hAnsi="Roboto"/>
+          <w:sz w:val="32"/>
+          <w:szCs w:val="32"/>
+          <w:lang w:val="de-DE"/>
+        </w:rPr>
+        <w:t xml:space="preserve">so </w:t>
+      </w:r>
+      <w:r>
+        <w:rPr>
+          <w:rFonts w:ascii="Roboto" w:hAnsi="Roboto"/>
+          <w:b/>
+          <w:bCs/>
+          <w:sz w:val="32"/>
+          <w:szCs w:val="32"/>
+          <w:lang w:val="de-DE"/>
+        </w:rPr>
+        <w:t>stabil</w:t>
+      </w:r>
+      <w:r>
+        <w:rPr>
+          <w:rFonts w:ascii="Roboto" w:hAnsi="Roboto"/>
+          <w:sz w:val="32"/>
+          <w:szCs w:val="32"/>
+          <w:lang w:val="de-DE"/>
+        </w:rPr>
+        <w:t xml:space="preserve">, dass sie </w:t>
+      </w:r>
+      <w:r>
+        <w:rPr>
+          <w:rFonts w:ascii="Roboto" w:hAnsi="Roboto"/>
+          <w:b/>
+          <w:bCs/>
+          <w:sz w:val="32"/>
+          <w:szCs w:val="32"/>
+          <w:lang w:val="de-DE"/>
+        </w:rPr>
+        <w:t>jahrelang erhalten bleiben können</w:t>
+      </w:r>
+      <w:r>
+        <w:rPr>
+          <w:rFonts w:ascii="Roboto" w:hAnsi="Roboto"/>
+          <w:sz w:val="32"/>
+          <w:szCs w:val="32"/>
+          <w:lang w:val="de-DE"/>
+        </w:rPr>
+        <w:t xml:space="preserve"> und </w:t>
+      </w:r>
+      <w:r>
+        <w:rPr>
+          <w:rFonts w:ascii="Roboto" w:hAnsi="Roboto"/>
+          <w:b/>
+          <w:bCs/>
+          <w:sz w:val="32"/>
+          <w:szCs w:val="32"/>
+          <w:lang w:val="de-DE"/>
+        </w:rPr>
+        <w:t>immer wieder</w:t>
+      </w:r>
+      <w:r>
+        <w:rPr>
+          <w:rFonts w:ascii="Roboto" w:hAnsi="Roboto"/>
+          <w:sz w:val="32"/>
+          <w:szCs w:val="32"/>
+          <w:lang w:val="de-DE"/>
+        </w:rPr>
+        <w:t xml:space="preserve"> mit </w:t>
+      </w:r>
+      <w:r>
+        <w:rPr>
+          <w:rFonts w:ascii="Roboto" w:hAnsi="Roboto"/>
+          <w:b/>
+          <w:bCs/>
+          <w:color w:val="ED7D31" w:themeColor="accent2"/>
+          <w:sz w:val="32"/>
+          <w:szCs w:val="32"/>
+          <w:lang w:val="de-DE"/>
+        </w:rPr>
+        <w:t>neuen</w:t>
+      </w:r>
+      <w:r>
+        <w:rPr>
+          <w:rFonts w:ascii="Roboto" w:hAnsi="Roboto"/>
+          <w:color w:val="ED7D31" w:themeColor="accent2"/>
+          <w:sz w:val="32"/>
+          <w:szCs w:val="32"/>
+          <w:lang w:val="de-DE"/>
+        </w:rPr>
+        <w:t xml:space="preserve"> </w:t>
+      </w:r>
+      <w:r>
+        <w:rPr>
+          <w:rFonts w:ascii="Roboto" w:hAnsi="Roboto"/>
+          <w:b/>
+          <w:bCs/>
+          <w:color w:val="ED7D31" w:themeColor="accent2"/>
+          <w:sz w:val="32"/>
+          <w:szCs w:val="32"/>
+          <w:lang w:val="de-DE"/>
+        </w:rPr>
+        <w:t>Monomeren</w:t>
+      </w:r>
+      <w:r>
+        <w:rPr>
+          <w:rFonts w:ascii="Roboto" w:hAnsi="Roboto"/>
+          <w:color w:val="ED7D31" w:themeColor="accent2"/>
+          <w:sz w:val="32"/>
+          <w:szCs w:val="32"/>
+          <w:lang w:val="de-DE"/>
+        </w:rPr>
+        <w:t xml:space="preserve"> </w:t>
+      </w:r>
+      <w:r>
+        <w:rPr>
+          <w:rFonts w:ascii="Roboto" w:hAnsi="Roboto"/>
+          <w:sz w:val="32"/>
+          <w:szCs w:val="32"/>
+          <w:lang w:val="de-DE"/>
+        </w:rPr>
+        <w:t xml:space="preserve">reagieren können </w:t>
+      </w:r>
+      <w:r>
+        <w:rPr>
+          <w:rFonts w:ascii="Roboto" w:hAnsi="Roboto"/>
+          <w:b/>
+          <w:bCs/>
+          <w:i/>
+          <w:iCs/>
+          <w:sz w:val="32"/>
+          <w:szCs w:val="32"/>
+          <w:lang w:val="de-DE"/>
+        </w:rPr>
+        <w:t>(lebende Polymere).</w:t>
+      </w:r>
+    </w:p>
+    <w:p>
+      <w:pPr>
+        <w:jc w:val="center"/>
+        <w:rPr>
+          <w:rFonts w:ascii="Roboto" w:hAnsi="Roboto"/>
+          <w:i/>
+          <w:iCs/>
+          <w:sz w:val="28"/>
+          <w:szCs w:val="28"/>
+          <w:lang w:val="de-DE"/>
+        </w:rPr>
+      </w:pPr>
+      <w:r>
+        <w:rPr>
+          <w:rFonts w:ascii="Roboto" w:hAnsi="Roboto"/>
+          <w:i/>
+          <w:iCs/>
+          <w:sz w:val="28"/>
+          <w:szCs w:val="28"/>
+          <w:lang w:val="de-DE"/>
+        </w:rPr>
+        <w:t xml:space="preserve">Dies macht man sich bei der Herstellung von </w:t>
+      </w:r>
+      <w:r>
+        <w:rPr>
+          <w:rFonts w:ascii="Roboto" w:hAnsi="Roboto"/>
+          <w:b/>
+          <w:bCs/>
+          <w:i/>
+          <w:iCs/>
+          <w:color w:val="ED7D31" w:themeColor="accent2"/>
+          <w:sz w:val="32"/>
+          <w:szCs w:val="32"/>
+          <w:lang w:val="de-DE"/>
+        </w:rPr>
+        <w:t>Block</w:t>
+      </w:r>
+      <w:r>
+        <w:rPr>
+          <w:rFonts w:ascii="Roboto" w:hAnsi="Roboto"/>
+          <w:b/>
+          <w:bCs/>
+          <w:i/>
+          <w:iCs/>
+          <w:color w:val="00B0F0"/>
+          <w:sz w:val="32"/>
+          <w:szCs w:val="32"/>
+          <w:lang w:val="de-DE"/>
+        </w:rPr>
+        <w:t>polymeren</w:t>
+      </w:r>
+      <w:r>
+        <w:rPr>
+          <w:rFonts w:ascii="Roboto" w:hAnsi="Roboto"/>
+          <w:i/>
+          <w:iCs/>
+          <w:sz w:val="28"/>
+          <w:szCs w:val="28"/>
+          <w:lang w:val="de-DE"/>
+        </w:rPr>
+        <w:t xml:space="preserve"> </w:t>
+      </w:r>
+      <w:r>
+        <w:rPr>
+          <w:rFonts w:ascii="Roboto" w:hAnsi="Roboto"/>
+          <w:i/>
+          <w:iCs/>
+          <w:sz w:val="28"/>
+          <w:szCs w:val="28"/>
+          <w:lang w:val="de-DE"/>
+        </w:rPr>
+        <w:t>zunutze.</w:t>
+      </w:r>
+    </w:p>
+    <w:p>
+      <w:pPr>
+        <w:jc w:val="center"/>
+        <w:rPr>
+          <w:rFonts w:ascii="Roboto" w:hAnsi="Roboto"/>
+          <w:sz w:val="32"/>
+          <w:szCs w:val="32"/>
+          <w:lang w:val="de-DE"/>
+        </w:rPr>
+      </w:pPr>
+      <w:r>
+        <w:rPr>
+          <w:rFonts w:ascii="Roboto" w:hAnsi="Roboto"/>
+          <w:sz w:val="32"/>
+          <w:szCs w:val="32"/>
+          <w:lang w:val="de-DE"/>
+        </w:rPr>
+        <w:lastRenderedPageBreak/>
+        <w:t xml:space="preserve">Insgesamt erhält man bei der </w:t>
+      </w:r>
+      <w:r>
+        <w:rPr>
+          <w:rFonts w:ascii="Roboto" w:hAnsi="Roboto"/>
+          <w:b/>
+          <w:bCs/>
+          <w:sz w:val="32"/>
+          <w:szCs w:val="32"/>
+          <w:lang w:val="de-DE"/>
+        </w:rPr>
+        <w:t>anionischen Polymerisation</w:t>
+      </w:r>
+      <w:r>
+        <w:rPr>
+          <w:rFonts w:ascii="Roboto" w:hAnsi="Roboto"/>
+          <w:sz w:val="32"/>
+          <w:szCs w:val="32"/>
+          <w:lang w:val="de-DE"/>
+        </w:rPr>
+        <w:t xml:space="preserve"> </w:t>
+      </w:r>
+      <w:r>
+        <w:rPr>
+          <w:rFonts w:ascii="Roboto" w:hAnsi="Roboto"/>
+          <w:b/>
+          <w:bCs/>
+          <w:sz w:val="32"/>
+          <w:szCs w:val="32"/>
+          <w:lang w:val="de-DE"/>
+        </w:rPr>
+        <w:t>längere</w:t>
+      </w:r>
+      <w:r>
+        <w:rPr>
+          <w:rFonts w:ascii="Roboto" w:hAnsi="Roboto"/>
+          <w:sz w:val="32"/>
+          <w:szCs w:val="32"/>
+          <w:lang w:val="de-DE"/>
+        </w:rPr>
+        <w:t xml:space="preserve"> </w:t>
+      </w:r>
+      <w:r>
+        <w:rPr>
+          <w:rFonts w:ascii="Roboto" w:hAnsi="Roboto"/>
+          <w:b/>
+          <w:bCs/>
+          <w:sz w:val="32"/>
+          <w:szCs w:val="32"/>
+          <w:lang w:val="de-DE"/>
+        </w:rPr>
+        <w:t>Ketten</w:t>
+      </w:r>
+      <w:r>
+        <w:rPr>
+          <w:rFonts w:ascii="Roboto" w:hAnsi="Roboto"/>
+          <w:sz w:val="32"/>
+          <w:szCs w:val="32"/>
+          <w:lang w:val="de-DE"/>
+        </w:rPr>
+        <w:t xml:space="preserve"> als bei der </w:t>
+      </w:r>
+      <w:r>
+        <w:rPr>
+          <w:rFonts w:ascii="Roboto" w:hAnsi="Roboto"/>
+          <w:b/>
+          <w:bCs/>
+          <w:sz w:val="32"/>
+          <w:szCs w:val="32"/>
+          <w:lang w:val="de-DE"/>
+        </w:rPr>
+        <w:t>radikalischen</w:t>
+      </w:r>
+      <w:r>
+        <w:rPr>
+          <w:rFonts w:ascii="Roboto" w:hAnsi="Roboto"/>
+          <w:sz w:val="32"/>
+          <w:szCs w:val="32"/>
+          <w:lang w:val="de-DE"/>
+        </w:rPr>
+        <w:t xml:space="preserve">. Das so gebildete Polymer ist </w:t>
+      </w:r>
+      <w:r>
+        <w:rPr>
+          <w:rFonts w:ascii="Roboto" w:hAnsi="Roboto"/>
+          <w:b/>
+          <w:bCs/>
+          <w:sz w:val="32"/>
+          <w:szCs w:val="32"/>
+          <w:lang w:val="de-DE"/>
+        </w:rPr>
+        <w:t>stabiler</w:t>
+      </w:r>
+      <w:r>
+        <w:rPr>
+          <w:rFonts w:ascii="Roboto" w:hAnsi="Roboto"/>
+          <w:sz w:val="32"/>
+          <w:szCs w:val="32"/>
+          <w:lang w:val="de-DE"/>
+        </w:rPr>
+        <w:t xml:space="preserve">, </w:t>
+      </w:r>
+      <w:r>
+        <w:rPr>
+          <w:rFonts w:ascii="Roboto" w:hAnsi="Roboto"/>
+          <w:b/>
+          <w:bCs/>
+          <w:sz w:val="32"/>
+          <w:szCs w:val="32"/>
+          <w:lang w:val="de-DE"/>
+        </w:rPr>
+        <w:t>härter</w:t>
+      </w:r>
+      <w:r>
+        <w:rPr>
+          <w:rFonts w:ascii="Roboto" w:hAnsi="Roboto"/>
+          <w:sz w:val="32"/>
+          <w:szCs w:val="32"/>
+          <w:lang w:val="de-DE"/>
+        </w:rPr>
+        <w:t xml:space="preserve">, </w:t>
+      </w:r>
+      <w:r>
+        <w:rPr>
+          <w:rFonts w:ascii="Roboto" w:hAnsi="Roboto"/>
+          <w:b/>
+          <w:bCs/>
+          <w:sz w:val="32"/>
+          <w:szCs w:val="32"/>
+          <w:lang w:val="de-DE"/>
+        </w:rPr>
+        <w:t>hat einen höheren Schmelzpunkt</w:t>
+      </w:r>
+      <w:r>
+        <w:rPr>
+          <w:rFonts w:ascii="Roboto" w:hAnsi="Roboto"/>
+          <w:sz w:val="32"/>
+          <w:szCs w:val="32"/>
+          <w:lang w:val="de-DE"/>
+        </w:rPr>
+        <w:t xml:space="preserve"> und ist </w:t>
+      </w:r>
+      <w:r>
+        <w:rPr>
+          <w:rFonts w:ascii="Roboto" w:hAnsi="Roboto"/>
+          <w:b/>
+          <w:bCs/>
+          <w:sz w:val="32"/>
+          <w:szCs w:val="32"/>
+          <w:lang w:val="de-DE"/>
+        </w:rPr>
+        <w:t>mechanisch</w:t>
+      </w:r>
+      <w:r>
+        <w:rPr>
+          <w:rFonts w:ascii="Roboto" w:hAnsi="Roboto"/>
+          <w:sz w:val="32"/>
+          <w:szCs w:val="32"/>
+          <w:lang w:val="de-DE"/>
+        </w:rPr>
+        <w:t xml:space="preserve"> </w:t>
+      </w:r>
+      <w:r>
+        <w:rPr>
+          <w:rFonts w:ascii="Roboto" w:hAnsi="Roboto"/>
+          <w:b/>
+          <w:bCs/>
+          <w:sz w:val="32"/>
+          <w:szCs w:val="32"/>
+          <w:lang w:val="de-DE"/>
+        </w:rPr>
+        <w:t>stärker</w:t>
+      </w:r>
+      <w:r>
+        <w:rPr>
+          <w:rFonts w:ascii="Roboto" w:hAnsi="Roboto"/>
+          <w:sz w:val="32"/>
+          <w:szCs w:val="32"/>
+          <w:lang w:val="de-DE"/>
+        </w:rPr>
+        <w:t xml:space="preserve"> </w:t>
+      </w:r>
+      <w:r>
+        <w:rPr>
+          <w:rFonts w:ascii="Roboto" w:hAnsi="Roboto"/>
+          <w:b/>
+          <w:bCs/>
+          <w:sz w:val="32"/>
+          <w:szCs w:val="32"/>
+          <w:lang w:val="de-DE"/>
+        </w:rPr>
+        <w:t>belastbar</w:t>
+      </w:r>
+      <w:r>
+        <w:rPr>
+          <w:rFonts w:ascii="Roboto" w:hAnsi="Roboto"/>
+          <w:sz w:val="32"/>
+          <w:szCs w:val="32"/>
+          <w:lang w:val="de-DE"/>
+        </w:rPr>
+        <w:t xml:space="preserve">, weil die </w:t>
+      </w:r>
+      <w:r>
+        <w:rPr>
+          <w:rFonts w:ascii="Roboto" w:hAnsi="Roboto"/>
+          <w:b/>
+          <w:bCs/>
+          <w:sz w:val="32"/>
+          <w:szCs w:val="32"/>
+          <w:lang w:val="de-DE"/>
+        </w:rPr>
+        <w:t>Polymerketten</w:t>
+      </w:r>
+      <w:r>
+        <w:rPr>
+          <w:rFonts w:ascii="Roboto" w:hAnsi="Roboto"/>
+          <w:sz w:val="32"/>
+          <w:szCs w:val="32"/>
+          <w:lang w:val="de-DE"/>
+        </w:rPr>
+        <w:t xml:space="preserve"> </w:t>
+      </w:r>
+      <w:r>
+        <w:rPr>
+          <w:rFonts w:ascii="Roboto" w:hAnsi="Roboto"/>
+          <w:b/>
+          <w:bCs/>
+          <w:sz w:val="32"/>
+          <w:szCs w:val="32"/>
+          <w:lang w:val="de-DE"/>
+        </w:rPr>
+        <w:t>länger</w:t>
+      </w:r>
+      <w:r>
+        <w:rPr>
+          <w:rFonts w:ascii="Roboto" w:hAnsi="Roboto"/>
+          <w:sz w:val="32"/>
+          <w:szCs w:val="32"/>
+          <w:lang w:val="de-DE"/>
+        </w:rPr>
+        <w:t xml:space="preserve"> sind.</w:t>
+      </w:r>
+    </w:p>
+    <w:p>
+      <w:pPr>
+        <w:jc w:val="center"/>
+        <w:rPr>
+          <w:rFonts w:ascii="Roboto" w:hAnsi="Roboto"/>
+          <w:sz w:val="32"/>
+          <w:szCs w:val="32"/>
+          <w:lang w:val="de-DE"/>
+        </w:rPr>
+      </w:pPr>
+    </w:p>
+    <w:p>
+      <w:pPr>
+        <w:jc w:val="center"/>
+        <w:rPr>
+          <w:rFonts w:ascii="Roboto" w:hAnsi="Roboto"/>
+          <w:color w:val="FF0000"/>
+          <w:sz w:val="40"/>
+          <w:szCs w:val="40"/>
+          <w:lang w:val="de-DE"/>
+        </w:rPr>
+      </w:pPr>
+      <w:r>
+        <w:rPr>
+          <w:rFonts w:ascii="Roboto" w:hAnsi="Roboto"/>
+          <w:color w:val="806000" w:themeColor="accent4" w:themeShade="80"/>
+          <w:sz w:val="36"/>
+          <w:szCs w:val="36"/>
+          <w:lang w:val="de-DE"/>
+        </w:rPr>
+        <w:t>Kationische Polymerisation</w:t>
+      </w:r>
+    </w:p>
+    <w:p>
+      <w:pPr>
+        <w:jc w:val="center"/>
+        <w:rPr>
+          <w:rFonts w:ascii="Roboto" w:hAnsi="Roboto"/>
+          <w:color w:val="FF0000"/>
+          <w:sz w:val="40"/>
+          <w:szCs w:val="40"/>
+          <w:lang w:val="de-DE"/>
+        </w:rPr>
+      </w:pPr>
+      <w:r>
+        <w:rPr>
+          <w:rFonts w:ascii="Roboto" w:hAnsi="Roboto"/>
+          <w:noProof/>
+          <w:sz w:val="28"/>
+          <w:szCs w:val="28"/>
+          <w:lang w:val="de-DE"/>
+        </w:rPr>
+        <w:drawing>
+          <wp:inline distT="0" distB="0" distL="0" distR="0" wp14:anchorId="249AE970" wp14:editId="65FA3D8F">
+            <wp:extent cx="3724795" cy="1228896"/>
+            <wp:effectExtent l="76200" t="76200" r="142875" b="123825"/>
+            <wp:docPr id="1005579091" name="Resim 1"/>
+            <wp:cNvGraphicFramePr>
+              <a:graphicFrameLocks xmlns:a="http://schemas.openxmlformats.org/drawingml/2006/main" noChangeAspect="1"/>
+            </wp:cNvGraphicFramePr>
+            <a:graphic xmlns:a="http://schemas.openxmlformats.org/drawingml/2006/main">
+              <a:graphicData uri="http://schemas.openxmlformats.org/drawingml/2006/picture">
+                <pic:pic xmlns:pic="http://schemas.openxmlformats.org/drawingml/2006/picture">
+                  <pic:nvPicPr>
+                    <pic:cNvPr id="1005579091" name=""/>
+                    <pic:cNvPicPr/>
+                  </pic:nvPicPr>
+                  <pic:blipFill>
+                    <a:blip r:embed="rId35"/>
+                    <a:stretch>
+                      <a:fillRect/>
+                    </a:stretch>
+                  </pic:blipFill>
+                  <pic:spPr>
+                    <a:xfrm>
+                      <a:off x="0" y="0"/>
+                      <a:ext cx="3724795" cy="1228896"/>
+                    </a:xfrm>
+                    <a:prstGeom prst="rect">
+                      <a:avLst/>
+                    </a:prstGeom>
+                    <a:ln w="38100" cap="sq">
+                      <a:solidFill>
+                        <a:srgbClr val="000000"/>
+                      </a:solidFill>
+                      <a:prstDash val="solid"/>
+                      <a:miter lim="800000"/>
+                    </a:ln>
+                    <a:effectLst>
+                      <a:outerShdw blurRad="50800" dist="38100" dir="2700000" algn="tl" rotWithShape="0">
+                        <a:srgbClr val="000000">
+                          <a:alpha val="43000"/>
+                        </a:srgbClr>
+                      </a:outerShdw>
+                    </a:effectLst>
+                  </pic:spPr>
+                </pic:pic>
+              </a:graphicData>
+            </a:graphic>
+          </wp:inline>
+        </w:drawing>
+      </w:r>
+    </w:p>
+    <w:p>
+      <w:pPr>
+        <w:jc w:val="center"/>
+        <w:rPr>
+          <w:rFonts w:ascii="Roboto" w:hAnsi="Roboto"/>
+          <w:color w:val="FF0000"/>
+          <w:sz w:val="40"/>
+          <w:szCs w:val="40"/>
+          <w:lang w:val="de-DE"/>
+        </w:rPr>
+      </w:pPr>
+      <w:r>
+        <w:rPr>
+          <w:rFonts w:ascii="Roboto" w:hAnsi="Roboto"/>
+          <w:color w:val="FF0000"/>
+          <w:sz w:val="40"/>
+          <w:szCs w:val="40"/>
+          <w:lang w:val="de-DE"/>
+        </w:rPr>
+        <w:t>Polyk</w:t>
+      </w:r>
+      <w:r>
+        <w:rPr>
+          <w:rFonts w:ascii="Roboto" w:hAnsi="Roboto"/>
+          <w:color w:val="FF0000"/>
+          <w:sz w:val="40"/>
+          <w:szCs w:val="40"/>
+          <w:lang w:val="de-DE"/>
+        </w:rPr>
+        <w:t>ondensation</w:t>
       </w:r>
     </w:p>
     <w:p>
@@ -7080,44 +9123,6 @@
           <w:lang w:val="de-DE"/>
         </w:rPr>
       </w:pPr>
-      <w:r>
-        <w:rPr>
-          <w:rFonts w:ascii="Roboto" w:hAnsi="Roboto"/>
-          <w:color w:val="806000" w:themeColor="accent4" w:themeShade="80"/>
-          <w:sz w:val="36"/>
-          <w:szCs w:val="36"/>
-          <w:lang w:val="de-DE"/>
-        </w:rPr>
-        <w:t>Kationische Polymerisation</w:t>
-      </w:r>
-    </w:p>
-    <w:p>
-      <w:pPr>
-        <w:jc w:val="center"/>
-        <w:rPr>
-          <w:rFonts w:ascii="Roboto" w:hAnsi="Roboto"/>
-          <w:i/>
-          <w:iCs/>
-          <w:color w:val="44546A" w:themeColor="text2"/>
-          <w:sz w:val="36"/>
-          <w:szCs w:val="36"/>
-          <w:u w:val="single"/>
-          <w:lang w:val="de-DE"/>
-        </w:rPr>
-      </w:pPr>
-      <w:r>
-        <w:rPr>
-          <w:rFonts w:ascii="Roboto" w:hAnsi="Roboto"/>
-          <w:i/>
-          <w:iCs/>
-          <w:color w:val="44546A" w:themeColor="text2"/>
-          <w:sz w:val="36"/>
-          <w:szCs w:val="36"/>
-          <w:u w:val="single"/>
-          <w:lang w:val="de-DE"/>
-        </w:rPr>
-        <w:t>Noch nicht fertig.</w:t>
-      </w:r>
     </w:p>
     <w:p>
       <w:pPr>
@@ -7142,7 +9147,10 @@
           <w:lang w:val="de-DE"/>
         </w:rPr>
       </w:pPr>
-      <w:r>
+    </w:p>
+    <w:p>
+      <w:pPr>
+        <w:jc w:val="center"/>
         <w:rPr>
           <w:rFonts w:ascii="Roboto" w:hAnsi="Roboto"/>
           <w:color w:val="FF0000"/>
@@ -7150,9 +9158,11 @@
           <w:szCs w:val="40"/>
           <w:lang w:val="de-DE"/>
         </w:rPr>
-        <w:t>Polyk</w:t>
-      </w:r>
-      <w:r>
+      </w:pPr>
+    </w:p>
+    <w:p>
+      <w:pPr>
+        <w:jc w:val="center"/>
         <w:rPr>
           <w:rFonts w:ascii="Roboto" w:hAnsi="Roboto"/>
           <w:color w:val="FF0000"/>
@@ -7160,36 +9170,7 @@
           <w:szCs w:val="40"/>
           <w:lang w:val="de-DE"/>
         </w:rPr>
-        <w:t>ondensation</w:t>
-      </w:r>
-    </w:p>
-    <w:p>
-      <w:pPr>
-        <w:jc w:val="center"/>
-        <w:rPr>
-          <w:rFonts w:ascii="Roboto" w:hAnsi="Roboto"/>
-          <w:i/>
-          <w:iCs/>
-          <w:color w:val="44546A" w:themeColor="text2"/>
-          <w:sz w:val="36"/>
-          <w:szCs w:val="36"/>
-          <w:u w:val="single"/>
-          <w:lang w:val="de-DE"/>
-        </w:rPr>
-      </w:pPr>
-      <w:r>
-        <w:rPr>
-          <w:rFonts w:ascii="Roboto" w:hAnsi="Roboto"/>
-          <w:i/>
-          <w:iCs/>
-          <w:color w:val="44546A" w:themeColor="text2"/>
-          <w:sz w:val="36"/>
-          <w:szCs w:val="36"/>
-          <w:u w:val="single"/>
-          <w:lang w:val="de-DE"/>
-        </w:rPr>
-        <w:t>Noch nicht fertig.</w:t>
-      </w:r>
+      </w:pPr>
     </w:p>
     <w:p>
       <w:pPr>
@@ -7327,6 +9308,155 @@
       <w:pPr>
         <w:jc w:val="center"/>
         <w:rPr>
+          <w:rFonts w:ascii="Algerian" w:hAnsi="Algerian"/>
+          <w:b/>
+          <w:bCs/>
+          <w:color w:val="FF0000"/>
+          <w:sz w:val="48"/>
+          <w:szCs w:val="48"/>
+          <w:lang w:val="de-DE"/>
+        </w:rPr>
+      </w:pPr>
+      <w:r>
+        <w:rPr>
+          <w:rFonts w:ascii="Algerian" w:hAnsi="Algerian"/>
+          <w:b/>
+          <w:bCs/>
+          <w:color w:val="FF0000"/>
+          <w:sz w:val="48"/>
+          <w:szCs w:val="48"/>
+          <w:lang w:val="de-DE"/>
+        </w:rPr>
+        <w:t xml:space="preserve">AB HIER IST ALLES </w:t>
+      </w:r>
+      <w:r>
+        <w:rPr>
+          <w:rFonts w:ascii="Algerian" w:hAnsi="Algerian"/>
+          <w:b/>
+          <w:bCs/>
+          <w:color w:val="FF0000"/>
+          <w:sz w:val="48"/>
+          <w:szCs w:val="48"/>
+          <w:lang w:val="de-DE"/>
+        </w:rPr>
+        <w:t>Wiederholung</w:t>
+      </w:r>
+    </w:p>
+    <w:p>
+      <w:pPr>
+        <w:jc w:val="center"/>
+        <w:rPr>
+          <w:rFonts w:ascii="Algerian" w:hAnsi="Algerian"/>
+          <w:b/>
+          <w:bCs/>
+          <w:color w:val="FF0000"/>
+          <w:sz w:val="48"/>
+          <w:szCs w:val="48"/>
+          <w:lang w:val="de-DE"/>
+        </w:rPr>
+      </w:pPr>
+    </w:p>
+    <w:p>
+      <w:pPr>
+        <w:jc w:val="center"/>
+        <w:rPr>
+          <w:rFonts w:ascii="Algerian" w:hAnsi="Algerian"/>
+          <w:b/>
+          <w:bCs/>
+          <w:color w:val="FF0000"/>
+          <w:sz w:val="48"/>
+          <w:szCs w:val="48"/>
+          <w:lang w:val="de-DE"/>
+        </w:rPr>
+      </w:pPr>
+    </w:p>
+    <w:p>
+      <w:pPr>
+        <w:jc w:val="center"/>
+        <w:rPr>
+          <w:rFonts w:ascii="Algerian" w:hAnsi="Algerian"/>
+          <w:b/>
+          <w:bCs/>
+          <w:color w:val="FF0000"/>
+          <w:sz w:val="48"/>
+          <w:szCs w:val="48"/>
+          <w:lang w:val="de-DE"/>
+        </w:rPr>
+      </w:pPr>
+    </w:p>
+    <w:p>
+      <w:pPr>
+        <w:jc w:val="center"/>
+        <w:rPr>
+          <w:rFonts w:ascii="Algerian" w:hAnsi="Algerian"/>
+          <w:b/>
+          <w:bCs/>
+          <w:color w:val="FF0000"/>
+          <w:sz w:val="48"/>
+          <w:szCs w:val="48"/>
+          <w:lang w:val="de-DE"/>
+        </w:rPr>
+      </w:pPr>
+    </w:p>
+    <w:p>
+      <w:pPr>
+        <w:jc w:val="center"/>
+        <w:rPr>
+          <w:rFonts w:ascii="Algerian" w:hAnsi="Algerian"/>
+          <w:b/>
+          <w:bCs/>
+          <w:color w:val="FF0000"/>
+          <w:sz w:val="48"/>
+          <w:szCs w:val="48"/>
+          <w:lang w:val="de-DE"/>
+        </w:rPr>
+      </w:pPr>
+    </w:p>
+    <w:p>
+      <w:pPr>
+        <w:jc w:val="center"/>
+        <w:rPr>
+          <w:rFonts w:ascii="Algerian" w:hAnsi="Algerian"/>
+          <w:b/>
+          <w:bCs/>
+          <w:color w:val="FF0000"/>
+          <w:sz w:val="48"/>
+          <w:szCs w:val="48"/>
+          <w:lang w:val="de-DE"/>
+        </w:rPr>
+      </w:pPr>
+    </w:p>
+    <w:p>
+      <w:pPr>
+        <w:jc w:val="center"/>
+        <w:rPr>
+          <w:rFonts w:ascii="Algerian" w:hAnsi="Algerian"/>
+          <w:b/>
+          <w:bCs/>
+          <w:color w:val="FF0000"/>
+          <w:sz w:val="48"/>
+          <w:szCs w:val="48"/>
+          <w:lang w:val="de-DE"/>
+        </w:rPr>
+      </w:pPr>
+    </w:p>
+    <w:p>
+      <w:pPr>
+        <w:rPr>
+          <w:rFonts w:ascii="Algerian" w:hAnsi="Algerian"/>
+          <w:b/>
+          <w:bCs/>
+          <w:color w:val="FF0000"/>
+          <w:sz w:val="48"/>
+          <w:szCs w:val="48"/>
+          <w:lang w:val="de-DE"/>
+        </w:rPr>
+      </w:pPr>
+    </w:p>
+    <w:p>
+      <w:pPr>
+        <w:jc w:val="center"/>
+        <w:rPr>
           <w:rFonts w:ascii="Roboto" w:hAnsi="Roboto"/>
           <w:color w:val="FF0000"/>
           <w:sz w:val="40"/>
@@ -7334,10 +9464,7 @@
           <w:lang w:val="de-DE"/>
         </w:rPr>
       </w:pPr>
-    </w:p>
-    <w:p>
-      <w:pPr>
-        <w:jc w:val="center"/>
+      <w:r>
         <w:rPr>
           <w:rFonts w:ascii="Roboto" w:hAnsi="Roboto"/>
           <w:color w:val="FF0000"/>
@@ -7345,213 +9472,6 @@
           <w:szCs w:val="40"/>
           <w:lang w:val="de-DE"/>
         </w:rPr>
-      </w:pPr>
-    </w:p>
-    <w:p>
-      <w:pPr>
-        <w:jc w:val="center"/>
-        <w:rPr>
-          <w:rFonts w:ascii="Roboto" w:hAnsi="Roboto"/>
-          <w:color w:val="FF0000"/>
-          <w:sz w:val="40"/>
-          <w:szCs w:val="40"/>
-          <w:lang w:val="de-DE"/>
-        </w:rPr>
-      </w:pPr>
-    </w:p>
-    <w:p>
-      <w:pPr>
-        <w:jc w:val="center"/>
-        <w:rPr>
-          <w:rFonts w:ascii="Roboto" w:hAnsi="Roboto"/>
-          <w:color w:val="FF0000"/>
-          <w:sz w:val="40"/>
-          <w:szCs w:val="40"/>
-          <w:lang w:val="de-DE"/>
-        </w:rPr>
-      </w:pPr>
-    </w:p>
-    <w:p>
-      <w:pPr>
-        <w:jc w:val="center"/>
-        <w:rPr>
-          <w:rFonts w:ascii="Roboto" w:hAnsi="Roboto"/>
-          <w:color w:val="FF0000"/>
-          <w:sz w:val="40"/>
-          <w:szCs w:val="40"/>
-          <w:lang w:val="de-DE"/>
-        </w:rPr>
-      </w:pPr>
-    </w:p>
-    <w:p>
-      <w:pPr>
-        <w:jc w:val="center"/>
-        <w:rPr>
-          <w:rFonts w:ascii="Algerian" w:hAnsi="Algerian"/>
-          <w:b/>
-          <w:bCs/>
-          <w:color w:val="FF0000"/>
-          <w:sz w:val="48"/>
-          <w:szCs w:val="48"/>
-          <w:lang w:val="de-DE"/>
-        </w:rPr>
-      </w:pPr>
-      <w:r>
-        <w:rPr>
-          <w:rFonts w:ascii="Algerian" w:hAnsi="Algerian"/>
-          <w:b/>
-          <w:bCs/>
-          <w:color w:val="FF0000"/>
-          <w:sz w:val="48"/>
-          <w:szCs w:val="48"/>
-          <w:lang w:val="de-DE"/>
-        </w:rPr>
-        <w:t xml:space="preserve">AB HIER IST ALLES </w:t>
-      </w:r>
-      <w:r>
-        <w:rPr>
-          <w:rFonts w:ascii="Algerian" w:hAnsi="Algerian"/>
-          <w:b/>
-          <w:bCs/>
-          <w:color w:val="FF0000"/>
-          <w:sz w:val="48"/>
-          <w:szCs w:val="48"/>
-          <w:lang w:val="de-DE"/>
-        </w:rPr>
-        <w:t>Wiederholung</w:t>
-      </w:r>
-    </w:p>
-    <w:p>
-      <w:pPr>
-        <w:jc w:val="center"/>
-        <w:rPr>
-          <w:rFonts w:ascii="Algerian" w:hAnsi="Algerian"/>
-          <w:b/>
-          <w:bCs/>
-          <w:color w:val="FF0000"/>
-          <w:sz w:val="48"/>
-          <w:szCs w:val="48"/>
-          <w:lang w:val="de-DE"/>
-        </w:rPr>
-      </w:pPr>
-    </w:p>
-    <w:p>
-      <w:pPr>
-        <w:jc w:val="center"/>
-        <w:rPr>
-          <w:rFonts w:ascii="Algerian" w:hAnsi="Algerian"/>
-          <w:b/>
-          <w:bCs/>
-          <w:color w:val="FF0000"/>
-          <w:sz w:val="48"/>
-          <w:szCs w:val="48"/>
-          <w:lang w:val="de-DE"/>
-        </w:rPr>
-      </w:pPr>
-    </w:p>
-    <w:p>
-      <w:pPr>
-        <w:jc w:val="center"/>
-        <w:rPr>
-          <w:rFonts w:ascii="Algerian" w:hAnsi="Algerian"/>
-          <w:b/>
-          <w:bCs/>
-          <w:color w:val="FF0000"/>
-          <w:sz w:val="48"/>
-          <w:szCs w:val="48"/>
-          <w:lang w:val="de-DE"/>
-        </w:rPr>
-      </w:pPr>
-    </w:p>
-    <w:p>
-      <w:pPr>
-        <w:jc w:val="center"/>
-        <w:rPr>
-          <w:rFonts w:ascii="Algerian" w:hAnsi="Algerian"/>
-          <w:b/>
-          <w:bCs/>
-          <w:color w:val="FF0000"/>
-          <w:sz w:val="48"/>
-          <w:szCs w:val="48"/>
-          <w:lang w:val="de-DE"/>
-        </w:rPr>
-      </w:pPr>
-    </w:p>
-    <w:p>
-      <w:pPr>
-        <w:jc w:val="center"/>
-        <w:rPr>
-          <w:rFonts w:ascii="Algerian" w:hAnsi="Algerian"/>
-          <w:b/>
-          <w:bCs/>
-          <w:color w:val="FF0000"/>
-          <w:sz w:val="48"/>
-          <w:szCs w:val="48"/>
-          <w:lang w:val="de-DE"/>
-        </w:rPr>
-      </w:pPr>
-    </w:p>
-    <w:p>
-      <w:pPr>
-        <w:jc w:val="center"/>
-        <w:rPr>
-          <w:rFonts w:ascii="Algerian" w:hAnsi="Algerian"/>
-          <w:b/>
-          <w:bCs/>
-          <w:color w:val="FF0000"/>
-          <w:sz w:val="48"/>
-          <w:szCs w:val="48"/>
-          <w:lang w:val="de-DE"/>
-        </w:rPr>
-      </w:pPr>
-    </w:p>
-    <w:p>
-      <w:pPr>
-        <w:jc w:val="center"/>
-        <w:rPr>
-          <w:rFonts w:ascii="Algerian" w:hAnsi="Algerian"/>
-          <w:b/>
-          <w:bCs/>
-          <w:color w:val="FF0000"/>
-          <w:sz w:val="48"/>
-          <w:szCs w:val="48"/>
-          <w:lang w:val="de-DE"/>
-        </w:rPr>
-      </w:pPr>
-    </w:p>
-    <w:p>
-      <w:pPr>
-        <w:rPr>
-          <w:rFonts w:ascii="Algerian" w:hAnsi="Algerian"/>
-          <w:b/>
-          <w:bCs/>
-          <w:color w:val="FF0000"/>
-          <w:sz w:val="48"/>
-          <w:szCs w:val="48"/>
-          <w:lang w:val="de-DE"/>
-        </w:rPr>
-      </w:pPr>
-    </w:p>
-    <w:p>
-      <w:pPr>
-        <w:jc w:val="center"/>
-        <w:rPr>
-          <w:rFonts w:ascii="Roboto" w:hAnsi="Roboto"/>
-          <w:color w:val="FF0000"/>
-          <w:sz w:val="40"/>
-          <w:szCs w:val="40"/>
-          <w:lang w:val="de-DE"/>
-        </w:rPr>
-      </w:pPr>
-      <w:r>
-        <w:rPr>
-          <w:rFonts w:ascii="Roboto" w:hAnsi="Roboto"/>
-          <w:color w:val="FF0000"/>
-          <w:sz w:val="40"/>
-          <w:szCs w:val="40"/>
-          <w:lang w:val="de-DE"/>
-        </w:rPr>
-        <w:lastRenderedPageBreak/>
         <w:t>Funktionale Gruppen</w:t>
       </w:r>
     </w:p>
@@ -7801,10 +9721,10 @@
                   <v:path o:extrusionok="f" gradientshapeok="t" o:connecttype="rect"/>
                   <o:lock v:ext="edit" aspectratio="t"/>
                 </v:shapetype>
-                <v:shape id="_x0000_i1025" type="#_x0000_t75" style="width:55.5pt;height:42pt" o:ole="">
-                  <v:imagedata r:id="rId29" o:title=""/>
+                <v:shape id="_x0000_i1025" type="#_x0000_t75" style="width:55.15pt;height:42.1pt" o:ole="">
+                  <v:imagedata r:id="rId36" o:title=""/>
                 </v:shape>
-                <o:OLEObject Type="Embed" ProgID="PBrush" ShapeID="_x0000_i1025" DrawAspect="Content" ObjectID="_1833136262" r:id="rId30"/>
+                <o:OLEObject Type="Embed" ProgID="PBrush" ShapeID="_x0000_i1025" DrawAspect="Content" ObjectID="_1833224809" r:id="rId37"/>
               </w:object>
             </w:r>
           </w:p>
@@ -7848,19 +9768,8 @@
                 <w:szCs w:val="20"/>
                 <w:lang w:val="de-DE"/>
               </w:rPr>
-              <w:t>Suffix: -</w:t>
+              <w:t>Suffix: -ol</w:t>
             </w:r>
-            <w:proofErr w:type="spellStart"/>
-            <w:r>
-              <w:rPr>
-                <w:rFonts w:ascii="Roboto" w:hAnsi="Roboto"/>
-                <w:sz w:val="20"/>
-                <w:szCs w:val="20"/>
-                <w:lang w:val="de-DE"/>
-              </w:rPr>
-              <w:t>ol</w:t>
-            </w:r>
-            <w:proofErr w:type="spellEnd"/>
           </w:p>
         </w:tc>
       </w:tr>
@@ -7885,6 +9794,7 @@
                 <w:szCs w:val="20"/>
                 <w:lang w:val="de-DE"/>
               </w:rPr>
+              <w:lastRenderedPageBreak/>
               <w:t>Carbonsäuren</w:t>
             </w:r>
           </w:p>
@@ -7974,7 +9884,7 @@
                           </pic:cNvPicPr>
                         </pic:nvPicPr>
                         <pic:blipFill>
-                          <a:blip r:embed="rId31" cstate="print">
+                          <a:blip r:embed="rId38" cstate="print">
                             <a:extLst>
                               <a:ext uri="{28A0092B-C50C-407E-A947-70E740481C1C}">
                                 <a14:useLocalDpi xmlns:a14="http://schemas.microsoft.com/office/drawing/2010/main" val="0"/>
@@ -8143,10 +10053,10 @@
                 <w:lang w:val="de-DE"/>
               </w:rPr>
               <w:object w:dxaOrig="4320" w:dyaOrig="3972" w14:anchorId="4F229714">
-                <v:shape id="_x0000_i1026" type="#_x0000_t75" style="width:57pt;height:45pt" o:ole="">
-                  <v:imagedata r:id="rId32" o:title=""/>
+                <v:shape id="_x0000_i1026" type="#_x0000_t75" style="width:57.05pt;height:44.9pt" o:ole="">
+                  <v:imagedata r:id="rId39" o:title=""/>
                 </v:shape>
-                <o:OLEObject Type="Embed" ProgID="PBrush" ShapeID="_x0000_i1026" DrawAspect="Content" ObjectID="_1833136263" r:id="rId33"/>
+                <o:OLEObject Type="Embed" ProgID="PBrush" ShapeID="_x0000_i1026" DrawAspect="Content" ObjectID="_1833224810" r:id="rId40"/>
               </w:object>
             </w:r>
           </w:p>
@@ -8264,27 +10174,7 @@
                 <w:szCs w:val="20"/>
                 <w:lang w:val="de-DE"/>
               </w:rPr>
-              <w:t>(</w:t>
-            </w:r>
-            <w:proofErr w:type="spellStart"/>
-            <w:r>
-              <w:rPr>
-                <w:rFonts w:ascii="Roboto" w:hAnsi="Roboto"/>
-                <w:sz w:val="20"/>
-                <w:szCs w:val="20"/>
-                <w:lang w:val="de-DE"/>
-              </w:rPr>
-              <w:t>Aldogruppe</w:t>
-            </w:r>
-            <w:proofErr w:type="spellEnd"/>
-            <w:r>
-              <w:rPr>
-                <w:rFonts w:ascii="Roboto" w:hAnsi="Roboto"/>
-                <w:sz w:val="20"/>
-                <w:szCs w:val="20"/>
-                <w:lang w:val="de-DE"/>
-              </w:rPr>
-              <w:t>)</w:t>
+              <w:t>(Aldogruppe)</w:t>
             </w:r>
           </w:p>
         </w:tc>
@@ -8307,10 +10197,10 @@
                 <w:lang w:val="de-DE"/>
               </w:rPr>
               <w:object w:dxaOrig="3240" w:dyaOrig="3375" w14:anchorId="7D0ACAF4">
-                <v:shape id="_x0000_i1027" type="#_x0000_t75" style="width:57pt;height:58.5pt" o:ole="">
-                  <v:imagedata r:id="rId34" o:title=""/>
+                <v:shape id="_x0000_i1027" type="#_x0000_t75" style="width:57.05pt;height:58.9pt" o:ole="">
+                  <v:imagedata r:id="rId41" o:title=""/>
                 </v:shape>
-                <o:OLEObject Type="Embed" ProgID="PBrush" ShapeID="_x0000_i1027" DrawAspect="Content" ObjectID="_1833136264" r:id="rId35"/>
+                <o:OLEObject Type="Embed" ProgID="PBrush" ShapeID="_x0000_i1027" DrawAspect="Content" ObjectID="_1833224811" r:id="rId42"/>
               </w:object>
             </w:r>
           </w:p>
@@ -8335,27 +10225,7 @@
                 <w:szCs w:val="20"/>
                 <w:lang w:val="de-DE"/>
               </w:rPr>
-              <w:t xml:space="preserve">Präfix: </w:t>
-            </w:r>
-            <w:proofErr w:type="spellStart"/>
-            <w:r>
-              <w:rPr>
-                <w:rFonts w:ascii="Roboto" w:hAnsi="Roboto"/>
-                <w:sz w:val="20"/>
-                <w:szCs w:val="20"/>
-                <w:lang w:val="de-DE"/>
-              </w:rPr>
-              <w:t>Oxo</w:t>
-            </w:r>
-            <w:proofErr w:type="spellEnd"/>
-            <w:r>
-              <w:rPr>
-                <w:rFonts w:ascii="Roboto" w:hAnsi="Roboto"/>
-                <w:sz w:val="20"/>
-                <w:szCs w:val="20"/>
-                <w:lang w:val="de-DE"/>
-              </w:rPr>
-              <w:t>-</w:t>
+              <w:t>Präfix: Oxo-</w:t>
             </w:r>
           </w:p>
           <w:p>
@@ -8471,10 +10341,10 @@
                 <w:lang w:val="de-DE"/>
               </w:rPr>
               <w:object w:dxaOrig="3465" w:dyaOrig="3645" w14:anchorId="2218FA0A">
-                <v:shape id="_x0000_i1028" type="#_x0000_t75" style="width:43.5pt;height:46.5pt" o:ole="">
-                  <v:imagedata r:id="rId36" o:title=""/>
+                <v:shape id="_x0000_i1028" type="#_x0000_t75" style="width:43.95pt;height:45.8pt" o:ole="">
+                  <v:imagedata r:id="rId43" o:title=""/>
                 </v:shape>
-                <o:OLEObject Type="Embed" ProgID="PBrush" ShapeID="_x0000_i1028" DrawAspect="Content" ObjectID="_1833136265" r:id="rId37"/>
+                <o:OLEObject Type="Embed" ProgID="PBrush" ShapeID="_x0000_i1028" DrawAspect="Content" ObjectID="_1833224812" r:id="rId44"/>
               </w:object>
             </w:r>
           </w:p>
@@ -8499,27 +10369,7 @@
                 <w:szCs w:val="20"/>
                 <w:lang w:val="de-DE"/>
               </w:rPr>
-              <w:t xml:space="preserve">Präfix: </w:t>
-            </w:r>
-            <w:proofErr w:type="spellStart"/>
-            <w:r>
-              <w:rPr>
-                <w:rFonts w:ascii="Roboto" w:hAnsi="Roboto"/>
-                <w:sz w:val="20"/>
-                <w:szCs w:val="20"/>
-                <w:lang w:val="de-DE"/>
-              </w:rPr>
-              <w:t>Oxo</w:t>
-            </w:r>
-            <w:proofErr w:type="spellEnd"/>
-            <w:r>
-              <w:rPr>
-                <w:rFonts w:ascii="Roboto" w:hAnsi="Roboto"/>
-                <w:sz w:val="20"/>
-                <w:szCs w:val="20"/>
-                <w:lang w:val="de-DE"/>
-              </w:rPr>
-              <w:t>-</w:t>
+              <w:t>Präfix: Oxo-</w:t>
             </w:r>
           </w:p>
           <w:p>
@@ -8635,10 +10485,10 @@
                 <w:lang w:val="de-DE"/>
               </w:rPr>
               <w:object w:dxaOrig="3900" w:dyaOrig="1620" w14:anchorId="333D0DCD">
-                <v:shape id="_x0000_i1029" type="#_x0000_t75" style="width:49.5pt;height:21pt" o:ole="">
-                  <v:imagedata r:id="rId38" o:title=""/>
+                <v:shape id="_x0000_i1029" type="#_x0000_t75" style="width:49.55pt;height:20.55pt" o:ole="">
+                  <v:imagedata r:id="rId45" o:title=""/>
                 </v:shape>
-                <o:OLEObject Type="Embed" ProgID="PBrush" ShapeID="_x0000_i1029" DrawAspect="Content" ObjectID="_1833136266" r:id="rId39"/>
+                <o:OLEObject Type="Embed" ProgID="PBrush" ShapeID="_x0000_i1029" DrawAspect="Content" ObjectID="_1833224813" r:id="rId46"/>
               </w:object>
             </w:r>
           </w:p>
@@ -8931,10 +10781,10 @@
                 <w:lang w:val="de-DE"/>
               </w:rPr>
               <w:object w:dxaOrig="4665" w:dyaOrig="10995" w14:anchorId="484745D7">
-                <v:shape id="_x0000_i1030" type="#_x0000_t75" style="width:24pt;height:55.5pt" o:ole="">
-                  <v:imagedata r:id="rId40" o:title=""/>
+                <v:shape id="_x0000_i1030" type="#_x0000_t75" style="width:24.3pt;height:55.15pt" o:ole="">
+                  <v:imagedata r:id="rId47" o:title=""/>
                 </v:shape>
-                <o:OLEObject Type="Embed" ProgID="PBrush" ShapeID="_x0000_i1030" DrawAspect="Content" ObjectID="_1833136267" r:id="rId41"/>
+                <o:OLEObject Type="Embed" ProgID="PBrush" ShapeID="_x0000_i1030" DrawAspect="Content" ObjectID="_1833224814" r:id="rId48"/>
               </w:object>
             </w:r>
           </w:p>
@@ -9056,10 +10906,10 @@
                 <w:lang w:val="de-DE"/>
               </w:rPr>
               <w:object w:dxaOrig="1785" w:dyaOrig="2040" w14:anchorId="714F372C">
-                <v:shape id="_x0000_i1031" type="#_x0000_t75" style="width:52.5pt;height:58.5pt" o:ole="">
-                  <v:imagedata r:id="rId42" o:title=""/>
+                <v:shape id="_x0000_i1031" type="#_x0000_t75" style="width:52.35pt;height:58.9pt" o:ole="">
+                  <v:imagedata r:id="rId49" o:title=""/>
                 </v:shape>
-                <o:OLEObject Type="Embed" ProgID="PBrush" ShapeID="_x0000_i1031" DrawAspect="Content" ObjectID="_1833136268" r:id="rId43"/>
+                <o:OLEObject Type="Embed" ProgID="PBrush" ShapeID="_x0000_i1031" DrawAspect="Content" ObjectID="_1833224815" r:id="rId50"/>
               </w:object>
             </w:r>
           </w:p>
@@ -9215,7 +11065,7 @@
                           </pic:cNvPicPr>
                         </pic:nvPicPr>
                         <pic:blipFill>
-                          <a:blip r:embed="rId44" cstate="print">
+                          <a:blip r:embed="rId51" cstate="print">
                             <a:extLst>
                               <a:ext uri="{28A0092B-C50C-407E-A947-70E740481C1C}">
                                 <a14:useLocalDpi xmlns:a14="http://schemas.microsoft.com/office/drawing/2010/main" val="0"/>
@@ -9470,142 +11320,142 @@
           <w:szCs w:val="32"/>
           <w:lang w:val="de-DE"/>
         </w:rPr>
+        <w:t>Wasserstoffatome</w:t>
+      </w:r>
+      <w:r>
+        <w:rPr>
+          <w:rFonts w:ascii="Roboto" w:hAnsi="Roboto"/>
+          <w:sz w:val="32"/>
+          <w:szCs w:val="32"/>
+          <w:lang w:val="de-DE"/>
+        </w:rPr>
+        <w:t xml:space="preserve"> an </w:t>
+      </w:r>
+      <w:r>
+        <w:rPr>
+          <w:rFonts w:ascii="Roboto" w:hAnsi="Roboto"/>
+          <w:b/>
+          <w:bCs/>
+          <w:color w:val="FF0000"/>
+          <w:sz w:val="32"/>
+          <w:szCs w:val="32"/>
+          <w:lang w:val="de-DE"/>
+        </w:rPr>
+        <w:t>Kohlenstoff</w:t>
+      </w:r>
+      <w:r>
+        <w:rPr>
+          <w:rFonts w:ascii="Roboto" w:hAnsi="Roboto"/>
+          <w:color w:val="FF0000"/>
+          <w:sz w:val="32"/>
+          <w:szCs w:val="32"/>
+          <w:lang w:val="de-DE"/>
+        </w:rPr>
+        <w:t xml:space="preserve"> </w:t>
+      </w:r>
+      <w:r>
+        <w:rPr>
+          <w:rFonts w:ascii="Roboto" w:hAnsi="Roboto"/>
+          <w:sz w:val="32"/>
+          <w:szCs w:val="32"/>
+          <w:lang w:val="de-DE"/>
+        </w:rPr>
+        <w:t xml:space="preserve">werden </w:t>
+      </w:r>
+      <w:r>
+        <w:rPr>
+          <w:rFonts w:ascii="Roboto" w:hAnsi="Roboto"/>
+          <w:b/>
+          <w:bCs/>
+          <w:sz w:val="32"/>
+          <w:szCs w:val="32"/>
+          <w:lang w:val="de-DE"/>
+        </w:rPr>
+        <w:t>nicht</w:t>
+      </w:r>
+      <w:r>
+        <w:rPr>
+          <w:rFonts w:ascii="Roboto" w:hAnsi="Roboto"/>
+          <w:sz w:val="32"/>
+          <w:szCs w:val="32"/>
+          <w:lang w:val="de-DE"/>
+        </w:rPr>
+        <w:t xml:space="preserve"> </w:t>
+      </w:r>
+      <w:r>
+        <w:rPr>
+          <w:rFonts w:ascii="Roboto" w:hAnsi="Roboto"/>
+          <w:b/>
+          <w:bCs/>
+          <w:sz w:val="32"/>
+          <w:szCs w:val="32"/>
+          <w:lang w:val="de-DE"/>
+        </w:rPr>
+        <w:t>gezeichnet</w:t>
+      </w:r>
+      <w:r>
+        <w:rPr>
+          <w:rFonts w:ascii="Roboto" w:hAnsi="Roboto"/>
+          <w:sz w:val="32"/>
+          <w:szCs w:val="32"/>
+          <w:lang w:val="de-DE"/>
+        </w:rPr>
+        <w:t xml:space="preserve">, sondern man denkt sie hinzu, bis jedes </w:t>
+      </w:r>
+      <w:r>
+        <w:rPr>
+          <w:rFonts w:ascii="Roboto" w:hAnsi="Roboto"/>
+          <w:b/>
+          <w:bCs/>
+          <w:color w:val="FF0000"/>
+          <w:sz w:val="32"/>
+          <w:szCs w:val="32"/>
+          <w:u w:val="single"/>
+          <w:lang w:val="de-DE"/>
+        </w:rPr>
+        <w:t xml:space="preserve">Kohlenstoffatom </w:t>
+      </w:r>
+      <w:r>
+        <w:rPr>
+          <w:rFonts w:ascii="Roboto" w:hAnsi="Roboto"/>
+          <w:b/>
+          <w:bCs/>
+          <w:sz w:val="32"/>
+          <w:szCs w:val="32"/>
+          <w:u w:val="single"/>
+          <w:lang w:val="de-DE"/>
+        </w:rPr>
+        <w:t>vier Bindungen</w:t>
+      </w:r>
+      <w:r>
+        <w:rPr>
+          <w:rFonts w:ascii="Roboto" w:hAnsi="Roboto"/>
+          <w:sz w:val="32"/>
+          <w:szCs w:val="32"/>
+          <w:lang w:val="de-DE"/>
+        </w:rPr>
+        <w:t xml:space="preserve"> besitzt.</w:t>
+      </w:r>
+    </w:p>
+    <w:p>
+      <w:pPr>
+        <w:jc w:val="center"/>
+        <w:rPr>
+          <w:rFonts w:ascii="Roboto" w:hAnsi="Roboto"/>
+          <w:sz w:val="32"/>
+          <w:szCs w:val="32"/>
+          <w:lang w:val="de-DE"/>
+        </w:rPr>
+      </w:pPr>
+      <w:r>
+        <w:rPr>
+          <w:rFonts w:ascii="Roboto" w:hAnsi="Roboto"/>
+          <w:noProof/>
+          <w:sz w:val="32"/>
+          <w:szCs w:val="32"/>
+          <w:lang w:val="de-DE"/>
+        </w:rPr>
         <w:lastRenderedPageBreak/>
-        <w:t>Wasserstoffatome</w:t>
-      </w:r>
-      <w:r>
-        <w:rPr>
-          <w:rFonts w:ascii="Roboto" w:hAnsi="Roboto"/>
-          <w:sz w:val="32"/>
-          <w:szCs w:val="32"/>
-          <w:lang w:val="de-DE"/>
-        </w:rPr>
-        <w:t xml:space="preserve"> an </w:t>
-      </w:r>
-      <w:r>
-        <w:rPr>
-          <w:rFonts w:ascii="Roboto" w:hAnsi="Roboto"/>
-          <w:b/>
-          <w:bCs/>
-          <w:color w:val="FF0000"/>
-          <w:sz w:val="32"/>
-          <w:szCs w:val="32"/>
-          <w:lang w:val="de-DE"/>
-        </w:rPr>
-        <w:t>Kohlenstoff</w:t>
-      </w:r>
-      <w:r>
-        <w:rPr>
-          <w:rFonts w:ascii="Roboto" w:hAnsi="Roboto"/>
-          <w:color w:val="FF0000"/>
-          <w:sz w:val="32"/>
-          <w:szCs w:val="32"/>
-          <w:lang w:val="de-DE"/>
-        </w:rPr>
-        <w:t xml:space="preserve"> </w:t>
-      </w:r>
-      <w:r>
-        <w:rPr>
-          <w:rFonts w:ascii="Roboto" w:hAnsi="Roboto"/>
-          <w:sz w:val="32"/>
-          <w:szCs w:val="32"/>
-          <w:lang w:val="de-DE"/>
-        </w:rPr>
-        <w:t xml:space="preserve">werden </w:t>
-      </w:r>
-      <w:r>
-        <w:rPr>
-          <w:rFonts w:ascii="Roboto" w:hAnsi="Roboto"/>
-          <w:b/>
-          <w:bCs/>
-          <w:sz w:val="32"/>
-          <w:szCs w:val="32"/>
-          <w:lang w:val="de-DE"/>
-        </w:rPr>
-        <w:t>nicht</w:t>
-      </w:r>
-      <w:r>
-        <w:rPr>
-          <w:rFonts w:ascii="Roboto" w:hAnsi="Roboto"/>
-          <w:sz w:val="32"/>
-          <w:szCs w:val="32"/>
-          <w:lang w:val="de-DE"/>
-        </w:rPr>
-        <w:t xml:space="preserve"> </w:t>
-      </w:r>
-      <w:r>
-        <w:rPr>
-          <w:rFonts w:ascii="Roboto" w:hAnsi="Roboto"/>
-          <w:b/>
-          <w:bCs/>
-          <w:sz w:val="32"/>
-          <w:szCs w:val="32"/>
-          <w:lang w:val="de-DE"/>
-        </w:rPr>
-        <w:t>gezeichnet</w:t>
-      </w:r>
-      <w:r>
-        <w:rPr>
-          <w:rFonts w:ascii="Roboto" w:hAnsi="Roboto"/>
-          <w:sz w:val="32"/>
-          <w:szCs w:val="32"/>
-          <w:lang w:val="de-DE"/>
-        </w:rPr>
-        <w:t xml:space="preserve">, sondern man denkt sie hinzu, bis jedes </w:t>
-      </w:r>
-      <w:r>
-        <w:rPr>
-          <w:rFonts w:ascii="Roboto" w:hAnsi="Roboto"/>
-          <w:b/>
-          <w:bCs/>
-          <w:color w:val="FF0000"/>
-          <w:sz w:val="32"/>
-          <w:szCs w:val="32"/>
-          <w:u w:val="single"/>
-          <w:lang w:val="de-DE"/>
-        </w:rPr>
-        <w:t xml:space="preserve">Kohlenstoffatom </w:t>
-      </w:r>
-      <w:r>
-        <w:rPr>
-          <w:rFonts w:ascii="Roboto" w:hAnsi="Roboto"/>
-          <w:b/>
-          <w:bCs/>
-          <w:sz w:val="32"/>
-          <w:szCs w:val="32"/>
-          <w:u w:val="single"/>
-          <w:lang w:val="de-DE"/>
-        </w:rPr>
-        <w:t>vier Bindungen</w:t>
-      </w:r>
-      <w:r>
-        <w:rPr>
-          <w:rFonts w:ascii="Roboto" w:hAnsi="Roboto"/>
-          <w:sz w:val="32"/>
-          <w:szCs w:val="32"/>
-          <w:lang w:val="de-DE"/>
-        </w:rPr>
-        <w:t xml:space="preserve"> besitzt.</w:t>
-      </w:r>
-    </w:p>
-    <w:p>
-      <w:pPr>
-        <w:jc w:val="center"/>
-        <w:rPr>
-          <w:rFonts w:ascii="Roboto" w:hAnsi="Roboto"/>
-          <w:sz w:val="32"/>
-          <w:szCs w:val="32"/>
-          <w:lang w:val="de-DE"/>
-        </w:rPr>
-      </w:pPr>
-      <w:r>
-        <w:rPr>
-          <w:rFonts w:ascii="Roboto" w:hAnsi="Roboto"/>
-          <w:noProof/>
-          <w:sz w:val="32"/>
-          <w:szCs w:val="32"/>
-          <w:lang w:val="de-DE"/>
-        </w:rPr>
         <w:drawing>
           <wp:inline distT="0" distB="0" distL="0" distR="0" wp14:anchorId="4F1BAFBF" wp14:editId="7431FEF7">
             <wp:extent cx="5441950" cy="2032000"/>
@@ -9624,7 +11474,7 @@
                     </pic:cNvPicPr>
                   </pic:nvPicPr>
                   <pic:blipFill>
-                    <a:blip r:embed="rId45">
+                    <a:blip r:embed="rId52">
                       <a:extLst>
                         <a:ext uri="{28A0092B-C50C-407E-A947-70E740481C1C}">
                           <a14:useLocalDpi xmlns:a14="http://schemas.microsoft.com/office/drawing/2010/main" val="0"/>
@@ -9772,7 +11622,7 @@
                     </pic:cNvPicPr>
                   </pic:nvPicPr>
                   <pic:blipFill>
-                    <a:blip r:embed="rId46" cstate="print">
+                    <a:blip r:embed="rId53" cstate="print">
                       <a:extLst>
                         <a:ext uri="{28A0092B-C50C-407E-A947-70E740481C1C}">
                           <a14:useLocalDpi xmlns:a14="http://schemas.microsoft.com/office/drawing/2010/main" val="0"/>
@@ -10015,7 +11865,7 @@
                     <pic:cNvPicPr/>
                   </pic:nvPicPr>
                   <pic:blipFill>
-                    <a:blip r:embed="rId47"/>
+                    <a:blip r:embed="rId54"/>
                     <a:stretch>
                       <a:fillRect/>
                     </a:stretch>
@@ -10070,7 +11920,7 @@
                     <pic:cNvPicPr/>
                   </pic:nvPicPr>
                   <pic:blipFill>
-                    <a:blip r:embed="rId48"/>
+                    <a:blip r:embed="rId55"/>
                     <a:stretch>
                       <a:fillRect/>
                     </a:stretch>
@@ -10392,7 +12242,7 @@
                     <pic:cNvPicPr/>
                   </pic:nvPicPr>
                   <pic:blipFill>
-                    <a:blip r:embed="rId49"/>
+                    <a:blip r:embed="rId56"/>
                     <a:stretch>
                       <a:fillRect/>
                     </a:stretch>
@@ -10665,7 +12515,7 @@
                     <pic:cNvPicPr/>
                   </pic:nvPicPr>
                   <pic:blipFill>
-                    <a:blip r:embed="rId50"/>
+                    <a:blip r:embed="rId57"/>
                     <a:stretch>
                       <a:fillRect/>
                     </a:stretch>
@@ -11557,7 +13407,6 @@
         </w:rPr>
         <w:t xml:space="preserve">EN: </w:t>
       </w:r>
-      <w:proofErr w:type="spellStart"/>
       <w:r>
         <w:rPr>
           <w:rFonts w:ascii="Roboto" w:hAnsi="Roboto"/>
@@ -11568,20 +13417,7 @@
           <w:szCs w:val="24"/>
           <w:lang w:val="es-ES"/>
         </w:rPr>
-        <w:t>Na</w:t>
-      </w:r>
-      <w:proofErr w:type="spellEnd"/>
-      <w:r>
-        <w:rPr>
-          <w:rFonts w:ascii="Roboto" w:hAnsi="Roboto"/>
-          <w:b/>
-          <w:bCs/>
-          <w:color w:val="002060"/>
-          <w:sz w:val="24"/>
-          <w:szCs w:val="24"/>
-          <w:lang w:val="es-ES"/>
-        </w:rPr>
-        <w:t xml:space="preserve">: 0,93 </w:t>
+        <w:t xml:space="preserve">Na: 0,93 </w:t>
       </w:r>
       <w:r>
         <w:rPr>
@@ -11997,7 +13833,7 @@
                     </pic:cNvPicPr>
                   </pic:nvPicPr>
                   <pic:blipFill>
-                    <a:blip r:embed="rId51">
+                    <a:blip r:embed="rId58">
                       <a:extLst>
                         <a:ext uri="{28A0092B-C50C-407E-A947-70E740481C1C}">
                           <a14:useLocalDpi xmlns:a14="http://schemas.microsoft.com/office/drawing/2010/main" val="0"/>
@@ -12529,7 +14365,7 @@
                     </pic:cNvPicPr>
                   </pic:nvPicPr>
                   <pic:blipFill>
-                    <a:blip r:embed="rId52">
+                    <a:blip r:embed="rId59">
                       <a:extLst>
                         <a:ext uri="{28A0092B-C50C-407E-A947-70E740481C1C}">
                           <a14:useLocalDpi xmlns:a14="http://schemas.microsoft.com/office/drawing/2010/main" val="0"/>
@@ -12803,7 +14639,7 @@
                     </pic:cNvPicPr>
                   </pic:nvPicPr>
                   <pic:blipFill>
-                    <a:blip r:embed="rId53">
+                    <a:blip r:embed="rId60">
                       <a:extLst>
                         <a:ext uri="{28A0092B-C50C-407E-A947-70E740481C1C}">
                           <a14:useLocalDpi xmlns:a14="http://schemas.microsoft.com/office/drawing/2010/main" val="0"/>
@@ -13104,7 +14940,7 @@
                     </pic:cNvPicPr>
                   </pic:nvPicPr>
                   <pic:blipFill>
-                    <a:blip r:embed="rId54" cstate="print">
+                    <a:blip r:embed="rId61" cstate="print">
                       <a:extLst>
                         <a:ext uri="{28A0092B-C50C-407E-A947-70E740481C1C}">
                           <a14:useLocalDpi xmlns:a14="http://schemas.microsoft.com/office/drawing/2010/main" val="0"/>
@@ -13174,7 +15010,7 @@
                     </pic:cNvPicPr>
                   </pic:nvPicPr>
                   <pic:blipFill>
-                    <a:blip r:embed="rId55">
+                    <a:blip r:embed="rId62">
                       <a:extLst>
                         <a:ext uri="{28A0092B-C50C-407E-A947-70E740481C1C}">
                           <a14:useLocalDpi xmlns:a14="http://schemas.microsoft.com/office/drawing/2010/main" val="0"/>
@@ -13281,7 +15117,7 @@
                     </pic:cNvPicPr>
                   </pic:nvPicPr>
                   <pic:blipFill>
-                    <a:blip r:embed="rId56">
+                    <a:blip r:embed="rId63">
                       <a:extLst>
                         <a:ext uri="{28A0092B-C50C-407E-A947-70E740481C1C}">
                           <a14:useLocalDpi xmlns:a14="http://schemas.microsoft.com/office/drawing/2010/main" val="0"/>
@@ -13513,7 +15349,7 @@
                     <pic:cNvPicPr/>
                   </pic:nvPicPr>
                   <pic:blipFill>
-                    <a:blip r:embed="rId57"/>
+                    <a:blip r:embed="rId64"/>
                     <a:stretch>
                       <a:fillRect/>
                     </a:stretch>
@@ -13852,7 +15688,7 @@
                     <pic:cNvPicPr/>
                   </pic:nvPicPr>
                   <pic:blipFill>
-                    <a:blip r:embed="rId58"/>
+                    <a:blip r:embed="rId65"/>
                     <a:stretch>
                       <a:fillRect/>
                     </a:stretch>
@@ -13988,27 +15824,7 @@
           <w:szCs w:val="18"/>
           <w:lang w:val="de-DE"/>
         </w:rPr>
-        <w:t xml:space="preserve">Nukleophil: „Atom/Gruppe mit freien Elektronen sucht ein </w:t>
-      </w:r>
-      <w:proofErr w:type="spellStart"/>
-      <w:r>
-        <w:rPr>
-          <w:rFonts w:ascii="Roboto" w:hAnsi="Roboto"/>
-          <w:sz w:val="18"/>
-          <w:szCs w:val="18"/>
-          <w:lang w:val="de-DE"/>
-        </w:rPr>
-        <w:t>Elektronendefizientes</w:t>
-      </w:r>
-      <w:proofErr w:type="spellEnd"/>
-      <w:r>
-        <w:rPr>
-          <w:rFonts w:ascii="Roboto" w:hAnsi="Roboto"/>
-          <w:sz w:val="18"/>
-          <w:szCs w:val="18"/>
-          <w:lang w:val="de-DE"/>
-        </w:rPr>
-        <w:t xml:space="preserve"> Zentrum“ </w:t>
+        <w:t xml:space="preserve">Nukleophil: „Atom/Gruppe mit freien Elektronen sucht ein Elektronendefizientes Zentrum“ </w:t>
       </w:r>
       <w:r>
         <w:rPr>
@@ -14065,7 +15881,7 @@
                     <pic:cNvPicPr/>
                   </pic:nvPicPr>
                   <pic:blipFill>
-                    <a:blip r:embed="rId59"/>
+                    <a:blip r:embed="rId66"/>
                     <a:stretch>
                       <a:fillRect/>
                     </a:stretch>
@@ -15166,7 +16982,7 @@
                     </pic:cNvPicPr>
                   </pic:nvPicPr>
                   <pic:blipFill>
-                    <a:blip r:embed="rId60">
+                    <a:blip r:embed="rId67">
                       <a:extLst>
                         <a:ext uri="{28A0092B-C50C-407E-A947-70E740481C1C}">
                           <a14:useLocalDpi xmlns:a14="http://schemas.microsoft.com/office/drawing/2010/main" val="0"/>
@@ -15228,31 +17044,7 @@
           <w:szCs w:val="32"/>
           <w:lang w:val="de-DE"/>
         </w:rPr>
-        <w:t xml:space="preserve">unsymmetrischen </w:t>
-      </w:r>
-      <w:proofErr w:type="spellStart"/>
-      <w:r>
-        <w:rPr>
-          <w:rFonts w:ascii="Roboto" w:hAnsi="Roboto"/>
-          <w:b/>
-          <w:bCs/>
-          <w:sz w:val="32"/>
-          <w:szCs w:val="32"/>
-          <w:lang w:val="de-DE"/>
-        </w:rPr>
-        <w:t>Alken</w:t>
-      </w:r>
-      <w:proofErr w:type="spellEnd"/>
-      <w:r>
-        <w:rPr>
-          <w:rFonts w:ascii="Roboto" w:hAnsi="Roboto"/>
-          <w:b/>
-          <w:bCs/>
-          <w:sz w:val="32"/>
-          <w:szCs w:val="32"/>
-          <w:lang w:val="de-DE"/>
-        </w:rPr>
-        <w:t xml:space="preserve"> (z. B. Propen)</w:t>
+        <w:t>unsymmetrischen Alken (z. B. Propen)</w:t>
       </w:r>
       <w:r>
         <w:rPr>
@@ -15676,7 +17468,7 @@
                     </pic:cNvPicPr>
                   </pic:nvPicPr>
                   <pic:blipFill>
-                    <a:blip r:embed="rId61">
+                    <a:blip r:embed="rId68">
                       <a:extLst>
                         <a:ext uri="{28A0092B-C50C-407E-A947-70E740481C1C}">
                           <a14:useLocalDpi xmlns:a14="http://schemas.microsoft.com/office/drawing/2010/main" val="0"/>
@@ -15839,7 +17631,7 @@
                     </pic:cNvPicPr>
                   </pic:nvPicPr>
                   <pic:blipFill>
-                    <a:blip r:embed="rId62">
+                    <a:blip r:embed="rId69">
                       <a:extLst>
                         <a:ext uri="{28A0092B-C50C-407E-A947-70E740481C1C}">
                           <a14:useLocalDpi xmlns:a14="http://schemas.microsoft.com/office/drawing/2010/main" val="0"/>
@@ -16370,7 +18162,7 @@
                     </pic:cNvPicPr>
                   </pic:nvPicPr>
                   <pic:blipFill>
-                    <a:blip r:embed="rId63">
+                    <a:blip r:embed="rId70">
                       <a:extLst>
                         <a:ext uri="{28A0092B-C50C-407E-A947-70E740481C1C}">
                           <a14:useLocalDpi xmlns:a14="http://schemas.microsoft.com/office/drawing/2010/main" val="0"/>
@@ -16541,7 +18333,7 @@
                     </pic:cNvPicPr>
                   </pic:nvPicPr>
                   <pic:blipFill>
-                    <a:blip r:embed="rId64">
+                    <a:blip r:embed="rId71">
                       <a:extLst>
                         <a:ext uri="{28A0092B-C50C-407E-A947-70E740481C1C}">
                           <a14:useLocalDpi xmlns:a14="http://schemas.microsoft.com/office/drawing/2010/main" val="0"/>
@@ -16742,7 +18534,7 @@
                     </pic:cNvPicPr>
                   </pic:nvPicPr>
                   <pic:blipFill>
-                    <a:blip r:embed="rId65">
+                    <a:blip r:embed="rId72">
                       <a:extLst>
                         <a:ext uri="{28A0092B-C50C-407E-A947-70E740481C1C}">
                           <a14:useLocalDpi xmlns:a14="http://schemas.microsoft.com/office/drawing/2010/main" val="0"/>
@@ -17121,7 +18913,7 @@
                     </pic:cNvPicPr>
                   </pic:nvPicPr>
                   <pic:blipFill>
-                    <a:blip r:embed="rId66">
+                    <a:blip r:embed="rId73">
                       <a:extLst>
                         <a:ext uri="{28A0092B-C50C-407E-A947-70E740481C1C}">
                           <a14:useLocalDpi xmlns:a14="http://schemas.microsoft.com/office/drawing/2010/main" val="0"/>
@@ -17355,7 +19147,7 @@
                     </pic:cNvPicPr>
                   </pic:nvPicPr>
                   <pic:blipFill>
-                    <a:blip r:embed="rId67">
+                    <a:blip r:embed="rId74">
                       <a:extLst>
                         <a:ext uri="{28A0092B-C50C-407E-A947-70E740481C1C}">
                           <a14:useLocalDpi xmlns:a14="http://schemas.microsoft.com/office/drawing/2010/main" val="0"/>
@@ -17538,7 +19330,7 @@
                     </pic:cNvPicPr>
                   </pic:nvPicPr>
                   <pic:blipFill>
-                    <a:blip r:embed="rId68">
+                    <a:blip r:embed="rId75">
                       <a:extLst>
                         <a:ext uri="{28A0092B-C50C-407E-A947-70E740481C1C}">
                           <a14:useLocalDpi xmlns:a14="http://schemas.microsoft.com/office/drawing/2010/main" val="0"/>
@@ -17816,7 +19608,7 @@
                     </pic:cNvPicPr>
                   </pic:nvPicPr>
                   <pic:blipFill>
-                    <a:blip r:embed="rId69">
+                    <a:blip r:embed="rId76">
                       <a:extLst>
                         <a:ext uri="{28A0092B-C50C-407E-A947-70E740481C1C}">
                           <a14:useLocalDpi xmlns:a14="http://schemas.microsoft.com/office/drawing/2010/main" val="0"/>
@@ -18081,7 +19873,7 @@
                     <pic:cNvPicPr/>
                   </pic:nvPicPr>
                   <pic:blipFill>
-                    <a:blip r:embed="rId70"/>
+                    <a:blip r:embed="rId77"/>
                     <a:stretch>
                       <a:fillRect/>
                     </a:stretch>
@@ -18426,7 +20218,7 @@
                     <pic:cNvPicPr/>
                   </pic:nvPicPr>
                   <pic:blipFill>
-                    <a:blip r:embed="rId71"/>
+                    <a:blip r:embed="rId78"/>
                     <a:stretch>
                       <a:fillRect/>
                     </a:stretch>
@@ -19792,7 +21584,7 @@
       </w:pPr>
     </w:p>
     <w:sectPr>
-      <w:footerReference w:type="default" r:id="rId72"/>
+      <w:footerReference w:type="default" r:id="rId79"/>
       <w:pgSz w:w="11906" w:h="16838"/>
       <w:pgMar w:top="1417" w:right="1417" w:bottom="1417" w:left="1417" w:header="708" w:footer="708" w:gutter="0"/>
       <w:pgNumType w:start="0"/>
@@ -20460,7 +22252,7 @@
   <w:style w:type="paragraph" w:default="1" w:styleId="Normal">
     <w:name w:val="Normal"/>
     <w:qFormat/>
-    <w:rsid w:val="00365EF9"/>
+    <w:rsid w:val="00167104"/>
   </w:style>
   <w:style w:type="character" w:default="1" w:styleId="VarsaylanParagrafYazTipi">
     <w:name w:val="Default Paragraph Font"/>

--- a/WIP/2. Chemie Klausur 25.02.2026.docx
+++ b/WIP/2. Chemie Klausur 25.02.2026.docx
@@ -2424,7 +2424,47 @@
                 <w:szCs w:val="28"/>
                 <w:lang w:val="de-DE"/>
               </w:rPr>
-              <w:t>Farbfreudigkeit; in vielen leuchtenden Farben in der Masse einfärbbar, bedruck- und metallisierbar breites Angebot preiswerter Rohstoffe</w:t>
+              <w:t xml:space="preserve">Farbfreudigkeit; in vielen leuchtenden Farben in der Masse </w:t>
+            </w:r>
+            <w:proofErr w:type="spellStart"/>
+            <w:r>
+              <w:rPr>
+                <w:rFonts w:ascii="Roboto" w:hAnsi="Roboto"/>
+                <w:sz w:val="28"/>
+                <w:szCs w:val="28"/>
+                <w:lang w:val="de-DE"/>
+              </w:rPr>
+              <w:t>einfärbbar</w:t>
+            </w:r>
+            <w:proofErr w:type="spellEnd"/>
+            <w:r>
+              <w:rPr>
+                <w:rFonts w:ascii="Roboto" w:hAnsi="Roboto"/>
+                <w:sz w:val="28"/>
+                <w:szCs w:val="28"/>
+                <w:lang w:val="de-DE"/>
+              </w:rPr>
+              <w:t xml:space="preserve">, bedruck- und </w:t>
+            </w:r>
+            <w:proofErr w:type="spellStart"/>
+            <w:r>
+              <w:rPr>
+                <w:rFonts w:ascii="Roboto" w:hAnsi="Roboto"/>
+                <w:sz w:val="28"/>
+                <w:szCs w:val="28"/>
+                <w:lang w:val="de-DE"/>
+              </w:rPr>
+              <w:t>metallisierbar</w:t>
+            </w:r>
+            <w:proofErr w:type="spellEnd"/>
+            <w:r>
+              <w:rPr>
+                <w:rFonts w:ascii="Roboto" w:hAnsi="Roboto"/>
+                <w:sz w:val="28"/>
+                <w:szCs w:val="28"/>
+                <w:lang w:val="de-DE"/>
+              </w:rPr>
+              <w:t xml:space="preserve"> breites Angebot preiswerter Rohstoffe</w:t>
             </w:r>
           </w:p>
         </w:tc>
@@ -3989,8 +4029,77 @@
         <w:jc w:val="center"/>
         <w:rPr>
           <w:rFonts w:ascii="Roboto" w:hAnsi="Roboto"/>
-          <w:sz w:val="32"/>
-          <w:szCs w:val="32"/>
+          <w:b/>
+          <w:bCs/>
+          <w:sz w:val="32"/>
+          <w:szCs w:val="32"/>
+          <w:u w:val="single"/>
+          <w:lang w:val="de-DE"/>
+        </w:rPr>
+      </w:pPr>
+      <w:r>
+        <w:rPr>
+          <w:rFonts w:ascii="Roboto" w:hAnsi="Roboto"/>
+          <w:b/>
+          <w:bCs/>
+          <w:sz w:val="32"/>
+          <w:szCs w:val="32"/>
+          <w:u w:val="single"/>
+          <w:lang w:val="de-DE"/>
+        </w:rPr>
+        <w:t xml:space="preserve">Vergiss nicht die </w:t>
+      </w:r>
+      <w:r>
+        <w:rPr>
+          <w:rFonts w:ascii="Roboto" w:hAnsi="Roboto"/>
+          <w:b/>
+          <w:bCs/>
+          <w:color w:val="806000" w:themeColor="accent4" w:themeShade="80"/>
+          <w:sz w:val="36"/>
+          <w:szCs w:val="36"/>
+          <w:u w:val="single"/>
+          <w:lang w:val="de-DE"/>
+        </w:rPr>
+        <w:t>Markownikow-Regel</w:t>
+      </w:r>
+      <w:r>
+        <w:rPr>
+          <w:rFonts w:ascii="Roboto" w:hAnsi="Roboto"/>
+          <w:b/>
+          <w:bCs/>
+          <w:color w:val="806000" w:themeColor="accent4" w:themeShade="80"/>
+          <w:sz w:val="36"/>
+          <w:szCs w:val="36"/>
+          <w:u w:val="single"/>
+          <w:lang w:val="de-DE"/>
+        </w:rPr>
+        <w:t xml:space="preserve"> </w:t>
+      </w:r>
+      <w:r>
+        <w:rPr>
+          <w:rFonts w:ascii="Roboto" w:hAnsi="Roboto"/>
+          <w:b/>
+          <w:bCs/>
+          <w:sz w:val="32"/>
+          <w:szCs w:val="32"/>
+          <w:u w:val="single"/>
+          <w:lang w:val="de-DE"/>
+        </w:rPr>
+        <w:t>!</w:t>
+      </w:r>
+    </w:p>
+    <w:p>
+      <w:pPr>
+        <w:jc w:val="center"/>
+        <w:rPr>
+          <w:rFonts w:ascii="Roboto" w:hAnsi="Roboto"/>
+          <w:b/>
+          <w:bCs/>
+          <w:i/>
+          <w:iCs/>
+          <w:sz w:val="32"/>
+          <w:szCs w:val="32"/>
+          <w:u w:val="single"/>
           <w:lang w:val="de-DE"/>
         </w:rPr>
       </w:pPr>
@@ -4060,6 +4169,7 @@
           <w:szCs w:val="32"/>
           <w:lang w:val="de-DE"/>
         </w:rPr>
+        <w:lastRenderedPageBreak/>
         <w:t xml:space="preserve">Hier starten neutrale, </w:t>
       </w:r>
       <w:r>
@@ -4101,7 +4211,6 @@
           <w:szCs w:val="32"/>
           <w:lang w:val="de-DE"/>
         </w:rPr>
-        <w:lastRenderedPageBreak/>
         <w:drawing>
           <wp:inline distT="0" distB="0" distL="0" distR="0" wp14:anchorId="0A3FDB67" wp14:editId="0991190A">
             <wp:extent cx="5760720" cy="2774315"/>
@@ -4498,6 +4607,7 @@
           <w:szCs w:val="32"/>
           <w:lang w:val="de-DE"/>
         </w:rPr>
+        <w:lastRenderedPageBreak/>
         <w:drawing>
           <wp:inline distT="0" distB="0" distL="0" distR="0" wp14:anchorId="505DF97F" wp14:editId="6CE89891">
             <wp:extent cx="5072380" cy="1475105"/>
@@ -4566,7 +4676,6 @@
           <w:szCs w:val="32"/>
           <w:lang w:val="de-DE"/>
         </w:rPr>
-        <w:lastRenderedPageBreak/>
         <w:drawing>
           <wp:inline distT="0" distB="0" distL="0" distR="0" wp14:anchorId="6A34ABDE" wp14:editId="069C2A1F">
             <wp:extent cx="2553970" cy="1024890"/>
@@ -4986,44 +5095,54 @@
     </w:p>
     <w:p>
       <w:pPr>
-        <w:jc w:val="center"/>
-        <w:rPr>
-          <w:rFonts w:ascii="Roboto" w:hAnsi="Roboto"/>
-          <w:b/>
-          <w:bCs/>
-          <w:color w:val="FF0000"/>
-          <w:sz w:val="32"/>
-          <w:szCs w:val="32"/>
-          <w:lang w:val="de-DE"/>
-        </w:rPr>
-      </w:pPr>
-      <w:r>
-        <w:rPr>
-          <w:rFonts w:ascii="Roboto" w:hAnsi="Roboto"/>
-          <w:b/>
-          <w:bCs/>
-          <w:color w:val="FF0000"/>
-          <w:sz w:val="32"/>
-          <w:szCs w:val="32"/>
-          <w:lang w:val="de-DE"/>
-        </w:rPr>
-        <w:t xml:space="preserve">WICHTIG!: </w:t>
-      </w:r>
-      <w:r>
-        <w:rPr>
-          <w:rFonts w:ascii="Roboto" w:hAnsi="Roboto"/>
-          <w:sz w:val="32"/>
-          <w:szCs w:val="32"/>
-          <w:lang w:val="de-DE"/>
-        </w:rPr>
-        <w:t xml:space="preserve">Das </w:t>
-      </w:r>
-      <w:r>
-        <w:rPr>
-          <w:rFonts w:ascii="Roboto" w:hAnsi="Roboto"/>
-          <w:b/>
-          <w:bCs/>
-          <w:color w:val="00B050"/>
+        <w:rPr>
+          <w:rFonts w:ascii="Roboto" w:hAnsi="Roboto"/>
+          <w:b/>
+          <w:bCs/>
+          <w:sz w:val="32"/>
+          <w:szCs w:val="32"/>
+          <w:u w:val="single"/>
+          <w:lang w:val="de-DE"/>
+        </w:rPr>
+      </w:pPr>
+      <w:r>
+        <w:rPr>
+          <w:rFonts w:ascii="Roboto" w:hAnsi="Roboto"/>
+          <w:b/>
+          <w:bCs/>
+          <w:sz w:val="32"/>
+          <w:szCs w:val="32"/>
+          <w:u w:val="single"/>
+          <w:lang w:val="de-DE"/>
+        </w:rPr>
+        <w:t>Propagation (Kettenwachstum):</w:t>
+      </w:r>
+    </w:p>
+    <w:p>
+      <w:pPr>
+        <w:jc w:val="center"/>
+        <w:rPr>
+          <w:rFonts w:ascii="Roboto" w:hAnsi="Roboto"/>
+          <w:sz w:val="32"/>
+          <w:szCs w:val="32"/>
+          <w:lang w:val="de-DE"/>
+        </w:rPr>
+      </w:pPr>
+      <w:r>
+        <w:rPr>
+          <w:rFonts w:ascii="Roboto" w:hAnsi="Roboto"/>
+          <w:sz w:val="32"/>
+          <w:szCs w:val="32"/>
+          <w:lang w:val="de-DE"/>
+        </w:rPr>
+        <w:t xml:space="preserve">Das entstehende </w:t>
+      </w:r>
+      <w:r>
+        <w:rPr>
+          <w:rFonts w:ascii="Roboto" w:hAnsi="Roboto"/>
+          <w:b/>
+          <w:bCs/>
+          <w:color w:val="3000FE"/>
           <w:sz w:val="32"/>
           <w:szCs w:val="32"/>
           <w:lang w:val="de-DE"/>
@@ -5033,7 +5152,7 @@
       <w:r>
         <w:rPr>
           <w:rFonts w:ascii="Roboto" w:hAnsi="Roboto"/>
-          <w:color w:val="00B050"/>
+          <w:color w:val="3000FE"/>
           <w:sz w:val="32"/>
           <w:szCs w:val="32"/>
           <w:lang w:val="de-DE"/>
@@ -5047,44 +5166,24 @@
           <w:szCs w:val="32"/>
           <w:lang w:val="de-DE"/>
         </w:rPr>
-        <w:t xml:space="preserve">reagiert </w:t>
-      </w:r>
-      <w:r>
-        <w:rPr>
-          <w:rFonts w:ascii="Roboto" w:hAnsi="Roboto"/>
-          <w:b/>
-          <w:bCs/>
-          <w:sz w:val="32"/>
-          <w:szCs w:val="32"/>
-          <w:lang w:val="de-DE"/>
-        </w:rPr>
-        <w:t>ausschließlich mit der Doppelbindung!</w:t>
-      </w:r>
-      <w:r>
-        <w:rPr>
-          <w:rFonts w:ascii="Roboto" w:hAnsi="Roboto"/>
-          <w:sz w:val="32"/>
-          <w:szCs w:val="32"/>
-          <w:lang w:val="de-DE"/>
-        </w:rPr>
-        <w:t xml:space="preserve"> Alle anderen </w:t>
-      </w:r>
-      <w:r>
-        <w:rPr>
-          <w:rFonts w:ascii="Roboto" w:hAnsi="Roboto"/>
-          <w:b/>
-          <w:bCs/>
-          <w:color w:val="FFC000" w:themeColor="accent4"/>
-          <w:sz w:val="32"/>
-          <w:szCs w:val="32"/>
-          <w:lang w:val="de-DE"/>
-        </w:rPr>
-        <w:t>an dieses Kohlenstoffatom gebundenen Atome</w:t>
-      </w:r>
-      <w:r>
-        <w:rPr>
-          <w:rFonts w:ascii="Roboto" w:hAnsi="Roboto"/>
-          <w:color w:val="FFC000" w:themeColor="accent4"/>
+        <w:t xml:space="preserve">reagiert erneut mit </w:t>
+      </w:r>
+      <w:r>
+        <w:rPr>
+          <w:rFonts w:ascii="Roboto" w:hAnsi="Roboto"/>
+          <w:b/>
+          <w:bCs/>
+          <w:color w:val="ED7D31" w:themeColor="accent2"/>
+          <w:sz w:val="32"/>
+          <w:szCs w:val="32"/>
+          <w:lang w:val="de-DE"/>
+        </w:rPr>
+        <w:t>einem</w:t>
+      </w:r>
+      <w:r>
+        <w:rPr>
+          <w:rFonts w:ascii="Roboto" w:hAnsi="Roboto"/>
+          <w:color w:val="ED7D31" w:themeColor="accent2"/>
           <w:sz w:val="32"/>
           <w:szCs w:val="32"/>
           <w:lang w:val="de-DE"/>
@@ -5094,28 +5193,19 @@
       <w:r>
         <w:rPr>
           <w:rFonts w:ascii="Roboto" w:hAnsi="Roboto"/>
-          <w:sz w:val="32"/>
-          <w:szCs w:val="32"/>
-          <w:lang w:val="de-DE"/>
-        </w:rPr>
-        <w:t xml:space="preserve">bleiben </w:t>
-      </w:r>
-      <w:r>
-        <w:rPr>
-          <w:rFonts w:ascii="Roboto" w:hAnsi="Roboto"/>
-          <w:b/>
-          <w:bCs/>
-          <w:color w:val="FFC000" w:themeColor="accent4"/>
-          <w:sz w:val="32"/>
-          <w:szCs w:val="32"/>
-          <w:lang w:val="de-DE"/>
-        </w:rPr>
-        <w:t>als</w:t>
-      </w:r>
-      <w:r>
-        <w:rPr>
-          <w:rFonts w:ascii="Roboto" w:hAnsi="Roboto"/>
-          <w:color w:val="FFC000" w:themeColor="accent4"/>
+          <w:b/>
+          <w:bCs/>
+          <w:color w:val="ED7D31" w:themeColor="accent2"/>
+          <w:sz w:val="32"/>
+          <w:szCs w:val="32"/>
+          <w:lang w:val="de-DE"/>
+        </w:rPr>
+        <w:t>weiteren</w:t>
+      </w:r>
+      <w:r>
+        <w:rPr>
+          <w:rFonts w:ascii="Roboto" w:hAnsi="Roboto"/>
+          <w:color w:val="ED7D31" w:themeColor="accent2"/>
           <w:sz w:val="32"/>
           <w:szCs w:val="32"/>
           <w:lang w:val="de-DE"/>
@@ -5127,62 +5217,21 @@
           <w:rFonts w:ascii="Roboto" w:hAnsi="Roboto"/>
           <w:b/>
           <w:bCs/>
-          <w:color w:val="FFC000" w:themeColor="accent4"/>
-          <w:sz w:val="32"/>
-          <w:szCs w:val="32"/>
-          <w:lang w:val="de-DE"/>
-        </w:rPr>
-        <w:t>Rest</w:t>
-      </w:r>
-      <w:r>
-        <w:rPr>
-          <w:rFonts w:ascii="Roboto" w:hAnsi="Roboto"/>
-          <w:color w:val="FFC000" w:themeColor="accent4"/>
-          <w:sz w:val="32"/>
-          <w:szCs w:val="32"/>
-          <w:lang w:val="de-DE"/>
-        </w:rPr>
-        <w:t xml:space="preserve"> </w:t>
-      </w:r>
-      <w:r>
-        <w:rPr>
-          <w:rFonts w:ascii="Roboto" w:hAnsi="Roboto"/>
-          <w:sz w:val="32"/>
-          <w:szCs w:val="32"/>
-          <w:lang w:val="de-DE"/>
-        </w:rPr>
-        <w:t xml:space="preserve">erhalten, während sich die Polymerkette am </w:t>
-      </w:r>
-      <w:r>
-        <w:rPr>
-          <w:rFonts w:ascii="Roboto" w:hAnsi="Roboto"/>
-          <w:b/>
-          <w:bCs/>
-          <w:color w:val="3000FE"/>
-          <w:sz w:val="32"/>
-          <w:szCs w:val="32"/>
-          <w:lang w:val="de-DE"/>
-        </w:rPr>
-        <w:t>neu gebildeten Radikal</w:t>
-      </w:r>
-      <w:r>
-        <w:rPr>
-          <w:rFonts w:ascii="Roboto" w:hAnsi="Roboto"/>
-          <w:color w:val="0070C0"/>
-          <w:sz w:val="32"/>
-          <w:szCs w:val="32"/>
-          <w:lang w:val="de-DE"/>
-        </w:rPr>
-        <w:t xml:space="preserve"> </w:t>
-      </w:r>
-      <w:r>
-        <w:rPr>
-          <w:rFonts w:ascii="Roboto" w:hAnsi="Roboto"/>
-          <w:sz w:val="32"/>
-          <w:szCs w:val="32"/>
-          <w:lang w:val="de-DE"/>
-        </w:rPr>
-        <w:t>weiter fortsetzt.</w:t>
+          <w:color w:val="ED7D31" w:themeColor="accent2"/>
+          <w:sz w:val="32"/>
+          <w:szCs w:val="32"/>
+          <w:lang w:val="de-DE"/>
+        </w:rPr>
+        <w:t>Monomer</w:t>
+      </w:r>
+      <w:r>
+        <w:rPr>
+          <w:rFonts w:ascii="Roboto" w:hAnsi="Roboto"/>
+          <w:sz w:val="32"/>
+          <w:szCs w:val="32"/>
+          <w:lang w:val="de-DE"/>
+        </w:rPr>
+        <w:t>…</w:t>
       </w:r>
     </w:p>
     <w:p>
@@ -5203,216 +5252,7 @@
           <w:szCs w:val="32"/>
           <w:lang w:val="de-DE"/>
         </w:rPr>
-        <w:drawing>
-          <wp:inline distT="0" distB="0" distL="0" distR="0" wp14:anchorId="6283C512" wp14:editId="337EB664">
-            <wp:extent cx="5753100" cy="1762125"/>
-            <wp:effectExtent l="0" t="0" r="0" b="9525"/>
-            <wp:docPr id="1119977773" name="Resim 6"/>
-            <wp:cNvGraphicFramePr>
-              <a:graphicFrameLocks xmlns:a="http://schemas.openxmlformats.org/drawingml/2006/main" noChangeAspect="1"/>
-            </wp:cNvGraphicFramePr>
-            <a:graphic xmlns:a="http://schemas.openxmlformats.org/drawingml/2006/main">
-              <a:graphicData uri="http://schemas.openxmlformats.org/drawingml/2006/picture">
-                <pic:pic xmlns:pic="http://schemas.openxmlformats.org/drawingml/2006/picture">
-                  <pic:nvPicPr>
-                    <pic:cNvPr id="0" name="Picture 13"/>
-                    <pic:cNvPicPr>
-                      <a:picLocks noChangeAspect="1" noChangeArrowheads="1"/>
-                    </pic:cNvPicPr>
-                  </pic:nvPicPr>
-                  <pic:blipFill>
-                    <a:blip r:embed="rId23">
-                      <a:extLst>
-                        <a:ext uri="{28A0092B-C50C-407E-A947-70E740481C1C}">
-                          <a14:useLocalDpi xmlns:a14="http://schemas.microsoft.com/office/drawing/2010/main" val="0"/>
-                        </a:ext>
-                      </a:extLst>
-                    </a:blip>
-                    <a:srcRect/>
-                    <a:stretch>
-                      <a:fillRect/>
-                    </a:stretch>
-                  </pic:blipFill>
-                  <pic:spPr bwMode="auto">
-                    <a:xfrm>
-                      <a:off x="0" y="0"/>
-                      <a:ext cx="5753100" cy="1762125"/>
-                    </a:xfrm>
-                    <a:prstGeom prst="rect">
-                      <a:avLst/>
-                    </a:prstGeom>
-                    <a:noFill/>
-                    <a:ln>
-                      <a:noFill/>
-                    </a:ln>
-                  </pic:spPr>
-                </pic:pic>
-              </a:graphicData>
-            </a:graphic>
-          </wp:inline>
-        </w:drawing>
-      </w:r>
-    </w:p>
-    <w:p>
-      <w:pPr>
-        <w:rPr>
-          <w:rFonts w:ascii="Roboto" w:hAnsi="Roboto"/>
-          <w:b/>
-          <w:bCs/>
-          <w:sz w:val="32"/>
-          <w:szCs w:val="32"/>
-          <w:u w:val="single"/>
-          <w:lang w:val="de-DE"/>
-        </w:rPr>
-      </w:pPr>
-      <w:r>
-        <w:rPr>
-          <w:rFonts w:ascii="Roboto" w:hAnsi="Roboto"/>
-          <w:b/>
-          <w:bCs/>
-          <w:sz w:val="32"/>
-          <w:szCs w:val="32"/>
-          <w:u w:val="single"/>
-          <w:lang w:val="de-DE"/>
-        </w:rPr>
         <w:lastRenderedPageBreak/>
-        <w:t>Propagation (Kettenwachstum):</w:t>
-      </w:r>
-    </w:p>
-    <w:p>
-      <w:pPr>
-        <w:jc w:val="center"/>
-        <w:rPr>
-          <w:rFonts w:ascii="Roboto" w:hAnsi="Roboto"/>
-          <w:sz w:val="32"/>
-          <w:szCs w:val="32"/>
-          <w:lang w:val="de-DE"/>
-        </w:rPr>
-      </w:pPr>
-      <w:r>
-        <w:rPr>
-          <w:rFonts w:ascii="Roboto" w:hAnsi="Roboto"/>
-          <w:sz w:val="32"/>
-          <w:szCs w:val="32"/>
-          <w:lang w:val="de-DE"/>
-        </w:rPr>
-        <w:t xml:space="preserve">Das entstehende </w:t>
-      </w:r>
-      <w:r>
-        <w:rPr>
-          <w:rFonts w:ascii="Roboto" w:hAnsi="Roboto"/>
-          <w:b/>
-          <w:bCs/>
-          <w:color w:val="3000FE"/>
-          <w:sz w:val="32"/>
-          <w:szCs w:val="32"/>
-          <w:lang w:val="de-DE"/>
-        </w:rPr>
-        <w:t>Radikal</w:t>
-      </w:r>
-      <w:r>
-        <w:rPr>
-          <w:rFonts w:ascii="Roboto" w:hAnsi="Roboto"/>
-          <w:color w:val="3000FE"/>
-          <w:sz w:val="32"/>
-          <w:szCs w:val="32"/>
-          <w:lang w:val="de-DE"/>
-        </w:rPr>
-        <w:t xml:space="preserve"> </w:t>
-      </w:r>
-      <w:r>
-        <w:rPr>
-          <w:rFonts w:ascii="Roboto" w:hAnsi="Roboto"/>
-          <w:sz w:val="32"/>
-          <w:szCs w:val="32"/>
-          <w:lang w:val="de-DE"/>
-        </w:rPr>
-        <w:t xml:space="preserve">reagiert erneut mit </w:t>
-      </w:r>
-      <w:r>
-        <w:rPr>
-          <w:rFonts w:ascii="Roboto" w:hAnsi="Roboto"/>
-          <w:b/>
-          <w:bCs/>
-          <w:color w:val="ED7D31" w:themeColor="accent2"/>
-          <w:sz w:val="32"/>
-          <w:szCs w:val="32"/>
-          <w:lang w:val="de-DE"/>
-        </w:rPr>
-        <w:t>einem</w:t>
-      </w:r>
-      <w:r>
-        <w:rPr>
-          <w:rFonts w:ascii="Roboto" w:hAnsi="Roboto"/>
-          <w:color w:val="ED7D31" w:themeColor="accent2"/>
-          <w:sz w:val="32"/>
-          <w:szCs w:val="32"/>
-          <w:lang w:val="de-DE"/>
-        </w:rPr>
-        <w:t xml:space="preserve"> </w:t>
-      </w:r>
-      <w:r>
-        <w:rPr>
-          <w:rFonts w:ascii="Roboto" w:hAnsi="Roboto"/>
-          <w:b/>
-          <w:bCs/>
-          <w:color w:val="ED7D31" w:themeColor="accent2"/>
-          <w:sz w:val="32"/>
-          <w:szCs w:val="32"/>
-          <w:lang w:val="de-DE"/>
-        </w:rPr>
-        <w:t>weiteren</w:t>
-      </w:r>
-      <w:r>
-        <w:rPr>
-          <w:rFonts w:ascii="Roboto" w:hAnsi="Roboto"/>
-          <w:color w:val="ED7D31" w:themeColor="accent2"/>
-          <w:sz w:val="32"/>
-          <w:szCs w:val="32"/>
-          <w:lang w:val="de-DE"/>
-        </w:rPr>
-        <w:t xml:space="preserve"> </w:t>
-      </w:r>
-      <w:r>
-        <w:rPr>
-          <w:rFonts w:ascii="Roboto" w:hAnsi="Roboto"/>
-          <w:b/>
-          <w:bCs/>
-          <w:color w:val="ED7D31" w:themeColor="accent2"/>
-          <w:sz w:val="32"/>
-          <w:szCs w:val="32"/>
-          <w:lang w:val="de-DE"/>
-        </w:rPr>
-        <w:t>Monomer</w:t>
-      </w:r>
-      <w:r>
-        <w:rPr>
-          <w:rFonts w:ascii="Roboto" w:hAnsi="Roboto"/>
-          <w:sz w:val="32"/>
-          <w:szCs w:val="32"/>
-          <w:lang w:val="de-DE"/>
-        </w:rPr>
-        <w:t>…</w:t>
-      </w:r>
-    </w:p>
-    <w:p>
-      <w:pPr>
-        <w:jc w:val="center"/>
-        <w:rPr>
-          <w:rFonts w:ascii="Roboto" w:hAnsi="Roboto"/>
-          <w:sz w:val="32"/>
-          <w:szCs w:val="32"/>
-          <w:lang w:val="de-DE"/>
-        </w:rPr>
-      </w:pPr>
-      <w:r>
-        <w:rPr>
-          <w:rFonts w:ascii="Roboto" w:hAnsi="Roboto"/>
-          <w:noProof/>
-          <w:sz w:val="32"/>
-          <w:szCs w:val="32"/>
-          <w:lang w:val="de-DE"/>
-        </w:rPr>
         <w:drawing>
           <wp:inline distT="0" distB="0" distL="0" distR="0" wp14:anchorId="38991EA2" wp14:editId="1D8CE3D2">
             <wp:extent cx="5760720" cy="1923415"/>
@@ -5431,7 +5271,7 @@
                     </pic:cNvPicPr>
                   </pic:nvPicPr>
                   <pic:blipFill>
-                    <a:blip r:embed="rId24">
+                    <a:blip r:embed="rId23">
                       <a:extLst>
                         <a:ext uri="{28A0092B-C50C-407E-A947-70E740481C1C}">
                           <a14:useLocalDpi xmlns:a14="http://schemas.microsoft.com/office/drawing/2010/main" val="0"/>
@@ -5657,64 +5497,6 @@
         <w:jc w:val="center"/>
         <w:rPr>
           <w:rFonts w:ascii="Roboto" w:hAnsi="Roboto"/>
-          <w:sz w:val="32"/>
-          <w:szCs w:val="32"/>
-          <w:lang w:val="de-DE"/>
-        </w:rPr>
-      </w:pPr>
-      <w:r>
-        <w:rPr>
-          <w:rFonts w:ascii="Roboto" w:hAnsi="Roboto"/>
-          <w:sz w:val="32"/>
-          <w:szCs w:val="32"/>
-          <w:lang w:val="de-DE"/>
-        </w:rPr>
-        <w:t xml:space="preserve">die Rekombination </w:t>
-      </w:r>
-      <w:r>
-        <w:rPr>
-          <w:rFonts w:ascii="Roboto" w:hAnsi="Roboto"/>
-          <w:b/>
-          <w:bCs/>
-          <w:sz w:val="32"/>
-          <w:szCs w:val="32"/>
-          <w:lang w:val="de-DE"/>
-        </w:rPr>
-        <w:t xml:space="preserve">zweier Radikalketten </w:t>
-      </w:r>
-      <w:r>
-        <w:rPr>
-          <w:rFonts w:ascii="Roboto" w:hAnsi="Roboto"/>
-          <w:sz w:val="32"/>
-          <w:szCs w:val="32"/>
-          <w:lang w:val="de-DE"/>
-        </w:rPr>
-        <w:t xml:space="preserve">oder durch Reaktion mit dem initiierenden </w:t>
-      </w:r>
-      <w:r>
-        <w:rPr>
-          <w:rFonts w:ascii="Roboto" w:hAnsi="Roboto"/>
-          <w:sz w:val="32"/>
-          <w:szCs w:val="32"/>
-          <w:lang w:val="de-DE"/>
-        </w:rPr>
-        <w:t>Starter-</w:t>
-      </w:r>
-      <w:r>
-        <w:rPr>
-          <w:rFonts w:ascii="Roboto" w:hAnsi="Roboto"/>
-          <w:sz w:val="32"/>
-          <w:szCs w:val="32"/>
-          <w:lang w:val="de-DE"/>
-        </w:rPr>
-        <w:t>Radikal</w:t>
-      </w:r>
-    </w:p>
-    <w:p>
-      <w:pPr>
-        <w:jc w:val="center"/>
-        <w:rPr>
-          <w:rFonts w:ascii="Roboto" w:hAnsi="Roboto"/>
           <w:b/>
           <w:bCs/>
           <w:sz w:val="32"/>
@@ -5899,7 +5681,7 @@
                     <pic:cNvPicPr/>
                   </pic:nvPicPr>
                   <pic:blipFill>
-                    <a:blip r:embed="rId25"/>
+                    <a:blip r:embed="rId24"/>
                     <a:stretch>
                       <a:fillRect/>
                     </a:stretch>
@@ -5957,107 +5739,107 @@
           <w:u w:val="single"/>
           <w:lang w:val="de-DE"/>
         </w:rPr>
+        <w:t xml:space="preserve">2. </w:t>
+      </w:r>
+      <w:r>
+        <w:rPr>
+          <w:rFonts w:ascii="Roboto" w:hAnsi="Roboto"/>
+          <w:b/>
+          <w:bCs/>
+          <w:sz w:val="32"/>
+          <w:szCs w:val="32"/>
+          <w:u w:val="single"/>
+          <w:lang w:val="de-DE"/>
+        </w:rPr>
+        <w:t>Disproportionierung</w:t>
+      </w:r>
+    </w:p>
+    <w:p>
+      <w:pPr>
+        <w:jc w:val="center"/>
+        <w:rPr>
+          <w:rFonts w:ascii="Roboto" w:hAnsi="Roboto"/>
+          <w:b/>
+          <w:bCs/>
+          <w:sz w:val="32"/>
+          <w:szCs w:val="32"/>
+          <w:lang w:val="de-DE"/>
+        </w:rPr>
+      </w:pPr>
+      <w:r>
+        <w:rPr>
+          <w:rFonts w:ascii="Roboto" w:hAnsi="Roboto"/>
+          <w:sz w:val="32"/>
+          <w:szCs w:val="32"/>
+          <w:lang w:val="de-DE"/>
+        </w:rPr>
+        <w:t xml:space="preserve">das </w:t>
+      </w:r>
+      <w:r>
+        <w:rPr>
+          <w:rFonts w:ascii="Roboto" w:hAnsi="Roboto"/>
+          <w:b/>
+          <w:bCs/>
+          <w:color w:val="3000FE"/>
+          <w:sz w:val="32"/>
+          <w:szCs w:val="32"/>
+          <w:lang w:val="de-DE"/>
+        </w:rPr>
+        <w:t>Radikal</w:t>
+      </w:r>
+      <w:r>
+        <w:rPr>
+          <w:rFonts w:ascii="Roboto" w:hAnsi="Roboto"/>
+          <w:color w:val="3000FE"/>
+          <w:sz w:val="32"/>
+          <w:szCs w:val="32"/>
+          <w:lang w:val="de-DE"/>
+        </w:rPr>
+        <w:t xml:space="preserve"> </w:t>
+      </w:r>
+      <w:r>
+        <w:rPr>
+          <w:rFonts w:ascii="Roboto" w:hAnsi="Roboto"/>
+          <w:sz w:val="32"/>
+          <w:szCs w:val="32"/>
+          <w:lang w:val="de-DE"/>
+        </w:rPr>
+        <w:t xml:space="preserve">spaltet eine </w:t>
+      </w:r>
+      <w:r>
+        <w:rPr>
+          <w:rFonts w:ascii="Roboto" w:hAnsi="Roboto"/>
+          <w:b/>
+          <w:bCs/>
+          <w:sz w:val="32"/>
+          <w:szCs w:val="32"/>
+          <w:lang w:val="de-DE"/>
+        </w:rPr>
+        <w:t xml:space="preserve">benachbarte C-H-Bindung </w:t>
+      </w:r>
+    </w:p>
+    <w:p>
+      <w:pPr>
+        <w:jc w:val="center"/>
+        <w:rPr>
+          <w:rFonts w:ascii="Roboto" w:hAnsi="Roboto"/>
+          <w:b/>
+          <w:bCs/>
+          <w:sz w:val="32"/>
+          <w:szCs w:val="32"/>
+          <w:u w:val="single"/>
+          <w:lang w:val="de-DE"/>
+        </w:rPr>
+      </w:pPr>
+      <w:r>
+        <w:rPr>
+          <w:rFonts w:ascii="Roboto" w:hAnsi="Roboto"/>
+          <w:noProof/>
+          <w:sz w:val="32"/>
+          <w:szCs w:val="32"/>
+          <w:lang w:val="de-DE"/>
+        </w:rPr>
         <w:lastRenderedPageBreak/>
-        <w:t xml:space="preserve">2. </w:t>
-      </w:r>
-      <w:r>
-        <w:rPr>
-          <w:rFonts w:ascii="Roboto" w:hAnsi="Roboto"/>
-          <w:b/>
-          <w:bCs/>
-          <w:sz w:val="32"/>
-          <w:szCs w:val="32"/>
-          <w:u w:val="single"/>
-          <w:lang w:val="de-DE"/>
-        </w:rPr>
-        <w:t>Disproportionierung</w:t>
-      </w:r>
-    </w:p>
-    <w:p>
-      <w:pPr>
-        <w:jc w:val="center"/>
-        <w:rPr>
-          <w:rFonts w:ascii="Roboto" w:hAnsi="Roboto"/>
-          <w:b/>
-          <w:bCs/>
-          <w:sz w:val="32"/>
-          <w:szCs w:val="32"/>
-          <w:lang w:val="de-DE"/>
-        </w:rPr>
-      </w:pPr>
-      <w:r>
-        <w:rPr>
-          <w:rFonts w:ascii="Roboto" w:hAnsi="Roboto"/>
-          <w:sz w:val="32"/>
-          <w:szCs w:val="32"/>
-          <w:lang w:val="de-DE"/>
-        </w:rPr>
-        <w:t xml:space="preserve">das </w:t>
-      </w:r>
-      <w:r>
-        <w:rPr>
-          <w:rFonts w:ascii="Roboto" w:hAnsi="Roboto"/>
-          <w:b/>
-          <w:bCs/>
-          <w:color w:val="3000FE"/>
-          <w:sz w:val="32"/>
-          <w:szCs w:val="32"/>
-          <w:lang w:val="de-DE"/>
-        </w:rPr>
-        <w:t>Radikal</w:t>
-      </w:r>
-      <w:r>
-        <w:rPr>
-          <w:rFonts w:ascii="Roboto" w:hAnsi="Roboto"/>
-          <w:color w:val="3000FE"/>
-          <w:sz w:val="32"/>
-          <w:szCs w:val="32"/>
-          <w:lang w:val="de-DE"/>
-        </w:rPr>
-        <w:t xml:space="preserve"> </w:t>
-      </w:r>
-      <w:r>
-        <w:rPr>
-          <w:rFonts w:ascii="Roboto" w:hAnsi="Roboto"/>
-          <w:sz w:val="32"/>
-          <w:szCs w:val="32"/>
-          <w:lang w:val="de-DE"/>
-        </w:rPr>
-        <w:t xml:space="preserve">spaltet eine </w:t>
-      </w:r>
-      <w:r>
-        <w:rPr>
-          <w:rFonts w:ascii="Roboto" w:hAnsi="Roboto"/>
-          <w:b/>
-          <w:bCs/>
-          <w:sz w:val="32"/>
-          <w:szCs w:val="32"/>
-          <w:lang w:val="de-DE"/>
-        </w:rPr>
-        <w:t xml:space="preserve">benachbarte C-H-Bindung </w:t>
-      </w:r>
-    </w:p>
-    <w:p>
-      <w:pPr>
-        <w:jc w:val="center"/>
-        <w:rPr>
-          <w:rFonts w:ascii="Roboto" w:hAnsi="Roboto"/>
-          <w:b/>
-          <w:bCs/>
-          <w:sz w:val="32"/>
-          <w:szCs w:val="32"/>
-          <w:u w:val="single"/>
-          <w:lang w:val="de-DE"/>
-        </w:rPr>
-      </w:pPr>
-      <w:r>
-        <w:rPr>
-          <w:rFonts w:ascii="Roboto" w:hAnsi="Roboto"/>
-          <w:noProof/>
-          <w:sz w:val="32"/>
-          <w:szCs w:val="32"/>
-          <w:lang w:val="de-DE"/>
-        </w:rPr>
         <w:drawing>
           <wp:inline distT="0" distB="0" distL="0" distR="0" wp14:anchorId="55A908B4" wp14:editId="141F96B1">
             <wp:extent cx="5757545" cy="4642485"/>
@@ -6076,7 +5858,7 @@
                     </pic:cNvPicPr>
                   </pic:nvPicPr>
                   <pic:blipFill>
-                    <a:blip r:embed="rId26">
+                    <a:blip r:embed="rId25">
                       <a:extLst>
                         <a:ext uri="{28A0092B-C50C-407E-A947-70E740481C1C}">
                           <a14:useLocalDpi xmlns:a14="http://schemas.microsoft.com/office/drawing/2010/main" val="0"/>
@@ -6477,7 +6259,7 @@
                     </pic:cNvPicPr>
                   </pic:nvPicPr>
                   <pic:blipFill>
-                    <a:blip r:embed="rId27">
+                    <a:blip r:embed="rId26">
                       <a:extLst>
                         <a:ext uri="{28A0092B-C50C-407E-A947-70E740481C1C}">
                           <a14:useLocalDpi xmlns:a14="http://schemas.microsoft.com/office/drawing/2010/main" val="0"/>
@@ -6677,7 +6459,7 @@
                     </pic:cNvPicPr>
                   </pic:nvPicPr>
                   <pic:blipFill>
-                    <a:blip r:embed="rId28">
+                    <a:blip r:embed="rId27">
                       <a:extLst>
                         <a:ext uri="{28A0092B-C50C-407E-A947-70E740481C1C}">
                           <a14:useLocalDpi xmlns:a14="http://schemas.microsoft.com/office/drawing/2010/main" val="0"/>
@@ -7108,6 +6890,7 @@
           <w:rFonts w:ascii="Roboto" w:hAnsi="Roboto"/>
           <w:i/>
           <w:iCs/>
+          <w:noProof/>
           <w:sz w:val="28"/>
           <w:szCs w:val="28"/>
           <w:lang w:val="de-DE"/>
@@ -7128,7 +6911,7 @@
                     <pic:cNvPicPr/>
                   </pic:nvPicPr>
                   <pic:blipFill>
-                    <a:blip r:embed="rId29"/>
+                    <a:blip r:embed="rId28"/>
                     <a:stretch>
                       <a:fillRect/>
                     </a:stretch>
@@ -7279,9 +7062,9 @@
         </w:rPr>
         <w:lastRenderedPageBreak/>
         <w:drawing>
-          <wp:inline distT="0" distB="0" distL="0" distR="0" wp14:anchorId="5E0BB987" wp14:editId="0698B170">
+          <wp:inline distT="0" distB="0" distL="0" distR="0" wp14:anchorId="5E0BB987" wp14:editId="769BD4BE">
             <wp:extent cx="5753100" cy="2733675"/>
-            <wp:effectExtent l="0" t="0" r="0" b="9525"/>
+            <wp:effectExtent l="76200" t="76200" r="133350" b="142875"/>
             <wp:docPr id="1342252979" name="Resim 1"/>
             <wp:cNvGraphicFramePr>
               <a:graphicFrameLocks xmlns:a="http://schemas.openxmlformats.org/drawingml/2006/main" noChangeAspect="1"/>
@@ -7291,6 +7074,188 @@
                 <pic:pic xmlns:pic="http://schemas.openxmlformats.org/drawingml/2006/picture">
                   <pic:nvPicPr>
                     <pic:cNvPr id="0" name="Picture 8"/>
+                    <pic:cNvPicPr>
+                      <a:picLocks noChangeAspect="1" noChangeArrowheads="1"/>
+                    </pic:cNvPicPr>
+                  </pic:nvPicPr>
+                  <pic:blipFill>
+                    <a:blip r:embed="rId29">
+                      <a:extLst>
+                        <a:ext uri="{28A0092B-C50C-407E-A947-70E740481C1C}">
+                          <a14:useLocalDpi xmlns:a14="http://schemas.microsoft.com/office/drawing/2010/main" val="0"/>
+                        </a:ext>
+                      </a:extLst>
+                    </a:blip>
+                    <a:srcRect/>
+                    <a:stretch>
+                      <a:fillRect/>
+                    </a:stretch>
+                  </pic:blipFill>
+                  <pic:spPr bwMode="auto">
+                    <a:xfrm>
+                      <a:off x="0" y="0"/>
+                      <a:ext cx="5753100" cy="2733675"/>
+                    </a:xfrm>
+                    <a:prstGeom prst="rect">
+                      <a:avLst/>
+                    </a:prstGeom>
+                    <a:ln w="38100" cap="sq">
+                      <a:solidFill>
+                        <a:srgbClr val="000000"/>
+                      </a:solidFill>
+                      <a:prstDash val="solid"/>
+                      <a:miter lim="800000"/>
+                    </a:ln>
+                    <a:effectLst>
+                      <a:outerShdw blurRad="50800" dist="38100" dir="2700000" algn="tl" rotWithShape="0">
+                        <a:srgbClr val="000000">
+                          <a:alpha val="43000"/>
+                        </a:srgbClr>
+                      </a:outerShdw>
+                    </a:effectLst>
+                  </pic:spPr>
+                </pic:pic>
+              </a:graphicData>
+            </a:graphic>
+          </wp:inline>
+        </w:drawing>
+      </w:r>
+    </w:p>
+    <w:p>
+      <w:pPr>
+        <w:jc w:val="center"/>
+        <w:rPr>
+          <w:rFonts w:ascii="Roboto" w:hAnsi="Roboto"/>
+          <w:sz w:val="28"/>
+          <w:szCs w:val="28"/>
+          <w:lang w:val="de-DE"/>
+        </w:rPr>
+      </w:pPr>
+      <w:r>
+        <w:rPr>
+          <w:rFonts w:ascii="Roboto" w:hAnsi="Roboto"/>
+          <w:sz w:val="28"/>
+          <w:szCs w:val="28"/>
+          <w:lang w:val="de-DE"/>
+        </w:rPr>
+        <w:t xml:space="preserve">Reaktion auch mit Spuren von </w:t>
+      </w:r>
+      <w:r>
+        <w:rPr>
+          <w:rFonts w:ascii="Roboto" w:hAnsi="Roboto"/>
+          <w:b/>
+          <w:bCs/>
+          <w:sz w:val="28"/>
+          <w:szCs w:val="28"/>
+          <w:lang w:val="de-DE"/>
+        </w:rPr>
+        <w:t xml:space="preserve">Wasser </w:t>
+      </w:r>
+      <w:r>
+        <w:rPr>
+          <w:rFonts w:ascii="Roboto" w:hAnsi="Roboto"/>
+          <w:b/>
+          <w:bCs/>
+          <w:color w:val="0000FF"/>
+          <w:sz w:val="28"/>
+          <w:szCs w:val="28"/>
+          <w:lang w:val="de-DE"/>
+        </w:rPr>
+        <w:t>(OH-)</w:t>
+      </w:r>
+      <w:r>
+        <w:rPr>
+          <w:rFonts w:ascii="Roboto" w:hAnsi="Roboto"/>
+          <w:color w:val="0000FF"/>
+          <w:sz w:val="28"/>
+          <w:szCs w:val="28"/>
+          <w:lang w:val="de-DE"/>
+        </w:rPr>
+        <w:t xml:space="preserve"> </w:t>
+      </w:r>
+      <w:r>
+        <w:rPr>
+          <w:rFonts w:ascii="Roboto" w:hAnsi="Roboto"/>
+          <w:sz w:val="28"/>
+          <w:szCs w:val="28"/>
+          <w:lang w:val="de-DE"/>
+        </w:rPr>
+        <w:t xml:space="preserve">und </w:t>
+      </w:r>
+      <w:r>
+        <w:rPr>
+          <w:rFonts w:ascii="Roboto" w:hAnsi="Roboto"/>
+          <w:b/>
+          <w:bCs/>
+          <w:sz w:val="28"/>
+          <w:szCs w:val="28"/>
+          <w:lang w:val="de-DE"/>
+        </w:rPr>
+        <w:t xml:space="preserve">Sauerstoff </w:t>
+      </w:r>
+      <w:r>
+        <w:rPr>
+          <w:rFonts w:ascii="Roboto" w:hAnsi="Roboto"/>
+          <w:b/>
+          <w:bCs/>
+          <w:color w:val="0000FF"/>
+          <w:sz w:val="28"/>
+          <w:szCs w:val="28"/>
+          <w:lang w:val="de-DE"/>
+        </w:rPr>
+        <w:t>(O2-)</w:t>
+      </w:r>
+      <w:r>
+        <w:rPr>
+          <w:rFonts w:ascii="Roboto" w:hAnsi="Roboto"/>
+          <w:color w:val="0000FF"/>
+          <w:sz w:val="28"/>
+          <w:szCs w:val="28"/>
+          <w:lang w:val="de-DE"/>
+        </w:rPr>
+        <w:t xml:space="preserve"> </w:t>
+      </w:r>
+      <w:r>
+        <w:rPr>
+          <w:rFonts w:ascii="Roboto" w:hAnsi="Roboto"/>
+          <w:sz w:val="28"/>
+          <w:szCs w:val="28"/>
+          <w:lang w:val="de-DE"/>
+        </w:rPr>
+        <w:t xml:space="preserve">möglich </w:t>
+      </w:r>
+    </w:p>
+    <w:p>
+      <w:pPr>
+        <w:jc w:val="center"/>
+        <w:rPr>
+          <w:rFonts w:ascii="Roboto" w:hAnsi="Roboto"/>
+          <w:sz w:val="28"/>
+          <w:szCs w:val="28"/>
+          <w:lang w:val="de-DE"/>
+        </w:rPr>
+      </w:pPr>
+      <w:r>
+        <w:rPr>
+          <w:rFonts w:ascii="Roboto" w:hAnsi="Roboto"/>
+          <w:noProof/>
+          <w:sz w:val="28"/>
+          <w:szCs w:val="28"/>
+          <w:lang w:val="de-DE"/>
+        </w:rPr>
+        <w:drawing>
+          <wp:inline distT="0" distB="0" distL="0" distR="0" wp14:anchorId="0D65F750" wp14:editId="5E7CBE1A">
+            <wp:extent cx="3695700" cy="1200150"/>
+            <wp:effectExtent l="76200" t="76200" r="133350" b="133350"/>
+            <wp:docPr id="1229632379" name="Resim 2"/>
+            <wp:cNvGraphicFramePr>
+              <a:graphicFrameLocks xmlns:a="http://schemas.openxmlformats.org/drawingml/2006/main" noChangeAspect="1"/>
+            </wp:cNvGraphicFramePr>
+            <a:graphic xmlns:a="http://schemas.openxmlformats.org/drawingml/2006/main">
+              <a:graphicData uri="http://schemas.openxmlformats.org/drawingml/2006/picture">
+                <pic:pic xmlns:pic="http://schemas.openxmlformats.org/drawingml/2006/picture">
+                  <pic:nvPicPr>
+                    <pic:cNvPr id="0" name="Picture 9"/>
                     <pic:cNvPicPr>
                       <a:picLocks noChangeAspect="1" noChangeArrowheads="1"/>
                     </pic:cNvPicPr>
@@ -7311,187 +7276,25 @@
                   <pic:spPr bwMode="auto">
                     <a:xfrm>
                       <a:off x="0" y="0"/>
-                      <a:ext cx="5753100" cy="2733675"/>
-                    </a:xfrm>
-                    <a:prstGeom prst="rect">
-                      <a:avLst/>
-                    </a:prstGeom>
-                    <a:noFill/>
-                    <a:ln>
-                      <a:noFill/>
-                    </a:ln>
-                  </pic:spPr>
-                </pic:pic>
-              </a:graphicData>
-            </a:graphic>
-          </wp:inline>
-        </w:drawing>
-      </w:r>
-    </w:p>
-    <w:p>
-      <w:pPr>
-        <w:jc w:val="center"/>
-        <w:rPr>
-          <w:rFonts w:ascii="Roboto" w:hAnsi="Roboto"/>
-          <w:sz w:val="28"/>
-          <w:szCs w:val="28"/>
-          <w:lang w:val="de-DE"/>
-        </w:rPr>
-      </w:pPr>
-      <w:r>
-        <w:rPr>
-          <w:rFonts w:ascii="Roboto" w:hAnsi="Roboto"/>
-          <w:sz w:val="28"/>
-          <w:szCs w:val="28"/>
-          <w:lang w:val="de-DE"/>
-        </w:rPr>
-        <w:t xml:space="preserve">Reaktion auch mit Spuren von </w:t>
-      </w:r>
-      <w:r>
-        <w:rPr>
-          <w:rFonts w:ascii="Roboto" w:hAnsi="Roboto"/>
-          <w:b/>
-          <w:bCs/>
-          <w:sz w:val="28"/>
-          <w:szCs w:val="28"/>
-          <w:lang w:val="de-DE"/>
-        </w:rPr>
-        <w:t xml:space="preserve">Wasser </w:t>
-      </w:r>
-      <w:r>
-        <w:rPr>
-          <w:rFonts w:ascii="Roboto" w:hAnsi="Roboto"/>
-          <w:b/>
-          <w:bCs/>
-          <w:color w:val="0000FF"/>
-          <w:sz w:val="28"/>
-          <w:szCs w:val="28"/>
-          <w:lang w:val="de-DE"/>
-        </w:rPr>
-        <w:t>(OH-)</w:t>
-      </w:r>
-      <w:r>
-        <w:rPr>
-          <w:rFonts w:ascii="Roboto" w:hAnsi="Roboto"/>
-          <w:color w:val="0000FF"/>
-          <w:sz w:val="28"/>
-          <w:szCs w:val="28"/>
-          <w:lang w:val="de-DE"/>
-        </w:rPr>
-        <w:t xml:space="preserve"> </w:t>
-      </w:r>
-      <w:r>
-        <w:rPr>
-          <w:rFonts w:ascii="Roboto" w:hAnsi="Roboto"/>
-          <w:sz w:val="28"/>
-          <w:szCs w:val="28"/>
-          <w:lang w:val="de-DE"/>
-        </w:rPr>
-        <w:t xml:space="preserve">und </w:t>
-      </w:r>
-      <w:r>
-        <w:rPr>
-          <w:rFonts w:ascii="Roboto" w:hAnsi="Roboto"/>
-          <w:b/>
-          <w:bCs/>
-          <w:sz w:val="28"/>
-          <w:szCs w:val="28"/>
-          <w:lang w:val="de-DE"/>
-        </w:rPr>
-        <w:t xml:space="preserve">Sauerstoff </w:t>
-      </w:r>
-      <w:r>
-        <w:rPr>
-          <w:rFonts w:ascii="Roboto" w:hAnsi="Roboto"/>
-          <w:b/>
-          <w:bCs/>
-          <w:color w:val="0000FF"/>
-          <w:sz w:val="28"/>
-          <w:szCs w:val="28"/>
-          <w:lang w:val="de-DE"/>
-        </w:rPr>
-        <w:t>(O2-)</w:t>
-      </w:r>
-      <w:r>
-        <w:rPr>
-          <w:rFonts w:ascii="Roboto" w:hAnsi="Roboto"/>
-          <w:color w:val="0000FF"/>
-          <w:sz w:val="28"/>
-          <w:szCs w:val="28"/>
-          <w:lang w:val="de-DE"/>
-        </w:rPr>
-        <w:t xml:space="preserve"> </w:t>
-      </w:r>
-      <w:r>
-        <w:rPr>
-          <w:rFonts w:ascii="Roboto" w:hAnsi="Roboto"/>
-          <w:sz w:val="28"/>
-          <w:szCs w:val="28"/>
-          <w:lang w:val="de-DE"/>
-        </w:rPr>
-        <w:t xml:space="preserve">möglich </w:t>
-      </w:r>
-    </w:p>
-    <w:p>
-      <w:pPr>
-        <w:jc w:val="center"/>
-        <w:rPr>
-          <w:rFonts w:ascii="Roboto" w:hAnsi="Roboto"/>
-          <w:sz w:val="28"/>
-          <w:szCs w:val="28"/>
-          <w:lang w:val="de-DE"/>
-        </w:rPr>
-      </w:pPr>
-      <w:r>
-        <w:rPr>
-          <w:rFonts w:ascii="Roboto" w:hAnsi="Roboto"/>
-          <w:noProof/>
-          <w:sz w:val="28"/>
-          <w:szCs w:val="28"/>
-          <w:lang w:val="de-DE"/>
-        </w:rPr>
-        <w:drawing>
-          <wp:inline distT="0" distB="0" distL="0" distR="0" wp14:anchorId="0D65F750" wp14:editId="3143E88F">
-            <wp:extent cx="3695700" cy="1200150"/>
-            <wp:effectExtent l="0" t="0" r="0" b="0"/>
-            <wp:docPr id="1229632379" name="Resim 2"/>
-            <wp:cNvGraphicFramePr>
-              <a:graphicFrameLocks xmlns:a="http://schemas.openxmlformats.org/drawingml/2006/main" noChangeAspect="1"/>
-            </wp:cNvGraphicFramePr>
-            <a:graphic xmlns:a="http://schemas.openxmlformats.org/drawingml/2006/main">
-              <a:graphicData uri="http://schemas.openxmlformats.org/drawingml/2006/picture">
-                <pic:pic xmlns:pic="http://schemas.openxmlformats.org/drawingml/2006/picture">
-                  <pic:nvPicPr>
-                    <pic:cNvPr id="0" name="Picture 9"/>
-                    <pic:cNvPicPr>
-                      <a:picLocks noChangeAspect="1" noChangeArrowheads="1"/>
-                    </pic:cNvPicPr>
-                  </pic:nvPicPr>
-                  <pic:blipFill>
-                    <a:blip r:embed="rId31">
-                      <a:extLst>
-                        <a:ext uri="{28A0092B-C50C-407E-A947-70E740481C1C}">
-                          <a14:useLocalDpi xmlns:a14="http://schemas.microsoft.com/office/drawing/2010/main" val="0"/>
-                        </a:ext>
-                      </a:extLst>
-                    </a:blip>
-                    <a:srcRect/>
-                    <a:stretch>
-                      <a:fillRect/>
-                    </a:stretch>
-                  </pic:blipFill>
-                  <pic:spPr bwMode="auto">
-                    <a:xfrm>
-                      <a:off x="0" y="0"/>
                       <a:ext cx="3695700" cy="1200150"/>
                     </a:xfrm>
                     <a:prstGeom prst="rect">
                       <a:avLst/>
                     </a:prstGeom>
-                    <a:noFill/>
-                    <a:ln>
-                      <a:noFill/>
+                    <a:ln w="38100" cap="sq">
+                      <a:solidFill>
+                        <a:srgbClr val="000000"/>
+                      </a:solidFill>
+                      <a:prstDash val="solid"/>
+                      <a:miter lim="800000"/>
                     </a:ln>
+                    <a:effectLst>
+                      <a:outerShdw blurRad="50800" dist="38100" dir="2700000" algn="tl" rotWithShape="0">
+                        <a:srgbClr val="000000">
+                          <a:alpha val="43000"/>
+                        </a:srgbClr>
+                      </a:outerShdw>
+                    </a:effectLst>
                   </pic:spPr>
                 </pic:pic>
               </a:graphicData>
@@ -7686,7 +7489,7 @@
                     </pic:cNvPicPr>
                   </pic:nvPicPr>
                   <pic:blipFill>
-                    <a:blip r:embed="rId32">
+                    <a:blip r:embed="rId31">
                       <a:extLst>
                         <a:ext uri="{28A0092B-C50C-407E-A947-70E740481C1C}">
                           <a14:useLocalDpi xmlns:a14="http://schemas.microsoft.com/office/drawing/2010/main" val="0"/>
@@ -7745,6 +7548,7 @@
           <w:szCs w:val="32"/>
           <w:lang w:val="de-DE"/>
         </w:rPr>
+        <w:lastRenderedPageBreak/>
         <w:t xml:space="preserve">Es entsteht ein </w:t>
       </w:r>
       <w:r>
@@ -7824,7 +7628,6 @@
           <w:u w:val="single"/>
           <w:lang w:val="de-DE"/>
         </w:rPr>
-        <w:lastRenderedPageBreak/>
         <w:t>Propagation (Kettenwachstum)</w:t>
       </w:r>
     </w:p>
@@ -7998,7 +7801,7 @@
                     </pic:cNvPicPr>
                   </pic:nvPicPr>
                   <pic:blipFill>
-                    <a:blip r:embed="rId33">
+                    <a:blip r:embed="rId32">
                       <a:extLst>
                         <a:ext uri="{28A0092B-C50C-407E-A947-70E740481C1C}">
                           <a14:useLocalDpi xmlns:a14="http://schemas.microsoft.com/office/drawing/2010/main" val="0"/>
@@ -8195,43 +7998,7 @@
           <w:u w:val="single"/>
           <w:lang w:val="de-DE"/>
         </w:rPr>
-        <w:t>Termination</w:t>
-      </w:r>
-      <w:r>
-        <w:rPr>
-          <w:rFonts w:ascii="Roboto" w:hAnsi="Roboto"/>
-          <w:b/>
-          <w:bCs/>
-          <w:sz w:val="32"/>
-          <w:szCs w:val="32"/>
-          <w:u w:val="single"/>
-          <w:lang w:val="de-DE"/>
-        </w:rPr>
-        <w:t xml:space="preserve"> (Ketten</w:t>
-      </w:r>
-      <w:r>
-        <w:rPr>
-          <w:rFonts w:ascii="Roboto" w:hAnsi="Roboto"/>
-          <w:b/>
-          <w:bCs/>
-          <w:sz w:val="32"/>
-          <w:szCs w:val="32"/>
-          <w:u w:val="single"/>
-          <w:lang w:val="de-DE"/>
-        </w:rPr>
-        <w:t>abbruch</w:t>
-      </w:r>
-      <w:r>
-        <w:rPr>
-          <w:rFonts w:ascii="Roboto" w:hAnsi="Roboto"/>
-          <w:b/>
-          <w:bCs/>
-          <w:sz w:val="32"/>
-          <w:szCs w:val="32"/>
-          <w:u w:val="single"/>
-          <w:lang w:val="de-DE"/>
-        </w:rPr>
-        <w:t>)</w:t>
+        <w:t>Termination (Kettenabbruch)</w:t>
       </w:r>
     </w:p>
     <w:p>
@@ -8391,7 +8158,7 @@
                     </pic:cNvPicPr>
                   </pic:nvPicPr>
                   <pic:blipFill>
-                    <a:blip r:embed="rId34">
+                    <a:blip r:embed="rId33">
                       <a:extLst>
                         <a:ext uri="{28A0092B-C50C-407E-A947-70E740481C1C}">
                           <a14:useLocalDpi xmlns:a14="http://schemas.microsoft.com/office/drawing/2010/main" val="0"/>
@@ -8454,6 +8221,7 @@
           <w:szCs w:val="32"/>
           <w:lang w:val="de-DE"/>
         </w:rPr>
+        <w:lastRenderedPageBreak/>
         <w:t xml:space="preserve">Ansonsten sind die </w:t>
       </w:r>
       <w:r>
@@ -8674,50 +8442,58 @@
           <w:szCs w:val="28"/>
           <w:lang w:val="de-DE"/>
         </w:rPr>
+        <w:t xml:space="preserve"> zunutze.</w:t>
+      </w:r>
+    </w:p>
+    <w:p>
+      <w:pPr>
+        <w:jc w:val="center"/>
+        <w:rPr>
+          <w:rFonts w:ascii="Roboto" w:hAnsi="Roboto"/>
+          <w:sz w:val="32"/>
+          <w:szCs w:val="32"/>
+          <w:lang w:val="de-DE"/>
+        </w:rPr>
+      </w:pPr>
+      <w:r>
+        <w:rPr>
+          <w:rFonts w:ascii="Roboto" w:hAnsi="Roboto"/>
+          <w:sz w:val="32"/>
+          <w:szCs w:val="32"/>
+          <w:lang w:val="de-DE"/>
+        </w:rPr>
+        <w:t xml:space="preserve">Insgesamt erhält man bei der </w:t>
+      </w:r>
+      <w:r>
+        <w:rPr>
+          <w:rFonts w:ascii="Roboto" w:hAnsi="Roboto"/>
+          <w:b/>
+          <w:bCs/>
+          <w:sz w:val="32"/>
+          <w:szCs w:val="32"/>
+          <w:lang w:val="de-DE"/>
+        </w:rPr>
+        <w:t>anionischen Polymerisation</w:t>
+      </w:r>
+      <w:r>
+        <w:rPr>
+          <w:rFonts w:ascii="Roboto" w:hAnsi="Roboto"/>
+          <w:sz w:val="32"/>
+          <w:szCs w:val="32"/>
+          <w:lang w:val="de-DE"/>
+        </w:rPr>
         <w:t xml:space="preserve"> </w:t>
       </w:r>
       <w:r>
         <w:rPr>
           <w:rFonts w:ascii="Roboto" w:hAnsi="Roboto"/>
-          <w:i/>
-          <w:iCs/>
-          <w:sz w:val="28"/>
-          <w:szCs w:val="28"/>
-          <w:lang w:val="de-DE"/>
-        </w:rPr>
-        <w:t>zunutze.</w:t>
-      </w:r>
-    </w:p>
-    <w:p>
-      <w:pPr>
-        <w:jc w:val="center"/>
-        <w:rPr>
-          <w:rFonts w:ascii="Roboto" w:hAnsi="Roboto"/>
-          <w:sz w:val="32"/>
-          <w:szCs w:val="32"/>
-          <w:lang w:val="de-DE"/>
-        </w:rPr>
-      </w:pPr>
-      <w:r>
-        <w:rPr>
-          <w:rFonts w:ascii="Roboto" w:hAnsi="Roboto"/>
-          <w:sz w:val="32"/>
-          <w:szCs w:val="32"/>
-          <w:lang w:val="de-DE"/>
-        </w:rPr>
-        <w:lastRenderedPageBreak/>
-        <w:t xml:space="preserve">Insgesamt erhält man bei der </w:t>
-      </w:r>
-      <w:r>
-        <w:rPr>
-          <w:rFonts w:ascii="Roboto" w:hAnsi="Roboto"/>
-          <w:b/>
-          <w:bCs/>
-          <w:sz w:val="32"/>
-          <w:szCs w:val="32"/>
-          <w:lang w:val="de-DE"/>
-        </w:rPr>
-        <w:t>anionischen Polymerisation</w:t>
+          <w:b/>
+          <w:bCs/>
+          <w:sz w:val="32"/>
+          <w:szCs w:val="32"/>
+          <w:lang w:val="de-DE"/>
+        </w:rPr>
+        <w:t>längere</w:t>
       </w:r>
       <w:r>
         <w:rPr>
@@ -8737,7 +8513,107 @@
           <w:szCs w:val="32"/>
           <w:lang w:val="de-DE"/>
         </w:rPr>
-        <w:t>längere</w:t>
+        <w:t>Ketten</w:t>
+      </w:r>
+      <w:r>
+        <w:rPr>
+          <w:rFonts w:ascii="Roboto" w:hAnsi="Roboto"/>
+          <w:sz w:val="32"/>
+          <w:szCs w:val="32"/>
+          <w:lang w:val="de-DE"/>
+        </w:rPr>
+        <w:t xml:space="preserve"> als bei der </w:t>
+      </w:r>
+      <w:r>
+        <w:rPr>
+          <w:rFonts w:ascii="Roboto" w:hAnsi="Roboto"/>
+          <w:b/>
+          <w:bCs/>
+          <w:sz w:val="32"/>
+          <w:szCs w:val="32"/>
+          <w:lang w:val="de-DE"/>
+        </w:rPr>
+        <w:t>radikalischen</w:t>
+      </w:r>
+      <w:r>
+        <w:rPr>
+          <w:rFonts w:ascii="Roboto" w:hAnsi="Roboto"/>
+          <w:sz w:val="32"/>
+          <w:szCs w:val="32"/>
+          <w:lang w:val="de-DE"/>
+        </w:rPr>
+        <w:t xml:space="preserve">. Das so gebildete Polymer ist </w:t>
+      </w:r>
+      <w:r>
+        <w:rPr>
+          <w:rFonts w:ascii="Roboto" w:hAnsi="Roboto"/>
+          <w:b/>
+          <w:bCs/>
+          <w:sz w:val="32"/>
+          <w:szCs w:val="32"/>
+          <w:lang w:val="de-DE"/>
+        </w:rPr>
+        <w:t>stabiler</w:t>
+      </w:r>
+      <w:r>
+        <w:rPr>
+          <w:rFonts w:ascii="Roboto" w:hAnsi="Roboto"/>
+          <w:sz w:val="32"/>
+          <w:szCs w:val="32"/>
+          <w:lang w:val="de-DE"/>
+        </w:rPr>
+        <w:t xml:space="preserve">, </w:t>
+      </w:r>
+      <w:r>
+        <w:rPr>
+          <w:rFonts w:ascii="Roboto" w:hAnsi="Roboto"/>
+          <w:b/>
+          <w:bCs/>
+          <w:sz w:val="32"/>
+          <w:szCs w:val="32"/>
+          <w:lang w:val="de-DE"/>
+        </w:rPr>
+        <w:t>härter</w:t>
+      </w:r>
+      <w:r>
+        <w:rPr>
+          <w:rFonts w:ascii="Roboto" w:hAnsi="Roboto"/>
+          <w:sz w:val="32"/>
+          <w:szCs w:val="32"/>
+          <w:lang w:val="de-DE"/>
+        </w:rPr>
+        <w:t xml:space="preserve">, </w:t>
+      </w:r>
+      <w:r>
+        <w:rPr>
+          <w:rFonts w:ascii="Roboto" w:hAnsi="Roboto"/>
+          <w:b/>
+          <w:bCs/>
+          <w:sz w:val="32"/>
+          <w:szCs w:val="32"/>
+          <w:lang w:val="de-DE"/>
+        </w:rPr>
+        <w:t>hat einen höheren Schmelzpunkt</w:t>
+      </w:r>
+      <w:r>
+        <w:rPr>
+          <w:rFonts w:ascii="Roboto" w:hAnsi="Roboto"/>
+          <w:sz w:val="32"/>
+          <w:szCs w:val="32"/>
+          <w:lang w:val="de-DE"/>
+        </w:rPr>
+        <w:t xml:space="preserve"> und ist </w:t>
+      </w:r>
+      <w:r>
+        <w:rPr>
+          <w:rFonts w:ascii="Roboto" w:hAnsi="Roboto"/>
+          <w:b/>
+          <w:bCs/>
+          <w:sz w:val="32"/>
+          <w:szCs w:val="32"/>
+          <w:lang w:val="de-DE"/>
+        </w:rPr>
+        <w:t>mechanisch</w:t>
       </w:r>
       <w:r>
         <w:rPr>
@@ -8757,107 +8633,7 @@
           <w:szCs w:val="32"/>
           <w:lang w:val="de-DE"/>
         </w:rPr>
-        <w:t>Ketten</w:t>
-      </w:r>
-      <w:r>
-        <w:rPr>
-          <w:rFonts w:ascii="Roboto" w:hAnsi="Roboto"/>
-          <w:sz w:val="32"/>
-          <w:szCs w:val="32"/>
-          <w:lang w:val="de-DE"/>
-        </w:rPr>
-        <w:t xml:space="preserve"> als bei der </w:t>
-      </w:r>
-      <w:r>
-        <w:rPr>
-          <w:rFonts w:ascii="Roboto" w:hAnsi="Roboto"/>
-          <w:b/>
-          <w:bCs/>
-          <w:sz w:val="32"/>
-          <w:szCs w:val="32"/>
-          <w:lang w:val="de-DE"/>
-        </w:rPr>
-        <w:t>radikalischen</w:t>
-      </w:r>
-      <w:r>
-        <w:rPr>
-          <w:rFonts w:ascii="Roboto" w:hAnsi="Roboto"/>
-          <w:sz w:val="32"/>
-          <w:szCs w:val="32"/>
-          <w:lang w:val="de-DE"/>
-        </w:rPr>
-        <w:t xml:space="preserve">. Das so gebildete Polymer ist </w:t>
-      </w:r>
-      <w:r>
-        <w:rPr>
-          <w:rFonts w:ascii="Roboto" w:hAnsi="Roboto"/>
-          <w:b/>
-          <w:bCs/>
-          <w:sz w:val="32"/>
-          <w:szCs w:val="32"/>
-          <w:lang w:val="de-DE"/>
-        </w:rPr>
-        <w:t>stabiler</w:t>
-      </w:r>
-      <w:r>
-        <w:rPr>
-          <w:rFonts w:ascii="Roboto" w:hAnsi="Roboto"/>
-          <w:sz w:val="32"/>
-          <w:szCs w:val="32"/>
-          <w:lang w:val="de-DE"/>
-        </w:rPr>
-        <w:t xml:space="preserve">, </w:t>
-      </w:r>
-      <w:r>
-        <w:rPr>
-          <w:rFonts w:ascii="Roboto" w:hAnsi="Roboto"/>
-          <w:b/>
-          <w:bCs/>
-          <w:sz w:val="32"/>
-          <w:szCs w:val="32"/>
-          <w:lang w:val="de-DE"/>
-        </w:rPr>
-        <w:t>härter</w:t>
-      </w:r>
-      <w:r>
-        <w:rPr>
-          <w:rFonts w:ascii="Roboto" w:hAnsi="Roboto"/>
-          <w:sz w:val="32"/>
-          <w:szCs w:val="32"/>
-          <w:lang w:val="de-DE"/>
-        </w:rPr>
-        <w:t xml:space="preserve">, </w:t>
-      </w:r>
-      <w:r>
-        <w:rPr>
-          <w:rFonts w:ascii="Roboto" w:hAnsi="Roboto"/>
-          <w:b/>
-          <w:bCs/>
-          <w:sz w:val="32"/>
-          <w:szCs w:val="32"/>
-          <w:lang w:val="de-DE"/>
-        </w:rPr>
-        <w:t>hat einen höheren Schmelzpunkt</w:t>
-      </w:r>
-      <w:r>
-        <w:rPr>
-          <w:rFonts w:ascii="Roboto" w:hAnsi="Roboto"/>
-          <w:sz w:val="32"/>
-          <w:szCs w:val="32"/>
-          <w:lang w:val="de-DE"/>
-        </w:rPr>
-        <w:t xml:space="preserve"> und ist </w:t>
-      </w:r>
-      <w:r>
-        <w:rPr>
-          <w:rFonts w:ascii="Roboto" w:hAnsi="Roboto"/>
-          <w:b/>
-          <w:bCs/>
-          <w:sz w:val="32"/>
-          <w:szCs w:val="32"/>
-          <w:lang w:val="de-DE"/>
-        </w:rPr>
-        <w:t>mechanisch</w:t>
+        <w:t>stärker</w:t>
       </w:r>
       <w:r>
         <w:rPr>
@@ -8877,7 +8653,27 @@
           <w:szCs w:val="32"/>
           <w:lang w:val="de-DE"/>
         </w:rPr>
-        <w:t>stärker</w:t>
+        <w:t>belastbar</w:t>
+      </w:r>
+      <w:r>
+        <w:rPr>
+          <w:rFonts w:ascii="Roboto" w:hAnsi="Roboto"/>
+          <w:sz w:val="32"/>
+          <w:szCs w:val="32"/>
+          <w:lang w:val="de-DE"/>
+        </w:rPr>
+        <w:t xml:space="preserve">, weil die </w:t>
+      </w:r>
+      <w:r>
+        <w:rPr>
+          <w:rFonts w:ascii="Roboto" w:hAnsi="Roboto"/>
+          <w:b/>
+          <w:bCs/>
+          <w:sz w:val="32"/>
+          <w:szCs w:val="32"/>
+          <w:lang w:val="de-DE"/>
+        </w:rPr>
+        <w:t>Polymerketten</w:t>
       </w:r>
       <w:r>
         <w:rPr>
@@ -8897,46 +8693,6 @@
           <w:szCs w:val="32"/>
           <w:lang w:val="de-DE"/>
         </w:rPr>
-        <w:t>belastbar</w:t>
-      </w:r>
-      <w:r>
-        <w:rPr>
-          <w:rFonts w:ascii="Roboto" w:hAnsi="Roboto"/>
-          <w:sz w:val="32"/>
-          <w:szCs w:val="32"/>
-          <w:lang w:val="de-DE"/>
-        </w:rPr>
-        <w:t xml:space="preserve">, weil die </w:t>
-      </w:r>
-      <w:r>
-        <w:rPr>
-          <w:rFonts w:ascii="Roboto" w:hAnsi="Roboto"/>
-          <w:b/>
-          <w:bCs/>
-          <w:sz w:val="32"/>
-          <w:szCs w:val="32"/>
-          <w:lang w:val="de-DE"/>
-        </w:rPr>
-        <w:t>Polymerketten</w:t>
-      </w:r>
-      <w:r>
-        <w:rPr>
-          <w:rFonts w:ascii="Roboto" w:hAnsi="Roboto"/>
-          <w:sz w:val="32"/>
-          <w:szCs w:val="32"/>
-          <w:lang w:val="de-DE"/>
-        </w:rPr>
-        <w:t xml:space="preserve"> </w:t>
-      </w:r>
-      <w:r>
-        <w:rPr>
-          <w:rFonts w:ascii="Roboto" w:hAnsi="Roboto"/>
-          <w:b/>
-          <w:bCs/>
-          <w:sz w:val="32"/>
-          <w:szCs w:val="32"/>
-          <w:lang w:val="de-DE"/>
-        </w:rPr>
         <w:t>länger</w:t>
       </w:r>
       <w:r>
@@ -8963,15 +8719,6 @@
     <w:p>
       <w:pPr>
         <w:jc w:val="center"/>
-        <w:rPr>
-          <w:rFonts w:ascii="Roboto" w:hAnsi="Roboto"/>
-          <w:color w:val="FF0000"/>
-          <w:sz w:val="40"/>
-          <w:szCs w:val="40"/>
-          <w:lang w:val="de-DE"/>
-        </w:rPr>
-      </w:pPr>
-      <w:r>
         <w:rPr>
           <w:rFonts w:ascii="Roboto" w:hAnsi="Roboto"/>
           <w:color w:val="806000" w:themeColor="accent4" w:themeShade="80"/>
@@ -8979,6 +8726,15 @@
           <w:szCs w:val="36"/>
           <w:lang w:val="de-DE"/>
         </w:rPr>
+      </w:pPr>
+      <w:r>
+        <w:rPr>
+          <w:rFonts w:ascii="Roboto" w:hAnsi="Roboto"/>
+          <w:color w:val="806000" w:themeColor="accent4" w:themeShade="80"/>
+          <w:sz w:val="36"/>
+          <w:szCs w:val="36"/>
+          <w:lang w:val="de-DE"/>
+        </w:rPr>
         <w:t>Kationische Polymerisation</w:t>
       </w:r>
     </w:p>
@@ -8987,9 +8743,612 @@
         <w:jc w:val="center"/>
         <w:rPr>
           <w:rFonts w:ascii="Roboto" w:hAnsi="Roboto"/>
+          <w:i/>
+          <w:iCs/>
+          <w:color w:val="A5A5A5" w:themeColor="accent3"/>
+          <w:sz w:val="28"/>
+          <w:szCs w:val="28"/>
+          <w:lang w:val="de-DE"/>
+        </w:rPr>
+      </w:pPr>
+      <w:r>
+        <w:rPr>
+          <w:rFonts w:ascii="Roboto" w:hAnsi="Roboto"/>
+          <w:i/>
+          <w:iCs/>
+          <w:color w:val="A5A5A5" w:themeColor="accent3"/>
+          <w:sz w:val="28"/>
+          <w:szCs w:val="28"/>
+          <w:lang w:val="de-DE"/>
+        </w:rPr>
+        <w:t>(</w:t>
+      </w:r>
+      <w:r>
+        <w:rPr>
+          <w:rFonts w:ascii="Roboto" w:hAnsi="Roboto"/>
+          <w:i/>
+          <w:iCs/>
+          <w:color w:val="A5A5A5" w:themeColor="accent3"/>
+          <w:sz w:val="28"/>
+          <w:szCs w:val="28"/>
+          <w:lang w:val="de-DE"/>
+        </w:rPr>
+        <w:t>Elektrophile</w:t>
+      </w:r>
+      <w:r>
+        <w:rPr>
+          <w:rFonts w:ascii="Roboto" w:hAnsi="Roboto"/>
+          <w:i/>
+          <w:iCs/>
+          <w:color w:val="A5A5A5" w:themeColor="accent3"/>
+          <w:sz w:val="28"/>
+          <w:szCs w:val="28"/>
+          <w:lang w:val="de-DE"/>
+        </w:rPr>
+        <w:t xml:space="preserve"> Additionsreaktion)</w:t>
+      </w:r>
+    </w:p>
+    <w:p>
+      <w:pPr>
+        <w:rPr>
+          <w:rFonts w:ascii="Roboto" w:hAnsi="Roboto"/>
+          <w:b/>
+          <w:bCs/>
+          <w:sz w:val="32"/>
+          <w:szCs w:val="32"/>
+          <w:u w:val="single"/>
+          <w:lang w:val="de-DE"/>
+        </w:rPr>
+      </w:pPr>
+      <w:r>
+        <w:rPr>
+          <w:rFonts w:ascii="Roboto" w:hAnsi="Roboto"/>
+          <w:b/>
+          <w:bCs/>
+          <w:sz w:val="32"/>
+          <w:szCs w:val="32"/>
+          <w:u w:val="single"/>
+          <w:lang w:val="de-DE"/>
+        </w:rPr>
+        <w:t>Initiation</w:t>
+      </w:r>
+      <w:r>
+        <w:rPr>
+          <w:rFonts w:ascii="Roboto" w:hAnsi="Roboto"/>
+          <w:b/>
+          <w:bCs/>
+          <w:sz w:val="32"/>
+          <w:szCs w:val="32"/>
+          <w:u w:val="single"/>
+          <w:lang w:val="de-DE"/>
+        </w:rPr>
+        <w:t xml:space="preserve"> (Startreaktion)</w:t>
+      </w:r>
+    </w:p>
+    <w:p>
+      <w:pPr>
+        <w:jc w:val="center"/>
+        <w:rPr>
+          <w:rFonts w:ascii="Roboto" w:hAnsi="Roboto"/>
           <w:color w:val="FF0000"/>
-          <w:sz w:val="40"/>
-          <w:szCs w:val="40"/>
+          <w:sz w:val="32"/>
+          <w:szCs w:val="32"/>
+          <w:lang w:val="de-DE"/>
+        </w:rPr>
+      </w:pPr>
+      <w:r>
+        <w:rPr>
+          <w:rFonts w:ascii="Roboto" w:hAnsi="Roboto"/>
+          <w:sz w:val="32"/>
+          <w:szCs w:val="32"/>
+          <w:lang w:val="de-DE"/>
+        </w:rPr>
+        <w:t xml:space="preserve">Initiation folgt durch </w:t>
+      </w:r>
+      <w:r>
+        <w:rPr>
+          <w:rFonts w:ascii="Roboto" w:hAnsi="Roboto"/>
+          <w:b/>
+          <w:bCs/>
+          <w:color w:val="FF0000"/>
+          <w:sz w:val="32"/>
+          <w:szCs w:val="32"/>
+          <w:lang w:val="de-DE"/>
+        </w:rPr>
+        <w:t>Kation</w:t>
+      </w:r>
+      <w:r>
+        <w:rPr>
+          <w:rFonts w:ascii="Roboto" w:hAnsi="Roboto"/>
+          <w:b/>
+          <w:bCs/>
+          <w:color w:val="FF0000"/>
+          <w:sz w:val="32"/>
+          <w:szCs w:val="32"/>
+          <w:lang w:val="de-DE"/>
+        </w:rPr>
+        <w:t xml:space="preserve">ische Initiatoren </w:t>
+      </w:r>
+      <w:r>
+        <w:rPr>
+          <w:rFonts w:ascii="Roboto" w:hAnsi="Roboto"/>
+          <w:b/>
+          <w:bCs/>
+          <w:i/>
+          <w:iCs/>
+          <w:color w:val="FF0000"/>
+          <w:sz w:val="24"/>
+          <w:szCs w:val="24"/>
+          <w:lang w:val="de-DE"/>
+        </w:rPr>
+        <w:t>(</w:t>
+      </w:r>
+      <w:r>
+        <w:rPr>
+          <w:rFonts w:ascii="Roboto" w:hAnsi="Roboto"/>
+          <w:b/>
+          <w:bCs/>
+          <w:i/>
+          <w:iCs/>
+          <w:color w:val="FF0000"/>
+          <w:sz w:val="24"/>
+          <w:szCs w:val="24"/>
+          <w:lang w:val="de-DE"/>
+        </w:rPr>
+        <w:t>positiv</w:t>
+      </w:r>
+      <w:r>
+        <w:rPr>
+          <w:rFonts w:ascii="Roboto" w:hAnsi="Roboto"/>
+          <w:b/>
+          <w:bCs/>
+          <w:i/>
+          <w:iCs/>
+          <w:color w:val="FF0000"/>
+          <w:sz w:val="24"/>
+          <w:szCs w:val="24"/>
+          <w:lang w:val="de-DE"/>
+        </w:rPr>
+        <w:t xml:space="preserve"> geladene Ionen)</w:t>
+      </w:r>
+      <w:r>
+        <w:rPr>
+          <w:rFonts w:ascii="Roboto" w:hAnsi="Roboto"/>
+          <w:b/>
+          <w:bCs/>
+          <w:color w:val="FF0000"/>
+          <w:sz w:val="24"/>
+          <w:szCs w:val="24"/>
+          <w:lang w:val="de-DE"/>
+        </w:rPr>
+        <w:t xml:space="preserve"> </w:t>
+      </w:r>
+      <w:r>
+        <w:rPr>
+          <w:rFonts w:ascii="Roboto" w:hAnsi="Roboto"/>
+          <w:color w:val="FF0000"/>
+          <w:sz w:val="24"/>
+          <w:szCs w:val="24"/>
+          <w:lang w:val="de-DE"/>
+        </w:rPr>
+        <w:t xml:space="preserve"> </w:t>
+      </w:r>
+    </w:p>
+    <w:p>
+      <w:pPr>
+        <w:jc w:val="center"/>
+        <w:rPr>
+          <w:rFonts w:ascii="Roboto" w:hAnsi="Roboto"/>
+          <w:sz w:val="32"/>
+          <w:szCs w:val="32"/>
+          <w:lang w:val="de-DE"/>
+        </w:rPr>
+      </w:pPr>
+      <w:r>
+        <w:rPr>
+          <w:rFonts w:ascii="Roboto" w:hAnsi="Roboto"/>
+          <w:b/>
+          <w:bCs/>
+          <w:color w:val="FF0000"/>
+          <w:sz w:val="32"/>
+          <w:szCs w:val="32"/>
+          <w:lang w:val="de-DE"/>
+        </w:rPr>
+        <w:t>Sie</w:t>
+      </w:r>
+      <w:r>
+        <w:rPr>
+          <w:rFonts w:ascii="Roboto" w:hAnsi="Roboto"/>
+          <w:color w:val="FF0000"/>
+          <w:sz w:val="32"/>
+          <w:szCs w:val="32"/>
+          <w:lang w:val="de-DE"/>
+        </w:rPr>
+        <w:t xml:space="preserve"> </w:t>
+      </w:r>
+      <w:r>
+        <w:rPr>
+          <w:rFonts w:ascii="Roboto" w:hAnsi="Roboto"/>
+          <w:sz w:val="32"/>
+          <w:szCs w:val="32"/>
+          <w:lang w:val="de-DE"/>
+        </w:rPr>
+        <w:t xml:space="preserve">können durch starke </w:t>
+      </w:r>
+      <w:proofErr w:type="spellStart"/>
+      <w:r>
+        <w:rPr>
+          <w:rFonts w:ascii="Roboto" w:hAnsi="Roboto"/>
+          <w:b/>
+          <w:bCs/>
+          <w:sz w:val="32"/>
+          <w:szCs w:val="32"/>
+          <w:lang w:val="de-DE"/>
+        </w:rPr>
+        <w:t>Brønsted</w:t>
+      </w:r>
+      <w:proofErr w:type="spellEnd"/>
+      <w:r>
+        <w:rPr>
+          <w:rFonts w:ascii="Roboto" w:hAnsi="Roboto"/>
+          <w:b/>
+          <w:bCs/>
+          <w:sz w:val="32"/>
+          <w:szCs w:val="32"/>
+          <w:lang w:val="de-DE"/>
+        </w:rPr>
+        <w:t>-Säuren (die H+ liefern)</w:t>
+      </w:r>
+      <w:r>
+        <w:rPr>
+          <w:rFonts w:ascii="Roboto" w:hAnsi="Roboto"/>
+          <w:b/>
+          <w:bCs/>
+          <w:sz w:val="32"/>
+          <w:szCs w:val="32"/>
+          <w:lang w:val="de-DE"/>
+        </w:rPr>
+        <w:t xml:space="preserve"> </w:t>
+      </w:r>
+      <w:r>
+        <w:rPr>
+          <w:rFonts w:ascii="Roboto" w:hAnsi="Roboto"/>
+          <w:sz w:val="32"/>
+          <w:szCs w:val="32"/>
+          <w:lang w:val="de-DE"/>
+        </w:rPr>
+        <w:t xml:space="preserve">oder durch </w:t>
+      </w:r>
+      <w:r>
+        <w:rPr>
+          <w:rFonts w:ascii="Roboto" w:hAnsi="Roboto"/>
+          <w:b/>
+          <w:bCs/>
+          <w:color w:val="002060"/>
+          <w:sz w:val="32"/>
+          <w:szCs w:val="32"/>
+          <w:lang w:val="de-DE"/>
+        </w:rPr>
+        <w:t>Lewis-Säuren (Elektronenpaar-Akzeptoren, z. B. AlCl3)</w:t>
+      </w:r>
+      <w:r>
+        <w:rPr>
+          <w:rFonts w:ascii="Roboto" w:hAnsi="Roboto"/>
+          <w:color w:val="002060"/>
+          <w:sz w:val="32"/>
+          <w:szCs w:val="32"/>
+          <w:lang w:val="de-DE"/>
+        </w:rPr>
+        <w:t xml:space="preserve"> </w:t>
+      </w:r>
+      <w:r>
+        <w:rPr>
+          <w:rFonts w:ascii="Roboto" w:hAnsi="Roboto"/>
+          <w:sz w:val="32"/>
+          <w:szCs w:val="32"/>
+          <w:lang w:val="de-DE"/>
+        </w:rPr>
+        <w:t>erzeugt werden:</w:t>
+      </w:r>
+    </w:p>
+    <w:p>
+      <w:pPr>
+        <w:jc w:val="center"/>
+        <w:rPr>
+          <w:rFonts w:ascii="Roboto" w:hAnsi="Roboto"/>
+          <w:sz w:val="32"/>
+          <w:szCs w:val="32"/>
+          <w:lang w:val="de-DE"/>
+        </w:rPr>
+      </w:pPr>
+      <w:r>
+        <w:rPr>
+          <w:rFonts w:ascii="Roboto" w:hAnsi="Roboto"/>
+          <w:sz w:val="32"/>
+          <w:szCs w:val="32"/>
+          <w:lang w:val="de-DE"/>
+        </w:rPr>
+        <w:drawing>
+          <wp:inline distT="0" distB="0" distL="0" distR="0" wp14:anchorId="0E79EDE4" wp14:editId="0872F705">
+            <wp:extent cx="4146550" cy="1412181"/>
+            <wp:effectExtent l="152400" t="152400" r="234950" b="226695"/>
+            <wp:docPr id="1480434981" name="Resim 1"/>
+            <wp:cNvGraphicFramePr>
+              <a:graphicFrameLocks xmlns:a="http://schemas.openxmlformats.org/drawingml/2006/main" noChangeAspect="1"/>
+            </wp:cNvGraphicFramePr>
+            <a:graphic xmlns:a="http://schemas.openxmlformats.org/drawingml/2006/main">
+              <a:graphicData uri="http://schemas.openxmlformats.org/drawingml/2006/picture">
+                <pic:pic xmlns:pic="http://schemas.openxmlformats.org/drawingml/2006/picture">
+                  <pic:nvPicPr>
+                    <pic:cNvPr id="1480434981" name=""/>
+                    <pic:cNvPicPr/>
+                  </pic:nvPicPr>
+                  <pic:blipFill>
+                    <a:blip r:embed="rId34"/>
+                    <a:stretch>
+                      <a:fillRect/>
+                    </a:stretch>
+                  </pic:blipFill>
+                  <pic:spPr>
+                    <a:xfrm>
+                      <a:off x="0" y="0"/>
+                      <a:ext cx="4166349" cy="1418924"/>
+                    </a:xfrm>
+                    <a:prstGeom prst="rect">
+                      <a:avLst/>
+                    </a:prstGeom>
+                    <a:ln w="127000" cap="sq">
+                      <a:solidFill>
+                        <a:srgbClr val="002060"/>
+                      </a:solidFill>
+                      <a:miter lim="800000"/>
+                    </a:ln>
+                    <a:effectLst>
+                      <a:outerShdw blurRad="57150" dist="50800" dir="2700000" algn="tl" rotWithShape="0">
+                        <a:srgbClr val="000000">
+                          <a:alpha val="40000"/>
+                        </a:srgbClr>
+                      </a:outerShdw>
+                    </a:effectLst>
+                  </pic:spPr>
+                </pic:pic>
+              </a:graphicData>
+            </a:graphic>
+          </wp:inline>
+        </w:drawing>
+      </w:r>
+    </w:p>
+    <w:p>
+      <w:pPr>
+        <w:jc w:val="center"/>
+        <w:rPr>
+          <w:rFonts w:ascii="Roboto" w:hAnsi="Roboto"/>
+          <w:sz w:val="32"/>
+          <w:szCs w:val="32"/>
+          <w:lang w:val="de-DE"/>
+        </w:rPr>
+      </w:pPr>
+      <w:r>
+        <w:rPr>
+          <w:rFonts w:ascii="Roboto" w:hAnsi="Roboto"/>
+          <w:sz w:val="32"/>
+          <w:szCs w:val="32"/>
+          <w:lang w:val="de-DE"/>
+        </w:rPr>
+        <w:t xml:space="preserve">oder durch </w:t>
+      </w:r>
+      <w:r>
+        <w:rPr>
+          <w:rFonts w:ascii="Roboto" w:hAnsi="Roboto"/>
+          <w:b/>
+          <w:bCs/>
+          <w:sz w:val="32"/>
+          <w:szCs w:val="32"/>
+          <w:lang w:val="de-DE"/>
+        </w:rPr>
+        <w:t>hydratisierte Metallkationen</w:t>
+      </w:r>
+      <w:r>
+        <w:rPr>
+          <w:rFonts w:ascii="Roboto" w:hAnsi="Roboto"/>
+          <w:sz w:val="32"/>
+          <w:szCs w:val="32"/>
+          <w:lang w:val="de-DE"/>
+        </w:rPr>
+        <w:t xml:space="preserve">, die </w:t>
+      </w:r>
+      <w:r>
+        <w:rPr>
+          <w:rFonts w:ascii="Roboto" w:hAnsi="Roboto"/>
+          <w:b/>
+          <w:bCs/>
+          <w:sz w:val="32"/>
+          <w:szCs w:val="32"/>
+          <w:lang w:val="de-DE"/>
+        </w:rPr>
+        <w:t>als Protonendonatoren wirken</w:t>
+      </w:r>
+      <w:r>
+        <w:rPr>
+          <w:rFonts w:ascii="Roboto" w:hAnsi="Roboto"/>
+          <w:sz w:val="32"/>
+          <w:szCs w:val="32"/>
+          <w:lang w:val="de-DE"/>
+        </w:rPr>
+        <w:t xml:space="preserve">, wenn sie </w:t>
+      </w:r>
+      <w:r>
+        <w:rPr>
+          <w:rFonts w:ascii="Roboto" w:hAnsi="Roboto"/>
+          <w:b/>
+          <w:bCs/>
+          <w:sz w:val="32"/>
+          <w:szCs w:val="32"/>
+          <w:lang w:val="de-DE"/>
+        </w:rPr>
+        <w:t>mit Wasser</w:t>
+      </w:r>
+      <w:r>
+        <w:rPr>
+          <w:rFonts w:ascii="Roboto" w:hAnsi="Roboto"/>
+          <w:sz w:val="32"/>
+          <w:szCs w:val="32"/>
+          <w:lang w:val="de-DE"/>
+        </w:rPr>
+        <w:t xml:space="preserve"> reagieren:</w:t>
+      </w:r>
+    </w:p>
+    <w:p>
+      <w:pPr>
+        <w:jc w:val="center"/>
+        <w:rPr>
+          <w:rFonts w:ascii="Roboto" w:hAnsi="Roboto"/>
+          <w:sz w:val="32"/>
+          <w:szCs w:val="32"/>
+          <w:lang w:val="de-DE"/>
+        </w:rPr>
+      </w:pPr>
+      <w:r>
+        <w:rPr>
+          <w:rFonts w:ascii="Roboto" w:hAnsi="Roboto"/>
+          <w:sz w:val="32"/>
+          <w:szCs w:val="32"/>
+          <w:lang w:val="de-DE"/>
+        </w:rPr>
+        <w:drawing>
+          <wp:inline distT="0" distB="0" distL="0" distR="0" wp14:anchorId="4BF4F7B1" wp14:editId="60E931D8">
+            <wp:extent cx="5760720" cy="789940"/>
+            <wp:effectExtent l="0" t="0" r="0" b="0"/>
+            <wp:docPr id="1040134455" name="Resim 1"/>
+            <wp:cNvGraphicFramePr>
+              <a:graphicFrameLocks xmlns:a="http://schemas.openxmlformats.org/drawingml/2006/main" noChangeAspect="1"/>
+            </wp:cNvGraphicFramePr>
+            <a:graphic xmlns:a="http://schemas.openxmlformats.org/drawingml/2006/main">
+              <a:graphicData uri="http://schemas.openxmlformats.org/drawingml/2006/picture">
+                <pic:pic xmlns:pic="http://schemas.openxmlformats.org/drawingml/2006/picture">
+                  <pic:nvPicPr>
+                    <pic:cNvPr id="1040134455" name=""/>
+                    <pic:cNvPicPr/>
+                  </pic:nvPicPr>
+                  <pic:blipFill>
+                    <a:blip r:embed="rId35"/>
+                    <a:stretch>
+                      <a:fillRect/>
+                    </a:stretch>
+                  </pic:blipFill>
+                  <pic:spPr>
+                    <a:xfrm>
+                      <a:off x="0" y="0"/>
+                      <a:ext cx="5760720" cy="789940"/>
+                    </a:xfrm>
+                    <a:prstGeom prst="rect">
+                      <a:avLst/>
+                    </a:prstGeom>
+                  </pic:spPr>
+                </pic:pic>
+              </a:graphicData>
+            </a:graphic>
+          </wp:inline>
+        </w:drawing>
+      </w:r>
+    </w:p>
+    <w:p>
+      <w:pPr>
+        <w:jc w:val="center"/>
+        <w:rPr>
+          <w:rFonts w:ascii="Roboto" w:hAnsi="Roboto"/>
+          <w:sz w:val="32"/>
+          <w:szCs w:val="32"/>
+          <w:lang w:val="de-DE"/>
+        </w:rPr>
+      </w:pPr>
+      <w:r>
+        <w:rPr>
+          <w:rFonts w:ascii="Roboto" w:hAnsi="Roboto"/>
+          <w:sz w:val="32"/>
+          <w:szCs w:val="32"/>
+          <w:lang w:val="de-DE"/>
+        </w:rPr>
+        <w:lastRenderedPageBreak/>
+        <w:t xml:space="preserve">Falls </w:t>
+      </w:r>
+      <w:r>
+        <w:rPr>
+          <w:rFonts w:ascii="Roboto" w:hAnsi="Roboto"/>
+          <w:sz w:val="32"/>
+          <w:szCs w:val="32"/>
+          <w:lang w:val="de-DE"/>
+        </w:rPr>
+        <w:t>erlaubt</w:t>
+      </w:r>
+      <w:r>
+        <w:rPr>
+          <w:rFonts w:ascii="Roboto" w:hAnsi="Roboto"/>
+          <w:sz w:val="32"/>
+          <w:szCs w:val="32"/>
+          <w:lang w:val="de-DE"/>
+        </w:rPr>
+        <w:t xml:space="preserve">, kann dieser Schritt auch mit </w:t>
+      </w:r>
+      <w:r>
+        <w:rPr>
+          <w:rFonts w:ascii="Roboto" w:hAnsi="Roboto"/>
+          <w:b/>
+          <w:bCs/>
+          <w:color w:val="FF0000"/>
+          <w:sz w:val="32"/>
+          <w:szCs w:val="32"/>
+          <w:lang w:val="de-DE"/>
+        </w:rPr>
+        <w:t>H+-Ionen</w:t>
+      </w:r>
+      <w:r>
+        <w:rPr>
+          <w:rFonts w:ascii="Roboto" w:hAnsi="Roboto"/>
+          <w:color w:val="FF0000"/>
+          <w:sz w:val="32"/>
+          <w:szCs w:val="32"/>
+          <w:lang w:val="de-DE"/>
+        </w:rPr>
+        <w:t xml:space="preserve"> </w:t>
+      </w:r>
+      <w:r>
+        <w:rPr>
+          <w:rFonts w:ascii="Roboto" w:hAnsi="Roboto"/>
+          <w:sz w:val="32"/>
+          <w:szCs w:val="32"/>
+          <w:lang w:val="de-DE"/>
+        </w:rPr>
+        <w:t xml:space="preserve">des </w:t>
+      </w:r>
+      <w:r>
+        <w:rPr>
+          <w:rFonts w:ascii="Roboto" w:hAnsi="Roboto"/>
+          <w:b/>
+          <w:bCs/>
+          <w:sz w:val="32"/>
+          <w:szCs w:val="32"/>
+          <w:lang w:val="de-DE"/>
+        </w:rPr>
+        <w:t>Wassers</w:t>
+      </w:r>
+      <w:r>
+        <w:rPr>
+          <w:rFonts w:ascii="Roboto" w:hAnsi="Roboto"/>
+          <w:sz w:val="32"/>
+          <w:szCs w:val="32"/>
+          <w:lang w:val="de-DE"/>
+        </w:rPr>
+        <w:t xml:space="preserve"> durchgeführt werden.</w:t>
+      </w:r>
+    </w:p>
+    <w:p>
+      <w:pPr>
+        <w:jc w:val="center"/>
+        <w:rPr>
+          <w:rFonts w:ascii="Roboto" w:hAnsi="Roboto"/>
+          <w:sz w:val="28"/>
+          <w:szCs w:val="28"/>
           <w:lang w:val="de-DE"/>
         </w:rPr>
       </w:pPr>
@@ -9002,7 +9361,7 @@
           <w:lang w:val="de-DE"/>
         </w:rPr>
         <w:drawing>
-          <wp:inline distT="0" distB="0" distL="0" distR="0" wp14:anchorId="249AE970" wp14:editId="65FA3D8F">
+          <wp:inline distT="0" distB="0" distL="0" distR="0" wp14:anchorId="6384F985" wp14:editId="0E569056">
             <wp:extent cx="3724795" cy="1228896"/>
             <wp:effectExtent l="76200" t="76200" r="142875" b="123825"/>
             <wp:docPr id="1005579091" name="Resim 1"/>
@@ -9017,7 +9376,7 @@
                     <pic:cNvPicPr/>
                   </pic:nvPicPr>
                   <pic:blipFill>
-                    <a:blip r:embed="rId35"/>
+                    <a:blip r:embed="rId36"/>
                     <a:stretch>
                       <a:fillRect/>
                     </a:stretch>
@@ -9026,6 +9385,1169 @@
                     <a:xfrm>
                       <a:off x="0" y="0"/>
                       <a:ext cx="3724795" cy="1228896"/>
+                    </a:xfrm>
+                    <a:prstGeom prst="rect">
+                      <a:avLst/>
+                    </a:prstGeom>
+                    <a:ln w="38100" cap="sq">
+                      <a:solidFill>
+                        <a:srgbClr val="00B0F0"/>
+                      </a:solidFill>
+                      <a:prstDash val="solid"/>
+                      <a:miter lim="800000"/>
+                    </a:ln>
+                    <a:effectLst>
+                      <a:outerShdw blurRad="50800" dist="38100" dir="2700000" algn="tl" rotWithShape="0">
+                        <a:srgbClr val="000000">
+                          <a:alpha val="43000"/>
+                        </a:srgbClr>
+                      </a:outerShdw>
+                    </a:effectLst>
+                  </pic:spPr>
+                </pic:pic>
+              </a:graphicData>
+            </a:graphic>
+          </wp:inline>
+        </w:drawing>
+      </w:r>
+    </w:p>
+    <w:p>
+      <w:pPr>
+        <w:rPr>
+          <w:rFonts w:ascii="Roboto" w:hAnsi="Roboto"/>
+          <w:b/>
+          <w:bCs/>
+          <w:sz w:val="32"/>
+          <w:szCs w:val="32"/>
+          <w:u w:val="single"/>
+          <w:lang w:val="de-DE"/>
+        </w:rPr>
+      </w:pPr>
+      <w:r>
+        <w:rPr>
+          <w:rFonts w:ascii="Roboto" w:hAnsi="Roboto"/>
+          <w:b/>
+          <w:bCs/>
+          <w:sz w:val="32"/>
+          <w:szCs w:val="32"/>
+          <w:u w:val="single"/>
+          <w:lang w:val="de-DE"/>
+        </w:rPr>
+        <w:t>Kettenstart</w:t>
+      </w:r>
+    </w:p>
+    <w:p>
+      <w:pPr>
+        <w:jc w:val="center"/>
+        <w:rPr>
+          <w:rFonts w:ascii="Roboto" w:hAnsi="Roboto"/>
+          <w:sz w:val="32"/>
+          <w:szCs w:val="32"/>
+          <w:lang w:val="de-DE"/>
+        </w:rPr>
+      </w:pPr>
+      <w:r>
+        <w:rPr>
+          <w:rFonts w:ascii="Roboto" w:hAnsi="Roboto"/>
+          <w:sz w:val="32"/>
+          <w:szCs w:val="32"/>
+          <w:lang w:val="de-DE"/>
+        </w:rPr>
+        <w:t xml:space="preserve">Das </w:t>
+      </w:r>
+      <w:r>
+        <w:rPr>
+          <w:rFonts w:ascii="Roboto" w:hAnsi="Roboto"/>
+          <w:b/>
+          <w:bCs/>
+          <w:color w:val="FF0000"/>
+          <w:sz w:val="32"/>
+          <w:szCs w:val="32"/>
+          <w:lang w:val="de-DE"/>
+        </w:rPr>
+        <w:t>elektrophile Kation (H+</w:t>
+      </w:r>
+      <w:r>
+        <w:rPr>
+          <w:rFonts w:ascii="Roboto" w:hAnsi="Roboto"/>
+          <w:b/>
+          <w:bCs/>
+          <w:color w:val="FF0000"/>
+          <w:lang w:val="de-DE"/>
+        </w:rPr>
+        <w:t>, bzw. K+</w:t>
+      </w:r>
+      <w:r>
+        <w:rPr>
+          <w:rFonts w:ascii="Roboto" w:hAnsi="Roboto"/>
+          <w:b/>
+          <w:bCs/>
+          <w:color w:val="FF0000"/>
+          <w:sz w:val="32"/>
+          <w:szCs w:val="32"/>
+          <w:lang w:val="de-DE"/>
+        </w:rPr>
+        <w:t>)</w:t>
+      </w:r>
+      <w:r>
+        <w:rPr>
+          <w:rFonts w:ascii="Roboto" w:hAnsi="Roboto"/>
+          <w:color w:val="FF0000"/>
+          <w:sz w:val="32"/>
+          <w:szCs w:val="32"/>
+          <w:lang w:val="de-DE"/>
+        </w:rPr>
+        <w:t xml:space="preserve"> </w:t>
+      </w:r>
+      <w:r>
+        <w:rPr>
+          <w:rFonts w:ascii="Roboto" w:hAnsi="Roboto"/>
+          <w:sz w:val="32"/>
+          <w:szCs w:val="32"/>
+          <w:lang w:val="de-DE"/>
+        </w:rPr>
+        <w:t xml:space="preserve">greift die </w:t>
+      </w:r>
+      <w:r>
+        <w:rPr>
+          <w:rFonts w:ascii="Roboto" w:hAnsi="Roboto"/>
+          <w:b/>
+          <w:bCs/>
+          <w:color w:val="0000FF"/>
+          <w:sz w:val="32"/>
+          <w:szCs w:val="32"/>
+          <w:lang w:val="de-DE"/>
+        </w:rPr>
+        <w:t>elektronenreichen Doppelbindung</w:t>
+      </w:r>
+      <w:r>
+        <w:rPr>
+          <w:rFonts w:ascii="Roboto" w:hAnsi="Roboto"/>
+          <w:sz w:val="32"/>
+          <w:szCs w:val="32"/>
+          <w:lang w:val="de-DE"/>
+        </w:rPr>
+        <w:t xml:space="preserve"> an.</w:t>
+      </w:r>
+    </w:p>
+    <w:p>
+      <w:pPr>
+        <w:jc w:val="center"/>
+        <w:rPr>
+          <w:rFonts w:ascii="Roboto" w:hAnsi="Roboto"/>
+          <w:sz w:val="32"/>
+          <w:szCs w:val="32"/>
+          <w:lang w:val="de-DE"/>
+        </w:rPr>
+      </w:pPr>
+      <w:r>
+        <w:rPr>
+          <w:rFonts w:ascii="Roboto" w:hAnsi="Roboto"/>
+          <w:noProof/>
+          <w:sz w:val="32"/>
+          <w:szCs w:val="32"/>
+          <w:lang w:val="de-DE"/>
+        </w:rPr>
+        <w:drawing>
+          <wp:inline distT="0" distB="0" distL="0" distR="0" wp14:anchorId="720C57C7" wp14:editId="7EA4B136">
+            <wp:extent cx="5736590" cy="1173480"/>
+            <wp:effectExtent l="76200" t="76200" r="130810" b="140970"/>
+            <wp:docPr id="1396202262" name="Resim 1"/>
+            <wp:cNvGraphicFramePr>
+              <a:graphicFrameLocks xmlns:a="http://schemas.openxmlformats.org/drawingml/2006/main" noChangeAspect="1"/>
+            </wp:cNvGraphicFramePr>
+            <a:graphic xmlns:a="http://schemas.openxmlformats.org/drawingml/2006/main">
+              <a:graphicData uri="http://schemas.openxmlformats.org/drawingml/2006/picture">
+                <pic:pic xmlns:pic="http://schemas.openxmlformats.org/drawingml/2006/picture">
+                  <pic:nvPicPr>
+                    <pic:cNvPr id="0" name="Picture 8"/>
+                    <pic:cNvPicPr>
+                      <a:picLocks noChangeAspect="1" noChangeArrowheads="1"/>
+                    </pic:cNvPicPr>
+                  </pic:nvPicPr>
+                  <pic:blipFill>
+                    <a:blip r:embed="rId37">
+                      <a:extLst>
+                        <a:ext uri="{28A0092B-C50C-407E-A947-70E740481C1C}">
+                          <a14:useLocalDpi xmlns:a14="http://schemas.microsoft.com/office/drawing/2010/main" val="0"/>
+                        </a:ext>
+                      </a:extLst>
+                    </a:blip>
+                    <a:srcRect/>
+                    <a:stretch>
+                      <a:fillRect/>
+                    </a:stretch>
+                  </pic:blipFill>
+                  <pic:spPr bwMode="auto">
+                    <a:xfrm>
+                      <a:off x="0" y="0"/>
+                      <a:ext cx="5736590" cy="1173480"/>
+                    </a:xfrm>
+                    <a:prstGeom prst="rect">
+                      <a:avLst/>
+                    </a:prstGeom>
+                    <a:ln w="38100" cap="sq">
+                      <a:solidFill>
+                        <a:srgbClr val="002060"/>
+                      </a:solidFill>
+                      <a:prstDash val="solid"/>
+                      <a:miter lim="800000"/>
+                    </a:ln>
+                    <a:effectLst>
+                      <a:outerShdw blurRad="50800" dist="38100" dir="2700000" algn="tl" rotWithShape="0">
+                        <a:srgbClr val="000000">
+                          <a:alpha val="43000"/>
+                        </a:srgbClr>
+                      </a:outerShdw>
+                    </a:effectLst>
+                  </pic:spPr>
+                </pic:pic>
+              </a:graphicData>
+            </a:graphic>
+          </wp:inline>
+        </w:drawing>
+      </w:r>
+      <w:r>
+        <w:rPr>
+          <w:rFonts w:ascii="Roboto" w:hAnsi="Roboto"/>
+          <w:sz w:val="32"/>
+          <w:szCs w:val="32"/>
+          <w:lang w:val="de-DE"/>
+        </w:rPr>
+        <w:drawing>
+          <wp:inline distT="0" distB="0" distL="0" distR="0" wp14:anchorId="2AA4D6AC" wp14:editId="573577D4">
+            <wp:extent cx="4478547" cy="1524444"/>
+            <wp:effectExtent l="76200" t="76200" r="132080" b="133350"/>
+            <wp:docPr id="1816424212" name="Resim 1"/>
+            <wp:cNvGraphicFramePr>
+              <a:graphicFrameLocks xmlns:a="http://schemas.openxmlformats.org/drawingml/2006/main" noChangeAspect="1"/>
+            </wp:cNvGraphicFramePr>
+            <a:graphic xmlns:a="http://schemas.openxmlformats.org/drawingml/2006/main">
+              <a:graphicData uri="http://schemas.openxmlformats.org/drawingml/2006/picture">
+                <pic:pic xmlns:pic="http://schemas.openxmlformats.org/drawingml/2006/picture">
+                  <pic:nvPicPr>
+                    <pic:cNvPr id="1816424212" name=""/>
+                    <pic:cNvPicPr/>
+                  </pic:nvPicPr>
+                  <pic:blipFill>
+                    <a:blip r:embed="rId38"/>
+                    <a:stretch>
+                      <a:fillRect/>
+                    </a:stretch>
+                  </pic:blipFill>
+                  <pic:spPr>
+                    <a:xfrm>
+                      <a:off x="0" y="0"/>
+                      <a:ext cx="4483496" cy="1526128"/>
+                    </a:xfrm>
+                    <a:prstGeom prst="rect">
+                      <a:avLst/>
+                    </a:prstGeom>
+                    <a:ln w="38100" cap="sq">
+                      <a:solidFill>
+                        <a:srgbClr val="00B0F0"/>
+                      </a:solidFill>
+                      <a:prstDash val="solid"/>
+                      <a:miter lim="800000"/>
+                    </a:ln>
+                    <a:effectLst>
+                      <a:outerShdw blurRad="50800" dist="38100" dir="2700000" algn="tl" rotWithShape="0">
+                        <a:srgbClr val="000000">
+                          <a:alpha val="43000"/>
+                        </a:srgbClr>
+                      </a:outerShdw>
+                    </a:effectLst>
+                  </pic:spPr>
+                </pic:pic>
+              </a:graphicData>
+            </a:graphic>
+          </wp:inline>
+        </w:drawing>
+      </w:r>
+    </w:p>
+    <w:p>
+      <w:pPr>
+        <w:jc w:val="center"/>
+        <w:rPr>
+          <w:rFonts w:ascii="Roboto" w:hAnsi="Roboto"/>
+          <w:sz w:val="32"/>
+          <w:szCs w:val="32"/>
+          <w:lang w:val="de-DE"/>
+        </w:rPr>
+      </w:pPr>
+      <w:r>
+        <w:rPr>
+          <w:rFonts w:ascii="Roboto" w:hAnsi="Roboto"/>
+          <w:sz w:val="32"/>
+          <w:szCs w:val="32"/>
+          <w:lang w:val="de-DE"/>
+        </w:rPr>
+        <w:t xml:space="preserve">Es entsteht ein </w:t>
+      </w:r>
+      <w:r>
+        <w:rPr>
+          <w:rFonts w:ascii="Roboto" w:hAnsi="Roboto"/>
+          <w:b/>
+          <w:bCs/>
+          <w:color w:val="70AD47" w:themeColor="accent6"/>
+          <w:sz w:val="32"/>
+          <w:szCs w:val="32"/>
+          <w:lang w:val="de-DE"/>
+        </w:rPr>
+        <w:t xml:space="preserve">(instabiles) </w:t>
+      </w:r>
+      <w:proofErr w:type="spellStart"/>
+      <w:r>
+        <w:rPr>
+          <w:rFonts w:ascii="Roboto" w:hAnsi="Roboto"/>
+          <w:b/>
+          <w:bCs/>
+          <w:color w:val="70AD47" w:themeColor="accent6"/>
+          <w:sz w:val="32"/>
+          <w:szCs w:val="32"/>
+          <w:lang w:val="de-DE"/>
+        </w:rPr>
+        <w:t>Carbokation</w:t>
+      </w:r>
+      <w:proofErr w:type="spellEnd"/>
+      <w:r>
+        <w:rPr>
+          <w:rFonts w:ascii="Roboto" w:hAnsi="Roboto"/>
+          <w:sz w:val="32"/>
+          <w:szCs w:val="32"/>
+          <w:lang w:val="de-DE"/>
+        </w:rPr>
+        <w:t>.</w:t>
+      </w:r>
+    </w:p>
+    <w:p>
+      <w:pPr>
+        <w:jc w:val="center"/>
+        <w:rPr>
+          <w:rFonts w:ascii="Roboto" w:hAnsi="Roboto"/>
+          <w:sz w:val="32"/>
+          <w:szCs w:val="32"/>
+          <w:lang w:val="de-DE"/>
+        </w:rPr>
+      </w:pPr>
+    </w:p>
+    <w:p>
+      <w:pPr>
+        <w:rPr>
+          <w:rFonts w:ascii="Roboto" w:hAnsi="Roboto"/>
+          <w:b/>
+          <w:bCs/>
+          <w:sz w:val="32"/>
+          <w:szCs w:val="32"/>
+          <w:u w:val="single"/>
+          <w:lang w:val="de-DE"/>
+        </w:rPr>
+      </w:pPr>
+      <w:r>
+        <w:rPr>
+          <w:rFonts w:ascii="Roboto" w:hAnsi="Roboto"/>
+          <w:b/>
+          <w:bCs/>
+          <w:sz w:val="32"/>
+          <w:szCs w:val="32"/>
+          <w:u w:val="single"/>
+          <w:lang w:val="de-DE"/>
+        </w:rPr>
+        <w:t>Propagation (Kettenwachstum)</w:t>
+      </w:r>
+    </w:p>
+    <w:p>
+      <w:pPr>
+        <w:rPr>
+          <w:rFonts w:ascii="Roboto" w:hAnsi="Roboto"/>
+          <w:sz w:val="32"/>
+          <w:szCs w:val="32"/>
+          <w:lang w:val="de-DE"/>
+        </w:rPr>
+      </w:pPr>
+      <w:r>
+        <w:rPr>
+          <w:rFonts w:ascii="Roboto" w:hAnsi="Roboto"/>
+          <w:sz w:val="32"/>
+          <w:szCs w:val="32"/>
+          <w:lang w:val="de-DE"/>
+        </w:rPr>
+        <w:t xml:space="preserve">Das </w:t>
+      </w:r>
+      <w:proofErr w:type="spellStart"/>
+      <w:r>
+        <w:rPr>
+          <w:rFonts w:ascii="Roboto" w:hAnsi="Roboto"/>
+          <w:b/>
+          <w:bCs/>
+          <w:color w:val="70AD47" w:themeColor="accent6"/>
+          <w:sz w:val="32"/>
+          <w:szCs w:val="32"/>
+          <w:lang w:val="de-DE"/>
+        </w:rPr>
+        <w:t>Carbokation</w:t>
+      </w:r>
+      <w:proofErr w:type="spellEnd"/>
+      <w:r>
+        <w:rPr>
+          <w:rFonts w:ascii="Roboto" w:hAnsi="Roboto"/>
+          <w:color w:val="70AD47" w:themeColor="accent6"/>
+          <w:sz w:val="32"/>
+          <w:szCs w:val="32"/>
+          <w:lang w:val="de-DE"/>
+        </w:rPr>
+        <w:t xml:space="preserve"> </w:t>
+      </w:r>
+      <w:r>
+        <w:rPr>
+          <w:rFonts w:ascii="Roboto" w:hAnsi="Roboto"/>
+          <w:sz w:val="32"/>
+          <w:szCs w:val="32"/>
+          <w:lang w:val="de-DE"/>
+        </w:rPr>
+        <w:t xml:space="preserve">greift nun die nächste </w:t>
+      </w:r>
+      <w:r>
+        <w:rPr>
+          <w:rFonts w:ascii="Roboto" w:hAnsi="Roboto"/>
+          <w:b/>
+          <w:bCs/>
+          <w:color w:val="0000FF"/>
+          <w:sz w:val="32"/>
+          <w:szCs w:val="32"/>
+          <w:lang w:val="de-DE"/>
+        </w:rPr>
+        <w:t>elektronenreiche</w:t>
+      </w:r>
+      <w:r>
+        <w:rPr>
+          <w:rFonts w:ascii="Roboto" w:hAnsi="Roboto"/>
+          <w:color w:val="0000FF"/>
+          <w:sz w:val="32"/>
+          <w:szCs w:val="32"/>
+          <w:lang w:val="de-DE"/>
+        </w:rPr>
+        <w:t xml:space="preserve"> </w:t>
+      </w:r>
+      <w:r>
+        <w:rPr>
+          <w:rFonts w:ascii="Roboto" w:hAnsi="Roboto"/>
+          <w:b/>
+          <w:bCs/>
+          <w:color w:val="0000FF"/>
+          <w:sz w:val="32"/>
+          <w:szCs w:val="32"/>
+          <w:lang w:val="de-DE"/>
+        </w:rPr>
+        <w:t>Verbindung</w:t>
+      </w:r>
+      <w:r>
+        <w:rPr>
+          <w:rFonts w:ascii="Roboto" w:hAnsi="Roboto"/>
+          <w:color w:val="0000FF"/>
+          <w:sz w:val="32"/>
+          <w:szCs w:val="32"/>
+          <w:lang w:val="de-DE"/>
+        </w:rPr>
+        <w:t xml:space="preserve"> </w:t>
+      </w:r>
+      <w:r>
+        <w:rPr>
+          <w:rFonts w:ascii="Roboto" w:hAnsi="Roboto"/>
+          <w:sz w:val="32"/>
+          <w:szCs w:val="32"/>
+          <w:lang w:val="de-DE"/>
+        </w:rPr>
+        <w:t>(</w:t>
+      </w:r>
+      <w:r>
+        <w:rPr>
+          <w:rFonts w:ascii="Roboto" w:hAnsi="Roboto"/>
+          <w:b/>
+          <w:bCs/>
+          <w:color w:val="ED7D31" w:themeColor="accent2"/>
+          <w:sz w:val="32"/>
+          <w:szCs w:val="32"/>
+          <w:lang w:val="de-DE"/>
+        </w:rPr>
+        <w:t>Monomer</w:t>
+      </w:r>
+      <w:r>
+        <w:rPr>
+          <w:rFonts w:ascii="Roboto" w:hAnsi="Roboto"/>
+          <w:color w:val="ED7D31" w:themeColor="accent2"/>
+          <w:sz w:val="32"/>
+          <w:szCs w:val="32"/>
+          <w:lang w:val="de-DE"/>
+        </w:rPr>
+        <w:t xml:space="preserve"> </w:t>
+      </w:r>
+      <w:r>
+        <w:rPr>
+          <w:rFonts w:ascii="Roboto" w:hAnsi="Roboto"/>
+          <w:b/>
+          <w:bCs/>
+          <w:color w:val="0000FF"/>
+          <w:sz w:val="32"/>
+          <w:szCs w:val="32"/>
+          <w:lang w:val="de-DE"/>
+        </w:rPr>
+        <w:t>mit</w:t>
+      </w:r>
+      <w:r>
+        <w:rPr>
+          <w:rFonts w:ascii="Roboto" w:hAnsi="Roboto"/>
+          <w:color w:val="0000FF"/>
+          <w:sz w:val="32"/>
+          <w:szCs w:val="32"/>
+          <w:lang w:val="de-DE"/>
+        </w:rPr>
+        <w:t xml:space="preserve"> </w:t>
+      </w:r>
+      <w:r>
+        <w:rPr>
+          <w:rFonts w:ascii="Roboto" w:hAnsi="Roboto"/>
+          <w:b/>
+          <w:bCs/>
+          <w:color w:val="0000FF"/>
+          <w:sz w:val="32"/>
+          <w:szCs w:val="32"/>
+          <w:lang w:val="de-DE"/>
+        </w:rPr>
+        <w:t>Doppelbindung</w:t>
+      </w:r>
+      <w:r>
+        <w:rPr>
+          <w:rFonts w:ascii="Roboto" w:hAnsi="Roboto"/>
+          <w:sz w:val="32"/>
+          <w:szCs w:val="32"/>
+          <w:lang w:val="de-DE"/>
+        </w:rPr>
+        <w:t>) an.</w:t>
+      </w:r>
+    </w:p>
+    <w:p>
+      <w:pPr>
+        <w:rPr>
+          <w:rFonts w:ascii="Roboto" w:hAnsi="Roboto"/>
+          <w:b/>
+          <w:bCs/>
+          <w:noProof/>
+          <w:sz w:val="32"/>
+          <w:szCs w:val="32"/>
+          <w:lang w:val="de-DE"/>
+        </w:rPr>
+      </w:pPr>
+    </w:p>
+    <w:p>
+      <w:pPr>
+        <w:rPr>
+          <w:rFonts w:ascii="Roboto" w:hAnsi="Roboto"/>
+          <w:b/>
+          <w:bCs/>
+          <w:noProof/>
+          <w:sz w:val="32"/>
+          <w:szCs w:val="32"/>
+          <w:lang w:val="de-DE"/>
+        </w:rPr>
+      </w:pPr>
+    </w:p>
+    <w:p>
+      <w:pPr>
+        <w:rPr>
+          <w:rFonts w:ascii="Roboto" w:hAnsi="Roboto"/>
+          <w:b/>
+          <w:bCs/>
+          <w:sz w:val="32"/>
+          <w:szCs w:val="32"/>
+          <w:u w:val="single"/>
+          <w:lang w:val="de-DE"/>
+        </w:rPr>
+      </w:pPr>
+      <w:r>
+        <w:rPr>
+          <w:rFonts w:ascii="Roboto" w:hAnsi="Roboto"/>
+          <w:b/>
+          <w:bCs/>
+          <w:noProof/>
+          <w:sz w:val="32"/>
+          <w:szCs w:val="32"/>
+          <w:lang w:val="de-DE"/>
+        </w:rPr>
+        <w:lastRenderedPageBreak/>
+        <w:drawing>
+          <wp:inline distT="0" distB="0" distL="0" distR="0" wp14:anchorId="520BCE12" wp14:editId="4B06DD32">
+            <wp:extent cx="5753735" cy="914400"/>
+            <wp:effectExtent l="76200" t="76200" r="132715" b="133350"/>
+            <wp:docPr id="137872584" name="Resim 2"/>
+            <wp:cNvGraphicFramePr>
+              <a:graphicFrameLocks xmlns:a="http://schemas.openxmlformats.org/drawingml/2006/main" noChangeAspect="1"/>
+            </wp:cNvGraphicFramePr>
+            <a:graphic xmlns:a="http://schemas.openxmlformats.org/drawingml/2006/main">
+              <a:graphicData uri="http://schemas.openxmlformats.org/drawingml/2006/picture">
+                <pic:pic xmlns:pic="http://schemas.openxmlformats.org/drawingml/2006/picture">
+                  <pic:nvPicPr>
+                    <pic:cNvPr id="0" name="Picture 9"/>
+                    <pic:cNvPicPr>
+                      <a:picLocks noChangeAspect="1" noChangeArrowheads="1"/>
+                    </pic:cNvPicPr>
+                  </pic:nvPicPr>
+                  <pic:blipFill>
+                    <a:blip r:embed="rId39">
+                      <a:extLst>
+                        <a:ext uri="{28A0092B-C50C-407E-A947-70E740481C1C}">
+                          <a14:useLocalDpi xmlns:a14="http://schemas.microsoft.com/office/drawing/2010/main" val="0"/>
+                        </a:ext>
+                      </a:extLst>
+                    </a:blip>
+                    <a:srcRect/>
+                    <a:stretch>
+                      <a:fillRect/>
+                    </a:stretch>
+                  </pic:blipFill>
+                  <pic:spPr bwMode="auto">
+                    <a:xfrm>
+                      <a:off x="0" y="0"/>
+                      <a:ext cx="5753735" cy="914400"/>
+                    </a:xfrm>
+                    <a:prstGeom prst="rect">
+                      <a:avLst/>
+                    </a:prstGeom>
+                    <a:ln w="38100" cap="sq">
+                      <a:solidFill>
+                        <a:srgbClr val="002060"/>
+                      </a:solidFill>
+                      <a:prstDash val="solid"/>
+                      <a:miter lim="800000"/>
+                    </a:ln>
+                    <a:effectLst>
+                      <a:outerShdw blurRad="50800" dist="38100" dir="2700000" algn="tl" rotWithShape="0">
+                        <a:srgbClr val="000000">
+                          <a:alpha val="43000"/>
+                        </a:srgbClr>
+                      </a:outerShdw>
+                    </a:effectLst>
+                  </pic:spPr>
+                </pic:pic>
+              </a:graphicData>
+            </a:graphic>
+          </wp:inline>
+        </w:drawing>
+      </w:r>
+    </w:p>
+    <w:p>
+      <w:pPr>
+        <w:rPr>
+          <w:rFonts w:ascii="Roboto" w:hAnsi="Roboto"/>
+          <w:b/>
+          <w:bCs/>
+          <w:sz w:val="32"/>
+          <w:szCs w:val="32"/>
+          <w:u w:val="single"/>
+          <w:lang w:val="de-DE"/>
+        </w:rPr>
+      </w:pPr>
+      <w:r>
+        <w:rPr>
+          <w:rFonts w:ascii="Roboto" w:hAnsi="Roboto"/>
+          <w:b/>
+          <w:bCs/>
+          <w:noProof/>
+          <w:sz w:val="32"/>
+          <w:szCs w:val="32"/>
+          <w:lang w:val="de-DE"/>
+        </w:rPr>
+        <w:drawing>
+          <wp:inline distT="0" distB="0" distL="0" distR="0" wp14:anchorId="285CB0BE" wp14:editId="36F98BB4">
+            <wp:extent cx="5753735" cy="1638935"/>
+            <wp:effectExtent l="0" t="0" r="0" b="0"/>
+            <wp:docPr id="525459734" name="Resim 4"/>
+            <wp:cNvGraphicFramePr>
+              <a:graphicFrameLocks xmlns:a="http://schemas.openxmlformats.org/drawingml/2006/main" noChangeAspect="1"/>
+            </wp:cNvGraphicFramePr>
+            <a:graphic xmlns:a="http://schemas.openxmlformats.org/drawingml/2006/main">
+              <a:graphicData uri="http://schemas.openxmlformats.org/drawingml/2006/picture">
+                <pic:pic xmlns:pic="http://schemas.openxmlformats.org/drawingml/2006/picture">
+                  <pic:nvPicPr>
+                    <pic:cNvPr id="0" name="Picture 10"/>
+                    <pic:cNvPicPr>
+                      <a:picLocks noChangeAspect="1" noChangeArrowheads="1"/>
+                    </pic:cNvPicPr>
+                  </pic:nvPicPr>
+                  <pic:blipFill>
+                    <a:blip r:embed="rId40">
+                      <a:extLst>
+                        <a:ext uri="{28A0092B-C50C-407E-A947-70E740481C1C}">
+                          <a14:useLocalDpi xmlns:a14="http://schemas.microsoft.com/office/drawing/2010/main" val="0"/>
+                        </a:ext>
+                      </a:extLst>
+                    </a:blip>
+                    <a:srcRect/>
+                    <a:stretch>
+                      <a:fillRect/>
+                    </a:stretch>
+                  </pic:blipFill>
+                  <pic:spPr bwMode="auto">
+                    <a:xfrm>
+                      <a:off x="0" y="0"/>
+                      <a:ext cx="5753735" cy="1638935"/>
+                    </a:xfrm>
+                    <a:prstGeom prst="rect">
+                      <a:avLst/>
+                    </a:prstGeom>
+                    <a:noFill/>
+                    <a:ln>
+                      <a:noFill/>
+                    </a:ln>
+                  </pic:spPr>
+                </pic:pic>
+              </a:graphicData>
+            </a:graphic>
+          </wp:inline>
+        </w:drawing>
+      </w:r>
+    </w:p>
+    <w:p>
+      <w:pPr>
+        <w:rPr>
+          <w:rFonts w:ascii="Roboto" w:hAnsi="Roboto"/>
+          <w:sz w:val="32"/>
+          <w:szCs w:val="32"/>
+          <w:lang w:val="de-DE"/>
+        </w:rPr>
+      </w:pPr>
+      <w:r>
+        <w:rPr>
+          <w:rFonts w:ascii="Roboto" w:hAnsi="Roboto"/>
+          <w:sz w:val="32"/>
+          <w:szCs w:val="32"/>
+          <w:lang w:val="de-DE"/>
+        </w:rPr>
+        <w:t xml:space="preserve">Die </w:t>
+      </w:r>
+      <w:r>
+        <w:rPr>
+          <w:rFonts w:ascii="Roboto" w:hAnsi="Roboto"/>
+          <w:b/>
+          <w:bCs/>
+          <w:sz w:val="32"/>
+          <w:szCs w:val="32"/>
+          <w:lang w:val="de-DE"/>
+        </w:rPr>
+        <w:t>kationische</w:t>
+      </w:r>
+      <w:r>
+        <w:rPr>
+          <w:rFonts w:ascii="Roboto" w:hAnsi="Roboto"/>
+          <w:sz w:val="32"/>
+          <w:szCs w:val="32"/>
+          <w:lang w:val="de-DE"/>
+        </w:rPr>
+        <w:t xml:space="preserve"> </w:t>
+      </w:r>
+      <w:r>
+        <w:rPr>
+          <w:rFonts w:ascii="Roboto" w:hAnsi="Roboto"/>
+          <w:b/>
+          <w:bCs/>
+          <w:sz w:val="32"/>
+          <w:szCs w:val="32"/>
+          <w:lang w:val="de-DE"/>
+        </w:rPr>
+        <w:t>Kette</w:t>
+      </w:r>
+      <w:r>
+        <w:rPr>
+          <w:rFonts w:ascii="Roboto" w:hAnsi="Roboto"/>
+          <w:sz w:val="32"/>
+          <w:szCs w:val="32"/>
+          <w:lang w:val="de-DE"/>
+        </w:rPr>
+        <w:t xml:space="preserve"> verlängert sich um jeweils </w:t>
+      </w:r>
+      <w:r>
+        <w:rPr>
+          <w:rFonts w:ascii="Roboto" w:hAnsi="Roboto"/>
+          <w:b/>
+          <w:bCs/>
+          <w:color w:val="ED7D31" w:themeColor="accent2"/>
+          <w:sz w:val="32"/>
+          <w:szCs w:val="32"/>
+          <w:lang w:val="de-DE"/>
+        </w:rPr>
+        <w:t>ein Monomer</w:t>
+      </w:r>
+      <w:r>
+        <w:rPr>
+          <w:rFonts w:ascii="Roboto" w:hAnsi="Roboto"/>
+          <w:color w:val="ED7D31" w:themeColor="accent2"/>
+          <w:sz w:val="32"/>
+          <w:szCs w:val="32"/>
+          <w:lang w:val="de-DE"/>
+        </w:rPr>
+        <w:t xml:space="preserve"> </w:t>
+      </w:r>
+      <w:r>
+        <w:rPr>
+          <w:rFonts w:ascii="Roboto" w:hAnsi="Roboto"/>
+          <w:sz w:val="32"/>
+          <w:szCs w:val="32"/>
+          <w:lang w:val="de-DE"/>
+        </w:rPr>
+        <w:t>und</w:t>
+      </w:r>
+      <w:r>
+        <w:rPr>
+          <w:rFonts w:ascii="Roboto" w:hAnsi="Roboto"/>
+          <w:sz w:val="32"/>
+          <w:szCs w:val="32"/>
+          <w:lang w:val="de-DE"/>
+        </w:rPr>
+        <w:t xml:space="preserve"> setzt sich fort, bis entweder </w:t>
+      </w:r>
+      <w:r>
+        <w:rPr>
+          <w:rFonts w:ascii="Roboto" w:hAnsi="Roboto"/>
+          <w:b/>
+          <w:bCs/>
+          <w:color w:val="ED7D31" w:themeColor="accent2"/>
+          <w:sz w:val="32"/>
+          <w:szCs w:val="32"/>
+          <w:lang w:val="de-DE"/>
+        </w:rPr>
+        <w:t>alle</w:t>
+      </w:r>
+      <w:r>
+        <w:rPr>
+          <w:rFonts w:ascii="Roboto" w:hAnsi="Roboto"/>
+          <w:color w:val="ED7D31" w:themeColor="accent2"/>
+          <w:sz w:val="32"/>
+          <w:szCs w:val="32"/>
+          <w:lang w:val="de-DE"/>
+        </w:rPr>
+        <w:t xml:space="preserve"> </w:t>
+      </w:r>
+      <w:r>
+        <w:rPr>
+          <w:rFonts w:ascii="Roboto" w:hAnsi="Roboto"/>
+          <w:b/>
+          <w:bCs/>
+          <w:color w:val="ED7D31" w:themeColor="accent2"/>
+          <w:sz w:val="32"/>
+          <w:szCs w:val="32"/>
+          <w:lang w:val="de-DE"/>
+        </w:rPr>
+        <w:t>Monomere</w:t>
+      </w:r>
+      <w:r>
+        <w:rPr>
+          <w:rFonts w:ascii="Roboto" w:hAnsi="Roboto"/>
+          <w:color w:val="ED7D31" w:themeColor="accent2"/>
+          <w:sz w:val="32"/>
+          <w:szCs w:val="32"/>
+          <w:lang w:val="de-DE"/>
+        </w:rPr>
+        <w:t xml:space="preserve"> </w:t>
+      </w:r>
+      <w:r>
+        <w:rPr>
+          <w:rFonts w:ascii="Roboto" w:hAnsi="Roboto"/>
+          <w:sz w:val="32"/>
+          <w:szCs w:val="32"/>
+          <w:lang w:val="de-DE"/>
+        </w:rPr>
+        <w:t xml:space="preserve">aufgebraucht sind, oder </w:t>
+      </w:r>
+      <w:r>
+        <w:rPr>
+          <w:rFonts w:ascii="Roboto" w:hAnsi="Roboto"/>
+          <w:b/>
+          <w:bCs/>
+          <w:color w:val="0000FF"/>
+          <w:sz w:val="32"/>
+          <w:szCs w:val="32"/>
+          <w:lang w:val="de-DE"/>
+        </w:rPr>
+        <w:t>ein</w:t>
+      </w:r>
+      <w:r>
+        <w:rPr>
+          <w:rFonts w:ascii="Roboto" w:hAnsi="Roboto"/>
+          <w:color w:val="0000FF"/>
+          <w:sz w:val="32"/>
+          <w:szCs w:val="32"/>
+          <w:lang w:val="de-DE"/>
+        </w:rPr>
+        <w:t xml:space="preserve"> </w:t>
+      </w:r>
+      <w:r>
+        <w:rPr>
+          <w:rFonts w:ascii="Roboto" w:hAnsi="Roboto"/>
+          <w:b/>
+          <w:bCs/>
+          <w:color w:val="0000FF"/>
+          <w:sz w:val="32"/>
+          <w:szCs w:val="32"/>
+          <w:lang w:val="de-DE"/>
+        </w:rPr>
+        <w:t>Anion</w:t>
+      </w:r>
+      <w:r>
+        <w:rPr>
+          <w:rFonts w:ascii="Roboto" w:hAnsi="Roboto"/>
+          <w:color w:val="0000FF"/>
+          <w:sz w:val="32"/>
+          <w:szCs w:val="32"/>
+          <w:lang w:val="de-DE"/>
+        </w:rPr>
+        <w:t xml:space="preserve"> </w:t>
+      </w:r>
+      <w:r>
+        <w:rPr>
+          <w:rFonts w:ascii="Roboto" w:hAnsi="Roboto"/>
+          <w:sz w:val="32"/>
+          <w:szCs w:val="32"/>
+          <w:lang w:val="de-DE"/>
+        </w:rPr>
+        <w:t xml:space="preserve">die </w:t>
+      </w:r>
+      <w:r>
+        <w:rPr>
+          <w:rFonts w:ascii="Roboto" w:hAnsi="Roboto"/>
+          <w:b/>
+          <w:bCs/>
+          <w:sz w:val="32"/>
+          <w:szCs w:val="32"/>
+          <w:lang w:val="de-DE"/>
+        </w:rPr>
+        <w:t>Kettenreaktion</w:t>
+      </w:r>
+      <w:r>
+        <w:rPr>
+          <w:rFonts w:ascii="Roboto" w:hAnsi="Roboto"/>
+          <w:sz w:val="32"/>
+          <w:szCs w:val="32"/>
+          <w:lang w:val="de-DE"/>
+        </w:rPr>
+        <w:t xml:space="preserve"> abbricht</w:t>
+      </w:r>
+      <w:r>
+        <w:rPr>
+          <w:rFonts w:ascii="Roboto" w:hAnsi="Roboto"/>
+          <w:sz w:val="32"/>
+          <w:szCs w:val="32"/>
+          <w:lang w:val="de-DE"/>
+        </w:rPr>
+        <w:t>.</w:t>
+      </w:r>
+    </w:p>
+    <w:p>
+      <w:pPr>
+        <w:rPr>
+          <w:rFonts w:ascii="Roboto" w:hAnsi="Roboto"/>
+          <w:b/>
+          <w:bCs/>
+          <w:sz w:val="32"/>
+          <w:szCs w:val="32"/>
+          <w:u w:val="single"/>
+          <w:lang w:val="de-DE"/>
+        </w:rPr>
+      </w:pPr>
+    </w:p>
+    <w:p>
+      <w:pPr>
+        <w:rPr>
+          <w:rFonts w:ascii="Roboto" w:hAnsi="Roboto"/>
+          <w:b/>
+          <w:bCs/>
+          <w:sz w:val="32"/>
+          <w:szCs w:val="32"/>
+          <w:u w:val="single"/>
+          <w:lang w:val="de-DE"/>
+        </w:rPr>
+      </w:pPr>
+      <w:r>
+        <w:rPr>
+          <w:rFonts w:ascii="Roboto" w:hAnsi="Roboto"/>
+          <w:b/>
+          <w:bCs/>
+          <w:sz w:val="32"/>
+          <w:szCs w:val="32"/>
+          <w:u w:val="single"/>
+          <w:lang w:val="de-DE"/>
+        </w:rPr>
+        <w:t>Termination (Kettenabbruch)</w:t>
+      </w:r>
+    </w:p>
+    <w:p>
+      <w:pPr>
+        <w:jc w:val="center"/>
+        <w:rPr>
+          <w:rFonts w:ascii="Roboto" w:hAnsi="Roboto"/>
+          <w:b/>
+          <w:bCs/>
+          <w:sz w:val="32"/>
+          <w:szCs w:val="32"/>
+          <w:u w:val="single"/>
+          <w:lang w:val="de-DE"/>
+        </w:rPr>
+      </w:pPr>
+      <w:r>
+        <w:rPr>
+          <w:rFonts w:ascii="Roboto" w:hAnsi="Roboto"/>
+          <w:b/>
+          <w:bCs/>
+          <w:sz w:val="32"/>
+          <w:szCs w:val="32"/>
+          <w:u w:val="single"/>
+          <w:lang w:val="de-DE"/>
+        </w:rPr>
+        <w:t xml:space="preserve">1. Rekombination </w:t>
+      </w:r>
+    </w:p>
+    <w:p>
+      <w:pPr>
+        <w:jc w:val="both"/>
+        <w:rPr>
+          <w:rFonts w:ascii="Roboto" w:hAnsi="Roboto"/>
+          <w:sz w:val="32"/>
+          <w:szCs w:val="32"/>
+          <w:lang w:val="de-DE"/>
+        </w:rPr>
+      </w:pPr>
+      <w:r>
+        <w:rPr>
+          <w:rFonts w:ascii="Roboto" w:hAnsi="Roboto"/>
+          <w:sz w:val="32"/>
+          <w:szCs w:val="32"/>
+          <w:lang w:val="de-DE"/>
+        </w:rPr>
+        <w:t xml:space="preserve">der Kettenabbruch wird entweder durch das </w:t>
+      </w:r>
+      <w:r>
+        <w:rPr>
+          <w:rFonts w:ascii="Roboto" w:hAnsi="Roboto"/>
+          <w:b/>
+          <w:bCs/>
+          <w:color w:val="0000FF"/>
+          <w:sz w:val="32"/>
+          <w:szCs w:val="32"/>
+          <w:lang w:val="de-DE"/>
+        </w:rPr>
+        <w:t>Gegenanion (A-)</w:t>
+      </w:r>
+      <w:r>
+        <w:rPr>
+          <w:rFonts w:ascii="Roboto" w:hAnsi="Roboto"/>
+          <w:color w:val="0000FF"/>
+          <w:sz w:val="32"/>
+          <w:szCs w:val="32"/>
+          <w:lang w:val="de-DE"/>
+        </w:rPr>
+        <w:t xml:space="preserve"> </w:t>
+      </w:r>
+      <w:r>
+        <w:rPr>
+          <w:rFonts w:ascii="Roboto" w:hAnsi="Roboto"/>
+          <w:sz w:val="32"/>
+          <w:szCs w:val="32"/>
+          <w:lang w:val="de-DE"/>
+        </w:rPr>
+        <w:t xml:space="preserve">oder durch ein </w:t>
+      </w:r>
+      <w:r>
+        <w:rPr>
+          <w:rFonts w:ascii="Roboto" w:hAnsi="Roboto"/>
+          <w:b/>
+          <w:bCs/>
+          <w:sz w:val="32"/>
+          <w:szCs w:val="32"/>
+          <w:lang w:val="de-DE"/>
+        </w:rPr>
+        <w:t>elektronenreiches Halogenatom</w:t>
+      </w:r>
+      <w:r>
+        <w:rPr>
+          <w:rFonts w:ascii="Roboto" w:hAnsi="Roboto"/>
+          <w:sz w:val="32"/>
+          <w:szCs w:val="32"/>
+          <w:lang w:val="de-DE"/>
+        </w:rPr>
+        <w:t xml:space="preserve"> des </w:t>
+      </w:r>
+      <w:r>
+        <w:rPr>
+          <w:rFonts w:ascii="Roboto" w:hAnsi="Roboto"/>
+          <w:b/>
+          <w:bCs/>
+          <w:sz w:val="32"/>
+          <w:szCs w:val="32"/>
+          <w:lang w:val="de-DE"/>
+        </w:rPr>
+        <w:t>Initiators</w:t>
+      </w:r>
+      <w:r>
+        <w:rPr>
+          <w:rFonts w:ascii="Roboto" w:hAnsi="Roboto"/>
+          <w:sz w:val="32"/>
+          <w:szCs w:val="32"/>
+          <w:lang w:val="de-DE"/>
+        </w:rPr>
+        <w:t xml:space="preserve"> erfolgen (= Rekombination)</w:t>
+      </w:r>
+    </w:p>
+    <w:p>
+      <w:pPr>
+        <w:jc w:val="both"/>
+        <w:rPr>
+          <w:rFonts w:ascii="Roboto" w:hAnsi="Roboto"/>
+          <w:sz w:val="32"/>
+          <w:szCs w:val="32"/>
+          <w:lang w:val="de-DE"/>
+        </w:rPr>
+      </w:pPr>
+      <w:r>
+        <w:rPr>
+          <w:rFonts w:ascii="Roboto" w:hAnsi="Roboto"/>
+          <w:noProof/>
+          <w:sz w:val="32"/>
+          <w:szCs w:val="32"/>
+          <w:lang w:val="de-DE"/>
+        </w:rPr>
+        <w:drawing>
+          <wp:inline distT="0" distB="0" distL="0" distR="0" wp14:anchorId="1BE12CED" wp14:editId="6616750B">
+            <wp:extent cx="5759450" cy="1240790"/>
+            <wp:effectExtent l="76200" t="76200" r="127000" b="130810"/>
+            <wp:docPr id="1007305704" name="Resim 7"/>
+            <wp:cNvGraphicFramePr>
+              <a:graphicFrameLocks xmlns:a="http://schemas.openxmlformats.org/drawingml/2006/main" noChangeAspect="1"/>
+            </wp:cNvGraphicFramePr>
+            <a:graphic xmlns:a="http://schemas.openxmlformats.org/drawingml/2006/main">
+              <a:graphicData uri="http://schemas.openxmlformats.org/drawingml/2006/picture">
+                <pic:pic xmlns:pic="http://schemas.openxmlformats.org/drawingml/2006/picture">
+                  <pic:nvPicPr>
+                    <pic:cNvPr id="0" name="Picture 13"/>
+                    <pic:cNvPicPr>
+                      <a:picLocks noChangeAspect="1" noChangeArrowheads="1"/>
+                    </pic:cNvPicPr>
+                  </pic:nvPicPr>
+                  <pic:blipFill>
+                    <a:blip r:embed="rId41">
+                      <a:extLst>
+                        <a:ext uri="{28A0092B-C50C-407E-A947-70E740481C1C}">
+                          <a14:useLocalDpi xmlns:a14="http://schemas.microsoft.com/office/drawing/2010/main" val="0"/>
+                        </a:ext>
+                      </a:extLst>
+                    </a:blip>
+                    <a:srcRect/>
+                    <a:stretch>
+                      <a:fillRect/>
+                    </a:stretch>
+                  </pic:blipFill>
+                  <pic:spPr bwMode="auto">
+                    <a:xfrm>
+                      <a:off x="0" y="0"/>
+                      <a:ext cx="5759450" cy="1240790"/>
                     </a:xfrm>
                     <a:prstGeom prst="rect">
                       <a:avLst/>
@@ -9054,16 +10576,1526 @@
     </w:p>
     <w:p>
       <w:pPr>
-        <w:jc w:val="center"/>
-        <w:rPr>
-          <w:rFonts w:ascii="Roboto" w:hAnsi="Roboto"/>
+        <w:jc w:val="both"/>
+        <w:rPr>
+          <w:rFonts w:ascii="Roboto" w:hAnsi="Roboto"/>
+          <w:b/>
+          <w:bCs/>
+          <w:color w:val="FFC000" w:themeColor="accent4"/>
+          <w:sz w:val="32"/>
+          <w:szCs w:val="32"/>
+          <w:lang w:val="de-DE"/>
+        </w:rPr>
+      </w:pPr>
+      <w:r>
+        <w:rPr>
+          <w:rFonts w:ascii="Roboto" w:hAnsi="Roboto"/>
+          <w:sz w:val="32"/>
+          <w:szCs w:val="32"/>
+          <w:lang w:val="de-DE"/>
+        </w:rPr>
+        <w:t xml:space="preserve">Dabei entsteht ein </w:t>
+      </w:r>
+      <w:r>
+        <w:rPr>
+          <w:rFonts w:ascii="Roboto" w:hAnsi="Roboto"/>
+          <w:b/>
+          <w:bCs/>
+          <w:color w:val="7030A0"/>
+          <w:sz w:val="32"/>
+          <w:szCs w:val="32"/>
+          <w:lang w:val="de-DE"/>
+        </w:rPr>
+        <w:t>Alken</w:t>
+      </w:r>
+      <w:r>
+        <w:rPr>
+          <w:rFonts w:ascii="Roboto" w:hAnsi="Roboto"/>
+          <w:color w:val="7030A0"/>
+          <w:sz w:val="32"/>
+          <w:szCs w:val="32"/>
+          <w:lang w:val="de-DE"/>
+        </w:rPr>
+        <w:t xml:space="preserve"> </w:t>
+      </w:r>
+      <w:r>
+        <w:rPr>
+          <w:rFonts w:ascii="Roboto" w:hAnsi="Roboto"/>
+          <w:sz w:val="32"/>
+          <w:szCs w:val="32"/>
+          <w:lang w:val="de-DE"/>
+        </w:rPr>
+        <w:t xml:space="preserve">mit </w:t>
+      </w:r>
+      <w:r>
+        <w:rPr>
+          <w:rFonts w:ascii="Roboto" w:hAnsi="Roboto"/>
+          <w:sz w:val="32"/>
+          <w:szCs w:val="32"/>
+          <w:lang w:val="de-DE"/>
+        </w:rPr>
+        <w:t xml:space="preserve">einer </w:t>
+      </w:r>
+      <w:r>
+        <w:rPr>
+          <w:rFonts w:ascii="Roboto" w:hAnsi="Roboto"/>
+          <w:b/>
+          <w:bCs/>
+          <w:color w:val="FFC000" w:themeColor="accent4"/>
+          <w:sz w:val="32"/>
+          <w:szCs w:val="32"/>
+          <w:lang w:val="de-DE"/>
+        </w:rPr>
+        <w:t>endständiger</w:t>
+      </w:r>
+      <w:r>
+        <w:rPr>
+          <w:rFonts w:ascii="Roboto" w:hAnsi="Roboto"/>
+          <w:color w:val="FFC000" w:themeColor="accent4"/>
+          <w:sz w:val="32"/>
+          <w:szCs w:val="32"/>
+          <w:lang w:val="de-DE"/>
+        </w:rPr>
+        <w:t xml:space="preserve"> </w:t>
+      </w:r>
+      <w:r>
+        <w:rPr>
+          <w:rFonts w:ascii="Roboto" w:hAnsi="Roboto"/>
+          <w:b/>
+          <w:bCs/>
+          <w:color w:val="FFC000" w:themeColor="accent4"/>
+          <w:sz w:val="32"/>
+          <w:szCs w:val="32"/>
+          <w:lang w:val="de-DE"/>
+        </w:rPr>
+        <w:t>Doppelbindung</w:t>
+      </w:r>
+    </w:p>
+    <w:p>
+      <w:pPr>
+        <w:jc w:val="both"/>
+        <w:rPr>
+          <w:rFonts w:ascii="Roboto" w:hAnsi="Roboto"/>
+          <w:sz w:val="32"/>
+          <w:szCs w:val="32"/>
+          <w:lang w:val="de-DE"/>
+        </w:rPr>
+      </w:pPr>
+    </w:p>
+    <w:p>
+      <w:pPr>
+        <w:jc w:val="both"/>
+        <w:rPr>
+          <w:rFonts w:ascii="Roboto" w:hAnsi="Roboto"/>
+          <w:sz w:val="32"/>
+          <w:szCs w:val="32"/>
+          <w:lang w:val="de-DE"/>
+        </w:rPr>
+      </w:pPr>
+    </w:p>
+    <w:p>
+      <w:pPr>
+        <w:jc w:val="both"/>
+        <w:rPr>
+          <w:rFonts w:ascii="Roboto" w:hAnsi="Roboto"/>
+          <w:sz w:val="32"/>
+          <w:szCs w:val="32"/>
+          <w:lang w:val="de-DE"/>
+        </w:rPr>
+      </w:pPr>
+    </w:p>
+    <w:p>
+      <w:pPr>
+        <w:jc w:val="center"/>
+        <w:rPr>
+          <w:rFonts w:ascii="Roboto" w:hAnsi="Roboto"/>
+          <w:b/>
+          <w:bCs/>
+          <w:sz w:val="32"/>
+          <w:szCs w:val="32"/>
+          <w:u w:val="single"/>
+          <w:lang w:val="de-DE"/>
+        </w:rPr>
+      </w:pPr>
+      <w:r>
+        <w:rPr>
+          <w:rFonts w:ascii="Roboto" w:hAnsi="Roboto"/>
+          <w:b/>
+          <w:bCs/>
+          <w:sz w:val="32"/>
+          <w:szCs w:val="32"/>
+          <w:u w:val="single"/>
+          <w:lang w:val="de-DE"/>
+        </w:rPr>
+        <w:lastRenderedPageBreak/>
+        <w:t>2</w:t>
+      </w:r>
+      <w:r>
+        <w:rPr>
+          <w:rFonts w:ascii="Roboto" w:hAnsi="Roboto"/>
+          <w:b/>
+          <w:bCs/>
+          <w:sz w:val="32"/>
+          <w:szCs w:val="32"/>
+          <w:u w:val="single"/>
+          <w:lang w:val="de-DE"/>
+        </w:rPr>
+        <w:t xml:space="preserve">. </w:t>
+      </w:r>
+      <w:r>
+        <w:rPr>
+          <w:rFonts w:ascii="Roboto" w:hAnsi="Roboto"/>
+          <w:b/>
+          <w:bCs/>
+          <w:sz w:val="32"/>
+          <w:szCs w:val="32"/>
+          <w:u w:val="single"/>
+          <w:lang w:val="de-DE"/>
+        </w:rPr>
+        <w:t>Kettenübertragung</w:t>
+      </w:r>
+      <w:r>
+        <w:rPr>
+          <w:rFonts w:ascii="Roboto" w:hAnsi="Roboto"/>
+          <w:b/>
+          <w:bCs/>
+          <w:sz w:val="32"/>
+          <w:szCs w:val="32"/>
+          <w:u w:val="single"/>
+          <w:lang w:val="de-DE"/>
+        </w:rPr>
+        <w:t xml:space="preserve"> </w:t>
+      </w:r>
+    </w:p>
+    <w:p>
+      <w:pPr>
+        <w:jc w:val="center"/>
+        <w:rPr>
+          <w:rFonts w:ascii="Roboto" w:hAnsi="Roboto"/>
+          <w:bCs/>
+          <w:sz w:val="32"/>
+          <w:szCs w:val="32"/>
+          <w:lang w:val="de-DE"/>
+        </w:rPr>
+      </w:pPr>
+      <w:r>
+        <w:rPr>
+          <w:rFonts w:ascii="Roboto" w:hAnsi="Roboto"/>
+          <w:sz w:val="32"/>
+          <w:szCs w:val="32"/>
+          <w:lang w:val="de-DE"/>
+        </w:rPr>
+        <w:t xml:space="preserve">der Kettenabbruch </w:t>
+      </w:r>
+      <w:r>
+        <w:rPr>
+          <w:rFonts w:ascii="Roboto" w:hAnsi="Roboto"/>
+          <w:bCs/>
+          <w:sz w:val="32"/>
+          <w:szCs w:val="32"/>
+          <w:lang w:val="de-DE"/>
+        </w:rPr>
+        <w:t>kann</w:t>
+      </w:r>
+      <w:r>
+        <w:rPr>
+          <w:rFonts w:ascii="Roboto" w:hAnsi="Roboto"/>
+          <w:bCs/>
+          <w:sz w:val="32"/>
+          <w:szCs w:val="32"/>
+          <w:lang w:val="de-DE"/>
+        </w:rPr>
+        <w:t xml:space="preserve"> auch</w:t>
+      </w:r>
+      <w:r>
+        <w:rPr>
+          <w:rFonts w:ascii="Roboto" w:hAnsi="Roboto"/>
+          <w:bCs/>
+          <w:sz w:val="32"/>
+          <w:szCs w:val="32"/>
+          <w:lang w:val="de-DE"/>
+        </w:rPr>
+        <w:t xml:space="preserve"> durch </w:t>
+      </w:r>
+      <w:r>
+        <w:rPr>
+          <w:rFonts w:ascii="Roboto" w:hAnsi="Roboto"/>
+          <w:b/>
+          <w:sz w:val="32"/>
+          <w:szCs w:val="32"/>
+          <w:lang w:val="de-DE"/>
+        </w:rPr>
+        <w:t>Kettenübertragung</w:t>
+      </w:r>
+      <w:r>
+        <w:rPr>
+          <w:rFonts w:ascii="Roboto" w:hAnsi="Roboto"/>
+          <w:bCs/>
+          <w:sz w:val="32"/>
+          <w:szCs w:val="32"/>
+          <w:lang w:val="de-DE"/>
+        </w:rPr>
+        <w:t xml:space="preserve"> erfolgen.</w:t>
+      </w:r>
+    </w:p>
+    <w:p>
+      <w:pPr>
+        <w:jc w:val="center"/>
+        <w:rPr>
+          <w:rFonts w:ascii="Roboto" w:hAnsi="Roboto"/>
+          <w:bCs/>
+          <w:sz w:val="32"/>
+          <w:szCs w:val="32"/>
+          <w:lang w:val="de-DE"/>
+        </w:rPr>
+      </w:pPr>
+      <w:r>
+        <w:rPr>
+          <w:rFonts w:ascii="Roboto" w:hAnsi="Roboto"/>
+          <w:bCs/>
+          <w:noProof/>
+          <w:sz w:val="32"/>
+          <w:szCs w:val="32"/>
+          <w:lang w:val="de-DE"/>
+        </w:rPr>
+        <w:drawing>
+          <wp:inline distT="0" distB="0" distL="0" distR="0" wp14:anchorId="38DA6ED1" wp14:editId="740BF1E1">
+            <wp:extent cx="5753735" cy="1217295"/>
+            <wp:effectExtent l="76200" t="76200" r="132715" b="135255"/>
+            <wp:docPr id="592105690" name="Resim 9"/>
+            <wp:cNvGraphicFramePr>
+              <a:graphicFrameLocks xmlns:a="http://schemas.openxmlformats.org/drawingml/2006/main" noChangeAspect="1"/>
+            </wp:cNvGraphicFramePr>
+            <a:graphic xmlns:a="http://schemas.openxmlformats.org/drawingml/2006/main">
+              <a:graphicData uri="http://schemas.openxmlformats.org/drawingml/2006/picture">
+                <pic:pic xmlns:pic="http://schemas.openxmlformats.org/drawingml/2006/picture">
+                  <pic:nvPicPr>
+                    <pic:cNvPr id="0" name="Picture 15"/>
+                    <pic:cNvPicPr>
+                      <a:picLocks noChangeAspect="1" noChangeArrowheads="1"/>
+                    </pic:cNvPicPr>
+                  </pic:nvPicPr>
+                  <pic:blipFill>
+                    <a:blip r:embed="rId42">
+                      <a:extLst>
+                        <a:ext uri="{28A0092B-C50C-407E-A947-70E740481C1C}">
+                          <a14:useLocalDpi xmlns:a14="http://schemas.microsoft.com/office/drawing/2010/main" val="0"/>
+                        </a:ext>
+                      </a:extLst>
+                    </a:blip>
+                    <a:srcRect/>
+                    <a:stretch>
+                      <a:fillRect/>
+                    </a:stretch>
+                  </pic:blipFill>
+                  <pic:spPr bwMode="auto">
+                    <a:xfrm>
+                      <a:off x="0" y="0"/>
+                      <a:ext cx="5753735" cy="1217295"/>
+                    </a:xfrm>
+                    <a:prstGeom prst="rect">
+                      <a:avLst/>
+                    </a:prstGeom>
+                    <a:ln w="38100" cap="sq">
+                      <a:solidFill>
+                        <a:srgbClr val="002060"/>
+                      </a:solidFill>
+                      <a:prstDash val="solid"/>
+                      <a:miter lim="800000"/>
+                    </a:ln>
+                    <a:effectLst>
+                      <a:outerShdw blurRad="50800" dist="38100" dir="2700000" algn="tl" rotWithShape="0">
+                        <a:srgbClr val="000000">
+                          <a:alpha val="43000"/>
+                        </a:srgbClr>
+                      </a:outerShdw>
+                    </a:effectLst>
+                  </pic:spPr>
+                </pic:pic>
+              </a:graphicData>
+            </a:graphic>
+          </wp:inline>
+        </w:drawing>
+      </w:r>
+    </w:p>
+    <w:p>
+      <w:pPr>
+        <w:jc w:val="center"/>
+        <w:rPr>
+          <w:rFonts w:ascii="Roboto" w:hAnsi="Roboto"/>
+          <w:bCs/>
+          <w:sz w:val="32"/>
+          <w:szCs w:val="32"/>
+          <w:lang w:val="de-DE"/>
+        </w:rPr>
+      </w:pPr>
+      <w:r>
+        <w:rPr>
+          <w:rFonts w:ascii="Roboto" w:hAnsi="Roboto"/>
+          <w:bCs/>
+          <w:noProof/>
+          <w:sz w:val="32"/>
+          <w:szCs w:val="32"/>
+          <w:lang w:val="de-DE"/>
+        </w:rPr>
+        <w:drawing>
+          <wp:inline distT="0" distB="0" distL="0" distR="0" wp14:anchorId="77846AEF" wp14:editId="2E075C8B">
+            <wp:extent cx="5759450" cy="1449070"/>
+            <wp:effectExtent l="76200" t="76200" r="127000" b="132080"/>
+            <wp:docPr id="1948395264" name="Resim 8"/>
+            <wp:cNvGraphicFramePr>
+              <a:graphicFrameLocks xmlns:a="http://schemas.openxmlformats.org/drawingml/2006/main" noChangeAspect="1"/>
+            </wp:cNvGraphicFramePr>
+            <a:graphic xmlns:a="http://schemas.openxmlformats.org/drawingml/2006/main">
+              <a:graphicData uri="http://schemas.openxmlformats.org/drawingml/2006/picture">
+                <pic:pic xmlns:pic="http://schemas.openxmlformats.org/drawingml/2006/picture">
+                  <pic:nvPicPr>
+                    <pic:cNvPr id="0" name="Picture 14"/>
+                    <pic:cNvPicPr>
+                      <a:picLocks noChangeAspect="1" noChangeArrowheads="1"/>
+                    </pic:cNvPicPr>
+                  </pic:nvPicPr>
+                  <pic:blipFill>
+                    <a:blip r:embed="rId43">
+                      <a:extLst>
+                        <a:ext uri="{28A0092B-C50C-407E-A947-70E740481C1C}">
+                          <a14:useLocalDpi xmlns:a14="http://schemas.microsoft.com/office/drawing/2010/main" val="0"/>
+                        </a:ext>
+                      </a:extLst>
+                    </a:blip>
+                    <a:srcRect/>
+                    <a:stretch>
+                      <a:fillRect/>
+                    </a:stretch>
+                  </pic:blipFill>
+                  <pic:spPr bwMode="auto">
+                    <a:xfrm>
+                      <a:off x="0" y="0"/>
+                      <a:ext cx="5759450" cy="1449070"/>
+                    </a:xfrm>
+                    <a:prstGeom prst="rect">
+                      <a:avLst/>
+                    </a:prstGeom>
+                    <a:ln w="38100" cap="sq">
+                      <a:solidFill>
+                        <a:srgbClr val="00B0F0"/>
+                      </a:solidFill>
+                      <a:prstDash val="solid"/>
+                      <a:miter lim="800000"/>
+                    </a:ln>
+                    <a:effectLst>
+                      <a:outerShdw blurRad="50800" dist="38100" dir="2700000" algn="tl" rotWithShape="0">
+                        <a:srgbClr val="000000">
+                          <a:alpha val="43000"/>
+                        </a:srgbClr>
+                      </a:outerShdw>
+                    </a:effectLst>
+                  </pic:spPr>
+                </pic:pic>
+              </a:graphicData>
+            </a:graphic>
+          </wp:inline>
+        </w:drawing>
+      </w:r>
+    </w:p>
+    <w:p>
+      <w:pPr>
+        <w:jc w:val="center"/>
+        <w:rPr>
+          <w:rFonts w:ascii="Roboto" w:hAnsi="Roboto"/>
+          <w:bCs/>
+          <w:sz w:val="32"/>
+          <w:szCs w:val="32"/>
+          <w:lang w:val="de-DE"/>
+        </w:rPr>
+      </w:pPr>
+      <w:r>
+        <w:rPr>
+          <w:rFonts w:ascii="Roboto" w:hAnsi="Roboto"/>
+          <w:bCs/>
+          <w:sz w:val="32"/>
+          <w:szCs w:val="32"/>
+          <w:lang w:val="de-DE"/>
+        </w:rPr>
+        <w:t xml:space="preserve">Dabei wird eine </w:t>
+      </w:r>
+      <w:r>
+        <w:rPr>
+          <w:rFonts w:ascii="Roboto" w:hAnsi="Roboto"/>
+          <w:b/>
+          <w:color w:val="660066"/>
+          <w:sz w:val="32"/>
+          <w:szCs w:val="32"/>
+          <w:lang w:val="de-DE"/>
+        </w:rPr>
+        <w:t xml:space="preserve">Polymerkette </w:t>
+      </w:r>
+      <w:r>
+        <w:rPr>
+          <w:rFonts w:ascii="Roboto" w:hAnsi="Roboto"/>
+          <w:bCs/>
+          <w:sz w:val="32"/>
+          <w:szCs w:val="32"/>
+          <w:lang w:val="de-DE"/>
+        </w:rPr>
+        <w:t xml:space="preserve">beendet und </w:t>
+      </w:r>
+      <w:r>
+        <w:rPr>
+          <w:rFonts w:ascii="Roboto" w:hAnsi="Roboto"/>
+          <w:b/>
+          <w:color w:val="5B9BD5" w:themeColor="accent5"/>
+          <w:sz w:val="32"/>
+          <w:szCs w:val="32"/>
+          <w:lang w:val="de-DE"/>
+        </w:rPr>
+        <w:t>durch</w:t>
+      </w:r>
+      <w:r>
+        <w:rPr>
+          <w:rFonts w:ascii="Roboto" w:hAnsi="Roboto"/>
+          <w:bCs/>
+          <w:color w:val="5B9BD5" w:themeColor="accent5"/>
+          <w:sz w:val="32"/>
+          <w:szCs w:val="32"/>
+          <w:lang w:val="de-DE"/>
+        </w:rPr>
+        <w:t xml:space="preserve"> </w:t>
+      </w:r>
+      <w:r>
+        <w:rPr>
+          <w:rFonts w:ascii="Roboto" w:hAnsi="Roboto"/>
+          <w:b/>
+          <w:color w:val="5B9BD5" w:themeColor="accent5"/>
+          <w:sz w:val="32"/>
+          <w:szCs w:val="32"/>
+          <w:lang w:val="de-DE"/>
+        </w:rPr>
+        <w:t>Übertragung</w:t>
+      </w:r>
+      <w:r>
+        <w:rPr>
+          <w:rFonts w:ascii="Roboto" w:hAnsi="Roboto"/>
+          <w:bCs/>
+          <w:color w:val="5B9BD5" w:themeColor="accent5"/>
+          <w:sz w:val="32"/>
+          <w:szCs w:val="32"/>
+          <w:lang w:val="de-DE"/>
+        </w:rPr>
+        <w:t xml:space="preserve"> </w:t>
+      </w:r>
+      <w:r>
+        <w:rPr>
+          <w:rFonts w:ascii="Roboto" w:hAnsi="Roboto"/>
+          <w:b/>
+          <w:color w:val="5B9BD5" w:themeColor="accent5"/>
+          <w:sz w:val="32"/>
+          <w:szCs w:val="32"/>
+          <w:lang w:val="de-DE"/>
+        </w:rPr>
+        <w:t>eines</w:t>
+      </w:r>
+      <w:r>
+        <w:rPr>
+          <w:rFonts w:ascii="Roboto" w:hAnsi="Roboto"/>
+          <w:bCs/>
+          <w:color w:val="5B9BD5" w:themeColor="accent5"/>
+          <w:sz w:val="32"/>
+          <w:szCs w:val="32"/>
+          <w:lang w:val="de-DE"/>
+        </w:rPr>
+        <w:t xml:space="preserve"> </w:t>
+      </w:r>
+      <w:r>
+        <w:rPr>
+          <w:rFonts w:ascii="Roboto" w:hAnsi="Roboto"/>
+          <w:b/>
+          <w:color w:val="5B9BD5" w:themeColor="accent5"/>
+          <w:sz w:val="32"/>
+          <w:szCs w:val="32"/>
+          <w:lang w:val="de-DE"/>
+        </w:rPr>
+        <w:t>benachbarten</w:t>
+      </w:r>
+      <w:r>
+        <w:rPr>
+          <w:rFonts w:ascii="Roboto" w:hAnsi="Roboto"/>
+          <w:bCs/>
+          <w:color w:val="5B9BD5" w:themeColor="accent5"/>
+          <w:sz w:val="32"/>
+          <w:szCs w:val="32"/>
+          <w:lang w:val="de-DE"/>
+        </w:rPr>
+        <w:t xml:space="preserve"> </w:t>
+      </w:r>
+      <w:r>
+        <w:rPr>
+          <w:rFonts w:ascii="Roboto" w:hAnsi="Roboto"/>
+          <w:b/>
+          <w:color w:val="5B9BD5" w:themeColor="accent5"/>
+          <w:sz w:val="32"/>
+          <w:szCs w:val="32"/>
+          <w:lang w:val="de-DE"/>
+        </w:rPr>
+        <w:t>Protons</w:t>
+      </w:r>
+      <w:r>
+        <w:rPr>
+          <w:rFonts w:ascii="Roboto" w:hAnsi="Roboto"/>
+          <w:bCs/>
+          <w:color w:val="5B9BD5" w:themeColor="accent5"/>
+          <w:sz w:val="32"/>
+          <w:szCs w:val="32"/>
+          <w:lang w:val="de-DE"/>
+        </w:rPr>
+        <w:t xml:space="preserve"> </w:t>
+      </w:r>
+      <w:r>
+        <w:rPr>
+          <w:rFonts w:ascii="Roboto" w:hAnsi="Roboto"/>
+          <w:b/>
+          <w:color w:val="FF01C9"/>
+          <w:sz w:val="32"/>
+          <w:szCs w:val="32"/>
+          <w:lang w:val="de-DE"/>
+        </w:rPr>
+        <w:t>eine</w:t>
+      </w:r>
+      <w:r>
+        <w:rPr>
+          <w:rFonts w:ascii="Roboto" w:hAnsi="Roboto"/>
+          <w:bCs/>
+          <w:color w:val="FFC000"/>
+          <w:sz w:val="32"/>
+          <w:szCs w:val="32"/>
+          <w:lang w:val="de-DE"/>
+        </w:rPr>
+        <w:t xml:space="preserve"> </w:t>
+      </w:r>
+      <w:r>
+        <w:rPr>
+          <w:rFonts w:ascii="Roboto" w:hAnsi="Roboto"/>
+          <w:b/>
+          <w:color w:val="FF01C9"/>
+          <w:sz w:val="32"/>
+          <w:szCs w:val="32"/>
+          <w:lang w:val="de-DE"/>
+        </w:rPr>
+        <w:t>weitere</w:t>
+      </w:r>
+      <w:r>
+        <w:rPr>
+          <w:rFonts w:ascii="Roboto" w:hAnsi="Roboto"/>
+          <w:bCs/>
+          <w:color w:val="FFC000"/>
+          <w:sz w:val="32"/>
+          <w:szCs w:val="32"/>
+          <w:lang w:val="de-DE"/>
+        </w:rPr>
+        <w:t xml:space="preserve"> </w:t>
+      </w:r>
+      <w:r>
+        <w:rPr>
+          <w:rFonts w:ascii="Roboto" w:hAnsi="Roboto"/>
+          <w:b/>
+          <w:color w:val="FF01C9"/>
+          <w:sz w:val="32"/>
+          <w:szCs w:val="32"/>
+          <w:lang w:val="de-DE"/>
+        </w:rPr>
+        <w:t>Kette</w:t>
+      </w:r>
+      <w:r>
+        <w:rPr>
+          <w:rFonts w:ascii="Roboto" w:hAnsi="Roboto"/>
+          <w:bCs/>
+          <w:color w:val="FFC000"/>
+          <w:sz w:val="32"/>
+          <w:szCs w:val="32"/>
+          <w:lang w:val="de-DE"/>
+        </w:rPr>
+        <w:t xml:space="preserve"> </w:t>
+      </w:r>
+      <w:r>
+        <w:rPr>
+          <w:rFonts w:ascii="Roboto" w:hAnsi="Roboto"/>
+          <w:bCs/>
+          <w:sz w:val="32"/>
+          <w:szCs w:val="32"/>
+          <w:lang w:val="de-DE"/>
+        </w:rPr>
+        <w:t>gestartet.</w:t>
+      </w:r>
+    </w:p>
+    <w:p>
+      <w:pPr>
+        <w:jc w:val="center"/>
+        <w:rPr>
+          <w:rFonts w:ascii="Roboto" w:hAnsi="Roboto"/>
+          <w:bCs/>
+          <w:sz w:val="32"/>
+          <w:szCs w:val="32"/>
+          <w:lang w:val="de-DE"/>
+        </w:rPr>
+      </w:pPr>
+    </w:p>
+    <w:p>
+      <w:pPr>
+        <w:jc w:val="center"/>
+        <w:rPr>
+          <w:rFonts w:ascii="Roboto" w:hAnsi="Roboto"/>
+          <w:i/>
+          <w:iCs/>
+          <w:color w:val="44546A" w:themeColor="text2"/>
+          <w:sz w:val="36"/>
+          <w:szCs w:val="36"/>
+          <w:u w:val="single"/>
+          <w:lang w:val="de-DE"/>
+        </w:rPr>
+      </w:pPr>
+      <w:r>
+        <w:rPr>
+          <w:rFonts w:ascii="Roboto" w:hAnsi="Roboto"/>
+          <w:noProof/>
           <w:color w:val="FF0000"/>
           <w:sz w:val="40"/>
           <w:szCs w:val="40"/>
           <w:lang w:val="de-DE"/>
         </w:rPr>
-      </w:pPr>
-      <w:r>
+        <mc:AlternateContent>
+          <mc:Choice Requires="wps">
+            <w:drawing>
+              <wp:anchor distT="0" distB="0" distL="114300" distR="114300" simplePos="0" relativeHeight="251660287" behindDoc="0" locked="0" layoutInCell="1" allowOverlap="1" wp14:anchorId="72893184" wp14:editId="1677250A">
+                <wp:simplePos x="0" y="0"/>
+                <wp:positionH relativeFrom="margin">
+                  <wp:align>left</wp:align>
+                </wp:positionH>
+                <wp:positionV relativeFrom="paragraph">
+                  <wp:posOffset>126006</wp:posOffset>
+                </wp:positionV>
+                <wp:extent cx="5993837" cy="3485072"/>
+                <wp:effectExtent l="0" t="0" r="26035" b="20320"/>
+                <wp:wrapNone/>
+                <wp:docPr id="1779484772" name="Dikdörtgen 3"/>
+                <wp:cNvGraphicFramePr/>
+                <a:graphic xmlns:a="http://schemas.openxmlformats.org/drawingml/2006/main">
+                  <a:graphicData uri="http://schemas.microsoft.com/office/word/2010/wordprocessingShape">
+                    <wps:wsp>
+                      <wps:cNvSpPr/>
+                      <wps:spPr>
+                        <a:xfrm>
+                          <a:off x="0" y="0"/>
+                          <a:ext cx="5993837" cy="3485072"/>
+                        </a:xfrm>
+                        <a:prstGeom prst="rect">
+                          <a:avLst/>
+                        </a:prstGeom>
+                      </wps:spPr>
+                      <wps:style>
+                        <a:lnRef idx="2">
+                          <a:schemeClr val="dk1">
+                            <a:shade val="50000"/>
+                          </a:schemeClr>
+                        </a:lnRef>
+                        <a:fillRef idx="1">
+                          <a:schemeClr val="dk1"/>
+                        </a:fillRef>
+                        <a:effectRef idx="0">
+                          <a:schemeClr val="dk1"/>
+                        </a:effectRef>
+                        <a:fontRef idx="minor">
+                          <a:schemeClr val="lt1"/>
+                        </a:fontRef>
+                      </wps:style>
+                      <wps:txbx>
+                        <w:txbxContent>
+                          <w:p>
+                            <w:pPr>
+                              <w:jc w:val="center"/>
+                              <w:rPr>
+                                <w:rFonts w:ascii="Roboto" w:hAnsi="Roboto"/>
+                                <w:b/>
+                                <w:bCs/>
+                                <w:color w:val="FF0000"/>
+                                <w:sz w:val="32"/>
+                                <w:szCs w:val="32"/>
+                                <w:lang w:val="de-DE"/>
+                              </w:rPr>
+                            </w:pPr>
+                            <w:r>
+                              <w:rPr>
+                                <w:rFonts w:ascii="Roboto" w:hAnsi="Roboto"/>
+                                <w:b/>
+                                <w:bCs/>
+                                <w:color w:val="FF0000"/>
+                                <w:sz w:val="32"/>
+                                <w:szCs w:val="32"/>
+                                <w:lang w:val="de-DE"/>
+                              </w:rPr>
+                              <w:t xml:space="preserve">WICHTIG!: </w:t>
+                            </w:r>
+                            <w:r>
+                              <w:rPr>
+                                <w:rFonts w:ascii="Roboto" w:hAnsi="Roboto"/>
+                                <w:sz w:val="32"/>
+                                <w:szCs w:val="32"/>
+                                <w:lang w:val="de-DE"/>
+                              </w:rPr>
+                              <w:t xml:space="preserve">Das </w:t>
+                            </w:r>
+                            <w:r>
+                              <w:rPr>
+                                <w:rFonts w:ascii="Roboto" w:hAnsi="Roboto"/>
+                                <w:b/>
+                                <w:bCs/>
+                                <w:color w:val="00B050"/>
+                                <w:sz w:val="32"/>
+                                <w:szCs w:val="32"/>
+                                <w:lang w:val="de-DE"/>
+                              </w:rPr>
+                              <w:t>Radikal</w:t>
+                            </w:r>
+                            <w:r>
+                              <w:rPr>
+                                <w:rFonts w:ascii="Roboto" w:hAnsi="Roboto"/>
+                                <w:b/>
+                                <w:bCs/>
+                                <w:color w:val="00B050"/>
+                                <w:sz w:val="32"/>
+                                <w:szCs w:val="32"/>
+                                <w:lang w:val="de-DE"/>
+                              </w:rPr>
+                              <w:t>/Carbanion/</w:t>
+                            </w:r>
+                            <w:proofErr w:type="spellStart"/>
+                            <w:r>
+                              <w:rPr>
+                                <w:rFonts w:ascii="Roboto" w:hAnsi="Roboto"/>
+                                <w:b/>
+                                <w:bCs/>
+                                <w:color w:val="00B050"/>
+                                <w:sz w:val="32"/>
+                                <w:szCs w:val="32"/>
+                                <w:lang w:val="de-DE"/>
+                              </w:rPr>
+                              <w:t>Carbokation</w:t>
+                            </w:r>
+                            <w:proofErr w:type="spellEnd"/>
+                            <w:r>
+                              <w:rPr>
+                                <w:rFonts w:ascii="Roboto" w:hAnsi="Roboto"/>
+                                <w:color w:val="00B050"/>
+                                <w:sz w:val="32"/>
+                                <w:szCs w:val="32"/>
+                                <w:lang w:val="de-DE"/>
+                              </w:rPr>
+                              <w:t xml:space="preserve"> </w:t>
+                            </w:r>
+                            <w:r>
+                              <w:rPr>
+                                <w:rFonts w:ascii="Roboto" w:hAnsi="Roboto"/>
+                                <w:sz w:val="32"/>
+                                <w:szCs w:val="32"/>
+                                <w:lang w:val="de-DE"/>
+                              </w:rPr>
+                              <w:t xml:space="preserve">reagiert </w:t>
+                            </w:r>
+                            <w:r>
+                              <w:rPr>
+                                <w:rFonts w:ascii="Roboto" w:hAnsi="Roboto"/>
+                                <w:b/>
+                                <w:bCs/>
+                                <w:sz w:val="32"/>
+                                <w:szCs w:val="32"/>
+                                <w:lang w:val="de-DE"/>
+                              </w:rPr>
+                              <w:t>ausschließlich mit der Doppelbindung</w:t>
+                            </w:r>
+                            <w:r>
+                              <w:rPr>
+                                <w:rFonts w:ascii="Roboto" w:hAnsi="Roboto"/>
+                                <w:b/>
+                                <w:bCs/>
+                                <w:sz w:val="32"/>
+                                <w:szCs w:val="32"/>
+                                <w:lang w:val="de-DE"/>
+                              </w:rPr>
+                              <w:t xml:space="preserve">, während der Kettenstart und </w:t>
+                            </w:r>
+                            <w:proofErr w:type="spellStart"/>
+                            <w:r>
+                              <w:rPr>
+                                <w:rFonts w:ascii="Roboto" w:hAnsi="Roboto"/>
+                                <w:b/>
+                                <w:bCs/>
+                                <w:sz w:val="32"/>
+                                <w:szCs w:val="32"/>
+                                <w:lang w:val="de-DE"/>
+                              </w:rPr>
+                              <w:t>Propogation</w:t>
+                            </w:r>
+                            <w:proofErr w:type="spellEnd"/>
+                            <w:r>
+                              <w:rPr>
+                                <w:rFonts w:ascii="Roboto" w:hAnsi="Roboto"/>
+                                <w:b/>
+                                <w:bCs/>
+                                <w:sz w:val="32"/>
+                                <w:szCs w:val="32"/>
+                                <w:lang w:val="de-DE"/>
+                              </w:rPr>
+                              <w:t>!</w:t>
+                            </w:r>
+                            <w:r>
+                              <w:rPr>
+                                <w:rFonts w:ascii="Roboto" w:hAnsi="Roboto"/>
+                                <w:b/>
+                                <w:bCs/>
+                                <w:sz w:val="32"/>
+                                <w:szCs w:val="32"/>
+                                <w:lang w:val="de-DE"/>
+                              </w:rPr>
+                              <w:t xml:space="preserve"> (ES IST EIN ADDITION)</w:t>
+                            </w:r>
+                            <w:r>
+                              <w:rPr>
+                                <w:rFonts w:ascii="Roboto" w:hAnsi="Roboto"/>
+                                <w:sz w:val="32"/>
+                                <w:szCs w:val="32"/>
+                                <w:lang w:val="de-DE"/>
+                              </w:rPr>
+                              <w:t xml:space="preserve"> Alle anderen </w:t>
+                            </w:r>
+                            <w:r>
+                              <w:rPr>
+                                <w:rFonts w:ascii="Roboto" w:hAnsi="Roboto"/>
+                                <w:b/>
+                                <w:bCs/>
+                                <w:color w:val="FFC000" w:themeColor="accent4"/>
+                                <w:sz w:val="32"/>
+                                <w:szCs w:val="32"/>
+                                <w:lang w:val="de-DE"/>
+                              </w:rPr>
+                              <w:t>an dieses Kohlenstoffatom gebundenen Atome</w:t>
+                            </w:r>
+                            <w:r>
+                              <w:rPr>
+                                <w:rFonts w:ascii="Roboto" w:hAnsi="Roboto"/>
+                                <w:color w:val="FFC000" w:themeColor="accent4"/>
+                                <w:sz w:val="32"/>
+                                <w:szCs w:val="32"/>
+                                <w:lang w:val="de-DE"/>
+                              </w:rPr>
+                              <w:t xml:space="preserve"> </w:t>
+                            </w:r>
+                            <w:r>
+                              <w:rPr>
+                                <w:rFonts w:ascii="Roboto" w:hAnsi="Roboto"/>
+                                <w:sz w:val="32"/>
+                                <w:szCs w:val="32"/>
+                                <w:lang w:val="de-DE"/>
+                              </w:rPr>
+                              <w:t xml:space="preserve">bleiben </w:t>
+                            </w:r>
+                            <w:r>
+                              <w:rPr>
+                                <w:rFonts w:ascii="Roboto" w:hAnsi="Roboto"/>
+                                <w:b/>
+                                <w:bCs/>
+                                <w:color w:val="FFC000" w:themeColor="accent4"/>
+                                <w:sz w:val="32"/>
+                                <w:szCs w:val="32"/>
+                                <w:lang w:val="de-DE"/>
+                              </w:rPr>
+                              <w:t>als</w:t>
+                            </w:r>
+                            <w:r>
+                              <w:rPr>
+                                <w:rFonts w:ascii="Roboto" w:hAnsi="Roboto"/>
+                                <w:color w:val="FFC000" w:themeColor="accent4"/>
+                                <w:sz w:val="32"/>
+                                <w:szCs w:val="32"/>
+                                <w:lang w:val="de-DE"/>
+                              </w:rPr>
+                              <w:t xml:space="preserve"> </w:t>
+                            </w:r>
+                            <w:r>
+                              <w:rPr>
+                                <w:rFonts w:ascii="Roboto" w:hAnsi="Roboto"/>
+                                <w:b/>
+                                <w:bCs/>
+                                <w:color w:val="FFC000" w:themeColor="accent4"/>
+                                <w:sz w:val="32"/>
+                                <w:szCs w:val="32"/>
+                                <w:lang w:val="de-DE"/>
+                              </w:rPr>
+                              <w:t>Rest</w:t>
+                            </w:r>
+                            <w:r>
+                              <w:rPr>
+                                <w:rFonts w:ascii="Roboto" w:hAnsi="Roboto"/>
+                                <w:color w:val="FFC000" w:themeColor="accent4"/>
+                                <w:sz w:val="32"/>
+                                <w:szCs w:val="32"/>
+                                <w:lang w:val="de-DE"/>
+                              </w:rPr>
+                              <w:t xml:space="preserve"> </w:t>
+                            </w:r>
+                            <w:r>
+                              <w:rPr>
+                                <w:rFonts w:ascii="Roboto" w:hAnsi="Roboto"/>
+                                <w:sz w:val="32"/>
+                                <w:szCs w:val="32"/>
+                                <w:lang w:val="de-DE"/>
+                              </w:rPr>
+                              <w:t xml:space="preserve">erhalten, während sich die Polymerkette am </w:t>
+                            </w:r>
+                            <w:r>
+                              <w:rPr>
+                                <w:rFonts w:ascii="Roboto" w:hAnsi="Roboto"/>
+                                <w:b/>
+                                <w:bCs/>
+                                <w:color w:val="3000FE"/>
+                                <w:sz w:val="32"/>
+                                <w:szCs w:val="32"/>
+                                <w:lang w:val="de-DE"/>
+                              </w:rPr>
+                              <w:t>neu gebildeten Radikal</w:t>
+                            </w:r>
+                            <w:r>
+                              <w:rPr>
+                                <w:rFonts w:ascii="Roboto" w:hAnsi="Roboto"/>
+                                <w:b/>
+                                <w:bCs/>
+                                <w:color w:val="3000FE"/>
+                                <w:sz w:val="32"/>
+                                <w:szCs w:val="32"/>
+                                <w:lang w:val="de-DE"/>
+                              </w:rPr>
+                              <w:t>/Carbanion/</w:t>
+                            </w:r>
+                            <w:proofErr w:type="spellStart"/>
+                            <w:r>
+                              <w:rPr>
+                                <w:rFonts w:ascii="Roboto" w:hAnsi="Roboto"/>
+                                <w:b/>
+                                <w:bCs/>
+                                <w:color w:val="3000FE"/>
+                                <w:sz w:val="32"/>
+                                <w:szCs w:val="32"/>
+                                <w:lang w:val="de-DE"/>
+                              </w:rPr>
+                              <w:t>Carbokation</w:t>
+                            </w:r>
+                            <w:proofErr w:type="spellEnd"/>
+                            <w:r>
+                              <w:rPr>
+                                <w:rFonts w:ascii="Roboto" w:hAnsi="Roboto"/>
+                                <w:color w:val="0070C0"/>
+                                <w:sz w:val="32"/>
+                                <w:szCs w:val="32"/>
+                                <w:lang w:val="de-DE"/>
+                              </w:rPr>
+                              <w:t xml:space="preserve"> </w:t>
+                            </w:r>
+                            <w:r>
+                              <w:rPr>
+                                <w:rFonts w:ascii="Roboto" w:hAnsi="Roboto"/>
+                                <w:sz w:val="32"/>
+                                <w:szCs w:val="32"/>
+                                <w:lang w:val="de-DE"/>
+                              </w:rPr>
+                              <w:t>weiter fortsetzt.</w:t>
+                            </w:r>
+                          </w:p>
+                          <w:p>
+                            <w:pPr>
+                              <w:jc w:val="center"/>
+                              <w:rPr>
+                                <w:lang w:val="de-DE"/>
+                              </w:rPr>
+                            </w:pPr>
+                            <w:r>
+                              <w:rPr>
+                                <w:rFonts w:ascii="Roboto" w:hAnsi="Roboto"/>
+                                <w:noProof/>
+                                <w:sz w:val="32"/>
+                                <w:szCs w:val="32"/>
+                                <w:lang w:val="de-DE"/>
+                              </w:rPr>
+                              <w:drawing>
+                                <wp:inline distT="0" distB="0" distL="0" distR="0" wp14:anchorId="6A74343D" wp14:editId="470632FA">
+                                  <wp:extent cx="5704840" cy="1747343"/>
+                                  <wp:effectExtent l="76200" t="76200" r="124460" b="139065"/>
+                                  <wp:docPr id="1119977773" name="Resim 6"/>
+                                  <wp:cNvGraphicFramePr>
+                                    <a:graphicFrameLocks xmlns:a="http://schemas.openxmlformats.org/drawingml/2006/main" noChangeAspect="1"/>
+                                  </wp:cNvGraphicFramePr>
+                                  <a:graphic xmlns:a="http://schemas.openxmlformats.org/drawingml/2006/main">
+                                    <a:graphicData uri="http://schemas.openxmlformats.org/drawingml/2006/picture">
+                                      <pic:pic xmlns:pic="http://schemas.openxmlformats.org/drawingml/2006/picture">
+                                        <pic:nvPicPr>
+                                          <pic:cNvPr id="0" name="Picture 13"/>
+                                          <pic:cNvPicPr>
+                                            <a:picLocks noChangeAspect="1" noChangeArrowheads="1"/>
+                                          </pic:cNvPicPr>
+                                        </pic:nvPicPr>
+                                        <pic:blipFill>
+                                          <a:blip r:embed="rId44">
+                                            <a:extLst>
+                                              <a:ext uri="{28A0092B-C50C-407E-A947-70E740481C1C}">
+                                                <a14:useLocalDpi xmlns:a14="http://schemas.microsoft.com/office/drawing/2010/main" val="0"/>
+                                              </a:ext>
+                                            </a:extLst>
+                                          </a:blip>
+                                          <a:srcRect/>
+                                          <a:stretch>
+                                            <a:fillRect/>
+                                          </a:stretch>
+                                        </pic:blipFill>
+                                        <pic:spPr bwMode="auto">
+                                          <a:xfrm>
+                                            <a:off x="0" y="0"/>
+                                            <a:ext cx="5704840" cy="1747343"/>
+                                          </a:xfrm>
+                                          <a:prstGeom prst="rect">
+                                            <a:avLst/>
+                                          </a:prstGeom>
+                                          <a:ln w="38100" cap="sq">
+                                            <a:solidFill>
+                                              <a:srgbClr val="000000"/>
+                                            </a:solidFill>
+                                            <a:prstDash val="solid"/>
+                                            <a:miter lim="800000"/>
+                                          </a:ln>
+                                          <a:effectLst>
+                                            <a:outerShdw blurRad="50800" dist="38100" dir="2700000" algn="tl" rotWithShape="0">
+                                              <a:srgbClr val="000000">
+                                                <a:alpha val="43000"/>
+                                              </a:srgbClr>
+                                            </a:outerShdw>
+                                          </a:effectLst>
+                                        </pic:spPr>
+                                      </pic:pic>
+                                    </a:graphicData>
+                                  </a:graphic>
+                                </wp:inline>
+                              </w:drawing>
+                            </w:r>
+                          </w:p>
+                          <w:p/>
+                        </w:txbxContent>
+                      </wps:txbx>
+                      <wps:bodyPr rot="0" spcFirstLastPara="0" vertOverflow="overflow" horzOverflow="overflow" vert="horz" wrap="square" lIns="91440" tIns="45720" rIns="91440" bIns="45720" numCol="1" spcCol="0" rtlCol="0" fromWordArt="0" anchor="ctr" anchorCtr="0" forceAA="0" compatLnSpc="1">
+                        <a:prstTxWarp prst="textNoShape">
+                          <a:avLst/>
+                        </a:prstTxWarp>
+                        <a:noAutofit/>
+                      </wps:bodyPr>
+                    </wps:wsp>
+                  </a:graphicData>
+                </a:graphic>
+                <wp14:sizeRelH relativeFrom="margin">
+                  <wp14:pctWidth>0</wp14:pctWidth>
+                </wp14:sizeRelH>
+                <wp14:sizeRelV relativeFrom="margin">
+                  <wp14:pctHeight>0</wp14:pctHeight>
+                </wp14:sizeRelV>
+              </wp:anchor>
+            </w:drawing>
+          </mc:Choice>
+          <mc:Fallback>
+            <w:pict>
+              <v:rect w14:anchorId="72893184" id="Dikdörtgen 3" o:spid="_x0000_s1026" style="position:absolute;left:0;text-align:left;margin-left:0;margin-top:9.9pt;width:471.95pt;height:274.4pt;z-index:251660287;visibility:visible;mso-wrap-style:square;mso-width-percent:0;mso-height-percent:0;mso-wrap-distance-left:9pt;mso-wrap-distance-top:0;mso-wrap-distance-right:9pt;mso-wrap-distance-bottom:0;mso-position-horizontal:left;mso-position-horizontal-relative:margin;mso-position-vertical:absolute;mso-position-vertical-relative:text;mso-width-percent:0;mso-height-percent:0;mso-width-relative:margin;mso-height-relative:margin;v-text-anchor:middle" o:gfxdata="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" fillcolor="black [3200]" strokecolor="black [1600]" strokeweight="1pt">
+                <v:textbox>
+                  <w:txbxContent>
+                    <w:p>
+                      <w:pPr>
+                        <w:jc w:val="center"/>
+                        <w:rPr>
+                          <w:rFonts w:ascii="Roboto" w:hAnsi="Roboto"/>
+                          <w:b/>
+                          <w:bCs/>
+                          <w:color w:val="FF0000"/>
+                          <w:sz w:val="32"/>
+                          <w:szCs w:val="32"/>
+                          <w:lang w:val="de-DE"/>
+                        </w:rPr>
+                      </w:pPr>
+                      <w:r>
+                        <w:rPr>
+                          <w:rFonts w:ascii="Roboto" w:hAnsi="Roboto"/>
+                          <w:b/>
+                          <w:bCs/>
+                          <w:color w:val="FF0000"/>
+                          <w:sz w:val="32"/>
+                          <w:szCs w:val="32"/>
+                          <w:lang w:val="de-DE"/>
+                        </w:rPr>
+                        <w:t xml:space="preserve">WICHTIG!: </w:t>
+                      </w:r>
+                      <w:r>
+                        <w:rPr>
+                          <w:rFonts w:ascii="Roboto" w:hAnsi="Roboto"/>
+                          <w:sz w:val="32"/>
+                          <w:szCs w:val="32"/>
+                          <w:lang w:val="de-DE"/>
+                        </w:rPr>
+                        <w:t xml:space="preserve">Das </w:t>
+                      </w:r>
+                      <w:r>
+                        <w:rPr>
+                          <w:rFonts w:ascii="Roboto" w:hAnsi="Roboto"/>
+                          <w:b/>
+                          <w:bCs/>
+                          <w:color w:val="00B050"/>
+                          <w:sz w:val="32"/>
+                          <w:szCs w:val="32"/>
+                          <w:lang w:val="de-DE"/>
+                        </w:rPr>
+                        <w:t>Radikal</w:t>
+                      </w:r>
+                      <w:r>
+                        <w:rPr>
+                          <w:rFonts w:ascii="Roboto" w:hAnsi="Roboto"/>
+                          <w:b/>
+                          <w:bCs/>
+                          <w:color w:val="00B050"/>
+                          <w:sz w:val="32"/>
+                          <w:szCs w:val="32"/>
+                          <w:lang w:val="de-DE"/>
+                        </w:rPr>
+                        <w:t>/Carbanion/</w:t>
+                      </w:r>
+                      <w:proofErr w:type="spellStart"/>
+                      <w:r>
+                        <w:rPr>
+                          <w:rFonts w:ascii="Roboto" w:hAnsi="Roboto"/>
+                          <w:b/>
+                          <w:bCs/>
+                          <w:color w:val="00B050"/>
+                          <w:sz w:val="32"/>
+                          <w:szCs w:val="32"/>
+                          <w:lang w:val="de-DE"/>
+                        </w:rPr>
+                        <w:t>Carbokation</w:t>
+                      </w:r>
+                      <w:proofErr w:type="spellEnd"/>
+                      <w:r>
+                        <w:rPr>
+                          <w:rFonts w:ascii="Roboto" w:hAnsi="Roboto"/>
+                          <w:color w:val="00B050"/>
+                          <w:sz w:val="32"/>
+                          <w:szCs w:val="32"/>
+                          <w:lang w:val="de-DE"/>
+                        </w:rPr>
+                        <w:t xml:space="preserve"> </w:t>
+                      </w:r>
+                      <w:r>
+                        <w:rPr>
+                          <w:rFonts w:ascii="Roboto" w:hAnsi="Roboto"/>
+                          <w:sz w:val="32"/>
+                          <w:szCs w:val="32"/>
+                          <w:lang w:val="de-DE"/>
+                        </w:rPr>
+                        <w:t xml:space="preserve">reagiert </w:t>
+                      </w:r>
+                      <w:r>
+                        <w:rPr>
+                          <w:rFonts w:ascii="Roboto" w:hAnsi="Roboto"/>
+                          <w:b/>
+                          <w:bCs/>
+                          <w:sz w:val="32"/>
+                          <w:szCs w:val="32"/>
+                          <w:lang w:val="de-DE"/>
+                        </w:rPr>
+                        <w:t>ausschließlich mit der Doppelbindung</w:t>
+                      </w:r>
+                      <w:r>
+                        <w:rPr>
+                          <w:rFonts w:ascii="Roboto" w:hAnsi="Roboto"/>
+                          <w:b/>
+                          <w:bCs/>
+                          <w:sz w:val="32"/>
+                          <w:szCs w:val="32"/>
+                          <w:lang w:val="de-DE"/>
+                        </w:rPr>
+                        <w:t xml:space="preserve">, während der Kettenstart und </w:t>
+                      </w:r>
+                      <w:proofErr w:type="spellStart"/>
+                      <w:r>
+                        <w:rPr>
+                          <w:rFonts w:ascii="Roboto" w:hAnsi="Roboto"/>
+                          <w:b/>
+                          <w:bCs/>
+                          <w:sz w:val="32"/>
+                          <w:szCs w:val="32"/>
+                          <w:lang w:val="de-DE"/>
+                        </w:rPr>
+                        <w:t>Propogation</w:t>
+                      </w:r>
+                      <w:proofErr w:type="spellEnd"/>
+                      <w:r>
+                        <w:rPr>
+                          <w:rFonts w:ascii="Roboto" w:hAnsi="Roboto"/>
+                          <w:b/>
+                          <w:bCs/>
+                          <w:sz w:val="32"/>
+                          <w:szCs w:val="32"/>
+                          <w:lang w:val="de-DE"/>
+                        </w:rPr>
+                        <w:t>!</w:t>
+                      </w:r>
+                      <w:r>
+                        <w:rPr>
+                          <w:rFonts w:ascii="Roboto" w:hAnsi="Roboto"/>
+                          <w:b/>
+                          <w:bCs/>
+                          <w:sz w:val="32"/>
+                          <w:szCs w:val="32"/>
+                          <w:lang w:val="de-DE"/>
+                        </w:rPr>
+                        <w:t xml:space="preserve"> (ES IST EIN ADDITION)</w:t>
+                      </w:r>
+                      <w:r>
+                        <w:rPr>
+                          <w:rFonts w:ascii="Roboto" w:hAnsi="Roboto"/>
+                          <w:sz w:val="32"/>
+                          <w:szCs w:val="32"/>
+                          <w:lang w:val="de-DE"/>
+                        </w:rPr>
+                        <w:t xml:space="preserve"> Alle anderen </w:t>
+                      </w:r>
+                      <w:r>
+                        <w:rPr>
+                          <w:rFonts w:ascii="Roboto" w:hAnsi="Roboto"/>
+                          <w:b/>
+                          <w:bCs/>
+                          <w:color w:val="FFC000" w:themeColor="accent4"/>
+                          <w:sz w:val="32"/>
+                          <w:szCs w:val="32"/>
+                          <w:lang w:val="de-DE"/>
+                        </w:rPr>
+                        <w:t>an dieses Kohlenstoffatom gebundenen Atome</w:t>
+                      </w:r>
+                      <w:r>
+                        <w:rPr>
+                          <w:rFonts w:ascii="Roboto" w:hAnsi="Roboto"/>
+                          <w:color w:val="FFC000" w:themeColor="accent4"/>
+                          <w:sz w:val="32"/>
+                          <w:szCs w:val="32"/>
+                          <w:lang w:val="de-DE"/>
+                        </w:rPr>
+                        <w:t xml:space="preserve"> </w:t>
+                      </w:r>
+                      <w:r>
+                        <w:rPr>
+                          <w:rFonts w:ascii="Roboto" w:hAnsi="Roboto"/>
+                          <w:sz w:val="32"/>
+                          <w:szCs w:val="32"/>
+                          <w:lang w:val="de-DE"/>
+                        </w:rPr>
+                        <w:t xml:space="preserve">bleiben </w:t>
+                      </w:r>
+                      <w:r>
+                        <w:rPr>
+                          <w:rFonts w:ascii="Roboto" w:hAnsi="Roboto"/>
+                          <w:b/>
+                          <w:bCs/>
+                          <w:color w:val="FFC000" w:themeColor="accent4"/>
+                          <w:sz w:val="32"/>
+                          <w:szCs w:val="32"/>
+                          <w:lang w:val="de-DE"/>
+                        </w:rPr>
+                        <w:t>als</w:t>
+                      </w:r>
+                      <w:r>
+                        <w:rPr>
+                          <w:rFonts w:ascii="Roboto" w:hAnsi="Roboto"/>
+                          <w:color w:val="FFC000" w:themeColor="accent4"/>
+                          <w:sz w:val="32"/>
+                          <w:szCs w:val="32"/>
+                          <w:lang w:val="de-DE"/>
+                        </w:rPr>
+                        <w:t xml:space="preserve"> </w:t>
+                      </w:r>
+                      <w:r>
+                        <w:rPr>
+                          <w:rFonts w:ascii="Roboto" w:hAnsi="Roboto"/>
+                          <w:b/>
+                          <w:bCs/>
+                          <w:color w:val="FFC000" w:themeColor="accent4"/>
+                          <w:sz w:val="32"/>
+                          <w:szCs w:val="32"/>
+                          <w:lang w:val="de-DE"/>
+                        </w:rPr>
+                        <w:t>Rest</w:t>
+                      </w:r>
+                      <w:r>
+                        <w:rPr>
+                          <w:rFonts w:ascii="Roboto" w:hAnsi="Roboto"/>
+                          <w:color w:val="FFC000" w:themeColor="accent4"/>
+                          <w:sz w:val="32"/>
+                          <w:szCs w:val="32"/>
+                          <w:lang w:val="de-DE"/>
+                        </w:rPr>
+                        <w:t xml:space="preserve"> </w:t>
+                      </w:r>
+                      <w:r>
+                        <w:rPr>
+                          <w:rFonts w:ascii="Roboto" w:hAnsi="Roboto"/>
+                          <w:sz w:val="32"/>
+                          <w:szCs w:val="32"/>
+                          <w:lang w:val="de-DE"/>
+                        </w:rPr>
+                        <w:t xml:space="preserve">erhalten, während sich die Polymerkette am </w:t>
+                      </w:r>
+                      <w:r>
+                        <w:rPr>
+                          <w:rFonts w:ascii="Roboto" w:hAnsi="Roboto"/>
+                          <w:b/>
+                          <w:bCs/>
+                          <w:color w:val="3000FE"/>
+                          <w:sz w:val="32"/>
+                          <w:szCs w:val="32"/>
+                          <w:lang w:val="de-DE"/>
+                        </w:rPr>
+                        <w:t>neu gebildeten Radikal</w:t>
+                      </w:r>
+                      <w:r>
+                        <w:rPr>
+                          <w:rFonts w:ascii="Roboto" w:hAnsi="Roboto"/>
+                          <w:b/>
+                          <w:bCs/>
+                          <w:color w:val="3000FE"/>
+                          <w:sz w:val="32"/>
+                          <w:szCs w:val="32"/>
+                          <w:lang w:val="de-DE"/>
+                        </w:rPr>
+                        <w:t>/Carbanion/</w:t>
+                      </w:r>
+                      <w:proofErr w:type="spellStart"/>
+                      <w:r>
+                        <w:rPr>
+                          <w:rFonts w:ascii="Roboto" w:hAnsi="Roboto"/>
+                          <w:b/>
+                          <w:bCs/>
+                          <w:color w:val="3000FE"/>
+                          <w:sz w:val="32"/>
+                          <w:szCs w:val="32"/>
+                          <w:lang w:val="de-DE"/>
+                        </w:rPr>
+                        <w:t>Carbokation</w:t>
+                      </w:r>
+                      <w:proofErr w:type="spellEnd"/>
+                      <w:r>
+                        <w:rPr>
+                          <w:rFonts w:ascii="Roboto" w:hAnsi="Roboto"/>
+                          <w:color w:val="0070C0"/>
+                          <w:sz w:val="32"/>
+                          <w:szCs w:val="32"/>
+                          <w:lang w:val="de-DE"/>
+                        </w:rPr>
+                        <w:t xml:space="preserve"> </w:t>
+                      </w:r>
+                      <w:r>
+                        <w:rPr>
+                          <w:rFonts w:ascii="Roboto" w:hAnsi="Roboto"/>
+                          <w:sz w:val="32"/>
+                          <w:szCs w:val="32"/>
+                          <w:lang w:val="de-DE"/>
+                        </w:rPr>
+                        <w:t>weiter fortsetzt.</w:t>
+                      </w:r>
+                    </w:p>
+                    <w:p>
+                      <w:pPr>
+                        <w:jc w:val="center"/>
+                        <w:rPr>
+                          <w:lang w:val="de-DE"/>
+                        </w:rPr>
+                      </w:pPr>
+                      <w:r>
+                        <w:rPr>
+                          <w:rFonts w:ascii="Roboto" w:hAnsi="Roboto"/>
+                          <w:noProof/>
+                          <w:sz w:val="32"/>
+                          <w:szCs w:val="32"/>
+                          <w:lang w:val="de-DE"/>
+                        </w:rPr>
+                        <w:drawing>
+                          <wp:inline distT="0" distB="0" distL="0" distR="0" wp14:anchorId="6A74343D" wp14:editId="470632FA">
+                            <wp:extent cx="5704840" cy="1747343"/>
+                            <wp:effectExtent l="76200" t="76200" r="124460" b="139065"/>
+                            <wp:docPr id="1119977773" name="Resim 6"/>
+                            <wp:cNvGraphicFramePr>
+                              <a:graphicFrameLocks xmlns:a="http://schemas.openxmlformats.org/drawingml/2006/main" noChangeAspect="1"/>
+                            </wp:cNvGraphicFramePr>
+                            <a:graphic xmlns:a="http://schemas.openxmlformats.org/drawingml/2006/main">
+                              <a:graphicData uri="http://schemas.openxmlformats.org/drawingml/2006/picture">
+                                <pic:pic xmlns:pic="http://schemas.openxmlformats.org/drawingml/2006/picture">
+                                  <pic:nvPicPr>
+                                    <pic:cNvPr id="0" name="Picture 13"/>
+                                    <pic:cNvPicPr>
+                                      <a:picLocks noChangeAspect="1" noChangeArrowheads="1"/>
+                                    </pic:cNvPicPr>
+                                  </pic:nvPicPr>
+                                  <pic:blipFill>
+                                    <a:blip r:embed="rId44">
+                                      <a:extLst>
+                                        <a:ext uri="{28A0092B-C50C-407E-A947-70E740481C1C}">
+                                          <a14:useLocalDpi xmlns:a14="http://schemas.microsoft.com/office/drawing/2010/main" val="0"/>
+                                        </a:ext>
+                                      </a:extLst>
+                                    </a:blip>
+                                    <a:srcRect/>
+                                    <a:stretch>
+                                      <a:fillRect/>
+                                    </a:stretch>
+                                  </pic:blipFill>
+                                  <pic:spPr bwMode="auto">
+                                    <a:xfrm>
+                                      <a:off x="0" y="0"/>
+                                      <a:ext cx="5704840" cy="1747343"/>
+                                    </a:xfrm>
+                                    <a:prstGeom prst="rect">
+                                      <a:avLst/>
+                                    </a:prstGeom>
+                                    <a:ln w="38100" cap="sq">
+                                      <a:solidFill>
+                                        <a:srgbClr val="000000"/>
+                                      </a:solidFill>
+                                      <a:prstDash val="solid"/>
+                                      <a:miter lim="800000"/>
+                                    </a:ln>
+                                    <a:effectLst>
+                                      <a:outerShdw blurRad="50800" dist="38100" dir="2700000" algn="tl" rotWithShape="0">
+                                        <a:srgbClr val="000000">
+                                          <a:alpha val="43000"/>
+                                        </a:srgbClr>
+                                      </a:outerShdw>
+                                    </a:effectLst>
+                                  </pic:spPr>
+                                </pic:pic>
+                              </a:graphicData>
+                            </a:graphic>
+                          </wp:inline>
+                        </w:drawing>
+                      </w:r>
+                    </w:p>
+                    <w:p/>
+                  </w:txbxContent>
+                </v:textbox>
+                <w10:wrap anchorx="margin"/>
+              </v:rect>
+            </w:pict>
+          </mc:Fallback>
+        </mc:AlternateContent>
+      </w:r>
+    </w:p>
+    <w:p>
+      <w:pPr>
+        <w:jc w:val="center"/>
         <w:rPr>
           <w:rFonts w:ascii="Roboto" w:hAnsi="Roboto"/>
           <w:color w:val="FF0000"/>
@@ -9071,6 +12103,99 @@
           <w:szCs w:val="40"/>
           <w:lang w:val="de-DE"/>
         </w:rPr>
+      </w:pPr>
+    </w:p>
+    <w:p>
+      <w:pPr>
+        <w:jc w:val="center"/>
+        <w:rPr>
+          <w:rFonts w:ascii="Roboto" w:hAnsi="Roboto"/>
+          <w:color w:val="FF0000"/>
+          <w:sz w:val="40"/>
+          <w:szCs w:val="40"/>
+          <w:lang w:val="de-DE"/>
+        </w:rPr>
+      </w:pPr>
+    </w:p>
+    <w:p>
+      <w:pPr>
+        <w:jc w:val="center"/>
+        <w:rPr>
+          <w:rFonts w:ascii="Roboto" w:hAnsi="Roboto"/>
+          <w:color w:val="FF0000"/>
+          <w:sz w:val="40"/>
+          <w:szCs w:val="40"/>
+          <w:lang w:val="de-DE"/>
+        </w:rPr>
+      </w:pPr>
+    </w:p>
+    <w:p>
+      <w:pPr>
+        <w:jc w:val="center"/>
+        <w:rPr>
+          <w:rFonts w:ascii="Roboto" w:hAnsi="Roboto"/>
+          <w:color w:val="FF0000"/>
+          <w:sz w:val="40"/>
+          <w:szCs w:val="40"/>
+          <w:lang w:val="de-DE"/>
+        </w:rPr>
+      </w:pPr>
+    </w:p>
+    <w:p>
+      <w:pPr>
+        <w:jc w:val="center"/>
+        <w:rPr>
+          <w:rFonts w:ascii="Roboto" w:hAnsi="Roboto"/>
+          <w:color w:val="FF0000"/>
+          <w:sz w:val="40"/>
+          <w:szCs w:val="40"/>
+          <w:lang w:val="de-DE"/>
+        </w:rPr>
+      </w:pPr>
+    </w:p>
+    <w:p>
+      <w:pPr>
+        <w:jc w:val="center"/>
+        <w:rPr>
+          <w:rFonts w:ascii="Roboto" w:hAnsi="Roboto"/>
+          <w:color w:val="FF0000"/>
+          <w:sz w:val="40"/>
+          <w:szCs w:val="40"/>
+          <w:lang w:val="de-DE"/>
+        </w:rPr>
+      </w:pPr>
+    </w:p>
+    <w:p>
+      <w:pPr>
+        <w:rPr>
+          <w:rFonts w:ascii="Roboto" w:hAnsi="Roboto"/>
+          <w:color w:val="FF0000"/>
+          <w:sz w:val="40"/>
+          <w:szCs w:val="40"/>
+          <w:lang w:val="de-DE"/>
+        </w:rPr>
+      </w:pPr>
+    </w:p>
+    <w:p>
+      <w:pPr>
+        <w:jc w:val="center"/>
+        <w:rPr>
+          <w:rFonts w:ascii="Roboto" w:hAnsi="Roboto"/>
+          <w:color w:val="FF0000"/>
+          <w:sz w:val="40"/>
+          <w:szCs w:val="40"/>
+          <w:lang w:val="de-DE"/>
+        </w:rPr>
+      </w:pPr>
+      <w:r>
+        <w:rPr>
+          <w:rFonts w:ascii="Roboto" w:hAnsi="Roboto"/>
+          <w:color w:val="FF0000"/>
+          <w:sz w:val="40"/>
+          <w:szCs w:val="40"/>
+          <w:lang w:val="de-DE"/>
+        </w:rPr>
+        <w:lastRenderedPageBreak/>
         <w:t>Polyk</w:t>
       </w:r>
       <w:r>
@@ -9721,10 +12846,10 @@
                   <v:path o:extrusionok="f" gradientshapeok="t" o:connecttype="rect"/>
                   <o:lock v:ext="edit" aspectratio="t"/>
                 </v:shapetype>
-                <v:shape id="_x0000_i1025" type="#_x0000_t75" style="width:55.15pt;height:42.1pt" o:ole="">
-                  <v:imagedata r:id="rId36" o:title=""/>
+                <v:shape id="_x0000_i1025" type="#_x0000_t75" style="width:55pt;height:42.1pt" o:ole="">
+                  <v:imagedata r:id="rId45" o:title=""/>
                 </v:shape>
-                <o:OLEObject Type="Embed" ProgID="PBrush" ShapeID="_x0000_i1025" DrawAspect="Content" ObjectID="_1833224809" r:id="rId37"/>
+                <o:OLEObject Type="Embed" ProgID="PBrush" ShapeID="_x0000_i1025" DrawAspect="Content" ObjectID="_1833272564" r:id="rId46"/>
               </w:object>
             </w:r>
           </w:p>
@@ -9768,8 +12893,19 @@
                 <w:szCs w:val="20"/>
                 <w:lang w:val="de-DE"/>
               </w:rPr>
-              <w:t>Suffix: -ol</w:t>
+              <w:t>Suffix: -</w:t>
             </w:r>
+            <w:proofErr w:type="spellStart"/>
+            <w:r>
+              <w:rPr>
+                <w:rFonts w:ascii="Roboto" w:hAnsi="Roboto"/>
+                <w:sz w:val="20"/>
+                <w:szCs w:val="20"/>
+                <w:lang w:val="de-DE"/>
+              </w:rPr>
+              <w:t>ol</w:t>
+            </w:r>
+            <w:proofErr w:type="spellEnd"/>
           </w:p>
         </w:tc>
       </w:tr>
@@ -9794,7 +12930,6 @@
                 <w:szCs w:val="20"/>
                 <w:lang w:val="de-DE"/>
               </w:rPr>
-              <w:lastRenderedPageBreak/>
               <w:t>Carbonsäuren</w:t>
             </w:r>
           </w:p>
@@ -9884,7 +13019,7 @@
                           </pic:cNvPicPr>
                         </pic:nvPicPr>
                         <pic:blipFill>
-                          <a:blip r:embed="rId38" cstate="print">
+                          <a:blip r:embed="rId47" cstate="print">
                             <a:extLst>
                               <a:ext uri="{28A0092B-C50C-407E-A947-70E740481C1C}">
                                 <a14:useLocalDpi xmlns:a14="http://schemas.microsoft.com/office/drawing/2010/main" val="0"/>
@@ -10053,10 +13188,10 @@
                 <w:lang w:val="de-DE"/>
               </w:rPr>
               <w:object w:dxaOrig="4320" w:dyaOrig="3972" w14:anchorId="4F229714">
-                <v:shape id="_x0000_i1026" type="#_x0000_t75" style="width:57.05pt;height:44.9pt" o:ole="">
-                  <v:imagedata r:id="rId39" o:title=""/>
+                <v:shape id="_x0000_i1026" type="#_x0000_t75" style="width:57.05pt;height:44.85pt" o:ole="">
+                  <v:imagedata r:id="rId48" o:title=""/>
                 </v:shape>
-                <o:OLEObject Type="Embed" ProgID="PBrush" ShapeID="_x0000_i1026" DrawAspect="Content" ObjectID="_1833224810" r:id="rId40"/>
+                <o:OLEObject Type="Embed" ProgID="PBrush" ShapeID="_x0000_i1026" DrawAspect="Content" ObjectID="_1833272565" r:id="rId49"/>
               </w:object>
             </w:r>
           </w:p>
@@ -10174,7 +13309,27 @@
                 <w:szCs w:val="20"/>
                 <w:lang w:val="de-DE"/>
               </w:rPr>
-              <w:t>(Aldogruppe)</w:t>
+              <w:t>(</w:t>
+            </w:r>
+            <w:proofErr w:type="spellStart"/>
+            <w:r>
+              <w:rPr>
+                <w:rFonts w:ascii="Roboto" w:hAnsi="Roboto"/>
+                <w:sz w:val="20"/>
+                <w:szCs w:val="20"/>
+                <w:lang w:val="de-DE"/>
+              </w:rPr>
+              <w:t>Aldogruppe</w:t>
+            </w:r>
+            <w:proofErr w:type="spellEnd"/>
+            <w:r>
+              <w:rPr>
+                <w:rFonts w:ascii="Roboto" w:hAnsi="Roboto"/>
+                <w:sz w:val="20"/>
+                <w:szCs w:val="20"/>
+                <w:lang w:val="de-DE"/>
+              </w:rPr>
+              <w:t>)</w:t>
             </w:r>
           </w:p>
         </w:tc>
@@ -10197,10 +13352,10 @@
                 <w:lang w:val="de-DE"/>
               </w:rPr>
               <w:object w:dxaOrig="3240" w:dyaOrig="3375" w14:anchorId="7D0ACAF4">
-                <v:shape id="_x0000_i1027" type="#_x0000_t75" style="width:57.05pt;height:58.9pt" o:ole="">
-                  <v:imagedata r:id="rId41" o:title=""/>
+                <v:shape id="_x0000_i1027" type="#_x0000_t75" style="width:57.05pt;height:59.1pt" o:ole="">
+                  <v:imagedata r:id="rId50" o:title=""/>
                 </v:shape>
-                <o:OLEObject Type="Embed" ProgID="PBrush" ShapeID="_x0000_i1027" DrawAspect="Content" ObjectID="_1833224811" r:id="rId42"/>
+                <o:OLEObject Type="Embed" ProgID="PBrush" ShapeID="_x0000_i1027" DrawAspect="Content" ObjectID="_1833272566" r:id="rId51"/>
               </w:object>
             </w:r>
           </w:p>
@@ -10225,7 +13380,27 @@
                 <w:szCs w:val="20"/>
                 <w:lang w:val="de-DE"/>
               </w:rPr>
-              <w:t>Präfix: Oxo-</w:t>
+              <w:t xml:space="preserve">Präfix: </w:t>
+            </w:r>
+            <w:proofErr w:type="spellStart"/>
+            <w:r>
+              <w:rPr>
+                <w:rFonts w:ascii="Roboto" w:hAnsi="Roboto"/>
+                <w:sz w:val="20"/>
+                <w:szCs w:val="20"/>
+                <w:lang w:val="de-DE"/>
+              </w:rPr>
+              <w:t>Oxo</w:t>
+            </w:r>
+            <w:proofErr w:type="spellEnd"/>
+            <w:r>
+              <w:rPr>
+                <w:rFonts w:ascii="Roboto" w:hAnsi="Roboto"/>
+                <w:sz w:val="20"/>
+                <w:szCs w:val="20"/>
+                <w:lang w:val="de-DE"/>
+              </w:rPr>
+              <w:t>-</w:t>
             </w:r>
           </w:p>
           <w:p>
@@ -10341,10 +13516,10 @@
                 <w:lang w:val="de-DE"/>
               </w:rPr>
               <w:object w:dxaOrig="3465" w:dyaOrig="3645" w14:anchorId="2218FA0A">
-                <v:shape id="_x0000_i1028" type="#_x0000_t75" style="width:43.95pt;height:45.8pt" o:ole="">
-                  <v:imagedata r:id="rId43" o:title=""/>
+                <v:shape id="_x0000_i1028" type="#_x0000_t75" style="width:44.15pt;height:45.5pt" o:ole="">
+                  <v:imagedata r:id="rId52" o:title=""/>
                 </v:shape>
-                <o:OLEObject Type="Embed" ProgID="PBrush" ShapeID="_x0000_i1028" DrawAspect="Content" ObjectID="_1833224812" r:id="rId44"/>
+                <o:OLEObject Type="Embed" ProgID="PBrush" ShapeID="_x0000_i1028" DrawAspect="Content" ObjectID="_1833272567" r:id="rId53"/>
               </w:object>
             </w:r>
           </w:p>
@@ -10369,7 +13544,27 @@
                 <w:szCs w:val="20"/>
                 <w:lang w:val="de-DE"/>
               </w:rPr>
-              <w:t>Präfix: Oxo-</w:t>
+              <w:t xml:space="preserve">Präfix: </w:t>
+            </w:r>
+            <w:proofErr w:type="spellStart"/>
+            <w:r>
+              <w:rPr>
+                <w:rFonts w:ascii="Roboto" w:hAnsi="Roboto"/>
+                <w:sz w:val="20"/>
+                <w:szCs w:val="20"/>
+                <w:lang w:val="de-DE"/>
+              </w:rPr>
+              <w:t>Oxo</w:t>
+            </w:r>
+            <w:proofErr w:type="spellEnd"/>
+            <w:r>
+              <w:rPr>
+                <w:rFonts w:ascii="Roboto" w:hAnsi="Roboto"/>
+                <w:sz w:val="20"/>
+                <w:szCs w:val="20"/>
+                <w:lang w:val="de-DE"/>
+              </w:rPr>
+              <w:t>-</w:t>
             </w:r>
           </w:p>
           <w:p>
@@ -10485,10 +13680,10 @@
                 <w:lang w:val="de-DE"/>
               </w:rPr>
               <w:object w:dxaOrig="3900" w:dyaOrig="1620" w14:anchorId="333D0DCD">
-                <v:shape id="_x0000_i1029" type="#_x0000_t75" style="width:49.55pt;height:20.55pt" o:ole="">
-                  <v:imagedata r:id="rId45" o:title=""/>
+                <v:shape id="_x0000_i1029" type="#_x0000_t75" style="width:49.6pt;height:20.4pt" o:ole="">
+                  <v:imagedata r:id="rId54" o:title=""/>
                 </v:shape>
-                <o:OLEObject Type="Embed" ProgID="PBrush" ShapeID="_x0000_i1029" DrawAspect="Content" ObjectID="_1833224813" r:id="rId46"/>
+                <o:OLEObject Type="Embed" ProgID="PBrush" ShapeID="_x0000_i1029" DrawAspect="Content" ObjectID="_1833272568" r:id="rId55"/>
               </w:object>
             </w:r>
           </w:p>
@@ -10781,10 +13976,10 @@
                 <w:lang w:val="de-DE"/>
               </w:rPr>
               <w:object w:dxaOrig="4665" w:dyaOrig="10995" w14:anchorId="484745D7">
-                <v:shape id="_x0000_i1030" type="#_x0000_t75" style="width:24.3pt;height:55.15pt" o:ole="">
-                  <v:imagedata r:id="rId47" o:title=""/>
+                <v:shape id="_x0000_i1030" type="#_x0000_t75" style="width:24.45pt;height:55pt" o:ole="">
+                  <v:imagedata r:id="rId56" o:title=""/>
                 </v:shape>
-                <o:OLEObject Type="Embed" ProgID="PBrush" ShapeID="_x0000_i1030" DrawAspect="Content" ObjectID="_1833224814" r:id="rId48"/>
+                <o:OLEObject Type="Embed" ProgID="PBrush" ShapeID="_x0000_i1030" DrawAspect="Content" ObjectID="_1833272569" r:id="rId57"/>
               </w:object>
             </w:r>
           </w:p>
@@ -10835,6 +14030,7 @@
                 <w:szCs w:val="20"/>
                 <w:lang w:val="de-DE"/>
               </w:rPr>
+              <w:lastRenderedPageBreak/>
               <w:t>Amine</w:t>
             </w:r>
           </w:p>
@@ -10906,10 +14102,10 @@
                 <w:lang w:val="de-DE"/>
               </w:rPr>
               <w:object w:dxaOrig="1785" w:dyaOrig="2040" w14:anchorId="714F372C">
-                <v:shape id="_x0000_i1031" type="#_x0000_t75" style="width:52.35pt;height:58.9pt" o:ole="">
-                  <v:imagedata r:id="rId49" o:title=""/>
+                <v:shape id="_x0000_i1031" type="#_x0000_t75" style="width:52.3pt;height:59.1pt" o:ole="">
+                  <v:imagedata r:id="rId58" o:title=""/>
                 </v:shape>
-                <o:OLEObject Type="Embed" ProgID="PBrush" ShapeID="_x0000_i1031" DrawAspect="Content" ObjectID="_1833224815" r:id="rId50"/>
+                <o:OLEObject Type="Embed" ProgID="PBrush" ShapeID="_x0000_i1031" DrawAspect="Content" ObjectID="_1833272570" r:id="rId59"/>
               </w:object>
             </w:r>
           </w:p>
@@ -11065,7 +14261,7 @@
                           </pic:cNvPicPr>
                         </pic:nvPicPr>
                         <pic:blipFill>
-                          <a:blip r:embed="rId51" cstate="print">
+                          <a:blip r:embed="rId60" cstate="print">
                             <a:extLst>
                               <a:ext uri="{28A0092B-C50C-407E-A947-70E740481C1C}">
                                 <a14:useLocalDpi xmlns:a14="http://schemas.microsoft.com/office/drawing/2010/main" val="0"/>
@@ -11455,7 +14651,6 @@
           <w:szCs w:val="32"/>
           <w:lang w:val="de-DE"/>
         </w:rPr>
-        <w:lastRenderedPageBreak/>
         <w:drawing>
           <wp:inline distT="0" distB="0" distL="0" distR="0" wp14:anchorId="4F1BAFBF" wp14:editId="7431FEF7">
             <wp:extent cx="5441950" cy="2032000"/>
@@ -11474,7 +14669,7 @@
                     </pic:cNvPicPr>
                   </pic:nvPicPr>
                   <pic:blipFill>
-                    <a:blip r:embed="rId52">
+                    <a:blip r:embed="rId61">
                       <a:extLst>
                         <a:ext uri="{28A0092B-C50C-407E-A947-70E740481C1C}">
                           <a14:useLocalDpi xmlns:a14="http://schemas.microsoft.com/office/drawing/2010/main" val="0"/>
@@ -11622,7 +14817,7 @@
                     </pic:cNvPicPr>
                   </pic:nvPicPr>
                   <pic:blipFill>
-                    <a:blip r:embed="rId53" cstate="print">
+                    <a:blip r:embed="rId62" cstate="print">
                       <a:extLst>
                         <a:ext uri="{28A0092B-C50C-407E-A947-70E740481C1C}">
                           <a14:useLocalDpi xmlns:a14="http://schemas.microsoft.com/office/drawing/2010/main" val="0"/>
@@ -11675,6 +14870,7 @@
           <w:szCs w:val="32"/>
           <w:lang w:val="de-DE"/>
         </w:rPr>
+        <w:lastRenderedPageBreak/>
         <w:t>Doppelbindungen</w:t>
       </w:r>
       <w:r>
@@ -11865,7 +15061,7 @@
                     <pic:cNvPicPr/>
                   </pic:nvPicPr>
                   <pic:blipFill>
-                    <a:blip r:embed="rId54"/>
+                    <a:blip r:embed="rId63"/>
                     <a:stretch>
                       <a:fillRect/>
                     </a:stretch>
@@ -11920,7 +15116,7 @@
                     <pic:cNvPicPr/>
                   </pic:nvPicPr>
                   <pic:blipFill>
-                    <a:blip r:embed="rId55"/>
+                    <a:blip r:embed="rId64"/>
                     <a:stretch>
                       <a:fillRect/>
                     </a:stretch>
@@ -12225,7 +15421,6 @@
           <w:szCs w:val="32"/>
           <w:lang w:val="de-DE"/>
         </w:rPr>
-        <w:lastRenderedPageBreak/>
         <w:drawing>
           <wp:inline distT="0" distB="0" distL="0" distR="0" wp14:anchorId="5D235E15" wp14:editId="30DD325B">
             <wp:extent cx="5760720" cy="2122170"/>
@@ -12242,7 +15437,7 @@
                     <pic:cNvPicPr/>
                   </pic:nvPicPr>
                   <pic:blipFill>
-                    <a:blip r:embed="rId56"/>
+                    <a:blip r:embed="rId65"/>
                     <a:stretch>
                       <a:fillRect/>
                     </a:stretch>
@@ -12499,6 +15694,7 @@
           <w:szCs w:val="32"/>
           <w:lang w:val="de-DE"/>
         </w:rPr>
+        <w:lastRenderedPageBreak/>
         <w:drawing>
           <wp:inline distT="0" distB="0" distL="0" distR="0" wp14:anchorId="30E1A806" wp14:editId="5BF7B549">
             <wp:extent cx="2964837" cy="1000125"/>
@@ -12515,7 +15711,7 @@
                     <pic:cNvPicPr/>
                   </pic:nvPicPr>
                   <pic:blipFill>
-                    <a:blip r:embed="rId57"/>
+                    <a:blip r:embed="rId66"/>
                     <a:stretch>
                       <a:fillRect/>
                     </a:stretch>
@@ -12987,7 +16183,6 @@
           <w:szCs w:val="32"/>
           <w:lang w:val="de-DE"/>
         </w:rPr>
-        <w:lastRenderedPageBreak/>
         <w:t xml:space="preserve">Bedingung: </w:t>
       </w:r>
       <w:r>
@@ -13407,6 +16602,7 @@
         </w:rPr>
         <w:t xml:space="preserve">EN: </w:t>
       </w:r>
+      <w:proofErr w:type="spellStart"/>
       <w:r>
         <w:rPr>
           <w:rFonts w:ascii="Roboto" w:hAnsi="Roboto"/>
@@ -13417,7 +16613,20 @@
           <w:szCs w:val="24"/>
           <w:lang w:val="es-ES"/>
         </w:rPr>
-        <w:t xml:space="preserve">Na: 0,93 </w:t>
+        <w:t>Na</w:t>
+      </w:r>
+      <w:proofErr w:type="spellEnd"/>
+      <w:r>
+        <w:rPr>
+          <w:rFonts w:ascii="Roboto" w:hAnsi="Roboto"/>
+          <w:b/>
+          <w:bCs/>
+          <w:color w:val="002060"/>
+          <w:sz w:val="24"/>
+          <w:szCs w:val="24"/>
+          <w:lang w:val="es-ES"/>
+        </w:rPr>
+        <w:t xml:space="preserve">: 0,93 </w:t>
       </w:r>
       <w:r>
         <w:rPr>
@@ -13833,7 +17042,7 @@
                     </pic:cNvPicPr>
                   </pic:nvPicPr>
                   <pic:blipFill>
-                    <a:blip r:embed="rId58">
+                    <a:blip r:embed="rId67">
                       <a:extLst>
                         <a:ext uri="{28A0092B-C50C-407E-A947-70E740481C1C}">
                           <a14:useLocalDpi xmlns:a14="http://schemas.microsoft.com/office/drawing/2010/main" val="0"/>
@@ -13993,6 +17202,7 @@
           <w:szCs w:val="24"/>
           <w:lang w:val="de-DE"/>
         </w:rPr>
+        <w:lastRenderedPageBreak/>
         <w:t>Das</w:t>
       </w:r>
       <w:r>
@@ -14365,7 +17575,7 @@
                     </pic:cNvPicPr>
                   </pic:nvPicPr>
                   <pic:blipFill>
-                    <a:blip r:embed="rId59">
+                    <a:blip r:embed="rId68">
                       <a:extLst>
                         <a:ext uri="{28A0092B-C50C-407E-A947-70E740481C1C}">
                           <a14:useLocalDpi xmlns:a14="http://schemas.microsoft.com/office/drawing/2010/main" val="0"/>
@@ -14568,7 +17778,6 @@
           <w:u w:val="single"/>
           <w:lang w:val="de-DE"/>
         </w:rPr>
-        <w:lastRenderedPageBreak/>
         <w:t>Wasserstoffbrücken (am stärksten)</w:t>
       </w:r>
     </w:p>
@@ -14639,7 +17848,7 @@
                     </pic:cNvPicPr>
                   </pic:nvPicPr>
                   <pic:blipFill>
-                    <a:blip r:embed="rId60">
+                    <a:blip r:embed="rId69">
                       <a:extLst>
                         <a:ext uri="{28A0092B-C50C-407E-A947-70E740481C1C}">
                           <a14:useLocalDpi xmlns:a14="http://schemas.microsoft.com/office/drawing/2010/main" val="0"/>
@@ -14922,6 +18131,7 @@
           <w:szCs w:val="40"/>
           <w:lang w:val="de-DE"/>
         </w:rPr>
+        <w:lastRenderedPageBreak/>
         <w:drawing>
           <wp:inline distT="0" distB="0" distL="0" distR="0" wp14:anchorId="5E2E421D" wp14:editId="2FAB3DFC">
             <wp:extent cx="4044523" cy="1709530"/>
@@ -14940,7 +18150,7 @@
                     </pic:cNvPicPr>
                   </pic:nvPicPr>
                   <pic:blipFill>
-                    <a:blip r:embed="rId61" cstate="print">
+                    <a:blip r:embed="rId70" cstate="print">
                       <a:extLst>
                         <a:ext uri="{28A0092B-C50C-407E-A947-70E740481C1C}">
                           <a14:useLocalDpi xmlns:a14="http://schemas.microsoft.com/office/drawing/2010/main" val="0"/>
@@ -15010,7 +18220,7 @@
                     </pic:cNvPicPr>
                   </pic:nvPicPr>
                   <pic:blipFill>
-                    <a:blip r:embed="rId62">
+                    <a:blip r:embed="rId71">
                       <a:extLst>
                         <a:ext uri="{28A0092B-C50C-407E-A947-70E740481C1C}">
                           <a14:useLocalDpi xmlns:a14="http://schemas.microsoft.com/office/drawing/2010/main" val="0"/>
@@ -15098,7 +18308,6 @@
           <w:noProof/>
           <w:lang w:val="de-DE"/>
         </w:rPr>
-        <w:lastRenderedPageBreak/>
         <w:drawing>
           <wp:inline distT="0" distB="0" distL="0" distR="0" wp14:anchorId="195DB921" wp14:editId="3B93DCCA">
             <wp:extent cx="5760720" cy="1572260"/>
@@ -15117,7 +18326,7 @@
                     </pic:cNvPicPr>
                   </pic:nvPicPr>
                   <pic:blipFill>
-                    <a:blip r:embed="rId63">
+                    <a:blip r:embed="rId72">
                       <a:extLst>
                         <a:ext uri="{28A0092B-C50C-407E-A947-70E740481C1C}">
                           <a14:useLocalDpi xmlns:a14="http://schemas.microsoft.com/office/drawing/2010/main" val="0"/>
@@ -15333,6 +18542,7 @@
           <w:szCs w:val="32"/>
           <w:lang w:val="de-DE"/>
         </w:rPr>
+        <w:lastRenderedPageBreak/>
         <w:drawing>
           <wp:inline distT="0" distB="0" distL="0" distR="0" wp14:anchorId="3289F4E5" wp14:editId="7184C1EA">
             <wp:extent cx="5931352" cy="1496568"/>
@@ -15349,7 +18559,7 @@
                     <pic:cNvPicPr/>
                   </pic:nvPicPr>
                   <pic:blipFill>
-                    <a:blip r:embed="rId64"/>
+                    <a:blip r:embed="rId73"/>
                     <a:stretch>
                       <a:fillRect/>
                     </a:stretch>
@@ -15585,7 +18795,6 @@
           <w:szCs w:val="32"/>
           <w:lang w:val="de-DE"/>
         </w:rPr>
-        <w:lastRenderedPageBreak/>
         <w:t xml:space="preserve">Typischer Angreifer: </w:t>
       </w:r>
       <w:r>
@@ -15688,7 +18897,7 @@
                     <pic:cNvPicPr/>
                   </pic:nvPicPr>
                   <pic:blipFill>
-                    <a:blip r:embed="rId65"/>
+                    <a:blip r:embed="rId74"/>
                     <a:stretch>
                       <a:fillRect/>
                     </a:stretch>
@@ -15804,6 +19013,7 @@
           <w:szCs w:val="32"/>
           <w:lang w:val="de-DE"/>
         </w:rPr>
+        <w:lastRenderedPageBreak/>
         <w:t>Typischer Angreifer: Nukleophil greift an (z. B.: OH-, CN-)</w:t>
       </w:r>
     </w:p>
@@ -15824,7 +19034,27 @@
           <w:szCs w:val="18"/>
           <w:lang w:val="de-DE"/>
         </w:rPr>
-        <w:t xml:space="preserve">Nukleophil: „Atom/Gruppe mit freien Elektronen sucht ein Elektronendefizientes Zentrum“ </w:t>
+        <w:t xml:space="preserve">Nukleophil: „Atom/Gruppe mit freien Elektronen sucht ein </w:t>
+      </w:r>
+      <w:proofErr w:type="spellStart"/>
+      <w:r>
+        <w:rPr>
+          <w:rFonts w:ascii="Roboto" w:hAnsi="Roboto"/>
+          <w:sz w:val="18"/>
+          <w:szCs w:val="18"/>
+          <w:lang w:val="de-DE"/>
+        </w:rPr>
+        <w:t>Elektronendefizientes</w:t>
+      </w:r>
+      <w:proofErr w:type="spellEnd"/>
+      <w:r>
+        <w:rPr>
+          <w:rFonts w:ascii="Roboto" w:hAnsi="Roboto"/>
+          <w:sz w:val="18"/>
+          <w:szCs w:val="18"/>
+          <w:lang w:val="de-DE"/>
+        </w:rPr>
+        <w:t xml:space="preserve"> Zentrum“ </w:t>
       </w:r>
       <w:r>
         <w:rPr>
@@ -15881,7 +19111,7 @@
                     <pic:cNvPicPr/>
                   </pic:nvPicPr>
                   <pic:blipFill>
-                    <a:blip r:embed="rId66"/>
+                    <a:blip r:embed="rId75"/>
                     <a:stretch>
                       <a:fillRect/>
                     </a:stretch>
@@ -16027,7 +19257,6 @@
           <w:szCs w:val="24"/>
           <w:lang w:val="de-DE"/>
         </w:rPr>
-        <w:lastRenderedPageBreak/>
         <w:t>Alkene</w:t>
       </w:r>
       <w:r>
@@ -16726,6 +19955,7 @@
           <w:szCs w:val="32"/>
           <w:lang w:val="de-DE"/>
         </w:rPr>
+        <w:lastRenderedPageBreak/>
         <w:t xml:space="preserve">Ein </w:t>
       </w:r>
       <w:r>
@@ -16982,7 +20212,7 @@
                     </pic:cNvPicPr>
                   </pic:nvPicPr>
                   <pic:blipFill>
-                    <a:blip r:embed="rId67">
+                    <a:blip r:embed="rId76">
                       <a:extLst>
                         <a:ext uri="{28A0092B-C50C-407E-A947-70E740481C1C}">
                           <a14:useLocalDpi xmlns:a14="http://schemas.microsoft.com/office/drawing/2010/main" val="0"/>
@@ -17303,7 +20533,6 @@
           <w:szCs w:val="32"/>
           <w:lang w:val="de-DE"/>
         </w:rPr>
-        <w:lastRenderedPageBreak/>
         <w:t xml:space="preserve">Bei einer Additionsreaktion mit Säure greift das </w:t>
       </w:r>
       <w:r>
@@ -17468,7 +20697,7 @@
                     </pic:cNvPicPr>
                   </pic:nvPicPr>
                   <pic:blipFill>
-                    <a:blip r:embed="rId68">
+                    <a:blip r:embed="rId77">
                       <a:extLst>
                         <a:ext uri="{28A0092B-C50C-407E-A947-70E740481C1C}">
                           <a14:useLocalDpi xmlns:a14="http://schemas.microsoft.com/office/drawing/2010/main" val="0"/>
@@ -17517,6 +20746,7 @@
           <w:szCs w:val="32"/>
           <w:lang w:val="de-DE"/>
         </w:rPr>
+        <w:lastRenderedPageBreak/>
         <w:t xml:space="preserve">Danach greift das übrig </w:t>
       </w:r>
       <w:r>
@@ -17631,7 +20861,7 @@
                     </pic:cNvPicPr>
                   </pic:nvPicPr>
                   <pic:blipFill>
-                    <a:blip r:embed="rId69">
+                    <a:blip r:embed="rId78">
                       <a:extLst>
                         <a:ext uri="{28A0092B-C50C-407E-A947-70E740481C1C}">
                           <a14:useLocalDpi xmlns:a14="http://schemas.microsoft.com/office/drawing/2010/main" val="0"/>
@@ -17962,7 +21192,6 @@
           <w:szCs w:val="32"/>
           <w:lang w:val="de-DE"/>
         </w:rPr>
-        <w:lastRenderedPageBreak/>
         <w:t>Das</w:t>
       </w:r>
       <w:r>
@@ -18162,7 +21391,7 @@
                     </pic:cNvPicPr>
                   </pic:nvPicPr>
                   <pic:blipFill>
-                    <a:blip r:embed="rId70">
+                    <a:blip r:embed="rId79">
                       <a:extLst>
                         <a:ext uri="{28A0092B-C50C-407E-A947-70E740481C1C}">
                           <a14:useLocalDpi xmlns:a14="http://schemas.microsoft.com/office/drawing/2010/main" val="0"/>
@@ -18211,6 +21440,7 @@
           <w:szCs w:val="32"/>
           <w:lang w:val="de-DE"/>
         </w:rPr>
+        <w:lastRenderedPageBreak/>
         <w:t xml:space="preserve">Danach greift </w:t>
       </w:r>
       <w:r>
@@ -18333,7 +21563,7 @@
                     </pic:cNvPicPr>
                   </pic:nvPicPr>
                   <pic:blipFill>
-                    <a:blip r:embed="rId71">
+                    <a:blip r:embed="rId80">
                       <a:extLst>
                         <a:ext uri="{28A0092B-C50C-407E-A947-70E740481C1C}">
                           <a14:useLocalDpi xmlns:a14="http://schemas.microsoft.com/office/drawing/2010/main" val="0"/>
@@ -18534,7 +21764,7 @@
                     </pic:cNvPicPr>
                   </pic:nvPicPr>
                   <pic:blipFill>
-                    <a:blip r:embed="rId72">
+                    <a:blip r:embed="rId81">
                       <a:extLst>
                         <a:ext uri="{28A0092B-C50C-407E-A947-70E740481C1C}">
                           <a14:useLocalDpi xmlns:a14="http://schemas.microsoft.com/office/drawing/2010/main" val="0"/>
@@ -18738,7 +21968,6 @@
           <w:szCs w:val="32"/>
           <w:lang w:val="de-DE"/>
         </w:rPr>
-        <w:lastRenderedPageBreak/>
         <w:t xml:space="preserve"> </w:t>
       </w:r>
       <w:r>
@@ -18913,7 +22142,7 @@
                     </pic:cNvPicPr>
                   </pic:nvPicPr>
                   <pic:blipFill>
-                    <a:blip r:embed="rId73">
+                    <a:blip r:embed="rId82">
                       <a:extLst>
                         <a:ext uri="{28A0092B-C50C-407E-A947-70E740481C1C}">
                           <a14:useLocalDpi xmlns:a14="http://schemas.microsoft.com/office/drawing/2010/main" val="0"/>
@@ -18962,6 +22191,7 @@
           <w:szCs w:val="32"/>
           <w:lang w:val="de-DE"/>
         </w:rPr>
+        <w:lastRenderedPageBreak/>
         <w:t xml:space="preserve">Das </w:t>
       </w:r>
       <w:r>
@@ -19147,7 +22377,7 @@
                     </pic:cNvPicPr>
                   </pic:nvPicPr>
                   <pic:blipFill>
-                    <a:blip r:embed="rId74">
+                    <a:blip r:embed="rId83">
                       <a:extLst>
                         <a:ext uri="{28A0092B-C50C-407E-A947-70E740481C1C}">
                           <a14:useLocalDpi xmlns:a14="http://schemas.microsoft.com/office/drawing/2010/main" val="0"/>
@@ -19330,7 +22560,7 @@
                     </pic:cNvPicPr>
                   </pic:nvPicPr>
                   <pic:blipFill>
-                    <a:blip r:embed="rId75">
+                    <a:blip r:embed="rId84">
                       <a:extLst>
                         <a:ext uri="{28A0092B-C50C-407E-A947-70E740481C1C}">
                           <a14:useLocalDpi xmlns:a14="http://schemas.microsoft.com/office/drawing/2010/main" val="0"/>
@@ -19476,120 +22706,120 @@
           <w:szCs w:val="32"/>
           <w:lang w:val="de-DE"/>
         </w:rPr>
+        <w:t>Ester</w:t>
+      </w:r>
+      <w:r>
+        <w:rPr>
+          <w:rFonts w:ascii="Roboto" w:hAnsi="Roboto"/>
+          <w:color w:val="FFC000" w:themeColor="accent4"/>
+          <w:sz w:val="32"/>
+          <w:szCs w:val="32"/>
+          <w:lang w:val="de-DE"/>
+        </w:rPr>
+        <w:t xml:space="preserve"> </w:t>
+      </w:r>
+      <w:r>
+        <w:rPr>
+          <w:rFonts w:ascii="Roboto" w:hAnsi="Roboto"/>
+          <w:sz w:val="32"/>
+          <w:szCs w:val="32"/>
+          <w:lang w:val="de-DE"/>
+        </w:rPr>
+        <w:t xml:space="preserve">entstehen durch Reaktion von </w:t>
+      </w:r>
+      <w:r>
+        <w:rPr>
+          <w:rFonts w:ascii="Roboto" w:hAnsi="Roboto"/>
+          <w:b/>
+          <w:bCs/>
+          <w:color w:val="7030A0"/>
+          <w:sz w:val="32"/>
+          <w:szCs w:val="32"/>
+          <w:lang w:val="de-DE"/>
+        </w:rPr>
+        <w:t>Carbonsäuren</w:t>
+      </w:r>
+      <w:r>
+        <w:rPr>
+          <w:rFonts w:ascii="Roboto" w:hAnsi="Roboto"/>
+          <w:color w:val="7030A0"/>
+          <w:sz w:val="32"/>
+          <w:szCs w:val="32"/>
+          <w:lang w:val="de-DE"/>
+        </w:rPr>
+        <w:t xml:space="preserve"> </w:t>
+      </w:r>
+      <w:r>
+        <w:rPr>
+          <w:rFonts w:ascii="Roboto" w:hAnsi="Roboto"/>
+          <w:sz w:val="32"/>
+          <w:szCs w:val="32"/>
+          <w:lang w:val="de-DE"/>
+        </w:rPr>
+        <w:t xml:space="preserve">mit </w:t>
+      </w:r>
+      <w:r>
+        <w:rPr>
+          <w:rFonts w:ascii="Roboto" w:hAnsi="Roboto"/>
+          <w:b/>
+          <w:bCs/>
+          <w:color w:val="00B050"/>
+          <w:sz w:val="32"/>
+          <w:szCs w:val="32"/>
+          <w:lang w:val="de-DE"/>
+        </w:rPr>
+        <w:t>Alkoholen</w:t>
+      </w:r>
+      <w:r>
+        <w:rPr>
+          <w:rFonts w:ascii="Roboto" w:hAnsi="Roboto"/>
+          <w:sz w:val="32"/>
+          <w:szCs w:val="32"/>
+          <w:lang w:val="de-DE"/>
+        </w:rPr>
+        <w:t xml:space="preserve">. (Dabei entsteht </w:t>
+      </w:r>
+      <w:r>
+        <w:rPr>
+          <w:rFonts w:ascii="Roboto" w:hAnsi="Roboto"/>
+          <w:b/>
+          <w:bCs/>
+          <w:color w:val="006666"/>
+          <w:sz w:val="32"/>
+          <w:szCs w:val="32"/>
+          <w:lang w:val="de-DE"/>
+        </w:rPr>
+        <w:t>Wasser</w:t>
+      </w:r>
+      <w:r>
+        <w:rPr>
+          <w:rFonts w:ascii="Roboto" w:hAnsi="Roboto"/>
+          <w:sz w:val="32"/>
+          <w:szCs w:val="32"/>
+          <w:lang w:val="de-DE"/>
+        </w:rPr>
+        <w:t>)</w:t>
+      </w:r>
+    </w:p>
+    <w:p>
+      <w:pPr>
+        <w:jc w:val="center"/>
+        <w:rPr>
+          <w:rFonts w:ascii="Roboto" w:hAnsi="Roboto"/>
+          <w:sz w:val="32"/>
+          <w:szCs w:val="32"/>
+          <w:lang w:val="de-DE"/>
+        </w:rPr>
+      </w:pPr>
+      <w:r>
+        <w:rPr>
+          <w:rFonts w:ascii="Roboto" w:hAnsi="Roboto"/>
+          <w:noProof/>
+          <w:sz w:val="32"/>
+          <w:szCs w:val="32"/>
+          <w:lang w:val="de-DE"/>
+        </w:rPr>
         <w:lastRenderedPageBreak/>
-        <w:t>Ester</w:t>
-      </w:r>
-      <w:r>
-        <w:rPr>
-          <w:rFonts w:ascii="Roboto" w:hAnsi="Roboto"/>
-          <w:color w:val="FFC000" w:themeColor="accent4"/>
-          <w:sz w:val="32"/>
-          <w:szCs w:val="32"/>
-          <w:lang w:val="de-DE"/>
-        </w:rPr>
-        <w:t xml:space="preserve"> </w:t>
-      </w:r>
-      <w:r>
-        <w:rPr>
-          <w:rFonts w:ascii="Roboto" w:hAnsi="Roboto"/>
-          <w:sz w:val="32"/>
-          <w:szCs w:val="32"/>
-          <w:lang w:val="de-DE"/>
-        </w:rPr>
-        <w:t xml:space="preserve">entstehen durch Reaktion von </w:t>
-      </w:r>
-      <w:r>
-        <w:rPr>
-          <w:rFonts w:ascii="Roboto" w:hAnsi="Roboto"/>
-          <w:b/>
-          <w:bCs/>
-          <w:color w:val="7030A0"/>
-          <w:sz w:val="32"/>
-          <w:szCs w:val="32"/>
-          <w:lang w:val="de-DE"/>
-        </w:rPr>
-        <w:t>Carbonsäuren</w:t>
-      </w:r>
-      <w:r>
-        <w:rPr>
-          <w:rFonts w:ascii="Roboto" w:hAnsi="Roboto"/>
-          <w:color w:val="7030A0"/>
-          <w:sz w:val="32"/>
-          <w:szCs w:val="32"/>
-          <w:lang w:val="de-DE"/>
-        </w:rPr>
-        <w:t xml:space="preserve"> </w:t>
-      </w:r>
-      <w:r>
-        <w:rPr>
-          <w:rFonts w:ascii="Roboto" w:hAnsi="Roboto"/>
-          <w:sz w:val="32"/>
-          <w:szCs w:val="32"/>
-          <w:lang w:val="de-DE"/>
-        </w:rPr>
-        <w:t xml:space="preserve">mit </w:t>
-      </w:r>
-      <w:r>
-        <w:rPr>
-          <w:rFonts w:ascii="Roboto" w:hAnsi="Roboto"/>
-          <w:b/>
-          <w:bCs/>
-          <w:color w:val="00B050"/>
-          <w:sz w:val="32"/>
-          <w:szCs w:val="32"/>
-          <w:lang w:val="de-DE"/>
-        </w:rPr>
-        <w:t>Alkoholen</w:t>
-      </w:r>
-      <w:r>
-        <w:rPr>
-          <w:rFonts w:ascii="Roboto" w:hAnsi="Roboto"/>
-          <w:sz w:val="32"/>
-          <w:szCs w:val="32"/>
-          <w:lang w:val="de-DE"/>
-        </w:rPr>
-        <w:t xml:space="preserve">. (Dabei entsteht </w:t>
-      </w:r>
-      <w:r>
-        <w:rPr>
-          <w:rFonts w:ascii="Roboto" w:hAnsi="Roboto"/>
-          <w:b/>
-          <w:bCs/>
-          <w:color w:val="006666"/>
-          <w:sz w:val="32"/>
-          <w:szCs w:val="32"/>
-          <w:lang w:val="de-DE"/>
-        </w:rPr>
-        <w:t>Wasser</w:t>
-      </w:r>
-      <w:r>
-        <w:rPr>
-          <w:rFonts w:ascii="Roboto" w:hAnsi="Roboto"/>
-          <w:sz w:val="32"/>
-          <w:szCs w:val="32"/>
-          <w:lang w:val="de-DE"/>
-        </w:rPr>
-        <w:t>)</w:t>
-      </w:r>
-    </w:p>
-    <w:p>
-      <w:pPr>
-        <w:jc w:val="center"/>
-        <w:rPr>
-          <w:rFonts w:ascii="Roboto" w:hAnsi="Roboto"/>
-          <w:sz w:val="32"/>
-          <w:szCs w:val="32"/>
-          <w:lang w:val="de-DE"/>
-        </w:rPr>
-      </w:pPr>
-      <w:r>
-        <w:rPr>
-          <w:rFonts w:ascii="Roboto" w:hAnsi="Roboto"/>
-          <w:noProof/>
-          <w:sz w:val="32"/>
-          <w:szCs w:val="32"/>
-          <w:lang w:val="de-DE"/>
-        </w:rPr>
         <w:drawing>
           <wp:inline distT="0" distB="0" distL="0" distR="0" wp14:anchorId="34F3E4EA" wp14:editId="0BA1B4A9">
             <wp:extent cx="5753735" cy="2167255"/>
@@ -19608,7 +22838,7 @@
                     </pic:cNvPicPr>
                   </pic:nvPicPr>
                   <pic:blipFill>
-                    <a:blip r:embed="rId76">
+                    <a:blip r:embed="rId85">
                       <a:extLst>
                         <a:ext uri="{28A0092B-C50C-407E-A947-70E740481C1C}">
                           <a14:useLocalDpi xmlns:a14="http://schemas.microsoft.com/office/drawing/2010/main" val="0"/>
@@ -19873,7 +23103,7 @@
                     <pic:cNvPicPr/>
                   </pic:nvPicPr>
                   <pic:blipFill>
-                    <a:blip r:embed="rId77"/>
+                    <a:blip r:embed="rId86"/>
                     <a:stretch>
                       <a:fillRect/>
                     </a:stretch>
@@ -20057,151 +23287,151 @@
           <w:szCs w:val="32"/>
           <w:lang w:val="de-DE"/>
         </w:rPr>
+        <w:t>Veresterung</w:t>
+      </w:r>
+      <w:r>
+        <w:rPr>
+          <w:rFonts w:ascii="Roboto" w:hAnsi="Roboto"/>
+          <w:sz w:val="32"/>
+          <w:szCs w:val="32"/>
+          <w:lang w:val="de-DE"/>
+        </w:rPr>
+        <w:t xml:space="preserve"> ist eine chemische Reaktion, bei der </w:t>
+      </w:r>
+      <w:r>
+        <w:rPr>
+          <w:rFonts w:ascii="Roboto" w:hAnsi="Roboto"/>
+          <w:b/>
+          <w:bCs/>
+          <w:color w:val="FF0000"/>
+          <w:sz w:val="32"/>
+          <w:szCs w:val="32"/>
+          <w:lang w:val="de-DE"/>
+        </w:rPr>
+        <w:t>eine Säure (meist Carbonsäure)</w:t>
+      </w:r>
+      <w:r>
+        <w:rPr>
+          <w:rFonts w:ascii="Roboto" w:hAnsi="Roboto"/>
+          <w:color w:val="FF0000"/>
+          <w:sz w:val="32"/>
+          <w:szCs w:val="32"/>
+          <w:lang w:val="de-DE"/>
+        </w:rPr>
+        <w:t xml:space="preserve"> </w:t>
+      </w:r>
+      <w:r>
+        <w:rPr>
+          <w:rFonts w:ascii="Roboto" w:hAnsi="Roboto"/>
+          <w:sz w:val="32"/>
+          <w:szCs w:val="32"/>
+          <w:lang w:val="de-DE"/>
+        </w:rPr>
+        <w:t xml:space="preserve">und ein </w:t>
+      </w:r>
+      <w:r>
+        <w:rPr>
+          <w:rFonts w:ascii="Roboto" w:hAnsi="Roboto"/>
+          <w:b/>
+          <w:bCs/>
+          <w:color w:val="0000FF"/>
+          <w:sz w:val="32"/>
+          <w:szCs w:val="32"/>
+          <w:lang w:val="de-DE"/>
+        </w:rPr>
+        <w:t>Alkohol</w:t>
+      </w:r>
+      <w:r>
+        <w:rPr>
+          <w:rFonts w:ascii="Roboto" w:hAnsi="Roboto"/>
+          <w:sz w:val="32"/>
+          <w:szCs w:val="32"/>
+          <w:lang w:val="de-DE"/>
+        </w:rPr>
+        <w:t xml:space="preserve"> reagieren und dabei ein </w:t>
+      </w:r>
+      <w:r>
+        <w:rPr>
+          <w:rFonts w:ascii="Roboto" w:hAnsi="Roboto"/>
+          <w:b/>
+          <w:bCs/>
+          <w:color w:val="FFC000" w:themeColor="accent4"/>
+          <w:sz w:val="32"/>
+          <w:szCs w:val="32"/>
+          <w:lang w:val="de-DE"/>
+        </w:rPr>
+        <w:t>Ester</w:t>
+      </w:r>
+      <w:r>
+        <w:rPr>
+          <w:rFonts w:ascii="Roboto" w:hAnsi="Roboto"/>
+          <w:color w:val="FFC000" w:themeColor="accent4"/>
+          <w:sz w:val="32"/>
+          <w:szCs w:val="32"/>
+          <w:lang w:val="de-DE"/>
+        </w:rPr>
+        <w:t xml:space="preserve"> </w:t>
+      </w:r>
+      <w:r>
+        <w:rPr>
+          <w:rFonts w:ascii="Roboto" w:hAnsi="Roboto"/>
+          <w:sz w:val="32"/>
+          <w:szCs w:val="32"/>
+          <w:lang w:val="de-DE"/>
+        </w:rPr>
+        <w:t xml:space="preserve">und </w:t>
+      </w:r>
+      <w:r>
+        <w:rPr>
+          <w:rFonts w:ascii="Roboto" w:hAnsi="Roboto"/>
+          <w:b/>
+          <w:bCs/>
+          <w:color w:val="002060"/>
+          <w:sz w:val="32"/>
+          <w:szCs w:val="32"/>
+          <w:lang w:val="de-DE"/>
+        </w:rPr>
+        <w:t>Wasser</w:t>
+      </w:r>
+      <w:r>
+        <w:rPr>
+          <w:rFonts w:ascii="Roboto" w:hAnsi="Roboto"/>
+          <w:color w:val="002060"/>
+          <w:sz w:val="32"/>
+          <w:szCs w:val="32"/>
+          <w:lang w:val="de-DE"/>
+        </w:rPr>
+        <w:t xml:space="preserve"> </w:t>
+      </w:r>
+      <w:r>
+        <w:rPr>
+          <w:rFonts w:ascii="Roboto" w:hAnsi="Roboto"/>
+          <w:sz w:val="32"/>
+          <w:szCs w:val="32"/>
+          <w:lang w:val="de-DE"/>
+        </w:rPr>
+        <w:t>entstehen.</w:t>
+      </w:r>
+    </w:p>
+    <w:p>
+      <w:pPr>
+        <w:jc w:val="center"/>
+        <w:rPr>
+          <w:rFonts w:ascii="Roboto" w:hAnsi="Roboto"/>
+          <w:sz w:val="32"/>
+          <w:szCs w:val="32"/>
+          <w:lang w:val="de-DE"/>
+        </w:rPr>
+      </w:pPr>
+      <w:r>
+        <w:rPr>
+          <w:rFonts w:ascii="Roboto" w:hAnsi="Roboto"/>
+          <w:noProof/>
+          <w:sz w:val="32"/>
+          <w:szCs w:val="32"/>
+          <w:lang w:val="de-DE"/>
+        </w:rPr>
         <w:lastRenderedPageBreak/>
-        <w:t>Veresterung</w:t>
-      </w:r>
-      <w:r>
-        <w:rPr>
-          <w:rFonts w:ascii="Roboto" w:hAnsi="Roboto"/>
-          <w:sz w:val="32"/>
-          <w:szCs w:val="32"/>
-          <w:lang w:val="de-DE"/>
-        </w:rPr>
-        <w:t xml:space="preserve"> ist eine chemische Reaktion, bei der </w:t>
-      </w:r>
-      <w:r>
-        <w:rPr>
-          <w:rFonts w:ascii="Roboto" w:hAnsi="Roboto"/>
-          <w:b/>
-          <w:bCs/>
-          <w:color w:val="FF0000"/>
-          <w:sz w:val="32"/>
-          <w:szCs w:val="32"/>
-          <w:lang w:val="de-DE"/>
-        </w:rPr>
-        <w:t>eine Säure (meist Carbonsäure)</w:t>
-      </w:r>
-      <w:r>
-        <w:rPr>
-          <w:rFonts w:ascii="Roboto" w:hAnsi="Roboto"/>
-          <w:color w:val="FF0000"/>
-          <w:sz w:val="32"/>
-          <w:szCs w:val="32"/>
-          <w:lang w:val="de-DE"/>
-        </w:rPr>
-        <w:t xml:space="preserve"> </w:t>
-      </w:r>
-      <w:r>
-        <w:rPr>
-          <w:rFonts w:ascii="Roboto" w:hAnsi="Roboto"/>
-          <w:sz w:val="32"/>
-          <w:szCs w:val="32"/>
-          <w:lang w:val="de-DE"/>
-        </w:rPr>
-        <w:t xml:space="preserve">und ein </w:t>
-      </w:r>
-      <w:r>
-        <w:rPr>
-          <w:rFonts w:ascii="Roboto" w:hAnsi="Roboto"/>
-          <w:b/>
-          <w:bCs/>
-          <w:color w:val="0000FF"/>
-          <w:sz w:val="32"/>
-          <w:szCs w:val="32"/>
-          <w:lang w:val="de-DE"/>
-        </w:rPr>
-        <w:t>Alkohol</w:t>
-      </w:r>
-      <w:r>
-        <w:rPr>
-          <w:rFonts w:ascii="Roboto" w:hAnsi="Roboto"/>
-          <w:sz w:val="32"/>
-          <w:szCs w:val="32"/>
-          <w:lang w:val="de-DE"/>
-        </w:rPr>
-        <w:t xml:space="preserve"> reagieren und dabei ein </w:t>
-      </w:r>
-      <w:r>
-        <w:rPr>
-          <w:rFonts w:ascii="Roboto" w:hAnsi="Roboto"/>
-          <w:b/>
-          <w:bCs/>
-          <w:color w:val="FFC000" w:themeColor="accent4"/>
-          <w:sz w:val="32"/>
-          <w:szCs w:val="32"/>
-          <w:lang w:val="de-DE"/>
-        </w:rPr>
-        <w:t>Ester</w:t>
-      </w:r>
-      <w:r>
-        <w:rPr>
-          <w:rFonts w:ascii="Roboto" w:hAnsi="Roboto"/>
-          <w:color w:val="FFC000" w:themeColor="accent4"/>
-          <w:sz w:val="32"/>
-          <w:szCs w:val="32"/>
-          <w:lang w:val="de-DE"/>
-        </w:rPr>
-        <w:t xml:space="preserve"> </w:t>
-      </w:r>
-      <w:r>
-        <w:rPr>
-          <w:rFonts w:ascii="Roboto" w:hAnsi="Roboto"/>
-          <w:sz w:val="32"/>
-          <w:szCs w:val="32"/>
-          <w:lang w:val="de-DE"/>
-        </w:rPr>
-        <w:t xml:space="preserve">und </w:t>
-      </w:r>
-      <w:r>
-        <w:rPr>
-          <w:rFonts w:ascii="Roboto" w:hAnsi="Roboto"/>
-          <w:b/>
-          <w:bCs/>
-          <w:color w:val="002060"/>
-          <w:sz w:val="32"/>
-          <w:szCs w:val="32"/>
-          <w:lang w:val="de-DE"/>
-        </w:rPr>
-        <w:t>Wasser</w:t>
-      </w:r>
-      <w:r>
-        <w:rPr>
-          <w:rFonts w:ascii="Roboto" w:hAnsi="Roboto"/>
-          <w:color w:val="002060"/>
-          <w:sz w:val="32"/>
-          <w:szCs w:val="32"/>
-          <w:lang w:val="de-DE"/>
-        </w:rPr>
-        <w:t xml:space="preserve"> </w:t>
-      </w:r>
-      <w:r>
-        <w:rPr>
-          <w:rFonts w:ascii="Roboto" w:hAnsi="Roboto"/>
-          <w:sz w:val="32"/>
-          <w:szCs w:val="32"/>
-          <w:lang w:val="de-DE"/>
-        </w:rPr>
-        <w:t>entstehen.</w:t>
-      </w:r>
-    </w:p>
-    <w:p>
-      <w:pPr>
-        <w:jc w:val="center"/>
-        <w:rPr>
-          <w:rFonts w:ascii="Roboto" w:hAnsi="Roboto"/>
-          <w:sz w:val="32"/>
-          <w:szCs w:val="32"/>
-          <w:lang w:val="de-DE"/>
-        </w:rPr>
-      </w:pPr>
-      <w:r>
-        <w:rPr>
-          <w:rFonts w:ascii="Roboto" w:hAnsi="Roboto"/>
-          <w:noProof/>
-          <w:sz w:val="32"/>
-          <w:szCs w:val="32"/>
-          <w:lang w:val="de-DE"/>
-        </w:rPr>
         <w:drawing>
           <wp:inline distT="0" distB="0" distL="0" distR="0" wp14:anchorId="25BFE244" wp14:editId="4D5802AD">
             <wp:extent cx="3474720" cy="2602904"/>
@@ -20218,7 +23448,7 @@
                     <pic:cNvPicPr/>
                   </pic:nvPicPr>
                   <pic:blipFill>
-                    <a:blip r:embed="rId78"/>
+                    <a:blip r:embed="rId87"/>
                     <a:stretch>
                       <a:fillRect/>
                     </a:stretch>
@@ -21546,7 +24776,6 @@
           <w:szCs w:val="32"/>
           <w:lang w:val="de-DE"/>
         </w:rPr>
-        <w:lastRenderedPageBreak/>
         <w:sym w:font="Wingdings" w:char="F0E0"/>
       </w:r>
       <w:r>
@@ -21584,7 +24813,7 @@
       </w:pPr>
     </w:p>
     <w:sectPr>
-      <w:footerReference w:type="default" r:id="rId79"/>
+      <w:footerReference w:type="default" r:id="rId88"/>
       <w:pgSz w:w="11906" w:h="16838"/>
       <w:pgMar w:top="1417" w:right="1417" w:bottom="1417" w:left="1417" w:header="708" w:footer="708" w:gutter="0"/>
       <w:pgNumType w:start="0"/>
@@ -21773,7 +25002,7 @@
                   </v:formulas>
                   <v:path gradientshapeok="t" limo="10800,10800" o:connecttype="custom" o:connectlocs="@8,0;0,@9;@8,@7;@6,@9" textboxrect="@3,@3,@4,@5"/>
                 </v:shapetype>
-                <v:shape id="Akış Çizelgesi: Öteki İşlem 12" o:spid="_x0000_s1026" type="#_x0000_t176" style="position:absolute;margin-left:0;margin-top:0;width:40.35pt;height:34.75pt;z-index:251659264;visibility:visible;mso-wrap-style:square;mso-width-percent:0;mso-height-percent:0;mso-wrap-distance-left:9pt;mso-wrap-distance-top:0;mso-wrap-distance-right:9pt;mso-wrap-distance-bottom:0;mso-position-horizontal:center;mso-position-horizontal-relative:right-margin-area;mso-position-vertical:center;mso-position-vertical-relative:bottom-margin-area;mso-width-percent:0;mso-height-percent:0;mso-width-relative:page;mso-height-relative:page;v-text-anchor:top" o:gfxdata="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" filled="f" fillcolor="#5c83b4" stroked="f" strokecolor="#737373">
+                <v:shape id="Akış Çizelgesi: Öteki İşlem 12" o:spid="_x0000_s1027" type="#_x0000_t176" style="position:absolute;margin-left:0;margin-top:0;width:40.35pt;height:34.75pt;z-index:251659264;visibility:visible;mso-wrap-style:square;mso-width-percent:0;mso-height-percent:0;mso-wrap-distance-left:9pt;mso-wrap-distance-top:0;mso-wrap-distance-right:9pt;mso-wrap-distance-bottom:0;mso-position-horizontal:center;mso-position-horizontal-relative:right-margin-area;mso-position-vertical:center;mso-position-vertical-relative:bottom-margin-area;mso-width-percent:0;mso-height-percent:0;mso-width-relative:page;mso-height-relative:page;v-text-anchor:top" o:gfxdata="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" filled="f" fillcolor="#5c83b4" stroked="f" strokecolor="#737373">
                   <v:textbox>
                     <w:txbxContent>
                       <w:p>
@@ -22252,7 +25481,7 @@
   <w:style w:type="paragraph" w:default="1" w:styleId="Normal">
     <w:name w:val="Normal"/>
     <w:qFormat/>
-    <w:rsid w:val="00167104"/>
+    <w:rsid w:val="00E8713B"/>
   </w:style>
   <w:style w:type="character" w:default="1" w:styleId="VarsaylanParagrafYazTipi">
     <w:name w:val="Default Paragraph Font"/>
